--- a/00-首页/题组Word/习题书/教师版/2-化学平衡.docx
+++ b/00-首页/题组Word/习题书/教师版/2-化学平衡.docx
@@ -2,7 +2,7 @@
 <file path=word/document.xml><?xml version="1.0" encoding="utf-8"?>
 <w:document xmlns:w="http://schemas.openxmlformats.org/wordprocessingml/2006/main" xmlns:m="http://schemas.openxmlformats.org/officeDocument/2006/math" xmlns:r="http://schemas.openxmlformats.org/officeDocument/2006/relationships" xmlns:o="urn:schemas-microsoft-com:office:office" xmlns:v="urn:schemas-microsoft-com:vml" xmlns:w10="urn:schemas-microsoft-com:office:word" xmlns:a="http://schemas.openxmlformats.org/drawingml/2006/main" xmlns:pic="http://schemas.openxmlformats.org/drawingml/2006/picture" xmlns:wp="http://schemas.openxmlformats.org/drawingml/2006/wordprocessingDrawing">
   <w:body>
-    <w:bookmarkStart w:id="29" w:name="第-2-章-化学平衡"/>
+    <w:bookmarkStart w:id="28" w:name="第-2-章-化学平衡"/>
     <w:p>
       <w:pPr>
         <w:spacing w:after="1800" w:before="1200" w:line="276" w:lineRule="auto"/>
@@ -138,7 +138,7 @@
           <w:color w:val="5B6975"/>
           <w:sz w:val="24"/>
         </w:rPr>
-        <w:t>：14</w:t>
+        <w:t>：13</w:t>
       </w:r>
     </w:p>
     <w:p>
@@ -888,7 +888,7 @@
       </w:r>
     </w:p>
     <w:bookmarkEnd w:id="9"/>
-    <w:bookmarkStart w:id="10" w:name="题-改编-06-水盐相图与结晶分离-d4"/>
+    <w:bookmarkStart w:id="10" w:name="题-物平-03-多重平衡耦合-d4"/>
     <w:p>
       <w:pPr>
         <w:pStyle w:val="Heading2"/>
@@ -899,2411 +899,6 @@
           <w:rFonts w:ascii="Times New Roman" w:hAnsi="Times New Roman" w:eastAsia="Times New Roman" w:cs="Times New Roman"/>
         </w:rPr>
         <w:t xml:space="preserve">2.2 </w:t>
-      </w:r>
-      <w:r>
-        <w:rPr>
-          <w:rFonts w:hint="eastAsia" w:ascii="Times New Roman" w:hAnsi="Times New Roman" w:eastAsia="SimHei" w:cs="Times New Roman"/>
-        </w:rPr>
-        <w:t>题</w:t>
-      </w:r>
-      <w:r>
-        <w:rPr>
-          <w:rFonts w:hint="eastAsia" w:ascii="Times New Roman" w:hAnsi="Times New Roman" w:eastAsia="Times New Roman" w:cs="Times New Roman"/>
-        </w:rPr>
-        <w:t>-</w:t>
-      </w:r>
-      <w:r>
-        <w:rPr>
-          <w:rFonts w:hint="eastAsia" w:ascii="Times New Roman" w:hAnsi="Times New Roman" w:eastAsia="SimHei" w:cs="Times New Roman"/>
-        </w:rPr>
-        <w:t>改编</w:t>
-      </w:r>
-      <w:r>
-        <w:rPr>
-          <w:rFonts w:hint="eastAsia" w:ascii="Times New Roman" w:hAnsi="Times New Roman" w:eastAsia="Times New Roman" w:cs="Times New Roman"/>
-        </w:rPr>
-        <w:t>-06-</w:t>
-      </w:r>
-      <w:r>
-        <w:rPr>
-          <w:rFonts w:hint="eastAsia" w:ascii="Times New Roman" w:hAnsi="Times New Roman" w:eastAsia="SimHei" w:cs="Times New Roman"/>
-        </w:rPr>
-        <w:t>水盐相图与结晶分离</w:t>
-      </w:r>
-      <w:r>
-        <w:rPr>
-          <w:rFonts w:ascii="Times New Roman" w:hAnsi="Times New Roman" w:eastAsia="Times New Roman" w:cs="Times New Roman"/>
-        </w:rPr>
-        <w:t xml:space="preserve"> 〔🔵 d4〕</w:t>
-      </w:r>
-    </w:p>
-    <w:p>
-      <w:pPr>
-        <w:pStyle w:val="FirstParagraph"/>
-      </w:pPr>
-      <w:r>
-        <w:rPr>
-          <w:rFonts w:ascii="Times New Roman" w:hAnsi="Times New Roman" w:eastAsia="Times New Roman" w:cs="Times New Roman"/>
-        </w:rPr>
-        <w:t>NaCl-H</w:t>
-      </w:r>
-      <w:r>
-        <w:rPr>
-          <w:rFonts w:ascii="Times New Roman" w:hAnsi="Times New Roman" w:eastAsia="Times New Roman" w:cs="Times New Roman"/>
-          <w:vertAlign w:val="subscript"/>
-        </w:rPr>
-        <w:t>2</w:t>
-      </w:r>
-      <w:r>
-        <w:rPr>
-          <w:rFonts w:ascii="Times New Roman" w:hAnsi="Times New Roman" w:eastAsia="Times New Roman" w:cs="Times New Roman"/>
-        </w:rPr>
-        <w:t xml:space="preserve">O </w:t>
-      </w:r>
-      <w:r>
-        <w:rPr>
-          <w:rFonts w:hint="eastAsia" w:ascii="Times New Roman" w:hAnsi="Times New Roman" w:eastAsia="FangSong" w:cs="Times New Roman"/>
-        </w:rPr>
-        <w:t>二组分体系的相关数据如下</w:t>
-      </w:r>
-      <w:r>
-        <w:rPr>
-          <w:rFonts w:hint="eastAsia" w:ascii="Times New Roman" w:hAnsi="Times New Roman" w:eastAsia="Times New Roman" w:cs="Times New Roman"/>
-        </w:rPr>
-        <w:t>：</w:t>
-      </w:r>
-    </w:p>
-    <w:p>
-      <w:pPr>
-        <w:pStyle w:val="Compact"/>
-        <w:numPr>
-          <w:ilvl w:val="0"/>
-          <w:numId w:val="1004"/>
-        </w:numPr>
-      </w:pPr>
-      <w:r>
-        <w:rPr>
-          <w:rFonts w:ascii="Times New Roman" w:hAnsi="Times New Roman" w:eastAsia="Times New Roman" w:cs="Times New Roman"/>
-        </w:rPr>
-        <w:t xml:space="preserve">NaCl </w:t>
-      </w:r>
-      <w:r>
-        <w:rPr>
-          <w:rFonts w:hint="eastAsia" w:ascii="Times New Roman" w:hAnsi="Times New Roman" w:eastAsia="FangSong" w:cs="Times New Roman"/>
-        </w:rPr>
-        <w:t>的熔点</w:t>
-      </w:r>
-      <w:r>
-        <w:rPr>
-          <w:rFonts w:hint="eastAsia" w:ascii="Times New Roman" w:hAnsi="Times New Roman" w:eastAsia="Times New Roman" w:cs="Times New Roman"/>
-        </w:rPr>
-        <w:t>：801°C</w:t>
-      </w:r>
-    </w:p>
-    <w:p>
-      <w:pPr>
-        <w:pStyle w:val="Compact"/>
-        <w:numPr>
-          <w:ilvl w:val="0"/>
-          <w:numId w:val="1004"/>
-        </w:numPr>
-      </w:pPr>
-      <w:r>
-        <w:rPr>
-          <w:rFonts w:hint="eastAsia" w:ascii="Times New Roman" w:hAnsi="Times New Roman" w:eastAsia="FangSong" w:cs="Times New Roman"/>
-        </w:rPr>
-        <w:t>水的冰点</w:t>
-      </w:r>
-      <w:r>
-        <w:rPr>
-          <w:rFonts w:hint="eastAsia" w:ascii="Times New Roman" w:hAnsi="Times New Roman" w:eastAsia="Times New Roman" w:cs="Times New Roman"/>
-        </w:rPr>
-        <w:t>：0°C</w:t>
-      </w:r>
-    </w:p>
-    <w:p>
-      <w:pPr>
-        <w:pStyle w:val="Compact"/>
-        <w:numPr>
-          <w:ilvl w:val="0"/>
-          <w:numId w:val="1004"/>
-        </w:numPr>
-      </w:pPr>
-      <w:r>
-        <w:rPr>
-          <w:rFonts w:ascii="Times New Roman" w:hAnsi="Times New Roman" w:eastAsia="Times New Roman" w:cs="Times New Roman"/>
-        </w:rPr>
-        <w:t>NaCl·2H</w:t>
-      </w:r>
-      <w:r>
-        <w:rPr>
-          <w:rFonts w:ascii="Times New Roman" w:hAnsi="Times New Roman" w:eastAsia="Times New Roman" w:cs="Times New Roman"/>
-          <w:vertAlign w:val="subscript"/>
-        </w:rPr>
-        <w:t>2</w:t>
-      </w:r>
-      <w:r>
-        <w:rPr>
-          <w:rFonts w:ascii="Times New Roman" w:hAnsi="Times New Roman" w:eastAsia="Times New Roman" w:cs="Times New Roman"/>
-        </w:rPr>
-        <w:t xml:space="preserve">O </w:t>
-      </w:r>
-      <w:r>
-        <w:rPr>
-          <w:rFonts w:hint="eastAsia" w:ascii="Times New Roman" w:hAnsi="Times New Roman" w:eastAsia="FangSong" w:cs="Times New Roman"/>
-        </w:rPr>
-        <w:t>的不一致熔点</w:t>
-      </w:r>
-      <w:r>
-        <w:rPr>
-          <w:rFonts w:hint="eastAsia" w:ascii="Times New Roman" w:hAnsi="Times New Roman" w:eastAsia="Times New Roman" w:cs="Times New Roman"/>
-        </w:rPr>
-        <w:t>：0.15°C（</w:t>
-      </w:r>
-      <w:r>
-        <w:rPr>
-          <w:rFonts w:hint="eastAsia" w:ascii="Times New Roman" w:hAnsi="Times New Roman" w:eastAsia="FangSong" w:cs="Times New Roman"/>
-        </w:rPr>
-        <w:t>在此温度下分解为</w:t>
-      </w:r>
-      <w:r>
-        <w:rPr>
-          <w:rFonts w:ascii="Times New Roman" w:hAnsi="Times New Roman" w:eastAsia="Times New Roman" w:cs="Times New Roman"/>
-        </w:rPr>
-        <w:t xml:space="preserve"> NaCl </w:t>
-      </w:r>
-      <w:r>
-        <w:rPr>
-          <w:rFonts w:hint="eastAsia" w:ascii="Times New Roman" w:hAnsi="Times New Roman" w:eastAsia="FangSong" w:cs="Times New Roman"/>
-        </w:rPr>
-        <w:t>固体和溶液</w:t>
-      </w:r>
-      <w:r>
-        <w:rPr>
-          <w:rFonts w:hint="eastAsia" w:ascii="Times New Roman" w:hAnsi="Times New Roman" w:eastAsia="Times New Roman" w:cs="Times New Roman"/>
-        </w:rPr>
-        <w:t>）</w:t>
-      </w:r>
-    </w:p>
-    <w:p>
-      <w:pPr>
-        <w:pStyle w:val="Compact"/>
-        <w:numPr>
-          <w:ilvl w:val="0"/>
-          <w:numId w:val="1004"/>
-        </w:numPr>
-        <w:spacing w:after="80"/>
-      </w:pPr>
-      <w:r>
-        <w:rPr>
-          <w:rFonts w:ascii="Times New Roman" w:hAnsi="Times New Roman" w:eastAsia="Times New Roman" w:cs="Times New Roman"/>
-        </w:rPr>
-        <w:t xml:space="preserve">NaCl </w:t>
-      </w:r>
-      <w:r>
-        <w:rPr>
-          <w:rFonts w:hint="eastAsia" w:ascii="Times New Roman" w:hAnsi="Times New Roman" w:eastAsia="FangSong" w:cs="Times New Roman"/>
-        </w:rPr>
-        <w:t>在水中的溶解度曲线</w:t>
-      </w:r>
-      <w:r>
-        <w:rPr>
-          <w:rFonts w:hint="eastAsia" w:ascii="Times New Roman" w:hAnsi="Times New Roman" w:eastAsia="Times New Roman" w:cs="Times New Roman"/>
-        </w:rPr>
-        <w:t>（</w:t>
-      </w:r>
-      <w:r>
-        <w:rPr>
-          <w:rFonts w:hint="eastAsia" w:ascii="Times New Roman" w:hAnsi="Times New Roman" w:eastAsia="FangSong" w:cs="Times New Roman"/>
-        </w:rPr>
-        <w:t>简化</w:t>
-      </w:r>
-      <w:r>
-        <w:rPr>
-          <w:rFonts w:hint="eastAsia" w:ascii="Times New Roman" w:hAnsi="Times New Roman" w:eastAsia="Times New Roman" w:cs="Times New Roman"/>
-        </w:rPr>
-        <w:t>）：</w:t>
-      </w:r>
-    </w:p>
-    <w:tbl>
-      <w:tblPr>
-        <w:tblStyle w:val="Table"/>
-        <w:tblW w:type="auto" w:w="0"/>
-        <w:tblLook w:firstRow="1" w:lastRow="0" w:firstColumn="0" w:lastColumn="0" w:noHBand="0" w:noVBand="0" w:val="0020"/>
-      </w:tblPr>
-      <w:tblGrid>
-        <w:gridCol w:w="3960"/>
-        <w:gridCol w:w="3960"/>
-      </w:tblGrid>
-      <w:tr>
-        <w:trPr>
-          <w:tblHeader w:val="on"/>
-        </w:trPr>
-        <w:tc>
-          <w:tcPr/>
-          <w:p>
-            <w:pPr>
-              <w:pStyle w:val="Compact"/>
-              <w:jc w:val="center"/>
-            </w:pPr>
-            <w:r>
-              <w:rPr>
-                <w:rFonts w:hint="eastAsia" w:ascii="Times New Roman" w:hAnsi="Times New Roman" w:eastAsia="SimHei" w:cs="Times New Roman"/>
-                <w:b/>
-              </w:rPr>
-              <w:t xml:space="preserve">温度</w:t>
-            </w:r>
-            <w:r>
-              <w:rPr>
-                <w:rFonts w:ascii="Times New Roman" w:hAnsi="Times New Roman" w:eastAsia="Times New Roman" w:cs="Times New Roman"/>
-                <w:b/>
-              </w:rPr>
-              <w:t xml:space="preserve"> (°C)</w:t>
-            </w:r>
-          </w:p>
-        </w:tc>
-        <w:tc>
-          <w:tcPr/>
-          <w:p>
-            <w:pPr>
-              <w:pStyle w:val="Compact"/>
-              <w:jc w:val="center"/>
-            </w:pPr>
-            <w:r>
-              <w:rPr>
-                <w:rFonts w:hint="eastAsia" w:ascii="Times New Roman" w:hAnsi="Times New Roman" w:eastAsia="SimHei" w:cs="Times New Roman"/>
-                <w:b/>
-              </w:rPr>
-              <w:t xml:space="preserve">溶解度</w:t>
-            </w:r>
-            <w:r>
-              <w:rPr>
-                <w:rFonts w:ascii="Times New Roman" w:hAnsi="Times New Roman" w:eastAsia="Times New Roman" w:cs="Times New Roman"/>
-                <w:b/>
-              </w:rPr>
-              <w:t xml:space="preserve"> (g NaCl / 100 g H</w:t>
-            </w:r>
-            <w:r>
-              <w:rPr>
-                <w:rFonts w:ascii="Times New Roman" w:hAnsi="Times New Roman" w:eastAsia="Times New Roman" w:cs="Times New Roman"/>
-                <w:b/>
-                <w:vertAlign w:val="subscript"/>
-              </w:rPr>
-              <w:t>2</w:t>
-            </w:r>
-            <w:r>
-              <w:rPr>
-                <w:rFonts w:ascii="Times New Roman" w:hAnsi="Times New Roman" w:eastAsia="Times New Roman" w:cs="Times New Roman"/>
-                <w:b/>
-              </w:rPr>
-              <w:t>O)</w:t>
-            </w:r>
-          </w:p>
-        </w:tc>
-      </w:tr>
-      <w:tr>
-        <w:tc>
-          <w:tcPr/>
-          <w:p>
-            <w:pPr>
-              <w:pStyle w:val="Compact"/>
-              <w:jc w:val="center"/>
-            </w:pPr>
-            <w:r>
-              <w:rPr>
-                <w:rFonts w:ascii="Times New Roman" w:hAnsi="Times New Roman" w:eastAsia="Times New Roman" w:cs="Times New Roman"/>
-              </w:rPr>
-              <w:t xml:space="preserve">-10</w:t>
-            </w:r>
-          </w:p>
-        </w:tc>
-        <w:tc>
-          <w:tcPr/>
-          <w:p>
-            <w:pPr>
-              <w:pStyle w:val="Compact"/>
-              <w:jc w:val="center"/>
-            </w:pPr>
-            <w:r>
-              <w:rPr>
-                <w:rFonts w:ascii="Times New Roman" w:hAnsi="Times New Roman" w:eastAsia="Times New Roman" w:cs="Times New Roman"/>
-              </w:rPr>
-              <w:t xml:space="preserve">25.0</w:t>
-            </w:r>
-          </w:p>
-        </w:tc>
-      </w:tr>
-      <w:tr>
-        <w:tc>
-          <w:tcPr/>
-          <w:p>
-            <w:pPr>
-              <w:pStyle w:val="Compact"/>
-              <w:jc w:val="center"/>
-            </w:pPr>
-            <w:r>
-              <w:rPr>
-                <w:rFonts w:ascii="Times New Roman" w:hAnsi="Times New Roman" w:eastAsia="Times New Roman" w:cs="Times New Roman"/>
-              </w:rPr>
-              <w:t xml:space="preserve">-21.1</w:t>
-            </w:r>
-          </w:p>
-        </w:tc>
-        <w:tc>
-          <w:tcPr/>
-          <w:p>
-            <w:pPr>
-              <w:pStyle w:val="Compact"/>
-              <w:jc w:val="center"/>
-            </w:pPr>
-            <w:r>
-              <w:rPr>
-                <w:rFonts w:hint="eastAsia" w:ascii="Times New Roman" w:hAnsi="Times New Roman" w:eastAsia="Times New Roman" w:cs="Times New Roman"/>
-              </w:rPr>
-              <w:t>35.7（</w:t>
-            </w:r>
-            <w:r>
-              <w:rPr>
-                <w:rFonts w:hint="eastAsia" w:ascii="Times New Roman" w:hAnsi="Times New Roman" w:eastAsia="FangSong" w:cs="Times New Roman"/>
-              </w:rPr>
-              <w:t>共晶点</w:t>
-            </w:r>
-            <w:r>
-              <w:rPr>
-                <w:rFonts w:hint="eastAsia" w:ascii="Times New Roman" w:hAnsi="Times New Roman" w:eastAsia="Times New Roman" w:cs="Times New Roman"/>
-              </w:rPr>
-              <w:t>）</w:t>
-            </w:r>
-          </w:p>
-        </w:tc>
-      </w:tr>
-      <w:tr>
-        <w:tc>
-          <w:tcPr/>
-          <w:p>
-            <w:pPr>
-              <w:pStyle w:val="Compact"/>
-              <w:jc w:val="center"/>
-            </w:pPr>
-            <w:r>
-              <w:rPr>
-                <w:rFonts w:ascii="Times New Roman" w:hAnsi="Times New Roman" w:eastAsia="Times New Roman" w:cs="Times New Roman"/>
-              </w:rPr>
-              <w:t xml:space="preserve">0</w:t>
-            </w:r>
-          </w:p>
-        </w:tc>
-        <w:tc>
-          <w:tcPr/>
-          <w:p>
-            <w:pPr>
-              <w:pStyle w:val="Compact"/>
-              <w:jc w:val="center"/>
-            </w:pPr>
-            <w:r>
-              <w:rPr>
-                <w:rFonts w:ascii="Times New Roman" w:hAnsi="Times New Roman" w:eastAsia="Times New Roman" w:cs="Times New Roman"/>
-              </w:rPr>
-              <w:t xml:space="preserve">35.7</w:t>
-            </w:r>
-          </w:p>
-        </w:tc>
-      </w:tr>
-      <w:tr>
-        <w:tc>
-          <w:tcPr/>
-          <w:p>
-            <w:pPr>
-              <w:pStyle w:val="Compact"/>
-              <w:jc w:val="center"/>
-            </w:pPr>
-            <w:r>
-              <w:rPr>
-                <w:rFonts w:ascii="Times New Roman" w:hAnsi="Times New Roman" w:eastAsia="Times New Roman" w:cs="Times New Roman"/>
-              </w:rPr>
-              <w:t xml:space="preserve">20</w:t>
-            </w:r>
-          </w:p>
-        </w:tc>
-        <w:tc>
-          <w:tcPr/>
-          <w:p>
-            <w:pPr>
-              <w:pStyle w:val="Compact"/>
-              <w:jc w:val="center"/>
-            </w:pPr>
-            <w:r>
-              <w:rPr>
-                <w:rFonts w:ascii="Times New Roman" w:hAnsi="Times New Roman" w:eastAsia="Times New Roman" w:cs="Times New Roman"/>
-              </w:rPr>
-              <w:t xml:space="preserve">36.0</w:t>
-            </w:r>
-          </w:p>
-        </w:tc>
-      </w:tr>
-      <w:tr>
-        <w:tc>
-          <w:tcPr/>
-          <w:p>
-            <w:pPr>
-              <w:pStyle w:val="Compact"/>
-              <w:jc w:val="center"/>
-            </w:pPr>
-            <w:r>
-              <w:rPr>
-                <w:rFonts w:ascii="Times New Roman" w:hAnsi="Times New Roman" w:eastAsia="Times New Roman" w:cs="Times New Roman"/>
-              </w:rPr>
-              <w:t xml:space="preserve">100</w:t>
-            </w:r>
-          </w:p>
-        </w:tc>
-        <w:tc>
-          <w:tcPr/>
-          <w:p>
-            <w:pPr>
-              <w:pStyle w:val="Compact"/>
-              <w:jc w:val="center"/>
-            </w:pPr>
-            <w:r>
-              <w:rPr>
-                <w:rFonts w:ascii="Times New Roman" w:hAnsi="Times New Roman" w:eastAsia="Times New Roman" w:cs="Times New Roman"/>
-              </w:rPr>
-              <w:t xml:space="preserve">39.8</w:t>
-            </w:r>
-          </w:p>
-        </w:tc>
-      </w:tr>
-    </w:tbl>
-    <w:p>
-      <w:pPr>
-        <w:numPr>
-          <w:ilvl w:val="0"/>
-          <w:numId w:val="1005"/>
-        </w:numPr>
-        <w:spacing w:before="120"/>
-      </w:pPr>
-      <w:r>
-        <w:rPr>
-          <w:rFonts w:hint="eastAsia" w:ascii="Times New Roman" w:hAnsi="Times New Roman" w:eastAsia="FangSong" w:cs="Times New Roman"/>
-        </w:rPr>
-        <w:t xml:space="preserve">画出</w:t>
-      </w:r>
-      <w:r>
-        <w:rPr>
-          <w:rFonts w:ascii="Times New Roman" w:hAnsi="Times New Roman" w:eastAsia="Times New Roman" w:cs="Times New Roman"/>
-        </w:rPr>
-        <w:t xml:space="preserve"> NaCl-H</w:t>
-      </w:r>
-      <w:r>
-        <w:rPr>
-          <w:rFonts w:ascii="Times New Roman" w:hAnsi="Times New Roman" w:eastAsia="Times New Roman" w:cs="Times New Roman"/>
-          <w:vertAlign w:val="subscript"/>
-        </w:rPr>
-        <w:t>2</w:t>
-      </w:r>
-      <w:r>
-        <w:rPr>
-          <w:rFonts w:ascii="Times New Roman" w:hAnsi="Times New Roman" w:eastAsia="Times New Roman" w:cs="Times New Roman"/>
-        </w:rPr>
-        <w:t xml:space="preserve">O </w:t>
-      </w:r>
-      <w:r>
-        <w:rPr>
-          <w:rFonts w:hint="eastAsia" w:ascii="Times New Roman" w:hAnsi="Times New Roman" w:eastAsia="FangSong" w:cs="Times New Roman"/>
-        </w:rPr>
-        <w:t>体系在低温区</w:t>
-      </w:r>
-      <w:r>
-        <w:rPr>
-          <w:rFonts w:hint="eastAsia" w:ascii="Times New Roman" w:hAnsi="Times New Roman" w:eastAsia="Times New Roman" w:cs="Times New Roman"/>
-        </w:rPr>
-        <w:t>（-30°C</w:t>
-      </w:r>
-      <w:r>
-        <w:rPr>
-          <w:rFonts w:ascii="Times New Roman" w:hAnsi="Times New Roman" w:eastAsia="Times New Roman" w:cs="Times New Roman"/>
-        </w:rPr>
-        <w:t xml:space="preserve"> </w:t>
-      </w:r>
-      <w:r>
-        <w:rPr>
-          <w:rFonts w:hint="eastAsia" w:ascii="Times New Roman" w:hAnsi="Times New Roman" w:eastAsia="FangSong" w:cs="Times New Roman"/>
-        </w:rPr>
-        <w:t xml:space="preserve">到</w:t>
-      </w:r>
-      <w:r>
-        <w:rPr>
-          <w:rFonts w:ascii="Times New Roman" w:hAnsi="Times New Roman" w:eastAsia="Times New Roman" w:cs="Times New Roman"/>
-        </w:rPr>
-        <w:t xml:space="preserve"> </w:t>
-      </w:r>
-      <w:r>
-        <w:rPr>
-          <w:rFonts w:hint="eastAsia" w:ascii="Times New Roman" w:hAnsi="Times New Roman" w:eastAsia="Times New Roman" w:cs="Times New Roman"/>
-        </w:rPr>
-        <w:t>10°C）</w:t>
-      </w:r>
-      <w:r>
-        <w:rPr>
-          <w:rFonts w:hint="eastAsia" w:ascii="Times New Roman" w:hAnsi="Times New Roman" w:eastAsia="FangSong" w:cs="Times New Roman"/>
-        </w:rPr>
-        <w:t>的相图示意图</w:t>
-      </w:r>
-      <w:r>
-        <w:rPr>
-          <w:rFonts w:hint="eastAsia" w:ascii="Times New Roman" w:hAnsi="Times New Roman" w:eastAsia="Times New Roman" w:cs="Times New Roman"/>
-        </w:rPr>
-        <w:t>，</w:t>
-      </w:r>
-      <w:r>
-        <w:rPr>
-          <w:rFonts w:hint="eastAsia" w:ascii="Times New Roman" w:hAnsi="Times New Roman" w:eastAsia="FangSong" w:cs="Times New Roman"/>
-        </w:rPr>
-        <w:t>标注各相区</w:t>
-      </w:r>
-      <w:r>
-        <w:rPr>
-          <w:rFonts w:hint="eastAsia" w:ascii="Times New Roman" w:hAnsi="Times New Roman" w:eastAsia="Times New Roman" w:cs="Times New Roman"/>
-        </w:rPr>
-        <w:t>。</w:t>
-      </w:r>
-    </w:p>
-    <w:p>
-      <w:pPr>
-        <w:numPr>
-          <w:ilvl w:val="0"/>
-          <w:numId w:val="1005"/>
-        </w:numPr>
-      </w:pPr>
-      <w:r>
-        <w:rPr>
-          <w:rFonts w:hint="eastAsia" w:ascii="Times New Roman" w:hAnsi="Times New Roman" w:eastAsia="FangSong" w:cs="Times New Roman"/>
-        </w:rPr>
-        <w:t xml:space="preserve">有一杯含有</w:t>
-      </w:r>
-      <w:r>
-        <w:rPr>
-          <w:rFonts w:ascii="Times New Roman" w:hAnsi="Times New Roman" w:eastAsia="Times New Roman" w:cs="Times New Roman"/>
-        </w:rPr>
-        <w:t xml:space="preserve"> 10 g NaCl </w:t>
-      </w:r>
-      <w:r>
-        <w:rPr>
-          <w:rFonts w:hint="eastAsia" w:ascii="Times New Roman" w:hAnsi="Times New Roman" w:eastAsia="FangSong" w:cs="Times New Roman"/>
-        </w:rPr>
-        <w:t xml:space="preserve">和</w:t>
-      </w:r>
-      <w:r>
-        <w:rPr>
-          <w:rFonts w:ascii="Times New Roman" w:hAnsi="Times New Roman" w:eastAsia="Times New Roman" w:cs="Times New Roman"/>
-        </w:rPr>
-        <w:t xml:space="preserve"> 100 g </w:t>
-      </w:r>
-      <w:r>
-        <w:rPr>
-          <w:rFonts w:hint="eastAsia" w:ascii="Times New Roman" w:hAnsi="Times New Roman" w:eastAsia="FangSong" w:cs="Times New Roman"/>
-        </w:rPr>
-        <w:t>水的溶液</w:t>
-      </w:r>
-      <w:r>
-        <w:rPr>
-          <w:rFonts w:hint="eastAsia" w:ascii="Times New Roman" w:hAnsi="Times New Roman" w:eastAsia="Times New Roman" w:cs="Times New Roman"/>
-        </w:rPr>
-        <w:t>，</w:t>
-      </w:r>
-      <w:r>
-        <w:rPr>
-          <w:rFonts w:hint="eastAsia" w:ascii="Times New Roman" w:hAnsi="Times New Roman" w:eastAsia="FangSong" w:cs="Times New Roman"/>
-        </w:rPr>
-        <w:t>从</w:t>
-      </w:r>
-      <w:r>
-        <w:rPr>
-          <w:rFonts w:ascii="Times New Roman" w:hAnsi="Times New Roman" w:eastAsia="Times New Roman" w:cs="Times New Roman"/>
-        </w:rPr>
-        <w:t xml:space="preserve"> 20°C </w:t>
-      </w:r>
-      <w:r>
-        <w:rPr>
-          <w:rFonts w:hint="eastAsia" w:ascii="Times New Roman" w:hAnsi="Times New Roman" w:eastAsia="FangSong" w:cs="Times New Roman"/>
-        </w:rPr>
-        <w:t>开始冷却</w:t>
-      </w:r>
-      <w:r>
-        <w:rPr>
-          <w:rFonts w:hint="eastAsia" w:ascii="Times New Roman" w:hAnsi="Times New Roman" w:eastAsia="Times New Roman" w:cs="Times New Roman"/>
-        </w:rPr>
-        <w:t>。</w:t>
-      </w:r>
-      <w:r>
-        <w:rPr>
-          <w:rFonts w:hint="eastAsia" w:ascii="Times New Roman" w:hAnsi="Times New Roman" w:eastAsia="FangSong" w:cs="Times New Roman"/>
-        </w:rPr>
-        <w:t>描述冷却过程中各阶段发生的变化</w:t>
-      </w:r>
-      <w:r>
-        <w:rPr>
-          <w:rFonts w:hint="eastAsia" w:ascii="Times New Roman" w:hAnsi="Times New Roman" w:eastAsia="Times New Roman" w:cs="Times New Roman"/>
-        </w:rPr>
-        <w:t>，</w:t>
-      </w:r>
-      <w:r>
-        <w:rPr>
-          <w:rFonts w:hint="eastAsia" w:ascii="Times New Roman" w:hAnsi="Times New Roman" w:eastAsia="FangSong" w:cs="Times New Roman"/>
-        </w:rPr>
-        <w:t>说明在什么温度开始析出什么固体</w:t>
-      </w:r>
-      <w:r>
-        <w:rPr>
-          <w:rFonts w:hint="eastAsia" w:ascii="Times New Roman" w:hAnsi="Times New Roman" w:eastAsia="Times New Roman" w:cs="Times New Roman"/>
-        </w:rPr>
-        <w:t>。</w:t>
-      </w:r>
-    </w:p>
-    <w:p>
-      <w:pPr>
-        <w:numPr>
-          <w:ilvl w:val="0"/>
-          <w:numId w:val="1005"/>
-        </w:numPr>
-      </w:pPr>
-      <w:r>
-        <w:rPr>
-          <w:rFonts w:hint="eastAsia" w:ascii="Times New Roman" w:hAnsi="Times New Roman" w:eastAsia="FangSong" w:cs="Times New Roman"/>
-        </w:rPr>
-        <w:t>利用相图解释为什么撒盐可以融雪</w:t>
-      </w:r>
-      <w:r>
-        <w:rPr>
-          <w:rFonts w:hint="eastAsia" w:ascii="Times New Roman" w:hAnsi="Times New Roman" w:eastAsia="Times New Roman" w:cs="Times New Roman"/>
-        </w:rPr>
-        <w:t>，</w:t>
-      </w:r>
-      <w:r>
-        <w:rPr>
-          <w:rFonts w:hint="eastAsia" w:ascii="Times New Roman" w:hAnsi="Times New Roman" w:eastAsia="FangSong" w:cs="Times New Roman"/>
-        </w:rPr>
-        <w:t>但当温度低于</w:t>
-      </w:r>
-      <w:r>
-        <w:rPr>
-          <w:rFonts w:ascii="Times New Roman" w:hAnsi="Times New Roman" w:eastAsia="Times New Roman" w:cs="Times New Roman"/>
-        </w:rPr>
-        <w:t xml:space="preserve"> -21.1°C </w:t>
-      </w:r>
-      <w:r>
-        <w:rPr>
-          <w:rFonts w:hint="eastAsia" w:ascii="Times New Roman" w:hAnsi="Times New Roman" w:eastAsia="FangSong" w:cs="Times New Roman"/>
-        </w:rPr>
-        <w:t>时撒盐效果变差</w:t>
-      </w:r>
-      <w:r>
-        <w:rPr>
-          <w:rFonts w:hint="eastAsia" w:ascii="Times New Roman" w:hAnsi="Times New Roman" w:eastAsia="Times New Roman" w:cs="Times New Roman"/>
-        </w:rPr>
-        <w:t>。</w:t>
-      </w:r>
-    </w:p>
-    <w:p>
-      <w:pPr>
-        <w:pStyle w:val="FirstParagraph"/>
-      </w:pPr>
-      <w:r>
-        <w:rPr>
-          <w:rFonts w:ascii="Times New Roman" w:hAnsi="Times New Roman" w:eastAsia="Times New Roman" w:cs="Times New Roman"/>
-        </w:rPr>
-        <w:t xml:space="preserve">📌 </w:t>
-      </w:r>
-      <w:r>
-        <w:rPr>
-          <w:rFonts w:hint="eastAsia" w:ascii="Times New Roman" w:hAnsi="Times New Roman" w:eastAsia="FangSong" w:cs="Times New Roman"/>
-        </w:rPr>
-        <w:t>图片待补</w:t>
-      </w:r>
-      <w:r>
-        <w:rPr>
-          <w:rFonts w:hint="eastAsia" w:ascii="Times New Roman" w:hAnsi="Times New Roman" w:eastAsia="Times New Roman" w:cs="Times New Roman"/>
-        </w:rPr>
-        <w:t>：NaCl-H</w:t>
-      </w:r>
-      <w:r>
-        <w:rPr>
-          <w:rFonts w:hint="eastAsia" w:ascii="Times New Roman" w:hAnsi="Times New Roman" w:eastAsia="Times New Roman" w:cs="Times New Roman"/>
-          <w:vertAlign w:val="subscript"/>
-        </w:rPr>
-        <w:t>2</w:t>
-      </w:r>
-      <w:r>
-        <w:rPr>
-          <w:rFonts w:hint="eastAsia" w:ascii="Times New Roman" w:hAnsi="Times New Roman" w:eastAsia="Times New Roman" w:cs="Times New Roman"/>
-        </w:rPr>
-        <w:t>O</w:t>
-      </w:r>
-      <w:r>
-        <w:rPr>
-          <w:rFonts w:ascii="Times New Roman" w:hAnsi="Times New Roman" w:eastAsia="Times New Roman" w:cs="Times New Roman"/>
-        </w:rPr>
-        <w:t xml:space="preserve"> </w:t>
-      </w:r>
-      <w:r>
-        <w:rPr>
-          <w:rFonts w:hint="eastAsia" w:ascii="Times New Roman" w:hAnsi="Times New Roman" w:eastAsia="FangSong" w:cs="Times New Roman"/>
-        </w:rPr>
-        <w:t>低温区相图</w:t>
-      </w:r>
-      <w:r>
-        <w:rPr>
-          <w:rFonts w:hint="eastAsia" w:ascii="Times New Roman" w:hAnsi="Times New Roman" w:eastAsia="Times New Roman" w:cs="Times New Roman"/>
-        </w:rPr>
-        <w:t>（</w:t>
-      </w:r>
-      <w:r>
-        <w:rPr>
-          <w:rFonts w:hint="eastAsia" w:ascii="Times New Roman" w:hAnsi="Times New Roman" w:eastAsia="FangSong" w:cs="Times New Roman"/>
-        </w:rPr>
-        <w:t>原错配通用</w:t>
-      </w:r>
-      <w:r>
-        <w:rPr>
-          <w:rFonts w:ascii="Times New Roman" w:hAnsi="Times New Roman" w:eastAsia="Times New Roman" w:cs="Times New Roman"/>
-        </w:rPr>
-        <w:t xml:space="preserve"> water-phase-diagram.png </w:t>
-      </w:r>
-      <w:r>
-        <w:rPr>
-          <w:rFonts w:hint="eastAsia" w:ascii="Times New Roman" w:hAnsi="Times New Roman" w:eastAsia="FangSong" w:cs="Times New Roman"/>
-        </w:rPr>
-        <w:t>已删除</w:t>
-      </w:r>
-      <w:r>
-        <w:rPr>
-          <w:rFonts w:hint="eastAsia" w:ascii="Times New Roman" w:hAnsi="Times New Roman" w:eastAsia="Times New Roman" w:cs="Times New Roman"/>
-        </w:rPr>
-        <w:t>）</w:t>
-      </w:r>
-    </w:p>
-    <w:p>
-      <w:pPr>
-        <w:pStyle w:val="BodyText"/>
-      </w:pPr>
-      <w:r>
-        <w:rPr>
-          <w:rFonts w:ascii="Times New Roman" w:hAnsi="Times New Roman" w:eastAsia="Times New Roman" w:cs="Times New Roman"/>
-        </w:rPr>
-        <w:t xml:space="preserve">📖 </w:t>
-      </w:r>
-      <w:r>
-        <w:rPr>
-          <w:rFonts w:hint="eastAsia" w:ascii="Times New Roman" w:hAnsi="Times New Roman" w:eastAsia="FangSong" w:cs="Times New Roman"/>
-        </w:rPr>
-        <w:t xml:space="preserve">查看答案</w:t>
-      </w:r>
-    </w:p>
-    <w:p>
-      <w:pPr>
-        <w:pStyle w:val="BodyText"/>
-      </w:pPr>
-      <w:r>
-        <w:rPr>
-          <w:rFonts w:ascii="Times New Roman" w:hAnsi="Times New Roman" w:eastAsia="Times New Roman" w:cs="Times New Roman"/>
-          <w:b/>
-          <w:bCs/>
-        </w:rPr>
-        <w:t xml:space="preserve">(a) </w:t>
-      </w:r>
-      <w:r>
-        <w:rPr>
-          <w:rFonts w:hint="eastAsia" w:ascii="Times New Roman" w:hAnsi="Times New Roman" w:eastAsia="FangSong" w:cs="Times New Roman"/>
-          <w:b/>
-          <w:bCs/>
-        </w:rPr>
-        <w:t>低温区相图示意</w:t>
-      </w:r>
-      <w:r>
-        <w:rPr>
-          <w:rFonts w:hint="eastAsia" w:ascii="Times New Roman" w:hAnsi="Times New Roman" w:eastAsia="Times New Roman" w:cs="Times New Roman"/>
-          <w:b/>
-          <w:bCs/>
-        </w:rPr>
-        <w:t>：</w:t>
-      </w:r>
-    </w:p>
-    <w:p>
-      <w:pPr>
-        <w:pStyle w:val="SourceCode"/>
-      </w:pPr>
-      <w:r>
-        <w:rPr>
-          <w:rStyle w:val="VerbatimChar"/>
-          <w:rFonts w:ascii="Times New Roman" w:hAnsi="Times New Roman" w:eastAsia="Times New Roman" w:cs="Times New Roman"/>
-        </w:rPr>
-        <w:t xml:space="preserve">T(°C)</w:t>
-      </w:r>
-      <w:r>
-        <w:rPr>
-          <w:rFonts w:ascii="Times New Roman" w:hAnsi="Times New Roman" w:eastAsia="Times New Roman" w:cs="Times New Roman"/>
-        </w:rPr>
-        <w:br/>
-      </w:r>
-      <w:r>
-        <w:rPr>
-          <w:rStyle w:val="VerbatimChar"/>
-          <w:rFonts w:ascii="Times New Roman" w:hAnsi="Times New Roman" w:eastAsia="Times New Roman" w:cs="Times New Roman"/>
-        </w:rPr>
-        <w:t xml:space="preserve">  0 </w:t>
-      </w:r>
-      <w:r>
-        <w:rPr>
-          <w:rStyle w:val="VerbatimChar"/>
-          <w:rFonts w:hint="eastAsia" w:ascii="Times New Roman" w:hAnsi="Times New Roman" w:eastAsia="Times New Roman" w:cs="Times New Roman"/>
-        </w:rPr>
-        <w:t>|</w:t>
-      </w:r>
-      <w:r>
-        <w:rPr>
-          <w:rStyle w:val="VerbatimChar"/>
-          <w:rFonts w:hint="eastAsia" w:ascii="Times New Roman" w:hAnsi="Times New Roman" w:eastAsia="FangSong" w:cs="Times New Roman"/>
-        </w:rPr>
-        <w:t>冰的熔点</w:t>
-      </w:r>
-      <w:r>
-        <w:rPr>
-          <w:rFonts w:ascii="Times New Roman" w:hAnsi="Times New Roman" w:eastAsia="Times New Roman" w:cs="Times New Roman"/>
-        </w:rPr>
-        <w:br/>
-      </w:r>
-      <w:r>
-        <w:rPr>
-          <w:rStyle w:val="VerbatimChar"/>
-          <w:rFonts w:ascii="Times New Roman" w:hAnsi="Times New Roman" w:eastAsia="Times New Roman" w:cs="Times New Roman"/>
-        </w:rPr>
-        <w:t xml:space="preserve">    |  \  </w:t>
-      </w:r>
-      <w:r>
-        <w:rPr>
-          <w:rStyle w:val="VerbatimChar"/>
-          <w:rFonts w:hint="eastAsia" w:ascii="Times New Roman" w:hAnsi="Times New Roman" w:eastAsia="Times New Roman" w:cs="Times New Roman"/>
-        </w:rPr>
-        <w:t>L(</w:t>
-      </w:r>
-      <w:r>
-        <w:rPr>
-          <w:rStyle w:val="VerbatimChar"/>
-          <w:rFonts w:hint="eastAsia" w:ascii="Times New Roman" w:hAnsi="Times New Roman" w:eastAsia="FangSong" w:cs="Times New Roman"/>
-        </w:rPr>
-        <w:t>溶液</w:t>
-      </w:r>
-      <w:r>
-        <w:rPr>
-          <w:rStyle w:val="VerbatimChar"/>
-          <w:rFonts w:hint="eastAsia" w:ascii="Times New Roman" w:hAnsi="Times New Roman" w:eastAsia="Times New Roman" w:cs="Times New Roman"/>
-        </w:rPr>
-        <w:t>)</w:t>
-      </w:r>
-      <w:r>
-        <w:rPr>
-          <w:rFonts w:ascii="Times New Roman" w:hAnsi="Times New Roman" w:eastAsia="Times New Roman" w:cs="Times New Roman"/>
-        </w:rPr>
-        <w:br/>
-      </w:r>
-      <w:r>
-        <w:rPr>
-          <w:rStyle w:val="VerbatimChar"/>
-          <w:rFonts w:ascii="Times New Roman" w:hAnsi="Times New Roman" w:eastAsia="Times New Roman" w:cs="Times New Roman"/>
-        </w:rPr>
-        <w:t xml:space="preserve">    |   \  L + </w:t>
-      </w:r>
-      <w:r>
-        <w:rPr>
-          <w:rStyle w:val="VerbatimChar"/>
-          <w:rFonts w:hint="eastAsia" w:ascii="Times New Roman" w:hAnsi="Times New Roman" w:eastAsia="FangSong" w:cs="Times New Roman"/>
-        </w:rPr>
-        <w:t xml:space="preserve">冰</w:t>
-      </w:r>
-      <w:r>
-        <w:rPr>
-          <w:rFonts w:ascii="Times New Roman" w:hAnsi="Times New Roman" w:eastAsia="Times New Roman" w:cs="Times New Roman"/>
-        </w:rPr>
-        <w:br/>
-      </w:r>
-      <w:r>
-        <w:rPr>
-          <w:rStyle w:val="VerbatimChar"/>
-          <w:rFonts w:ascii="Times New Roman" w:hAnsi="Times New Roman" w:eastAsia="Times New Roman" w:cs="Times New Roman"/>
-        </w:rPr>
-        <w:t xml:space="preserve">    |    \</w:t>
-      </w:r>
-      <w:r>
-        <w:rPr>
-          <w:rFonts w:ascii="Times New Roman" w:hAnsi="Times New Roman" w:eastAsia="Times New Roman" w:cs="Times New Roman"/>
-        </w:rPr>
-        <w:br/>
-      </w:r>
-      <w:r>
-        <w:rPr>
-          <w:rStyle w:val="VerbatimChar"/>
-          <w:rFonts w:ascii="Times New Roman" w:hAnsi="Times New Roman" w:eastAsia="Times New Roman" w:cs="Times New Roman"/>
-        </w:rPr>
-        <w:t xml:space="preserve">-21.1|----*----------  </w:t>
-      </w:r>
-      <w:r>
-        <w:rPr>
-          <w:rStyle w:val="VerbatimChar"/>
-          <w:rFonts w:hint="eastAsia" w:ascii="Times New Roman" w:hAnsi="Times New Roman" w:eastAsia="FangSong" w:cs="Times New Roman"/>
-        </w:rPr>
-        <w:t>共晶点</w:t>
-      </w:r>
-      <w:r>
-        <w:rPr>
-          <w:rStyle w:val="VerbatimChar"/>
-          <w:rFonts w:hint="eastAsia" w:ascii="Times New Roman" w:hAnsi="Times New Roman" w:eastAsia="Times New Roman" w:cs="Times New Roman"/>
-        </w:rPr>
-        <w:t>（</w:t>
-      </w:r>
-      <w:r>
-        <w:rPr>
-          <w:rStyle w:val="VerbatimChar"/>
-          <w:rFonts w:hint="eastAsia" w:ascii="Times New Roman" w:hAnsi="Times New Roman" w:eastAsia="FangSong" w:cs="Times New Roman"/>
-        </w:rPr>
-        <w:t>最低共熔点</w:t>
-      </w:r>
-      <w:r>
-        <w:rPr>
-          <w:rStyle w:val="VerbatimChar"/>
-          <w:rFonts w:hint="eastAsia" w:ascii="Times New Roman" w:hAnsi="Times New Roman" w:eastAsia="Times New Roman" w:cs="Times New Roman"/>
-        </w:rPr>
-        <w:t>）</w:t>
-      </w:r>
-      <w:r>
-        <w:rPr>
-          <w:rFonts w:ascii="Times New Roman" w:hAnsi="Times New Roman" w:eastAsia="Times New Roman" w:cs="Times New Roman"/>
-        </w:rPr>
-        <w:br/>
-      </w:r>
-      <w:r>
-        <w:rPr>
-          <w:rStyle w:val="VerbatimChar"/>
-          <w:rFonts w:ascii="Times New Roman" w:hAnsi="Times New Roman" w:eastAsia="Times New Roman" w:cs="Times New Roman"/>
-        </w:rPr>
-        <w:t xml:space="preserve">    |     \ L + NaCl</w:t>
-      </w:r>
-      <w:r>
-        <w:rPr>
-          <w:rFonts w:ascii="Times New Roman" w:hAnsi="Times New Roman" w:eastAsia="Times New Roman" w:cs="Times New Roman"/>
-        </w:rPr>
-        <w:br/>
-      </w:r>
-      <w:r>
-        <w:rPr>
-          <w:rStyle w:val="VerbatimChar"/>
-          <w:rFonts w:ascii="Times New Roman" w:hAnsi="Times New Roman" w:eastAsia="Times New Roman" w:cs="Times New Roman"/>
-        </w:rPr>
-        <w:t xml:space="preserve">    |      \</w:t>
-      </w:r>
-      <w:r>
-        <w:rPr>
-          <w:rFonts w:ascii="Times New Roman" w:hAnsi="Times New Roman" w:eastAsia="Times New Roman" w:cs="Times New Roman"/>
-        </w:rPr>
-        <w:br/>
-      </w:r>
-      <w:r>
-        <w:rPr>
-          <w:rStyle w:val="VerbatimChar"/>
-          <w:rFonts w:ascii="Times New Roman" w:hAnsi="Times New Roman" w:eastAsia="Times New Roman" w:cs="Times New Roman"/>
-        </w:rPr>
-        <w:t xml:space="preserve">-30 |       NaCl + </w:t>
-      </w:r>
-      <w:r>
-        <w:rPr>
-          <w:rStyle w:val="VerbatimChar"/>
-          <w:rFonts w:hint="eastAsia" w:ascii="Times New Roman" w:hAnsi="Times New Roman" w:eastAsia="FangSong" w:cs="Times New Roman"/>
-        </w:rPr>
-        <w:t xml:space="preserve">冰</w:t>
-      </w:r>
-      <w:r>
-        <w:rPr>
-          <w:rFonts w:ascii="Times New Roman" w:hAnsi="Times New Roman" w:eastAsia="Times New Roman" w:cs="Times New Roman"/>
-        </w:rPr>
-        <w:br/>
-      </w:r>
-      <w:r>
-        <w:rPr>
-          <w:rStyle w:val="VerbatimChar"/>
-          <w:rFonts w:ascii="Times New Roman" w:hAnsi="Times New Roman" w:eastAsia="Times New Roman" w:cs="Times New Roman"/>
-        </w:rPr>
-        <w:t xml:space="preserve">    +------+--------</w:t>
-      </w:r>
-      <w:r>
-        <w:rPr>
-          <w:rFonts w:ascii="Times New Roman" w:hAnsi="Times New Roman" w:eastAsia="Times New Roman" w:cs="Times New Roman"/>
-        </w:rPr>
-        <w:br/>
-      </w:r>
-      <w:r>
-        <w:rPr>
-          <w:rStyle w:val="VerbatimChar"/>
-          <w:rFonts w:ascii="Times New Roman" w:hAnsi="Times New Roman" w:eastAsia="Times New Roman" w:cs="Times New Roman"/>
-        </w:rPr>
-        <w:t xml:space="preserve">    0     35.7    w(NaCl)/100g H</w:t>
-      </w:r>
-      <w:r>
-        <w:rPr>
-          <w:rStyle w:val="VerbatimChar"/>
-          <w:rFonts w:ascii="Times New Roman" w:hAnsi="Times New Roman" w:eastAsia="Times New Roman" w:cs="Times New Roman"/>
-          <w:vertAlign w:val="subscript"/>
-        </w:rPr>
-        <w:t>2</w:t>
-      </w:r>
-      <w:r>
-        <w:rPr>
-          <w:rStyle w:val="VerbatimChar"/>
-          <w:rFonts w:ascii="Times New Roman" w:hAnsi="Times New Roman" w:eastAsia="Times New Roman" w:cs="Times New Roman"/>
-        </w:rPr>
-        <w:t>O</w:t>
-      </w:r>
-    </w:p>
-    <w:p>
-      <w:pPr>
-        <w:pStyle w:val="FirstParagraph"/>
-      </w:pPr>
-      <w:r>
-        <w:rPr>
-          <w:rFonts w:hint="eastAsia" w:ascii="Times New Roman" w:hAnsi="Times New Roman" w:eastAsia="FangSong" w:cs="Times New Roman"/>
-        </w:rPr>
-        <w:t>各相区标注</w:t>
-      </w:r>
-      <w:r>
-        <w:rPr>
-          <w:rFonts w:hint="eastAsia" w:ascii="Times New Roman" w:hAnsi="Times New Roman" w:eastAsia="Times New Roman" w:cs="Times New Roman"/>
-        </w:rPr>
-        <w:t>：</w:t>
-      </w:r>
-      <w:r>
-        <w:rPr>
-          <w:rFonts w:ascii="Times New Roman" w:hAnsi="Times New Roman" w:eastAsia="Times New Roman" w:cs="Times New Roman"/>
-        </w:rPr>
-        <w:t xml:space="preserve"> </w:t>
-      </w:r>
-      <w:r>
-        <w:rPr>
-          <w:rFonts w:ascii="Times New Roman" w:hAnsi="Times New Roman" w:eastAsia="Times New Roman" w:cs="Times New Roman"/>
-        </w:rPr>
-        <w:t xml:space="preserve">- </w:t>
-      </w:r>
-      <w:r>
-        <w:rPr>
-          <w:rFonts w:hint="eastAsia" w:ascii="Times New Roman" w:hAnsi="Times New Roman" w:eastAsia="FangSong" w:cs="Times New Roman"/>
-        </w:rPr>
-        <w:t>共晶线以上</w:t>
-      </w:r>
-      <w:r>
-        <w:rPr>
-          <w:rFonts w:hint="eastAsia" w:ascii="Times New Roman" w:hAnsi="Times New Roman" w:eastAsia="Times New Roman" w:cs="Times New Roman"/>
-        </w:rPr>
-        <w:t>、</w:t>
-      </w:r>
-      <w:r>
-        <w:rPr>
-          <w:rFonts w:hint="eastAsia" w:ascii="Times New Roman" w:hAnsi="Times New Roman" w:eastAsia="FangSong" w:cs="Times New Roman"/>
-        </w:rPr>
-        <w:t>液相线以上</w:t>
-      </w:r>
-      <w:r>
-        <w:rPr>
-          <w:rFonts w:hint="eastAsia" w:ascii="Times New Roman" w:hAnsi="Times New Roman" w:eastAsia="Times New Roman" w:cs="Times New Roman"/>
-        </w:rPr>
-        <w:t>：L（</w:t>
-      </w:r>
-      <w:r>
-        <w:rPr>
-          <w:rFonts w:hint="eastAsia" w:ascii="Times New Roman" w:hAnsi="Times New Roman" w:eastAsia="FangSong" w:cs="Times New Roman"/>
-        </w:rPr>
-        <w:t>均匀溶液</w:t>
-      </w:r>
-      <w:r>
-        <w:rPr>
-          <w:rFonts w:hint="eastAsia" w:ascii="Times New Roman" w:hAnsi="Times New Roman" w:eastAsia="Times New Roman" w:cs="Times New Roman"/>
-        </w:rPr>
-        <w:t>）</w:t>
-      </w:r>
-      <w:r>
-        <w:rPr>
-          <w:rFonts w:ascii="Times New Roman" w:hAnsi="Times New Roman" w:eastAsia="Times New Roman" w:cs="Times New Roman"/>
-        </w:rPr>
-        <w:t xml:space="preserve"> </w:t>
-      </w:r>
-      <w:r>
-        <w:rPr>
-          <w:rFonts w:ascii="Times New Roman" w:hAnsi="Times New Roman" w:eastAsia="Times New Roman" w:cs="Times New Roman"/>
-        </w:rPr>
-        <w:t xml:space="preserve">- </w:t>
-      </w:r>
-      <w:r>
-        <w:rPr>
-          <w:rFonts w:hint="eastAsia" w:ascii="Times New Roman" w:hAnsi="Times New Roman" w:eastAsia="FangSong" w:cs="Times New Roman"/>
-        </w:rPr>
-        <w:t>左侧</w:t>
-      </w:r>
-      <w:r>
-        <w:rPr>
-          <w:rFonts w:hint="eastAsia" w:ascii="Times New Roman" w:hAnsi="Times New Roman" w:eastAsia="Times New Roman" w:cs="Times New Roman"/>
-        </w:rPr>
-        <w:t>（</w:t>
-      </w:r>
-      <w:r>
-        <w:rPr>
-          <w:rFonts w:hint="eastAsia" w:ascii="Times New Roman" w:hAnsi="Times New Roman" w:eastAsia="FangSong" w:cs="Times New Roman"/>
-        </w:rPr>
-        <w:t>冰的液相线与共晶线之间</w:t>
-      </w:r>
-      <w:r>
-        <w:rPr>
-          <w:rFonts w:hint="eastAsia" w:ascii="Times New Roman" w:hAnsi="Times New Roman" w:eastAsia="Times New Roman" w:cs="Times New Roman"/>
-        </w:rPr>
-        <w:t>）：L</w:t>
-      </w:r>
-      <w:r>
-        <w:rPr>
-          <w:rFonts w:ascii="Times New Roman" w:hAnsi="Times New Roman" w:eastAsia="Times New Roman" w:cs="Times New Roman"/>
-        </w:rPr>
-        <w:t xml:space="preserve"> + </w:t>
-      </w:r>
-      <w:r>
-        <w:rPr>
-          <w:rFonts w:hint="eastAsia" w:ascii="Times New Roman" w:hAnsi="Times New Roman" w:eastAsia="FangSong" w:cs="Times New Roman"/>
-        </w:rPr>
-        <w:t>冰</w:t>
-      </w:r>
-      <w:r>
-        <w:rPr>
-          <w:rFonts w:hint="eastAsia" w:ascii="Times New Roman" w:hAnsi="Times New Roman" w:eastAsia="Times New Roman" w:cs="Times New Roman"/>
-        </w:rPr>
-        <w:t>（</w:t>
-      </w:r>
-      <w:r>
-        <w:rPr>
-          <w:rFonts w:hint="eastAsia" w:ascii="Times New Roman" w:hAnsi="Times New Roman" w:eastAsia="FangSong" w:cs="Times New Roman"/>
-        </w:rPr>
-        <w:t>冰与溶液共存</w:t>
-      </w:r>
-      <w:r>
-        <w:rPr>
-          <w:rFonts w:hint="eastAsia" w:ascii="Times New Roman" w:hAnsi="Times New Roman" w:eastAsia="Times New Roman" w:cs="Times New Roman"/>
-        </w:rPr>
-        <w:t>）</w:t>
-      </w:r>
-      <w:r>
-        <w:rPr>
-          <w:rFonts w:ascii="Times New Roman" w:hAnsi="Times New Roman" w:eastAsia="Times New Roman" w:cs="Times New Roman"/>
-        </w:rPr>
-        <w:t xml:space="preserve"> </w:t>
-      </w:r>
-      <w:r>
-        <w:rPr>
-          <w:rFonts w:ascii="Times New Roman" w:hAnsi="Times New Roman" w:eastAsia="Times New Roman" w:cs="Times New Roman"/>
-        </w:rPr>
-        <w:t xml:space="preserve">- </w:t>
-      </w:r>
-      <w:r>
-        <w:rPr>
-          <w:rFonts w:hint="eastAsia" w:ascii="Times New Roman" w:hAnsi="Times New Roman" w:eastAsia="FangSong" w:cs="Times New Roman"/>
-        </w:rPr>
-        <w:t>右侧</w:t>
-      </w:r>
-      <w:r>
-        <w:rPr>
-          <w:rFonts w:hint="eastAsia" w:ascii="Times New Roman" w:hAnsi="Times New Roman" w:eastAsia="Times New Roman" w:cs="Times New Roman"/>
-        </w:rPr>
-        <w:t>（NaCl</w:t>
-      </w:r>
-      <w:r>
-        <w:rPr>
-          <w:rFonts w:ascii="Times New Roman" w:hAnsi="Times New Roman" w:eastAsia="Times New Roman" w:cs="Times New Roman"/>
-        </w:rPr>
-        <w:t xml:space="preserve"> </w:t>
-      </w:r>
-      <w:r>
-        <w:rPr>
-          <w:rFonts w:hint="eastAsia" w:ascii="Times New Roman" w:hAnsi="Times New Roman" w:eastAsia="FangSong" w:cs="Times New Roman"/>
-        </w:rPr>
-        <w:t>溶解度曲线与共晶线之间</w:t>
-      </w:r>
-      <w:r>
-        <w:rPr>
-          <w:rFonts w:hint="eastAsia" w:ascii="Times New Roman" w:hAnsi="Times New Roman" w:eastAsia="Times New Roman" w:cs="Times New Roman"/>
-        </w:rPr>
-        <w:t>）：L</w:t>
-      </w:r>
-      <w:r>
-        <w:rPr>
-          <w:rFonts w:ascii="Times New Roman" w:hAnsi="Times New Roman" w:eastAsia="Times New Roman" w:cs="Times New Roman"/>
-        </w:rPr>
-        <w:t xml:space="preserve"> + </w:t>
-      </w:r>
-      <w:r>
-        <w:rPr>
-          <w:rFonts w:hint="eastAsia" w:ascii="Times New Roman" w:hAnsi="Times New Roman" w:eastAsia="Times New Roman" w:cs="Times New Roman"/>
-        </w:rPr>
-        <w:t>NaCl(s)（</w:t>
-      </w:r>
-      <w:r>
-        <w:rPr>
-          <w:rFonts w:hint="eastAsia" w:ascii="Times New Roman" w:hAnsi="Times New Roman" w:eastAsia="FangSong" w:cs="Times New Roman"/>
-        </w:rPr>
-        <w:t>固体</w:t>
-      </w:r>
-      <w:r>
-        <w:rPr>
-          <w:rFonts w:ascii="Times New Roman" w:hAnsi="Times New Roman" w:eastAsia="Times New Roman" w:cs="Times New Roman"/>
-        </w:rPr>
-        <w:t xml:space="preserve"> NaCl </w:t>
-      </w:r>
-      <w:r>
-        <w:rPr>
-          <w:rFonts w:hint="eastAsia" w:ascii="Times New Roman" w:hAnsi="Times New Roman" w:eastAsia="FangSong" w:cs="Times New Roman"/>
-        </w:rPr>
-        <w:t>与溶液共存</w:t>
-      </w:r>
-      <w:r>
-        <w:rPr>
-          <w:rFonts w:hint="eastAsia" w:ascii="Times New Roman" w:hAnsi="Times New Roman" w:eastAsia="Times New Roman" w:cs="Times New Roman"/>
-        </w:rPr>
-        <w:t>）</w:t>
-      </w:r>
-      <w:r>
-        <w:rPr>
-          <w:rFonts w:ascii="Times New Roman" w:hAnsi="Times New Roman" w:eastAsia="Times New Roman" w:cs="Times New Roman"/>
-        </w:rPr>
-        <w:t xml:space="preserve"> </w:t>
-      </w:r>
-      <w:r>
-        <w:rPr>
-          <w:rFonts w:ascii="Times New Roman" w:hAnsi="Times New Roman" w:eastAsia="Times New Roman" w:cs="Times New Roman"/>
-        </w:rPr>
-        <w:t xml:space="preserve">- </w:t>
-      </w:r>
-      <w:r>
-        <w:rPr>
-          <w:rFonts w:hint="eastAsia" w:ascii="Times New Roman" w:hAnsi="Times New Roman" w:eastAsia="FangSong" w:cs="Times New Roman"/>
-        </w:rPr>
-        <w:t>共晶线以下</w:t>
-      </w:r>
-      <w:r>
-        <w:rPr>
-          <w:rFonts w:hint="eastAsia" w:ascii="Times New Roman" w:hAnsi="Times New Roman" w:eastAsia="Times New Roman" w:cs="Times New Roman"/>
-        </w:rPr>
-        <w:t>：</w:t>
-      </w:r>
-      <w:r>
-        <w:rPr>
-          <w:rFonts w:hint="eastAsia" w:ascii="Times New Roman" w:hAnsi="Times New Roman" w:eastAsia="FangSong" w:cs="Times New Roman"/>
-        </w:rPr>
-        <w:t>冰</w:t>
-      </w:r>
-      <w:r>
-        <w:rPr>
-          <w:rFonts w:ascii="Times New Roman" w:hAnsi="Times New Roman" w:eastAsia="Times New Roman" w:cs="Times New Roman"/>
-        </w:rPr>
-        <w:t xml:space="preserve"> + </w:t>
-      </w:r>
-      <w:r>
-        <w:rPr>
-          <w:rFonts w:hint="eastAsia" w:ascii="Times New Roman" w:hAnsi="Times New Roman" w:eastAsia="Times New Roman" w:cs="Times New Roman"/>
-        </w:rPr>
-        <w:t>NaCl(s)（</w:t>
-      </w:r>
-      <w:r>
-        <w:rPr>
-          <w:rFonts w:hint="eastAsia" w:ascii="Times New Roman" w:hAnsi="Times New Roman" w:eastAsia="FangSong" w:cs="Times New Roman"/>
-        </w:rPr>
-        <w:t>两固体共存</w:t>
-      </w:r>
-      <w:r>
-        <w:rPr>
-          <w:rFonts w:hint="eastAsia" w:ascii="Times New Roman" w:hAnsi="Times New Roman" w:eastAsia="Times New Roman" w:cs="Times New Roman"/>
-        </w:rPr>
-        <w:t>）</w:t>
-      </w:r>
-    </w:p>
-    <w:p>
-      <w:pPr>
-        <w:pStyle w:val="BodyText"/>
-      </w:pPr>
-      <w:r>
-        <w:rPr>
-          <w:rFonts w:hint="eastAsia" w:ascii="Times New Roman" w:hAnsi="Times New Roman" w:eastAsia="FangSong" w:cs="Times New Roman"/>
-        </w:rPr>
-        <w:t>共晶点</w:t>
-      </w:r>
-      <w:r>
-        <w:rPr>
-          <w:rFonts w:hint="eastAsia" w:ascii="Times New Roman" w:hAnsi="Times New Roman" w:eastAsia="Times New Roman" w:cs="Times New Roman"/>
-        </w:rPr>
-        <w:t>：-21.1°C，</w:t>
-      </w:r>
-      <w:r>
-        <w:rPr>
-          <w:rFonts w:hint="eastAsia" w:ascii="Times New Roman" w:hAnsi="Times New Roman" w:eastAsia="FangSong" w:cs="Times New Roman"/>
-        </w:rPr>
-        <w:t>溶解度</w:t>
-      </w:r>
-      <w:r>
-        <w:rPr>
-          <w:rFonts w:ascii="Times New Roman" w:hAnsi="Times New Roman" w:eastAsia="Times New Roman" w:cs="Times New Roman"/>
-        </w:rPr>
-        <w:t xml:space="preserve"> 35.7 g NaCl / 100 g H</w:t>
-      </w:r>
-      <w:r>
-        <w:rPr>
-          <w:rFonts w:ascii="Times New Roman" w:hAnsi="Times New Roman" w:eastAsia="Times New Roman" w:cs="Times New Roman"/>
-          <w:vertAlign w:val="subscript"/>
-        </w:rPr>
-        <w:t>2</w:t>
-      </w:r>
-      <w:r>
-        <w:rPr>
-          <w:rFonts w:ascii="Times New Roman" w:hAnsi="Times New Roman" w:eastAsia="Times New Roman" w:cs="Times New Roman"/>
-        </w:rPr>
-        <w:t>O</w:t>
-      </w:r>
-    </w:p>
-    <w:p>
-      <w:pPr>
-        <w:pStyle w:val="BodyText"/>
-      </w:pPr>
-      <w:r>
-        <w:rPr>
-          <w:rFonts w:ascii="Times New Roman" w:hAnsi="Times New Roman" w:eastAsia="Times New Roman" w:cs="Times New Roman"/>
-          <w:b/>
-          <w:bCs/>
-        </w:rPr>
-        <w:t xml:space="preserve">(b) </w:t>
-      </w:r>
-      <w:r>
-        <w:rPr>
-          <w:rFonts w:hint="eastAsia" w:ascii="Times New Roman" w:hAnsi="Times New Roman" w:eastAsia="FangSong" w:cs="Times New Roman"/>
-          <w:b/>
-          <w:bCs/>
-        </w:rPr>
-        <w:t>冷却过程描述</w:t>
-      </w:r>
-      <w:r>
-        <w:rPr>
-          <w:rFonts w:hint="eastAsia" w:ascii="Times New Roman" w:hAnsi="Times New Roman" w:eastAsia="Times New Roman" w:cs="Times New Roman"/>
-          <w:b/>
-          <w:bCs/>
-        </w:rPr>
-        <w:t>：</w:t>
-      </w:r>
-    </w:p>
-    <w:p>
-      <w:pPr>
-        <w:pStyle w:val="BodyText"/>
-      </w:pPr>
-      <w:r>
-        <w:rPr>
-          <w:rFonts w:hint="eastAsia" w:ascii="Times New Roman" w:hAnsi="Times New Roman" w:eastAsia="FangSong" w:cs="Times New Roman"/>
-        </w:rPr>
-        <w:t xml:space="preserve">含有</w:t>
-      </w:r>
-      <w:r>
-        <w:rPr>
-          <w:rFonts w:ascii="Times New Roman" w:hAnsi="Times New Roman" w:eastAsia="Times New Roman" w:cs="Times New Roman"/>
-        </w:rPr>
-        <w:t xml:space="preserve"> 10 g NaCl / 100 g H</w:t>
-      </w:r>
-      <w:r>
-        <w:rPr>
-          <w:rFonts w:ascii="Times New Roman" w:hAnsi="Times New Roman" w:eastAsia="Times New Roman" w:cs="Times New Roman"/>
-          <w:vertAlign w:val="subscript"/>
-        </w:rPr>
-        <w:t>2</w:t>
-      </w:r>
-      <w:r>
-        <w:rPr>
-          <w:rFonts w:ascii="Times New Roman" w:hAnsi="Times New Roman" w:eastAsia="Times New Roman" w:cs="Times New Roman"/>
-        </w:rPr>
-        <w:t xml:space="preserve">O </w:t>
-      </w:r>
-      <w:r>
-        <w:rPr>
-          <w:rFonts w:hint="eastAsia" w:ascii="Times New Roman" w:hAnsi="Times New Roman" w:eastAsia="FangSong" w:cs="Times New Roman"/>
-        </w:rPr>
-        <w:t>的溶液</w:t>
-      </w:r>
-      <w:r>
-        <w:rPr>
-          <w:rFonts w:hint="eastAsia" w:ascii="Times New Roman" w:hAnsi="Times New Roman" w:eastAsia="Times New Roman" w:cs="Times New Roman"/>
-        </w:rPr>
-        <w:t>（</w:t>
-      </w:r>
-      <w:r>
-        <w:rPr>
-          <w:rFonts w:hint="eastAsia" w:ascii="Times New Roman" w:hAnsi="Times New Roman" w:eastAsia="FangSong" w:cs="Times New Roman"/>
-        </w:rPr>
-        <w:t>浓度约</w:t>
-      </w:r>
-      <w:r>
-        <w:rPr>
-          <w:rFonts w:ascii="Times New Roman" w:hAnsi="Times New Roman" w:eastAsia="Times New Roman" w:cs="Times New Roman"/>
-        </w:rPr>
-        <w:t xml:space="preserve"> </w:t>
-      </w:r>
-      <w:r>
-        <w:rPr>
-          <w:rFonts w:hint="eastAsia" w:ascii="Times New Roman" w:hAnsi="Times New Roman" w:eastAsia="Times New Roman" w:cs="Times New Roman"/>
-        </w:rPr>
-        <w:t xml:space="preserve">9.1%）：</w:t>
-      </w:r>
-    </w:p>
-    <w:p>
-      <w:pPr>
-        <w:numPr>
-          <w:ilvl w:val="0"/>
-          <w:numId w:val="1006"/>
-        </w:numPr>
-      </w:pPr>
-      <w:r>
-        <w:rPr>
-          <w:rFonts w:ascii="Times New Roman" w:hAnsi="Times New Roman" w:eastAsia="Times New Roman" w:cs="Times New Roman"/>
-          <w:b/>
-          <w:bCs/>
-        </w:rPr>
-        <w:t xml:space="preserve">20°C → </w:t>
-      </w:r>
-      <w:r>
-        <w:rPr>
-          <w:rFonts w:hint="eastAsia" w:ascii="Times New Roman" w:hAnsi="Times New Roman" w:eastAsia="FangSong" w:cs="Times New Roman"/>
-          <w:b/>
-          <w:bCs/>
-        </w:rPr>
-        <w:t xml:space="preserve">约</w:t>
-      </w:r>
-      <w:r>
-        <w:rPr>
-          <w:rFonts w:ascii="Times New Roman" w:hAnsi="Times New Roman" w:eastAsia="Times New Roman" w:cs="Times New Roman"/>
-          <w:b/>
-          <w:bCs/>
-        </w:rPr>
-        <w:t xml:space="preserve"> </w:t>
-      </w:r>
-      <w:r>
-        <w:rPr>
-          <w:rFonts w:hint="eastAsia" w:ascii="Times New Roman" w:hAnsi="Times New Roman" w:eastAsia="Times New Roman" w:cs="Times New Roman"/>
-          <w:b/>
-          <w:bCs/>
-        </w:rPr>
-        <w:t>-6°C（</w:t>
-      </w:r>
-      <w:r>
-        <w:rPr>
-          <w:rFonts w:hint="eastAsia" w:ascii="Times New Roman" w:hAnsi="Times New Roman" w:eastAsia="FangSong" w:cs="Times New Roman"/>
-          <w:b/>
-          <w:bCs/>
-        </w:rPr>
-        <w:t>单相冷却</w:t>
-      </w:r>
-      <w:r>
-        <w:rPr>
-          <w:rFonts w:hint="eastAsia" w:ascii="Times New Roman" w:hAnsi="Times New Roman" w:eastAsia="Times New Roman" w:cs="Times New Roman"/>
-          <w:b/>
-          <w:bCs/>
-        </w:rPr>
-        <w:t>）</w:t>
-      </w:r>
-      <w:r>
-        <w:rPr>
-          <w:rFonts w:hint="eastAsia" w:ascii="Times New Roman" w:hAnsi="Times New Roman" w:eastAsia="Times New Roman" w:cs="Times New Roman"/>
-        </w:rPr>
-        <w:t>：</w:t>
-      </w:r>
-      <w:r>
-        <w:rPr>
-          <w:rFonts w:hint="eastAsia" w:ascii="Times New Roman" w:hAnsi="Times New Roman" w:eastAsia="FangSong" w:cs="Times New Roman"/>
-        </w:rPr>
-        <w:t>溶液为均匀液相</w:t>
-      </w:r>
-      <w:r>
-        <w:rPr>
-          <w:rFonts w:hint="eastAsia" w:ascii="Times New Roman" w:hAnsi="Times New Roman" w:eastAsia="Times New Roman" w:cs="Times New Roman"/>
-        </w:rPr>
-        <w:t>，</w:t>
-      </w:r>
-      <w:r>
-        <w:rPr>
-          <w:rFonts w:hint="eastAsia" w:ascii="Times New Roman" w:hAnsi="Times New Roman" w:eastAsia="FangSong" w:cs="Times New Roman"/>
-        </w:rPr>
-        <w:t>温度持续下降</w:t>
-      </w:r>
-      <w:r>
-        <w:rPr>
-          <w:rFonts w:hint="eastAsia" w:ascii="Times New Roman" w:hAnsi="Times New Roman" w:eastAsia="Times New Roman" w:cs="Times New Roman"/>
-        </w:rPr>
-        <w:t>。</w:t>
-      </w:r>
-      <w:r>
-        <w:rPr>
-          <w:rFonts w:hint="eastAsia" w:ascii="Times New Roman" w:hAnsi="Times New Roman" w:eastAsia="FangSong" w:cs="Times New Roman"/>
-        </w:rPr>
-        <w:t>此阶段溶解度远高于实际浓度</w:t>
-      </w:r>
-      <w:r>
-        <w:rPr>
-          <w:rFonts w:hint="eastAsia" w:ascii="Times New Roman" w:hAnsi="Times New Roman" w:eastAsia="Times New Roman" w:cs="Times New Roman"/>
-        </w:rPr>
-        <w:t>，</w:t>
-      </w:r>
-      <w:r>
-        <w:rPr>
-          <w:rFonts w:hint="eastAsia" w:ascii="Times New Roman" w:hAnsi="Times New Roman" w:eastAsia="FangSong" w:cs="Times New Roman"/>
-        </w:rPr>
-        <w:t>无固体析出</w:t>
-      </w:r>
-      <w:r>
-        <w:rPr>
-          <w:rFonts w:hint="eastAsia" w:ascii="Times New Roman" w:hAnsi="Times New Roman" w:eastAsia="Times New Roman" w:cs="Times New Roman"/>
-        </w:rPr>
-        <w:t>。</w:t>
-      </w:r>
-    </w:p>
-    <w:p>
-      <w:pPr>
-        <w:numPr>
-          <w:ilvl w:val="0"/>
-          <w:numId w:val="1006"/>
-        </w:numPr>
-      </w:pPr>
-      <w:r>
-        <w:rPr>
-          <w:rFonts w:hint="eastAsia" w:ascii="Times New Roman" w:hAnsi="Times New Roman" w:eastAsia="FangSong" w:cs="Times New Roman"/>
-          <w:b/>
-          <w:bCs/>
-        </w:rPr>
-        <w:t xml:space="preserve">约</w:t>
-      </w:r>
-      <w:r>
-        <w:rPr>
-          <w:rFonts w:ascii="Times New Roman" w:hAnsi="Times New Roman" w:eastAsia="Times New Roman" w:cs="Times New Roman"/>
-          <w:b/>
-          <w:bCs/>
-        </w:rPr>
-        <w:t xml:space="preserve"> </w:t>
-      </w:r>
-      <w:r>
-        <w:rPr>
-          <w:rFonts w:hint="eastAsia" w:ascii="Times New Roman" w:hAnsi="Times New Roman" w:eastAsia="Times New Roman" w:cs="Times New Roman"/>
-          <w:b/>
-          <w:bCs/>
-        </w:rPr>
-        <w:t>-6°C（</w:t>
-      </w:r>
-      <w:r>
-        <w:rPr>
-          <w:rFonts w:hint="eastAsia" w:ascii="Times New Roman" w:hAnsi="Times New Roman" w:eastAsia="FangSong" w:cs="Times New Roman"/>
-          <w:b/>
-          <w:bCs/>
-        </w:rPr>
-        <w:t>冰的析出开始</w:t>
-      </w:r>
-      <w:r>
-        <w:rPr>
-          <w:rFonts w:hint="eastAsia" w:ascii="Times New Roman" w:hAnsi="Times New Roman" w:eastAsia="Times New Roman" w:cs="Times New Roman"/>
-          <w:b/>
-          <w:bCs/>
-        </w:rPr>
-        <w:t>）</w:t>
-      </w:r>
-      <w:r>
-        <w:rPr>
-          <w:rFonts w:hint="eastAsia" w:ascii="Times New Roman" w:hAnsi="Times New Roman" w:eastAsia="Times New Roman" w:cs="Times New Roman"/>
-        </w:rPr>
-        <w:t>：</w:t>
-      </w:r>
-      <w:r>
-        <w:rPr>
-          <w:rFonts w:hint="eastAsia" w:ascii="Times New Roman" w:hAnsi="Times New Roman" w:eastAsia="FangSong" w:cs="Times New Roman"/>
-        </w:rPr>
-        <w:t>当温度降至该组成对应的冰的液相线时</w:t>
-      </w:r>
-      <w:r>
-        <w:rPr>
-          <w:rFonts w:hint="eastAsia" w:ascii="Times New Roman" w:hAnsi="Times New Roman" w:eastAsia="Times New Roman" w:cs="Times New Roman"/>
-        </w:rPr>
-        <w:t>，</w:t>
-      </w:r>
-      <w:r>
-        <w:rPr>
-          <w:rFonts w:hint="eastAsia" w:ascii="Times New Roman" w:hAnsi="Times New Roman" w:eastAsia="FangSong" w:cs="Times New Roman"/>
-        </w:rPr>
-        <w:t>开始析出冰晶</w:t>
-      </w:r>
-      <w:r>
-        <w:rPr>
-          <w:rFonts w:hint="eastAsia" w:ascii="Times New Roman" w:hAnsi="Times New Roman" w:eastAsia="Times New Roman" w:cs="Times New Roman"/>
-        </w:rPr>
-        <w:t>。</w:t>
-      </w:r>
-      <w:r>
-        <w:rPr>
-          <w:rFonts w:hint="eastAsia" w:ascii="Times New Roman" w:hAnsi="Times New Roman" w:eastAsia="FangSong" w:cs="Times New Roman"/>
-        </w:rPr>
-        <w:t>此时剩余溶液的</w:t>
-      </w:r>
-      <w:r>
-        <w:rPr>
-          <w:rFonts w:ascii="Times New Roman" w:hAnsi="Times New Roman" w:eastAsia="Times New Roman" w:cs="Times New Roman"/>
-        </w:rPr>
-        <w:t xml:space="preserve"> NaCl </w:t>
-      </w:r>
-      <w:r>
-        <w:rPr>
-          <w:rFonts w:hint="eastAsia" w:ascii="Times New Roman" w:hAnsi="Times New Roman" w:eastAsia="FangSong" w:cs="Times New Roman"/>
-        </w:rPr>
-        <w:t>浓度升高</w:t>
-      </w:r>
-      <w:r>
-        <w:rPr>
-          <w:rFonts w:hint="eastAsia" w:ascii="Times New Roman" w:hAnsi="Times New Roman" w:eastAsia="Times New Roman" w:cs="Times New Roman"/>
-        </w:rPr>
-        <w:t>。</w:t>
-      </w:r>
-    </w:p>
-    <w:p>
-      <w:pPr>
-        <w:numPr>
-          <w:ilvl w:val="0"/>
-          <w:numId w:val="1006"/>
-        </w:numPr>
-      </w:pPr>
-      <w:r>
-        <w:rPr>
-          <w:rFonts w:ascii="Times New Roman" w:hAnsi="Times New Roman" w:eastAsia="Times New Roman" w:cs="Times New Roman"/>
-          <w:b/>
-          <w:bCs/>
-        </w:rPr>
-        <w:t xml:space="preserve">-6°C → </w:t>
-      </w:r>
-      <w:r>
-        <w:rPr>
-          <w:rFonts w:hint="eastAsia" w:ascii="Times New Roman" w:hAnsi="Times New Roman" w:eastAsia="Times New Roman" w:cs="Times New Roman"/>
-          <w:b/>
-          <w:bCs/>
-        </w:rPr>
-        <w:t>-21.1°C（</w:t>
-      </w:r>
-      <w:r>
-        <w:rPr>
-          <w:rFonts w:hint="eastAsia" w:ascii="Times New Roman" w:hAnsi="Times New Roman" w:eastAsia="FangSong" w:cs="Times New Roman"/>
-          <w:b/>
-          <w:bCs/>
-        </w:rPr>
-        <w:t>冰持续析出</w:t>
-      </w:r>
-      <w:r>
-        <w:rPr>
-          <w:rFonts w:hint="eastAsia" w:ascii="Times New Roman" w:hAnsi="Times New Roman" w:eastAsia="Times New Roman" w:cs="Times New Roman"/>
-          <w:b/>
-          <w:bCs/>
-        </w:rPr>
-        <w:t>）</w:t>
-      </w:r>
-      <w:r>
-        <w:rPr>
-          <w:rFonts w:hint="eastAsia" w:ascii="Times New Roman" w:hAnsi="Times New Roman" w:eastAsia="Times New Roman" w:cs="Times New Roman"/>
-        </w:rPr>
-        <w:t>：</w:t>
-      </w:r>
-      <w:r>
-        <w:rPr>
-          <w:rFonts w:hint="eastAsia" w:ascii="Times New Roman" w:hAnsi="Times New Roman" w:eastAsia="FangSong" w:cs="Times New Roman"/>
-        </w:rPr>
-        <w:t>随着冰的析出</w:t>
-      </w:r>
-      <w:r>
-        <w:rPr>
-          <w:rFonts w:hint="eastAsia" w:ascii="Times New Roman" w:hAnsi="Times New Roman" w:eastAsia="Times New Roman" w:cs="Times New Roman"/>
-        </w:rPr>
-        <w:t>，</w:t>
-      </w:r>
-      <w:r>
-        <w:rPr>
-          <w:rFonts w:hint="eastAsia" w:ascii="Times New Roman" w:hAnsi="Times New Roman" w:eastAsia="FangSong" w:cs="Times New Roman"/>
-        </w:rPr>
-        <w:t>溶液中</w:t>
-      </w:r>
-      <w:r>
-        <w:rPr>
-          <w:rFonts w:ascii="Times New Roman" w:hAnsi="Times New Roman" w:eastAsia="Times New Roman" w:cs="Times New Roman"/>
-        </w:rPr>
-        <w:t xml:space="preserve"> NaCl </w:t>
-      </w:r>
-      <w:r>
-        <w:rPr>
-          <w:rFonts w:hint="eastAsia" w:ascii="Times New Roman" w:hAnsi="Times New Roman" w:eastAsia="FangSong" w:cs="Times New Roman"/>
-        </w:rPr>
-        <w:t>浓度不断升高</w:t>
-      </w:r>
-      <w:r>
-        <w:rPr>
-          <w:rFonts w:hint="eastAsia" w:ascii="Times New Roman" w:hAnsi="Times New Roman" w:eastAsia="Times New Roman" w:cs="Times New Roman"/>
-        </w:rPr>
-        <w:t>（</w:t>
-      </w:r>
-      <w:r>
-        <w:rPr>
-          <w:rFonts w:hint="eastAsia" w:ascii="Times New Roman" w:hAnsi="Times New Roman" w:eastAsia="FangSong" w:cs="Times New Roman"/>
-        </w:rPr>
-        <w:t>沿液相线向共晶点移动</w:t>
-      </w:r>
-      <w:r>
-        <w:rPr>
-          <w:rFonts w:hint="eastAsia" w:ascii="Times New Roman" w:hAnsi="Times New Roman" w:eastAsia="Times New Roman" w:cs="Times New Roman"/>
-        </w:rPr>
-        <w:t>），</w:t>
-      </w:r>
-      <w:r>
-        <w:rPr>
-          <w:rFonts w:hint="eastAsia" w:ascii="Times New Roman" w:hAnsi="Times New Roman" w:eastAsia="FangSong" w:cs="Times New Roman"/>
-        </w:rPr>
-        <w:t>温度继续下降</w:t>
-      </w:r>
-      <w:r>
-        <w:rPr>
-          <w:rFonts w:hint="eastAsia" w:ascii="Times New Roman" w:hAnsi="Times New Roman" w:eastAsia="Times New Roman" w:cs="Times New Roman"/>
-        </w:rPr>
-        <w:t>。</w:t>
-      </w:r>
-    </w:p>
-    <w:p>
-      <w:pPr>
-        <w:numPr>
-          <w:ilvl w:val="0"/>
-          <w:numId w:val="1006"/>
-        </w:numPr>
-      </w:pPr>
-      <w:r>
-        <w:rPr>
-          <w:rFonts w:hint="eastAsia" w:ascii="Times New Roman" w:hAnsi="Times New Roman" w:eastAsia="Times New Roman" w:cs="Times New Roman"/>
-          <w:b/>
-          <w:bCs/>
-        </w:rPr>
-        <w:t>-21.1°C（</w:t>
-      </w:r>
-      <w:r>
-        <w:rPr>
-          <w:rFonts w:hint="eastAsia" w:ascii="Times New Roman" w:hAnsi="Times New Roman" w:eastAsia="FangSong" w:cs="Times New Roman"/>
-          <w:b/>
-          <w:bCs/>
-        </w:rPr>
-        <w:t>共晶反应</w:t>
-      </w:r>
-      <w:r>
-        <w:rPr>
-          <w:rFonts w:hint="eastAsia" w:ascii="Times New Roman" w:hAnsi="Times New Roman" w:eastAsia="Times New Roman" w:cs="Times New Roman"/>
-          <w:b/>
-          <w:bCs/>
-        </w:rPr>
-        <w:t>）</w:t>
-      </w:r>
-      <w:r>
-        <w:rPr>
-          <w:rFonts w:hint="eastAsia" w:ascii="Times New Roman" w:hAnsi="Times New Roman" w:eastAsia="Times New Roman" w:cs="Times New Roman"/>
-        </w:rPr>
-        <w:t>：</w:t>
-      </w:r>
-      <w:r>
-        <w:rPr>
-          <w:rFonts w:hint="eastAsia" w:ascii="Times New Roman" w:hAnsi="Times New Roman" w:eastAsia="FangSong" w:cs="Times New Roman"/>
-        </w:rPr>
-        <w:t>溶液浓度达到共晶组成</w:t>
-      </w:r>
-      <w:r>
-        <w:rPr>
-          <w:rFonts w:hint="eastAsia" w:ascii="Times New Roman" w:hAnsi="Times New Roman" w:eastAsia="Times New Roman" w:cs="Times New Roman"/>
-        </w:rPr>
-        <w:t>（35.7</w:t>
-      </w:r>
-      <w:r>
-        <w:rPr>
-          <w:rFonts w:ascii="Times New Roman" w:hAnsi="Times New Roman" w:eastAsia="Times New Roman" w:cs="Times New Roman"/>
-        </w:rPr>
-        <w:t xml:space="preserve"> g / 100 g </w:t>
-      </w:r>
-      <w:r>
-        <w:rPr>
-          <w:rFonts w:hint="eastAsia" w:ascii="Times New Roman" w:hAnsi="Times New Roman" w:eastAsia="Times New Roman" w:cs="Times New Roman"/>
-        </w:rPr>
-        <w:t>H</w:t>
-      </w:r>
-      <w:r>
-        <w:rPr>
-          <w:rFonts w:hint="eastAsia" w:ascii="Times New Roman" w:hAnsi="Times New Roman" w:eastAsia="Times New Roman" w:cs="Times New Roman"/>
-          <w:vertAlign w:val="subscript"/>
-        </w:rPr>
-        <w:t>2</w:t>
-      </w:r>
-      <w:r>
-        <w:rPr>
-          <w:rFonts w:hint="eastAsia" w:ascii="Times New Roman" w:hAnsi="Times New Roman" w:eastAsia="Times New Roman" w:cs="Times New Roman"/>
-        </w:rPr>
-        <w:t>O），</w:t>
-      </w:r>
-      <w:r>
-        <w:rPr>
-          <w:rFonts w:hint="eastAsia" w:ascii="Times New Roman" w:hAnsi="Times New Roman" w:eastAsia="FangSong" w:cs="Times New Roman"/>
-        </w:rPr>
-        <w:t>此时同时析出冰和</w:t>
-      </w:r>
-      <w:r>
-        <w:rPr>
-          <w:rFonts w:ascii="Times New Roman" w:hAnsi="Times New Roman" w:eastAsia="Times New Roman" w:cs="Times New Roman"/>
-        </w:rPr>
-        <w:t xml:space="preserve"> NaCl </w:t>
-      </w:r>
-      <w:r>
-        <w:rPr>
-          <w:rFonts w:hint="eastAsia" w:ascii="Times New Roman" w:hAnsi="Times New Roman" w:eastAsia="FangSong" w:cs="Times New Roman"/>
-        </w:rPr>
-        <w:t>固体</w:t>
-      </w:r>
-      <w:r>
-        <w:rPr>
-          <w:rFonts w:hint="eastAsia" w:ascii="Times New Roman" w:hAnsi="Times New Roman" w:eastAsia="Times New Roman" w:cs="Times New Roman"/>
-        </w:rPr>
-        <w:t>，</w:t>
-      </w:r>
-      <w:r>
-        <w:rPr>
-          <w:rFonts w:hint="eastAsia" w:ascii="Times New Roman" w:hAnsi="Times New Roman" w:eastAsia="FangSong" w:cs="Times New Roman"/>
-        </w:rPr>
-        <w:t>温度保持恒定</w:t>
-      </w:r>
-      <w:r>
-        <w:rPr>
-          <w:rFonts w:hint="eastAsia" w:ascii="Times New Roman" w:hAnsi="Times New Roman" w:eastAsia="Times New Roman" w:cs="Times New Roman"/>
-        </w:rPr>
-        <w:t>，</w:t>
-      </w:r>
-      <w:r>
-        <w:rPr>
-          <w:rFonts w:hint="eastAsia" w:ascii="Times New Roman" w:hAnsi="Times New Roman" w:eastAsia="FangSong" w:cs="Times New Roman"/>
-        </w:rPr>
-        <w:t>直到所有溶液凝固</w:t>
-      </w:r>
-      <w:r>
-        <w:rPr>
-          <w:rFonts w:hint="eastAsia" w:ascii="Times New Roman" w:hAnsi="Times New Roman" w:eastAsia="Times New Roman" w:cs="Times New Roman"/>
-        </w:rPr>
-        <w:t>。</w:t>
-      </w:r>
-    </w:p>
-    <w:p>
-      <w:pPr>
-        <w:numPr>
-          <w:ilvl w:val="0"/>
-          <w:numId w:val="1006"/>
-        </w:numPr>
-      </w:pPr>
-      <w:r>
-        <w:rPr>
-          <w:rFonts w:ascii="Times New Roman" w:hAnsi="Times New Roman" w:eastAsia="Times New Roman" w:cs="Times New Roman"/>
-          <w:b/>
-          <w:bCs/>
-        </w:rPr>
-        <w:t xml:space="preserve">-21.1°C </w:t>
-      </w:r>
-      <w:r>
-        <w:rPr>
-          <w:rFonts w:hint="eastAsia" w:ascii="Times New Roman" w:hAnsi="Times New Roman" w:eastAsia="FangSong" w:cs="Times New Roman"/>
-          <w:b/>
-          <w:bCs/>
-        </w:rPr>
-        <w:t xml:space="preserve">以下</w:t>
-      </w:r>
-      <w:r>
-        <w:rPr>
-          <w:rFonts w:hint="eastAsia" w:ascii="Times New Roman" w:hAnsi="Times New Roman" w:eastAsia="Times New Roman" w:cs="Times New Roman"/>
-        </w:rPr>
-        <w:t>：</w:t>
-      </w:r>
-      <w:r>
-        <w:rPr>
-          <w:rFonts w:hint="eastAsia" w:ascii="Times New Roman" w:hAnsi="Times New Roman" w:eastAsia="FangSong" w:cs="Times New Roman"/>
-        </w:rPr>
-        <w:t>全部为冰和</w:t>
-      </w:r>
-      <w:r>
-        <w:rPr>
-          <w:rFonts w:ascii="Times New Roman" w:hAnsi="Times New Roman" w:eastAsia="Times New Roman" w:cs="Times New Roman"/>
-        </w:rPr>
-        <w:t xml:space="preserve"> NaCl </w:t>
-      </w:r>
-      <w:r>
-        <w:rPr>
-          <w:rFonts w:hint="eastAsia" w:ascii="Times New Roman" w:hAnsi="Times New Roman" w:eastAsia="FangSong" w:cs="Times New Roman"/>
-        </w:rPr>
-        <w:t>固体混合物</w:t>
-      </w:r>
-      <w:r>
-        <w:rPr>
-          <w:rFonts w:hint="eastAsia" w:ascii="Times New Roman" w:hAnsi="Times New Roman" w:eastAsia="Times New Roman" w:cs="Times New Roman"/>
-        </w:rPr>
-        <w:t>，</w:t>
-      </w:r>
-      <w:r>
-        <w:rPr>
-          <w:rFonts w:hint="eastAsia" w:ascii="Times New Roman" w:hAnsi="Times New Roman" w:eastAsia="FangSong" w:cs="Times New Roman"/>
-        </w:rPr>
-        <w:t>温度继续下降</w:t>
-      </w:r>
-      <w:r>
-        <w:rPr>
-          <w:rFonts w:hint="eastAsia" w:ascii="Times New Roman" w:hAnsi="Times New Roman" w:eastAsia="Times New Roman" w:cs="Times New Roman"/>
-        </w:rPr>
-        <w:t>。</w:t>
-      </w:r>
-    </w:p>
-    <w:p>
-      <w:pPr>
-        <w:pStyle w:val="FirstParagraph"/>
-      </w:pPr>
-      <w:r>
-        <w:rPr>
-          <w:rFonts w:ascii="Times New Roman" w:hAnsi="Times New Roman" w:eastAsia="Times New Roman" w:cs="Times New Roman"/>
-          <w:b/>
-          <w:bCs/>
-        </w:rPr>
-        <w:t xml:space="preserve">(c) </w:t>
-      </w:r>
-      <w:r>
-        <w:rPr>
-          <w:rFonts w:hint="eastAsia" w:ascii="Times New Roman" w:hAnsi="Times New Roman" w:eastAsia="FangSong" w:cs="Times New Roman"/>
-          <w:b/>
-          <w:bCs/>
-        </w:rPr>
-        <w:t>撒盐融雪的相图解释</w:t>
-      </w:r>
-      <w:r>
-        <w:rPr>
-          <w:rFonts w:hint="eastAsia" w:ascii="Times New Roman" w:hAnsi="Times New Roman" w:eastAsia="Times New Roman" w:cs="Times New Roman"/>
-          <w:b/>
-          <w:bCs/>
-        </w:rPr>
-        <w:t>：</w:t>
-      </w:r>
-    </w:p>
-    <w:p>
-      <w:pPr>
-        <w:numPr>
-          <w:ilvl w:val="0"/>
-          <w:numId w:val="1007"/>
-        </w:numPr>
-      </w:pPr>
-      <w:r>
-        <w:rPr>
-          <w:rFonts w:hint="eastAsia" w:ascii="Times New Roman" w:hAnsi="Times New Roman" w:eastAsia="FangSong" w:cs="Times New Roman"/>
-        </w:rPr>
-        <w:t xml:space="preserve">当温度高于</w:t>
-      </w:r>
-      <w:r>
-        <w:rPr>
-          <w:rFonts w:ascii="Times New Roman" w:hAnsi="Times New Roman" w:eastAsia="Times New Roman" w:cs="Times New Roman"/>
-        </w:rPr>
-        <w:t xml:space="preserve"> -21.1°C </w:t>
-      </w:r>
-      <w:r>
-        <w:rPr>
-          <w:rFonts w:hint="eastAsia" w:ascii="Times New Roman" w:hAnsi="Times New Roman" w:eastAsia="FangSong" w:cs="Times New Roman"/>
-        </w:rPr>
-        <w:t>时</w:t>
-      </w:r>
-      <w:r>
-        <w:rPr>
-          <w:rFonts w:hint="eastAsia" w:ascii="Times New Roman" w:hAnsi="Times New Roman" w:eastAsia="Times New Roman" w:cs="Times New Roman"/>
-        </w:rPr>
-        <w:t>（</w:t>
-      </w:r>
-      <w:r>
-        <w:rPr>
-          <w:rFonts w:hint="eastAsia" w:ascii="Times New Roman" w:hAnsi="Times New Roman" w:eastAsia="FangSong" w:cs="Times New Roman"/>
-        </w:rPr>
-        <w:t>如</w:t>
-      </w:r>
-      <w:r>
-        <w:rPr>
-          <w:rFonts w:ascii="Times New Roman" w:hAnsi="Times New Roman" w:eastAsia="Times New Roman" w:cs="Times New Roman"/>
-        </w:rPr>
-        <w:t xml:space="preserve"> 0°C </w:t>
-      </w:r>
-      <w:r>
-        <w:rPr>
-          <w:rFonts w:hint="eastAsia" w:ascii="Times New Roman" w:hAnsi="Times New Roman" w:eastAsia="FangSong" w:cs="Times New Roman"/>
-        </w:rPr>
-        <w:t>附近</w:t>
-      </w:r>
-      <w:r>
-        <w:rPr>
-          <w:rFonts w:hint="eastAsia" w:ascii="Times New Roman" w:hAnsi="Times New Roman" w:eastAsia="Times New Roman" w:cs="Times New Roman"/>
-        </w:rPr>
-        <w:t>），</w:t>
-      </w:r>
-      <w:r>
-        <w:rPr>
-          <w:rFonts w:hint="eastAsia" w:ascii="Times New Roman" w:hAnsi="Times New Roman" w:eastAsia="FangSong" w:cs="Times New Roman"/>
-        </w:rPr>
-        <w:t>路面上的冰与加入的</w:t>
-      </w:r>
-      <w:r>
-        <w:rPr>
-          <w:rFonts w:ascii="Times New Roman" w:hAnsi="Times New Roman" w:eastAsia="Times New Roman" w:cs="Times New Roman"/>
-        </w:rPr>
-        <w:t xml:space="preserve"> NaCl </w:t>
-      </w:r>
-      <w:r>
-        <w:rPr>
-          <w:rFonts w:hint="eastAsia" w:ascii="Times New Roman" w:hAnsi="Times New Roman" w:eastAsia="FangSong" w:cs="Times New Roman"/>
-        </w:rPr>
-        <w:t xml:space="preserve">形成的溶液体系处于</w:t>
-      </w:r>
-      <w:r>
-        <w:rPr>
-          <w:rFonts w:ascii="Times New Roman" w:hAnsi="Times New Roman" w:eastAsia="Times New Roman" w:cs="Times New Roman"/>
-        </w:rPr>
-        <w:t xml:space="preserve"> </w:t>
-      </w:r>
-      <w:r>
-        <w:rPr>
-          <w:rFonts w:ascii="Times New Roman" w:hAnsi="Times New Roman" w:eastAsia="Times New Roman" w:cs="Times New Roman"/>
-        </w:rPr>
-        <w:t xml:space="preserve">“L + </w:t>
-      </w:r>
-      <w:r>
-        <w:rPr>
-          <w:rFonts w:hint="eastAsia" w:ascii="Times New Roman" w:hAnsi="Times New Roman" w:eastAsia="FangSong" w:cs="Times New Roman"/>
-        </w:rPr>
-        <w:t>冰</w:t>
-      </w:r>
-      <w:r>
-        <w:rPr>
-          <w:rFonts w:hint="eastAsia" w:ascii="Times New Roman" w:hAnsi="Times New Roman" w:eastAsia="Times New Roman" w:cs="Times New Roman"/>
-        </w:rPr>
-        <w:t>”</w:t>
-      </w:r>
-      <w:r>
-        <w:rPr>
-          <w:rFonts w:ascii="Times New Roman" w:hAnsi="Times New Roman" w:eastAsia="Times New Roman" w:cs="Times New Roman"/>
-        </w:rPr>
-        <w:t xml:space="preserve"> </w:t>
-      </w:r>
-      <w:r>
-        <w:rPr>
-          <w:rFonts w:hint="eastAsia" w:ascii="Times New Roman" w:hAnsi="Times New Roman" w:eastAsia="FangSong" w:cs="Times New Roman"/>
-        </w:rPr>
-        <w:t>两相区</w:t>
-      </w:r>
-      <w:r>
-        <w:rPr>
-          <w:rFonts w:hint="eastAsia" w:ascii="Times New Roman" w:hAnsi="Times New Roman" w:eastAsia="Times New Roman" w:cs="Times New Roman"/>
-        </w:rPr>
-        <w:t>。NaCl</w:t>
-      </w:r>
-      <w:r>
-        <w:rPr>
-          <w:rFonts w:ascii="Times New Roman" w:hAnsi="Times New Roman" w:eastAsia="Times New Roman" w:cs="Times New Roman"/>
-        </w:rPr>
-        <w:t xml:space="preserve"> </w:t>
-      </w:r>
-      <w:r>
-        <w:rPr>
-          <w:rFonts w:hint="eastAsia" w:ascii="Times New Roman" w:hAnsi="Times New Roman" w:eastAsia="FangSong" w:cs="Times New Roman"/>
-        </w:rPr>
-        <w:t>溶入冰表面的薄层水中</w:t>
-      </w:r>
-      <w:r>
-        <w:rPr>
-          <w:rFonts w:hint="eastAsia" w:ascii="Times New Roman" w:hAnsi="Times New Roman" w:eastAsia="Times New Roman" w:cs="Times New Roman"/>
-        </w:rPr>
-        <w:t>，</w:t>
-      </w:r>
-      <w:r>
-        <w:rPr>
-          <w:rFonts w:hint="eastAsia" w:ascii="Times New Roman" w:hAnsi="Times New Roman" w:eastAsia="FangSong" w:cs="Times New Roman"/>
-        </w:rPr>
-        <w:t>形成低共熔溶液</w:t>
-      </w:r>
-      <w:r>
-        <w:rPr>
-          <w:rFonts w:hint="eastAsia" w:ascii="Times New Roman" w:hAnsi="Times New Roman" w:eastAsia="Times New Roman" w:cs="Times New Roman"/>
-        </w:rPr>
-        <w:t>，</w:t>
-      </w:r>
-      <w:r>
-        <w:rPr>
-          <w:rFonts w:hint="eastAsia" w:ascii="Times New Roman" w:hAnsi="Times New Roman" w:eastAsia="FangSong" w:cs="Times New Roman"/>
-        </w:rPr>
-        <w:t>其冰点低于</w:t>
-      </w:r>
-      <w:r>
-        <w:rPr>
-          <w:rFonts w:ascii="Times New Roman" w:hAnsi="Times New Roman" w:eastAsia="Times New Roman" w:cs="Times New Roman"/>
-        </w:rPr>
-        <w:t xml:space="preserve"> </w:t>
-      </w:r>
-      <w:r>
-        <w:rPr>
-          <w:rFonts w:hint="eastAsia" w:ascii="Times New Roman" w:hAnsi="Times New Roman" w:eastAsia="Times New Roman" w:cs="Times New Roman"/>
-        </w:rPr>
-        <w:t>0°C。</w:t>
-      </w:r>
-      <w:r>
-        <w:rPr>
-          <w:rFonts w:hint="eastAsia" w:ascii="Times New Roman" w:hAnsi="Times New Roman" w:eastAsia="FangSong" w:cs="Times New Roman"/>
-        </w:rPr>
-        <w:t>这使得冰在当前温度下可以融化</w:t>
-      </w:r>
-      <w:r>
-        <w:rPr>
-          <w:rFonts w:hint="eastAsia" w:ascii="Times New Roman" w:hAnsi="Times New Roman" w:eastAsia="Times New Roman" w:cs="Times New Roman"/>
-        </w:rPr>
-        <w:t>（</w:t>
-      </w:r>
-      <w:r>
-        <w:rPr>
-          <w:rFonts w:hint="eastAsia" w:ascii="Times New Roman" w:hAnsi="Times New Roman" w:eastAsia="FangSong" w:cs="Times New Roman"/>
-        </w:rPr>
-        <w:t>从热力学角度看</w:t>
-      </w:r>
-      <w:r>
-        <w:rPr>
-          <w:rFonts w:hint="eastAsia" w:ascii="Times New Roman" w:hAnsi="Times New Roman" w:eastAsia="Times New Roman" w:cs="Times New Roman"/>
-        </w:rPr>
-        <w:t>，</w:t>
-      </w:r>
-      <w:r>
-        <w:rPr>
-          <w:rFonts w:hint="eastAsia" w:ascii="Times New Roman" w:hAnsi="Times New Roman" w:eastAsia="FangSong" w:cs="Times New Roman"/>
-        </w:rPr>
-        <w:t>固相冰变得不稳定</w:t>
-      </w:r>
-      <w:r>
-        <w:rPr>
-          <w:rFonts w:hint="eastAsia" w:ascii="Times New Roman" w:hAnsi="Times New Roman" w:eastAsia="Times New Roman" w:cs="Times New Roman"/>
-        </w:rPr>
-        <w:t>）。</w:t>
-      </w:r>
-    </w:p>
-    <w:p>
-      <w:pPr>
-        <w:numPr>
-          <w:ilvl w:val="0"/>
-          <w:numId w:val="1007"/>
-        </w:numPr>
-      </w:pPr>
-      <w:r>
-        <w:rPr>
-          <w:rFonts w:hint="eastAsia" w:ascii="Times New Roman" w:hAnsi="Times New Roman" w:eastAsia="FangSong" w:cs="Times New Roman"/>
-        </w:rPr>
-        <w:t xml:space="preserve">当温度低于</w:t>
-      </w:r>
-      <w:r>
-        <w:rPr>
-          <w:rFonts w:ascii="Times New Roman" w:hAnsi="Times New Roman" w:eastAsia="Times New Roman" w:cs="Times New Roman"/>
-        </w:rPr>
-        <w:t xml:space="preserve"> -21.1°C </w:t>
-      </w:r>
-      <w:r>
-        <w:rPr>
-          <w:rFonts w:hint="eastAsia" w:ascii="Times New Roman" w:hAnsi="Times New Roman" w:eastAsia="FangSong" w:cs="Times New Roman"/>
-        </w:rPr>
-        <w:t>时</w:t>
-      </w:r>
-      <w:r>
-        <w:rPr>
-          <w:rFonts w:hint="eastAsia" w:ascii="Times New Roman" w:hAnsi="Times New Roman" w:eastAsia="Times New Roman" w:cs="Times New Roman"/>
-        </w:rPr>
-        <w:t>，</w:t>
-      </w:r>
-      <w:r>
-        <w:rPr>
-          <w:rFonts w:hint="eastAsia" w:ascii="Times New Roman" w:hAnsi="Times New Roman" w:eastAsia="FangSong" w:cs="Times New Roman"/>
-        </w:rPr>
-        <w:t>即使加入</w:t>
-      </w:r>
-      <w:r>
-        <w:rPr>
-          <w:rFonts w:ascii="Times New Roman" w:hAnsi="Times New Roman" w:eastAsia="Times New Roman" w:cs="Times New Roman"/>
-        </w:rPr>
-        <w:t xml:space="preserve"> </w:t>
-      </w:r>
-      <w:r>
-        <w:rPr>
-          <w:rFonts w:hint="eastAsia" w:ascii="Times New Roman" w:hAnsi="Times New Roman" w:eastAsia="Times New Roman" w:cs="Times New Roman"/>
-        </w:rPr>
-        <w:t>NaCl，</w:t>
-      </w:r>
-      <w:r>
-        <w:rPr>
-          <w:rFonts w:hint="eastAsia" w:ascii="Times New Roman" w:hAnsi="Times New Roman" w:eastAsia="FangSong" w:cs="Times New Roman"/>
-        </w:rPr>
-        <w:t>所能形成的最低液相线温度为</w:t>
-      </w:r>
-      <w:r>
-        <w:rPr>
-          <w:rFonts w:ascii="Times New Roman" w:hAnsi="Times New Roman" w:eastAsia="Times New Roman" w:cs="Times New Roman"/>
-        </w:rPr>
-        <w:t xml:space="preserve"> </w:t>
-      </w:r>
-      <w:r>
-        <w:rPr>
-          <w:rFonts w:hint="eastAsia" w:ascii="Times New Roman" w:hAnsi="Times New Roman" w:eastAsia="Times New Roman" w:cs="Times New Roman"/>
-        </w:rPr>
-        <w:t>-21.1°C（</w:t>
-      </w:r>
-      <w:r>
-        <w:rPr>
-          <w:rFonts w:hint="eastAsia" w:ascii="Times New Roman" w:hAnsi="Times New Roman" w:eastAsia="FangSong" w:cs="Times New Roman"/>
-        </w:rPr>
-        <w:t>共晶温度</w:t>
-      </w:r>
-      <w:r>
-        <w:rPr>
-          <w:rFonts w:hint="eastAsia" w:ascii="Times New Roman" w:hAnsi="Times New Roman" w:eastAsia="Times New Roman" w:cs="Times New Roman"/>
-        </w:rPr>
-        <w:t>）。</w:t>
-      </w:r>
-      <w:r>
-        <w:rPr>
-          <w:rFonts w:hint="eastAsia" w:ascii="Times New Roman" w:hAnsi="Times New Roman" w:eastAsia="FangSong" w:cs="Times New Roman"/>
-        </w:rPr>
-        <w:t>在更低的温度下</w:t>
-      </w:r>
-      <w:r>
-        <w:rPr>
-          <w:rFonts w:hint="eastAsia" w:ascii="Times New Roman" w:hAnsi="Times New Roman" w:eastAsia="Times New Roman" w:cs="Times New Roman"/>
-        </w:rPr>
-        <w:t>，NaCl</w:t>
-      </w:r>
-      <w:r>
-        <w:rPr>
-          <w:rFonts w:ascii="Times New Roman" w:hAnsi="Times New Roman" w:eastAsia="Times New Roman" w:cs="Times New Roman"/>
-        </w:rPr>
-        <w:t xml:space="preserve"> + </w:t>
-      </w:r>
-      <w:r>
-        <w:rPr>
-          <w:rFonts w:hint="eastAsia" w:ascii="Times New Roman" w:hAnsi="Times New Roman" w:eastAsia="FangSong" w:cs="Times New Roman"/>
-        </w:rPr>
-        <w:t>冰已经是稳定相</w:t>
-      </w:r>
-      <w:r>
-        <w:rPr>
-          <w:rFonts w:hint="eastAsia" w:ascii="Times New Roman" w:hAnsi="Times New Roman" w:eastAsia="Times New Roman" w:cs="Times New Roman"/>
-        </w:rPr>
-        <w:t>，</w:t>
-      </w:r>
-      <w:r>
-        <w:rPr>
-          <w:rFonts w:hint="eastAsia" w:ascii="Times New Roman" w:hAnsi="Times New Roman" w:eastAsia="FangSong" w:cs="Times New Roman"/>
-        </w:rPr>
-        <w:t>溶液无法维持液态</w:t>
-      </w:r>
-      <w:r>
-        <w:rPr>
-          <w:rFonts w:hint="eastAsia" w:ascii="Times New Roman" w:hAnsi="Times New Roman" w:eastAsia="Times New Roman" w:cs="Times New Roman"/>
-        </w:rPr>
-        <w:t>，</w:t>
-      </w:r>
-      <w:r>
-        <w:rPr>
-          <w:rFonts w:hint="eastAsia" w:ascii="Times New Roman" w:hAnsi="Times New Roman" w:eastAsia="FangSong" w:cs="Times New Roman"/>
-        </w:rPr>
-        <w:t>因此撒盐不再能有效融雪</w:t>
-      </w:r>
-      <w:r>
-        <w:rPr>
-          <w:rFonts w:hint="eastAsia" w:ascii="Times New Roman" w:hAnsi="Times New Roman" w:eastAsia="Times New Roman" w:cs="Times New Roman"/>
-        </w:rPr>
-        <w:t>。</w:t>
-      </w:r>
-    </w:p>
-    <w:p>
-      <w:pPr>
-        <w:numPr>
-          <w:ilvl w:val="0"/>
-          <w:numId w:val="1007"/>
-        </w:numPr>
-      </w:pPr>
-      <w:r>
-        <w:rPr>
-          <w:rFonts w:hint="eastAsia" w:ascii="Times New Roman" w:hAnsi="Times New Roman" w:eastAsia="FangSong" w:cs="Times New Roman"/>
-        </w:rPr>
-        <w:t>此外</w:t>
-      </w:r>
-      <w:r>
-        <w:rPr>
-          <w:rFonts w:hint="eastAsia" w:ascii="Times New Roman" w:hAnsi="Times New Roman" w:eastAsia="Times New Roman" w:cs="Times New Roman"/>
-        </w:rPr>
-        <w:t>，</w:t>
-      </w:r>
-      <w:r>
-        <w:rPr>
-          <w:rFonts w:hint="eastAsia" w:ascii="Times New Roman" w:hAnsi="Times New Roman" w:eastAsia="FangSong" w:cs="Times New Roman"/>
-        </w:rPr>
-        <w:t>低温下</w:t>
-      </w:r>
-      <w:r>
-        <w:rPr>
-          <w:rFonts w:ascii="Times New Roman" w:hAnsi="Times New Roman" w:eastAsia="Times New Roman" w:cs="Times New Roman"/>
-        </w:rPr>
-        <w:t xml:space="preserve"> NaCl </w:t>
-      </w:r>
-      <w:r>
-        <w:rPr>
-          <w:rFonts w:hint="eastAsia" w:ascii="Times New Roman" w:hAnsi="Times New Roman" w:eastAsia="FangSong" w:cs="Times New Roman"/>
-        </w:rPr>
-        <w:t>的溶解速率也大大降低</w:t>
-      </w:r>
-      <w:r>
-        <w:rPr>
-          <w:rFonts w:hint="eastAsia" w:ascii="Times New Roman" w:hAnsi="Times New Roman" w:eastAsia="Times New Roman" w:cs="Times New Roman"/>
-        </w:rPr>
-        <w:t>，</w:t>
-      </w:r>
-      <w:r>
-        <w:rPr>
-          <w:rFonts w:hint="eastAsia" w:ascii="Times New Roman" w:hAnsi="Times New Roman" w:eastAsia="FangSong" w:cs="Times New Roman"/>
-        </w:rPr>
-        <w:t>进一步削弱了融雪效果</w:t>
-      </w:r>
-      <w:r>
-        <w:rPr>
-          <w:rFonts w:hint="eastAsia" w:ascii="Times New Roman" w:hAnsi="Times New Roman" w:eastAsia="Times New Roman" w:cs="Times New Roman"/>
-        </w:rPr>
-        <w:t>。</w:t>
-      </w:r>
-    </w:p>
-    <w:p>
-      <w:pPr>
-        <w:spacing w:before="160" w:after="80"/>
-      </w:pPr>
-      <w:r>
-        <w:pict>
-          <v:rect style="width:0;height:1.5pt" o:hralign="center" o:hrstd="t" o:hr="t"/>
-        </w:pict>
-      </w:r>
-    </w:p>
-    <w:bookmarkEnd w:id="10"/>
-    <w:bookmarkStart w:id="11" w:name="题-物平-03-多重平衡耦合-d4"/>
-    <w:p>
-      <w:pPr>
-        <w:pStyle w:val="Heading2"/>
-        <w:spacing w:before="280" w:after="120"/>
-      </w:pPr>
-      <w:r>
-        <w:rPr>
-          <w:rFonts w:ascii="Times New Roman" w:hAnsi="Times New Roman" w:eastAsia="Times New Roman" w:cs="Times New Roman"/>
-        </w:rPr>
-        <w:t xml:space="preserve">2.3 </w:t>
       </w:r>
       <w:r>
         <w:rPr>
@@ -4632,8 +2227,8 @@
         </w:pict>
       </w:r>
     </w:p>
-    <w:bookmarkEnd w:id="11"/>
-    <w:bookmarkStart w:id="12" w:name="上海中学-化学平衡-习题1-d4"/>
+    <w:bookmarkEnd w:id="10"/>
+    <w:bookmarkStart w:id="11" w:name="上海中学-化学平衡-习题1-d4"/>
     <w:p>
       <w:pPr>
         <w:pStyle w:val="Heading2"/>
@@ -4643,7 +2238,7 @@
         <w:rPr>
           <w:rFonts w:ascii="Times New Roman" w:hAnsi="Times New Roman" w:eastAsia="Times New Roman" w:cs="Times New Roman"/>
         </w:rPr>
-        <w:t xml:space="preserve">2.4 </w:t>
+        <w:t xml:space="preserve">2.3 </w:t>
       </w:r>
       <w:r>
         <w:rPr>
@@ -5122,6 +2717,2508 @@
           <w:rFonts w:hint="eastAsia" w:ascii="Times New Roman" w:hAnsi="Times New Roman" w:eastAsia="Times New Roman" w:cs="Times New Roman"/>
         </w:rPr>
         <w:t>。</w:t>
+      </w:r>
+    </w:p>
+    <w:p>
+      <w:pPr>
+        <w:pStyle w:val="BodyText"/>
+      </w:pPr>
+      <w:r>
+        <w:rPr>
+          <w:rFonts w:ascii="Times New Roman" w:hAnsi="Times New Roman" w:eastAsia="Times New Roman" w:cs="Times New Roman"/>
+        </w:rPr>
+        <w:t xml:space="preserve">📖 </w:t>
+      </w:r>
+      <w:r>
+        <w:rPr>
+          <w:rFonts w:hint="eastAsia" w:ascii="Times New Roman" w:hAnsi="Times New Roman" w:eastAsia="FangSong" w:cs="Times New Roman"/>
+        </w:rPr>
+        <w:t xml:space="preserve">查看答案</w:t>
+      </w:r>
+    </w:p>
+    <w:p>
+      <w:pPr>
+        <w:pStyle w:val="Compact"/>
+        <w:numPr>
+          <w:ilvl w:val="0"/>
+          <w:numId w:val="1004"/>
+        </w:numPr>
+      </w:pPr>
+      <w:r>
+        <w:rPr>
+          <w:rFonts w:ascii="Times New Roman" w:hAnsi="Times New Roman" w:eastAsia="Times New Roman" w:cs="Times New Roman"/>
+        </w:rPr>
+        <w:t xml:space="preserve">K = 7.0 (2) </w:t>
+      </w:r>
+      <w:r>
+        <w:rPr>
+          <w:rFonts w:hint="eastAsia" w:ascii="Times New Roman" w:hAnsi="Times New Roman" w:eastAsia="FangSong" w:cs="Times New Roman"/>
+        </w:rPr>
+        <w:t xml:space="preserve">新平衡时</w:t>
+      </w:r>
+      <w:r>
+        <w:rPr>
+          <w:rFonts w:ascii="Times New Roman" w:hAnsi="Times New Roman" w:eastAsia="Times New Roman" w:cs="Times New Roman"/>
+        </w:rPr>
+        <w:t xml:space="preserve"> [BrCl] = 0.0153 </w:t>
+      </w:r>
+      <w:r>
+        <w:rPr>
+          <w:rFonts w:hint="eastAsia" w:ascii="Times New Roman" w:hAnsi="Times New Roman" w:eastAsia="Times New Roman" w:cs="Times New Roman"/>
+        </w:rPr>
+        <w:t>mol/L，[Cl</w:t>
+      </w:r>
+      <w:r>
+        <w:rPr>
+          <w:rFonts w:hint="eastAsia" w:ascii="Times New Roman" w:hAnsi="Times New Roman" w:eastAsia="Times New Roman" w:cs="Times New Roman"/>
+          <w:vertAlign w:val="subscript"/>
+        </w:rPr>
+        <w:t>2</w:t>
+      </w:r>
+      <w:r>
+        <w:rPr>
+          <w:rFonts w:hint="eastAsia" w:ascii="Times New Roman" w:hAnsi="Times New Roman" w:eastAsia="Times New Roman" w:cs="Times New Roman"/>
+        </w:rPr>
+        <w:t>]</w:t>
+      </w:r>
+      <w:r>
+        <w:rPr>
+          <w:rFonts w:ascii="Times New Roman" w:hAnsi="Times New Roman" w:eastAsia="Times New Roman" w:cs="Times New Roman"/>
+        </w:rPr>
+        <w:t xml:space="preserve"> = 0.0033 mol/L (3) </w:t>
+      </w:r>
+      <w:r>
+        <w:rPr>
+          <w:rFonts w:hint="eastAsia" w:ascii="Times New Roman" w:hAnsi="Times New Roman" w:eastAsia="FangSong" w:cs="Times New Roman"/>
+        </w:rPr>
+        <w:t>增加反应物浓度</w:t>
+      </w:r>
+      <w:r>
+        <w:rPr>
+          <w:rFonts w:hint="eastAsia" w:ascii="Times New Roman" w:hAnsi="Times New Roman" w:eastAsia="Times New Roman" w:cs="Times New Roman"/>
+        </w:rPr>
+        <w:t>，</w:t>
+      </w:r>
+      <w:r>
+        <w:rPr>
+          <w:rFonts w:hint="eastAsia" w:ascii="Times New Roman" w:hAnsi="Times New Roman" w:eastAsia="FangSong" w:cs="Times New Roman"/>
+        </w:rPr>
+        <w:t>平衡向正反应方向移动</w:t>
+      </w:r>
+    </w:p>
+    <w:p>
+      <w:pPr>
+        <w:spacing w:before="160" w:after="80"/>
+      </w:pPr>
+      <w:r>
+        <w:pict>
+          <v:rect style="width:0;height:1.5pt" o:hralign="center" o:hrstd="t" o:hr="t"/>
+        </w:pict>
+      </w:r>
+    </w:p>
+    <w:bookmarkEnd w:id="11"/>
+    <w:bookmarkStart w:id="12" w:name="上海中学-化学平衡-习题2-d4"/>
+    <w:p>
+      <w:pPr>
+        <w:pStyle w:val="Heading2"/>
+        <w:spacing w:before="280" w:after="120"/>
+      </w:pPr>
+      <w:r>
+        <w:rPr>
+          <w:rFonts w:ascii="Times New Roman" w:hAnsi="Times New Roman" w:eastAsia="Times New Roman" w:cs="Times New Roman"/>
+        </w:rPr>
+        <w:t xml:space="preserve">2.4 </w:t>
+      </w:r>
+      <w:r>
+        <w:rPr>
+          <w:rFonts w:hint="eastAsia" w:ascii="Times New Roman" w:hAnsi="Times New Roman" w:eastAsia="SimHei" w:cs="Times New Roman"/>
+        </w:rPr>
+        <w:t>上海中学</w:t>
+      </w:r>
+      <w:r>
+        <w:rPr>
+          <w:rFonts w:hint="eastAsia" w:ascii="Times New Roman" w:hAnsi="Times New Roman" w:eastAsia="Times New Roman" w:cs="Times New Roman"/>
+        </w:rPr>
+        <w:t>-</w:t>
+      </w:r>
+      <w:r>
+        <w:rPr>
+          <w:rFonts w:hint="eastAsia" w:ascii="Times New Roman" w:hAnsi="Times New Roman" w:eastAsia="SimHei" w:cs="Times New Roman"/>
+        </w:rPr>
+        <w:t>化学平衡</w:t>
+      </w:r>
+      <w:r>
+        <w:rPr>
+          <w:rFonts w:hint="eastAsia" w:ascii="Times New Roman" w:hAnsi="Times New Roman" w:eastAsia="Times New Roman" w:cs="Times New Roman"/>
+        </w:rPr>
+        <w:t>-</w:t>
+      </w:r>
+      <w:r>
+        <w:rPr>
+          <w:rFonts w:hint="eastAsia" w:ascii="Times New Roman" w:hAnsi="Times New Roman" w:eastAsia="SimHei" w:cs="Times New Roman"/>
+        </w:rPr>
+        <w:t>习题</w:t>
+      </w:r>
+      <w:r>
+        <w:rPr>
+          <w:rFonts w:hint="eastAsia" w:ascii="Times New Roman" w:hAnsi="Times New Roman" w:eastAsia="Times New Roman" w:cs="Times New Roman"/>
+        </w:rPr>
+        <w:t>2</w:t>
+      </w:r>
+      <w:r>
+        <w:rPr>
+          <w:rFonts w:ascii="Times New Roman" w:hAnsi="Times New Roman" w:eastAsia="Times New Roman" w:cs="Times New Roman"/>
+        </w:rPr>
+        <w:t xml:space="preserve"> 〔🟢 d4〕</w:t>
+      </w:r>
+    </w:p>
+    <w:p>
+      <w:pPr>
+        <w:pStyle w:val="FirstParagraph"/>
+      </w:pPr>
+      <w:r>
+        <w:rPr>
+          <w:rFonts w:ascii="Times New Roman" w:hAnsi="Times New Roman" w:eastAsia="Times New Roman" w:cs="Times New Roman"/>
+          <w:b/>
+          <w:bCs/>
+        </w:rPr>
+        <w:t xml:space="preserve">2.</w:t>
+      </w:r>
+      <w:r>
+        <w:rPr>
+          <w:rFonts w:ascii="Times New Roman" w:hAnsi="Times New Roman" w:eastAsia="Times New Roman" w:cs="Times New Roman"/>
+        </w:rPr>
+        <w:t xml:space="preserve"> </w:t>
+      </w:r>
+      <w:r>
+        <w:rPr>
+          <w:rFonts w:hint="eastAsia" w:ascii="Times New Roman" w:hAnsi="Times New Roman" w:eastAsia="FangSong" w:cs="Times New Roman"/>
+        </w:rPr>
+        <w:t xml:space="preserve">已知反应</w:t>
+      </w:r>
+      <w:r>
+        <w:rPr>
+          <w:rFonts w:ascii="Times New Roman" w:hAnsi="Times New Roman" w:eastAsia="Times New Roman" w:cs="Times New Roman"/>
+        </w:rPr>
+        <w:t xml:space="preserve"> CO(g) + H</w:t>
+      </w:r>
+      <w:r>
+        <w:rPr>
+          <w:rFonts w:ascii="Times New Roman" w:hAnsi="Times New Roman" w:eastAsia="Times New Roman" w:cs="Times New Roman"/>
+          <w:vertAlign w:val="subscript"/>
+        </w:rPr>
+        <w:t>2</w:t>
+      </w:r>
+      <w:r>
+        <w:rPr>
+          <w:rFonts w:ascii="Times New Roman" w:hAnsi="Times New Roman" w:eastAsia="Times New Roman" w:cs="Times New Roman"/>
+        </w:rPr>
+        <w:t>O(g) ⇌ H</w:t>
+      </w:r>
+      <w:r>
+        <w:rPr>
+          <w:rFonts w:ascii="Times New Roman" w:hAnsi="Times New Roman" w:eastAsia="Times New Roman" w:cs="Times New Roman"/>
+          <w:vertAlign w:val="subscript"/>
+        </w:rPr>
+        <w:t>2</w:t>
+      </w:r>
+      <w:r>
+        <w:rPr>
+          <w:rFonts w:ascii="Times New Roman" w:hAnsi="Times New Roman" w:eastAsia="Times New Roman" w:cs="Times New Roman"/>
+        </w:rPr>
+        <w:t>(g) + CO</w:t>
+      </w:r>
+      <w:r>
+        <w:rPr>
+          <w:rFonts w:ascii="Times New Roman" w:hAnsi="Times New Roman" w:eastAsia="Times New Roman" w:cs="Times New Roman"/>
+          <w:vertAlign w:val="subscript"/>
+        </w:rPr>
+        <w:t>2</w:t>
+      </w:r>
+      <w:r>
+        <w:rPr>
+          <w:rFonts w:ascii="Times New Roman" w:hAnsi="Times New Roman" w:eastAsia="Times New Roman" w:cs="Times New Roman"/>
+        </w:rPr>
+        <w:t xml:space="preserve">(g) </w:t>
+      </w:r>
+      <w:r>
+        <w:rPr>
+          <w:rFonts w:hint="eastAsia" w:ascii="Times New Roman" w:hAnsi="Times New Roman" w:eastAsia="FangSong" w:cs="Times New Roman"/>
+        </w:rPr>
+        <w:t xml:space="preserve">的</w:t>
+      </w:r>
+      <w:r>
+        <w:rPr>
+          <w:rFonts w:ascii="Times New Roman" w:hAnsi="Times New Roman" w:eastAsia="Times New Roman" w:cs="Times New Roman"/>
+        </w:rPr>
+        <w:t xml:space="preserve"> Δ</w:t>
+      </w:r>
+      <w:r>
+        <w:rPr>
+          <w:rFonts w:ascii="Times New Roman" w:hAnsi="Times New Roman" w:eastAsia="Times New Roman" w:cs="Times New Roman"/>
+          <w:vertAlign w:val="subscript"/>
+        </w:rPr>
+        <w:t>r</w:t>
+      </w:r>
+      <w:r>
+        <w:rPr>
+          <w:rFonts w:ascii="Times New Roman" w:hAnsi="Times New Roman" w:eastAsia="Times New Roman" w:cs="Times New Roman"/>
+        </w:rPr>
+        <w:t>H</w:t>
+      </w:r>
+      <w:r>
+        <w:rPr>
+          <w:rFonts w:ascii="Times New Roman" w:hAnsi="Times New Roman" w:eastAsia="Times New Roman" w:cs="Times New Roman"/>
+          <w:vertAlign w:val="subscript"/>
+        </w:rPr>
+        <w:t>m</w:t>
+      </w:r>
+      <w:r>
+        <w:rPr>
+          <w:rFonts w:ascii="Times New Roman" w:hAnsi="Times New Roman" w:eastAsia="Times New Roman" w:cs="Times New Roman"/>
+        </w:rPr>
+        <w:t xml:space="preserve">θ = -41.2 </w:t>
+      </w:r>
+      <w:r>
+        <w:rPr>
+          <w:rFonts w:hint="eastAsia" w:ascii="Times New Roman" w:hAnsi="Times New Roman" w:eastAsia="Times New Roman" w:cs="Times New Roman"/>
+        </w:rPr>
+        <w:t>kJ·mol</w:t>
+      </w:r>
+      <w:r>
+        <w:rPr>
+          <w:rFonts w:hint="eastAsia" w:ascii="Times New Roman" w:hAnsi="Times New Roman" w:eastAsia="Times New Roman" w:cs="Times New Roman"/>
+          <w:vertAlign w:val="superscript"/>
+        </w:rPr>
+        <w:t>-1</w:t>
+      </w:r>
+      <w:r>
+        <w:rPr>
+          <w:rFonts w:hint="eastAsia" w:ascii="Times New Roman" w:hAnsi="Times New Roman" w:eastAsia="Times New Roman" w:cs="Times New Roman"/>
+        </w:rPr>
+        <w:t>，</w:t>
+      </w:r>
+      <w:r>
+        <w:rPr>
+          <w:rFonts w:hint="eastAsia" w:ascii="Times New Roman" w:hAnsi="Times New Roman" w:eastAsia="FangSong" w:cs="Times New Roman"/>
+        </w:rPr>
+        <w:t>在总压为</w:t>
+      </w:r>
+      <w:r>
+        <w:rPr>
+          <w:rFonts w:ascii="Times New Roman" w:hAnsi="Times New Roman" w:eastAsia="Times New Roman" w:cs="Times New Roman"/>
+        </w:rPr>
+        <w:t xml:space="preserve"> 100 </w:t>
+      </w:r>
+      <w:r>
+        <w:rPr>
+          <w:rFonts w:hint="eastAsia" w:ascii="Times New Roman" w:hAnsi="Times New Roman" w:eastAsia="Times New Roman" w:cs="Times New Roman"/>
+        </w:rPr>
+        <w:t>kPa、</w:t>
+      </w:r>
+      <w:r>
+        <w:rPr>
+          <w:rFonts w:hint="eastAsia" w:ascii="Times New Roman" w:hAnsi="Times New Roman" w:eastAsia="FangSong" w:cs="Times New Roman"/>
+        </w:rPr>
+        <w:t>温度为</w:t>
+      </w:r>
+      <w:r>
+        <w:rPr>
+          <w:rFonts w:ascii="Times New Roman" w:hAnsi="Times New Roman" w:eastAsia="Times New Roman" w:cs="Times New Roman"/>
+        </w:rPr>
+        <w:t xml:space="preserve"> 373 K </w:t>
+      </w:r>
+      <w:r>
+        <w:rPr>
+          <w:rFonts w:hint="eastAsia" w:ascii="Times New Roman" w:hAnsi="Times New Roman" w:eastAsia="FangSong" w:cs="Times New Roman"/>
+        </w:rPr>
+        <w:t>时</w:t>
+      </w:r>
+      <w:r>
+        <w:rPr>
+          <w:rFonts w:hint="eastAsia" w:ascii="Times New Roman" w:hAnsi="Times New Roman" w:eastAsia="Times New Roman" w:cs="Times New Roman"/>
+        </w:rPr>
+        <w:t>,</w:t>
+      </w:r>
+      <w:r>
+        <w:rPr>
+          <w:rFonts w:ascii="Times New Roman" w:hAnsi="Times New Roman" w:eastAsia="Times New Roman" w:cs="Times New Roman"/>
+        </w:rPr>
+        <w:t xml:space="preserve"> </w:t>
+      </w:r>
+      <w:r>
+        <w:rPr>
+          <w:rFonts w:hint="eastAsia" w:ascii="Times New Roman" w:hAnsi="Times New Roman" w:eastAsia="FangSong" w:cs="Times New Roman"/>
+        </w:rPr>
+        <w:t xml:space="preserve">将等物质的量的</w:t>
+      </w:r>
+      <w:r>
+        <w:rPr>
+          <w:rFonts w:ascii="Times New Roman" w:hAnsi="Times New Roman" w:eastAsia="Times New Roman" w:cs="Times New Roman"/>
+        </w:rPr>
+        <w:t xml:space="preserve"> CO </w:t>
+      </w:r>
+      <w:r>
+        <w:rPr>
+          <w:rFonts w:hint="eastAsia" w:ascii="Times New Roman" w:hAnsi="Times New Roman" w:eastAsia="FangSong" w:cs="Times New Roman"/>
+        </w:rPr>
+        <w:t xml:space="preserve">和</w:t>
+      </w:r>
+      <w:r>
+        <w:rPr>
+          <w:rFonts w:ascii="Times New Roman" w:hAnsi="Times New Roman" w:eastAsia="Times New Roman" w:cs="Times New Roman"/>
+        </w:rPr>
+        <w:t xml:space="preserve"> H</w:t>
+      </w:r>
+      <w:r>
+        <w:rPr>
+          <w:rFonts w:ascii="Times New Roman" w:hAnsi="Times New Roman" w:eastAsia="Times New Roman" w:cs="Times New Roman"/>
+          <w:vertAlign w:val="subscript"/>
+        </w:rPr>
+        <w:t>2</w:t>
+      </w:r>
+      <w:r>
+        <w:rPr>
+          <w:rFonts w:ascii="Times New Roman" w:hAnsi="Times New Roman" w:eastAsia="Times New Roman" w:cs="Times New Roman"/>
+        </w:rPr>
+        <w:t xml:space="preserve">O </w:t>
+      </w:r>
+      <w:r>
+        <w:rPr>
+          <w:rFonts w:hint="eastAsia" w:ascii="Times New Roman" w:hAnsi="Times New Roman" w:eastAsia="FangSong" w:cs="Times New Roman"/>
+        </w:rPr>
+        <w:t>反应</w:t>
+      </w:r>
+      <w:r>
+        <w:rPr>
+          <w:rFonts w:hint="eastAsia" w:ascii="Times New Roman" w:hAnsi="Times New Roman" w:eastAsia="Times New Roman" w:cs="Times New Roman"/>
+        </w:rPr>
+        <w:t>。</w:t>
+      </w:r>
+      <w:r>
+        <w:rPr>
+          <w:rFonts w:hint="eastAsia" w:ascii="Times New Roman" w:hAnsi="Times New Roman" w:eastAsia="FangSong" w:cs="Times New Roman"/>
+        </w:rPr>
+        <w:t>待反应达平衡后</w:t>
+      </w:r>
+      <w:r>
+        <w:rPr>
+          <w:rFonts w:hint="eastAsia" w:ascii="Times New Roman" w:hAnsi="Times New Roman" w:eastAsia="Times New Roman" w:cs="Times New Roman"/>
+        </w:rPr>
+        <w:t>,</w:t>
+      </w:r>
+      <w:r>
+        <w:rPr>
+          <w:rFonts w:ascii="Times New Roman" w:hAnsi="Times New Roman" w:eastAsia="Times New Roman" w:cs="Times New Roman"/>
+        </w:rPr>
+        <w:t xml:space="preserve"> </w:t>
+      </w:r>
+      <w:r>
+        <w:rPr>
+          <w:rFonts w:hint="eastAsia" w:ascii="Times New Roman" w:hAnsi="Times New Roman" w:eastAsia="FangSong" w:cs="Times New Roman"/>
+        </w:rPr>
+        <w:t xml:space="preserve">测得</w:t>
+      </w:r>
+      <w:r>
+        <w:rPr>
+          <w:rFonts w:ascii="Times New Roman" w:hAnsi="Times New Roman" w:eastAsia="Times New Roman" w:cs="Times New Roman"/>
+        </w:rPr>
+        <w:t xml:space="preserve"> CO</w:t>
+      </w:r>
+      <w:r>
+        <w:rPr>
+          <w:rFonts w:ascii="Times New Roman" w:hAnsi="Times New Roman" w:eastAsia="Times New Roman" w:cs="Times New Roman"/>
+          <w:vertAlign w:val="subscript"/>
+        </w:rPr>
+        <w:t>2</w:t>
+      </w:r>
+      <w:r>
+        <w:rPr>
+          <w:rFonts w:ascii="Times New Roman" w:hAnsi="Times New Roman" w:eastAsia="Times New Roman" w:cs="Times New Roman"/>
+        </w:rPr>
+        <w:t xml:space="preserve"> </w:t>
+      </w:r>
+      <w:r>
+        <w:rPr>
+          <w:rFonts w:hint="eastAsia" w:ascii="Times New Roman" w:hAnsi="Times New Roman" w:eastAsia="FangSong" w:cs="Times New Roman"/>
+        </w:rPr>
+        <w:t xml:space="preserve">的分压为</w:t>
+      </w:r>
+      <w:r>
+        <w:rPr>
+          <w:rFonts w:ascii="Times New Roman" w:hAnsi="Times New Roman" w:eastAsia="Times New Roman" w:cs="Times New Roman"/>
+        </w:rPr>
+        <w:t xml:space="preserve"> 49.84 </w:t>
+      </w:r>
+      <w:r>
+        <w:rPr>
+          <w:rFonts w:hint="eastAsia" w:ascii="Times New Roman" w:hAnsi="Times New Roman" w:eastAsia="Times New Roman" w:cs="Times New Roman"/>
+        </w:rPr>
+        <w:t>kPa，</w:t>
+      </w:r>
+      <w:r>
+        <w:rPr>
+          <w:rFonts w:hint="eastAsia" w:ascii="Times New Roman" w:hAnsi="Times New Roman" w:eastAsia="FangSong" w:cs="Times New Roman"/>
+        </w:rPr>
+        <w:t>求该反应的标准摩尔熵变</w:t>
+      </w:r>
+      <w:r>
+        <w:rPr>
+          <w:rFonts w:hint="eastAsia" w:ascii="Times New Roman" w:hAnsi="Times New Roman" w:eastAsia="Times New Roman" w:cs="Times New Roman"/>
+        </w:rPr>
+        <w:t>。</w:t>
+      </w:r>
+    </w:p>
+    <w:p>
+      <w:pPr>
+        <w:pStyle w:val="BodyText"/>
+      </w:pPr>
+      <w:r>
+        <w:rPr>
+          <w:rFonts w:ascii="Times New Roman" w:hAnsi="Times New Roman" w:eastAsia="Times New Roman" w:cs="Times New Roman"/>
+        </w:rPr>
+        <w:t xml:space="preserve">📖 </w:t>
+      </w:r>
+      <w:r>
+        <w:rPr>
+          <w:rFonts w:hint="eastAsia" w:ascii="Times New Roman" w:hAnsi="Times New Roman" w:eastAsia="FangSong" w:cs="Times New Roman"/>
+        </w:rPr>
+        <w:t xml:space="preserve">查看答案</w:t>
+      </w:r>
+    </w:p>
+    <w:p>
+      <w:pPr>
+        <w:pStyle w:val="BodyText"/>
+      </w:pPr>
+      <w:r>
+        <w:rPr>
+          <w:rFonts w:ascii="Times New Roman" w:hAnsi="Times New Roman" w:eastAsia="Times New Roman" w:cs="Times New Roman"/>
+        </w:rPr>
+        <w:t>Δ</w:t>
+      </w:r>
+      <w:r>
+        <w:rPr>
+          <w:rFonts w:ascii="Times New Roman" w:hAnsi="Times New Roman" w:eastAsia="Times New Roman" w:cs="Times New Roman"/>
+          <w:vertAlign w:val="subscript"/>
+        </w:rPr>
+        <w:t>r</w:t>
+      </w:r>
+      <w:r>
+        <w:rPr>
+          <w:rFonts w:ascii="Times New Roman" w:hAnsi="Times New Roman" w:eastAsia="Times New Roman" w:cs="Times New Roman"/>
+        </w:rPr>
+        <w:t>S</w:t>
+      </w:r>
+      <w:r>
+        <w:rPr>
+          <w:rFonts w:ascii="Times New Roman" w:hAnsi="Times New Roman" w:eastAsia="Times New Roman" w:cs="Times New Roman"/>
+          <w:vertAlign w:val="subscript"/>
+        </w:rPr>
+        <w:t>m</w:t>
+      </w:r>
+      <w:r>
+        <w:rPr>
+          <w:rFonts w:ascii="Times New Roman" w:hAnsi="Times New Roman" w:eastAsia="Times New Roman" w:cs="Times New Roman"/>
+        </w:rPr>
+        <w:t>θ = 42.1 J·mol</w:t>
+      </w:r>
+      <w:r>
+        <w:rPr>
+          <w:rFonts w:ascii="Times New Roman" w:hAnsi="Times New Roman" w:eastAsia="Times New Roman" w:cs="Times New Roman"/>
+          <w:vertAlign w:val="superscript"/>
+        </w:rPr>
+        <w:t>-1</w:t>
+      </w:r>
+      <w:r>
+        <w:rPr>
+          <w:rFonts w:ascii="Times New Roman" w:hAnsi="Times New Roman" w:eastAsia="Times New Roman" w:cs="Times New Roman"/>
+        </w:rPr>
+        <w:t>·K</w:t>
+      </w:r>
+      <w:r>
+        <w:rPr>
+          <w:rFonts w:ascii="Times New Roman" w:hAnsi="Times New Roman" w:eastAsia="Times New Roman" w:cs="Times New Roman"/>
+          <w:vertAlign w:val="superscript"/>
+        </w:rPr>
+        <w:t>-1</w:t>
+      </w:r>
+    </w:p>
+    <w:p>
+      <w:pPr>
+        <w:spacing w:before="160" w:after="80"/>
+      </w:pPr>
+      <w:r>
+        <w:pict>
+          <v:rect style="width:0;height:1.5pt" o:hralign="center" o:hrstd="t" o:hr="t"/>
+        </w:pict>
+      </w:r>
+    </w:p>
+    <w:bookmarkEnd w:id="12"/>
+    <w:bookmarkStart w:id="13" w:name="上海中学-化学平衡-习题3-d4"/>
+    <w:p>
+      <w:pPr>
+        <w:pStyle w:val="Heading2"/>
+        <w:spacing w:before="280" w:after="120"/>
+      </w:pPr>
+      <w:r>
+        <w:rPr>
+          <w:rFonts w:ascii="Times New Roman" w:hAnsi="Times New Roman" w:eastAsia="Times New Roman" w:cs="Times New Roman"/>
+        </w:rPr>
+        <w:t xml:space="preserve">2.5 </w:t>
+      </w:r>
+      <w:r>
+        <w:rPr>
+          <w:rFonts w:hint="eastAsia" w:ascii="Times New Roman" w:hAnsi="Times New Roman" w:eastAsia="SimHei" w:cs="Times New Roman"/>
+        </w:rPr>
+        <w:t>上海中学</w:t>
+      </w:r>
+      <w:r>
+        <w:rPr>
+          <w:rFonts w:hint="eastAsia" w:ascii="Times New Roman" w:hAnsi="Times New Roman" w:eastAsia="Times New Roman" w:cs="Times New Roman"/>
+        </w:rPr>
+        <w:t>-</w:t>
+      </w:r>
+      <w:r>
+        <w:rPr>
+          <w:rFonts w:hint="eastAsia" w:ascii="Times New Roman" w:hAnsi="Times New Roman" w:eastAsia="SimHei" w:cs="Times New Roman"/>
+        </w:rPr>
+        <w:t>化学平衡</w:t>
+      </w:r>
+      <w:r>
+        <w:rPr>
+          <w:rFonts w:hint="eastAsia" w:ascii="Times New Roman" w:hAnsi="Times New Roman" w:eastAsia="Times New Roman" w:cs="Times New Roman"/>
+        </w:rPr>
+        <w:t>-</w:t>
+      </w:r>
+      <w:r>
+        <w:rPr>
+          <w:rFonts w:hint="eastAsia" w:ascii="Times New Roman" w:hAnsi="Times New Roman" w:eastAsia="SimHei" w:cs="Times New Roman"/>
+        </w:rPr>
+        <w:t>习题</w:t>
+      </w:r>
+      <w:r>
+        <w:rPr>
+          <w:rFonts w:hint="eastAsia" w:ascii="Times New Roman" w:hAnsi="Times New Roman" w:eastAsia="Times New Roman" w:cs="Times New Roman"/>
+        </w:rPr>
+        <w:t>3</w:t>
+      </w:r>
+      <w:r>
+        <w:rPr>
+          <w:rFonts w:ascii="Times New Roman" w:hAnsi="Times New Roman" w:eastAsia="Times New Roman" w:cs="Times New Roman"/>
+        </w:rPr>
+        <w:t xml:space="preserve"> 〔🟢 d4〕</w:t>
+      </w:r>
+    </w:p>
+    <w:p>
+      <w:pPr>
+        <w:pStyle w:val="FirstParagraph"/>
+      </w:pPr>
+      <w:r>
+        <w:rPr>
+          <w:rFonts w:ascii="Times New Roman" w:hAnsi="Times New Roman" w:eastAsia="Times New Roman" w:cs="Times New Roman"/>
+          <w:b/>
+          <w:bCs/>
+        </w:rPr>
+        <w:t xml:space="preserve">3.</w:t>
+      </w:r>
+      <w:r>
+        <w:rPr>
+          <w:rFonts w:hint="eastAsia" w:ascii="Times New Roman" w:hAnsi="Times New Roman" w:eastAsia="Times New Roman" w:cs="Times New Roman"/>
+        </w:rPr>
+        <w:t>（2008</w:t>
+      </w:r>
+      <w:r>
+        <w:rPr>
+          <w:rFonts w:hint="eastAsia" w:ascii="Times New Roman" w:hAnsi="Times New Roman" w:eastAsia="FangSong" w:cs="Times New Roman"/>
+        </w:rPr>
+        <w:t>年江苏省夏令营选拔</w:t>
+      </w:r>
+      <w:r>
+        <w:rPr>
+          <w:rFonts w:hint="eastAsia" w:ascii="Times New Roman" w:hAnsi="Times New Roman" w:eastAsia="Times New Roman" w:cs="Times New Roman"/>
+        </w:rPr>
+        <w:t>）</w:t>
+      </w:r>
+      <w:r>
+        <w:rPr>
+          <w:rFonts w:hint="eastAsia" w:ascii="Times New Roman" w:hAnsi="Times New Roman" w:eastAsia="FangSong" w:cs="Times New Roman"/>
+        </w:rPr>
+        <w:t>铁系金属常用来作</w:t>
+      </w:r>
+      <w:r>
+        <w:rPr>
+          <w:rFonts w:hint="eastAsia" w:ascii="Times New Roman" w:hAnsi="Times New Roman" w:eastAsia="Times New Roman" w:cs="Times New Roman"/>
+        </w:rPr>
+        <w:t>CO</w:t>
+      </w:r>
+      <w:r>
+        <w:rPr>
+          <w:rFonts w:hint="eastAsia" w:ascii="Times New Roman" w:hAnsi="Times New Roman" w:eastAsia="FangSong" w:cs="Times New Roman"/>
+        </w:rPr>
+        <w:t>加氢反应的催化剂</w:t>
+      </w:r>
+      <w:r>
+        <w:rPr>
+          <w:rFonts w:hint="eastAsia" w:ascii="Times New Roman" w:hAnsi="Times New Roman" w:eastAsia="Times New Roman" w:cs="Times New Roman"/>
+        </w:rPr>
+        <w:t>。</w:t>
+      </w:r>
+      <w:r>
+        <w:rPr>
+          <w:rFonts w:hint="eastAsia" w:ascii="Times New Roman" w:hAnsi="Times New Roman" w:eastAsia="FangSong" w:cs="Times New Roman"/>
+        </w:rPr>
+        <w:t>已知某种催化剂在</w:t>
+      </w:r>
+      <w:r>
+        <w:rPr>
+          <w:rFonts w:hint="eastAsia" w:ascii="Times New Roman" w:hAnsi="Times New Roman" w:eastAsia="Times New Roman" w:cs="Times New Roman"/>
+        </w:rPr>
+        <w:t>1000</w:t>
+      </w:r>
+      <w:r>
+        <w:rPr>
+          <w:rFonts w:ascii="Times New Roman" w:hAnsi="Times New Roman" w:eastAsia="Times New Roman" w:cs="Times New Roman"/>
+        </w:rPr>
+        <w:t xml:space="preserve"> </w:t>
+      </w:r>
+      <w:r>
+        <w:rPr>
+          <w:rFonts w:hint="eastAsia" w:ascii="Times New Roman" w:hAnsi="Times New Roman" w:eastAsia="Times New Roman" w:cs="Times New Roman"/>
+        </w:rPr>
+        <w:t>K</w:t>
+      </w:r>
+      <w:r>
+        <w:rPr>
+          <w:rFonts w:hint="eastAsia" w:ascii="Times New Roman" w:hAnsi="Times New Roman" w:eastAsia="FangSong" w:cs="Times New Roman"/>
+        </w:rPr>
+        <w:t>可用来催化反应</w:t>
+      </w:r>
+      <w:r>
+        <w:rPr>
+          <w:rFonts w:hint="eastAsia" w:ascii="Times New Roman" w:hAnsi="Times New Roman" w:eastAsia="Times New Roman" w:cs="Times New Roman"/>
+        </w:rPr>
+        <w:t>:</w:t>
+      </w:r>
+      <w:r>
+        <w:rPr>
+          <w:rFonts w:ascii="Times New Roman" w:hAnsi="Times New Roman" w:eastAsia="Times New Roman" w:cs="Times New Roman"/>
+        </w:rPr>
+        <w:t xml:space="preserve"> CO(g) + 3H</w:t>
+      </w:r>
+      <w:r>
+        <w:rPr>
+          <w:rFonts w:ascii="Times New Roman" w:hAnsi="Times New Roman" w:eastAsia="Times New Roman" w:cs="Times New Roman"/>
+          <w:vertAlign w:val="subscript"/>
+        </w:rPr>
+        <w:t>2</w:t>
+      </w:r>
+      <w:r>
+        <w:rPr>
+          <w:rFonts w:ascii="Times New Roman" w:hAnsi="Times New Roman" w:eastAsia="Times New Roman" w:cs="Times New Roman"/>
+        </w:rPr>
+        <w:t>(g) ⇌ CH</w:t>
+      </w:r>
+      <w:r>
+        <w:rPr>
+          <w:rFonts w:ascii="Times New Roman" w:hAnsi="Times New Roman" w:eastAsia="Times New Roman" w:cs="Times New Roman"/>
+          <w:vertAlign w:val="subscript"/>
+        </w:rPr>
+        <w:t>4</w:t>
+      </w:r>
+      <w:r>
+        <w:rPr>
+          <w:rFonts w:ascii="Times New Roman" w:hAnsi="Times New Roman" w:eastAsia="Times New Roman" w:cs="Times New Roman"/>
+        </w:rPr>
+        <w:t xml:space="preserve">(g) + </w:t>
+      </w:r>
+      <w:r>
+        <w:rPr>
+          <w:rFonts w:hint="eastAsia" w:ascii="Times New Roman" w:hAnsi="Times New Roman" w:eastAsia="Times New Roman" w:cs="Times New Roman"/>
+        </w:rPr>
+        <w:t>H</w:t>
+      </w:r>
+      <w:r>
+        <w:rPr>
+          <w:rFonts w:hint="eastAsia" w:ascii="Times New Roman" w:hAnsi="Times New Roman" w:eastAsia="Times New Roman" w:cs="Times New Roman"/>
+          <w:vertAlign w:val="subscript"/>
+        </w:rPr>
+        <w:t>2</w:t>
+      </w:r>
+      <w:r>
+        <w:rPr>
+          <w:rFonts w:hint="eastAsia" w:ascii="Times New Roman" w:hAnsi="Times New Roman" w:eastAsia="Times New Roman" w:cs="Times New Roman"/>
+        </w:rPr>
+        <w:t>O(g)，</w:t>
+      </w:r>
+      <w:r>
+        <w:rPr>
+          <w:rFonts w:hint="eastAsia" w:ascii="Times New Roman" w:hAnsi="Times New Roman" w:eastAsia="FangSong" w:cs="Times New Roman"/>
+        </w:rPr>
+        <w:t>在总压为</w:t>
+      </w:r>
+      <w:r>
+        <w:rPr>
+          <w:rFonts w:hint="eastAsia" w:ascii="Times New Roman" w:hAnsi="Times New Roman" w:eastAsia="Times New Roman" w:cs="Times New Roman"/>
+        </w:rPr>
+        <w:t>1</w:t>
+      </w:r>
+      <w:r>
+        <w:rPr>
+          <w:rFonts w:ascii="Times New Roman" w:hAnsi="Times New Roman" w:eastAsia="Times New Roman" w:cs="Times New Roman"/>
+        </w:rPr>
+        <w:t xml:space="preserve"> atm, </w:t>
+      </w:r>
+      <w:r>
+        <w:rPr>
+          <w:rFonts w:hint="eastAsia" w:ascii="Times New Roman" w:hAnsi="Times New Roman" w:eastAsia="Times New Roman" w:cs="Times New Roman"/>
+        </w:rPr>
+        <w:t>CO</w:t>
+      </w:r>
+      <w:r>
+        <w:rPr>
+          <w:rFonts w:hint="eastAsia" w:ascii="Times New Roman" w:hAnsi="Times New Roman" w:eastAsia="FangSong" w:cs="Times New Roman"/>
+        </w:rPr>
+        <w:t>和</w:t>
+      </w:r>
+      <w:r>
+        <w:rPr>
+          <w:rFonts w:hint="eastAsia" w:ascii="Times New Roman" w:hAnsi="Times New Roman" w:eastAsia="Times New Roman" w:cs="Times New Roman"/>
+        </w:rPr>
+        <w:t>H</w:t>
+      </w:r>
+      <w:r>
+        <w:rPr>
+          <w:rFonts w:hint="eastAsia" w:ascii="Times New Roman" w:hAnsi="Times New Roman" w:eastAsia="Times New Roman" w:cs="Times New Roman"/>
+          <w:vertAlign w:val="subscript"/>
+        </w:rPr>
+        <w:t>2</w:t>
+      </w:r>
+      <w:r>
+        <w:rPr>
+          <w:rFonts w:hint="eastAsia" w:ascii="Times New Roman" w:hAnsi="Times New Roman" w:eastAsia="FangSong" w:cs="Times New Roman"/>
+        </w:rPr>
+        <w:t>投料比为</w:t>
+      </w:r>
+      <w:r>
+        <w:rPr>
+          <w:rFonts w:hint="eastAsia" w:ascii="Times New Roman" w:hAnsi="Times New Roman" w:eastAsia="Times New Roman" w:cs="Times New Roman"/>
+        </w:rPr>
+        <w:t>1:3</w:t>
+      </w:r>
+      <w:r>
+        <w:rPr>
+          <w:rFonts w:hint="eastAsia" w:ascii="Times New Roman" w:hAnsi="Times New Roman" w:eastAsia="FangSong" w:cs="Times New Roman"/>
+        </w:rPr>
+        <w:t>的条件下</w:t>
+      </w:r>
+      <w:r>
+        <w:rPr>
+          <w:rFonts w:hint="eastAsia" w:ascii="Times New Roman" w:hAnsi="Times New Roman" w:eastAsia="Times New Roman" w:cs="Times New Roman"/>
+        </w:rPr>
+        <w:t>，</w:t>
+      </w:r>
+      <w:r>
+        <w:rPr>
+          <w:rFonts w:hint="eastAsia" w:ascii="Times New Roman" w:hAnsi="Times New Roman" w:eastAsia="FangSong" w:cs="Times New Roman"/>
+        </w:rPr>
+        <w:t>平衡时</w:t>
+      </w:r>
+      <w:r>
+        <w:rPr>
+          <w:rFonts w:hint="eastAsia" w:ascii="Times New Roman" w:hAnsi="Times New Roman" w:eastAsia="Times New Roman" w:cs="Times New Roman"/>
+        </w:rPr>
+        <w:t>CO</w:t>
+      </w:r>
+      <w:r>
+        <w:rPr>
+          <w:rFonts w:hint="eastAsia" w:ascii="Times New Roman" w:hAnsi="Times New Roman" w:eastAsia="FangSong" w:cs="Times New Roman"/>
+        </w:rPr>
+        <w:t>物质的量分数为</w:t>
+      </w:r>
+      <w:r>
+        <w:rPr>
+          <w:rFonts w:hint="eastAsia" w:ascii="Times New Roman" w:hAnsi="Times New Roman" w:eastAsia="Times New Roman" w:cs="Times New Roman"/>
+        </w:rPr>
+        <w:t>19.3%。</w:t>
+      </w:r>
+      <w:r>
+        <w:rPr>
+          <w:rFonts w:ascii="Times New Roman" w:hAnsi="Times New Roman" w:eastAsia="Times New Roman" w:cs="Times New Roman"/>
+        </w:rPr>
+        <w:t xml:space="preserve"> </w:t>
+      </w:r>
+      <w:r>
+        <w:rPr>
+          <w:rFonts w:ascii="Times New Roman" w:hAnsi="Times New Roman" w:eastAsia="Times New Roman" w:cs="Times New Roman"/>
+        </w:rPr>
+        <w:t xml:space="preserve">(1) </w:t>
+      </w:r>
+      <w:r>
+        <w:rPr>
+          <w:rFonts w:hint="eastAsia" w:ascii="Times New Roman" w:hAnsi="Times New Roman" w:eastAsia="FangSong" w:cs="Times New Roman"/>
+        </w:rPr>
+        <w:t xml:space="preserve">求该条件下的平衡常数及</w:t>
+      </w:r>
+      <w:r>
+        <w:rPr>
+          <w:rFonts w:ascii="Times New Roman" w:hAnsi="Times New Roman" w:eastAsia="Times New Roman" w:cs="Times New Roman"/>
+        </w:rPr>
+        <w:t xml:space="preserve"> CO </w:t>
+      </w:r>
+      <w:r>
+        <w:rPr>
+          <w:rFonts w:hint="eastAsia" w:ascii="Times New Roman" w:hAnsi="Times New Roman" w:eastAsia="FangSong" w:cs="Times New Roman"/>
+        </w:rPr>
+        <w:t>的转化率</w:t>
+      </w:r>
+      <w:r>
+        <w:rPr>
+          <w:rFonts w:hint="eastAsia" w:ascii="Times New Roman" w:hAnsi="Times New Roman" w:eastAsia="Times New Roman" w:cs="Times New Roman"/>
+        </w:rPr>
+        <w:t>。(2)</w:t>
+      </w:r>
+      <w:r>
+        <w:rPr>
+          <w:rFonts w:ascii="Times New Roman" w:hAnsi="Times New Roman" w:eastAsia="Times New Roman" w:cs="Times New Roman"/>
+        </w:rPr>
+        <w:t xml:space="preserve"> </w:t>
+      </w:r>
+      <w:r>
+        <w:rPr>
+          <w:rFonts w:hint="eastAsia" w:ascii="Times New Roman" w:hAnsi="Times New Roman" w:eastAsia="FangSong" w:cs="Times New Roman"/>
+        </w:rPr>
+        <w:t xml:space="preserve">如果用纳米</w:t>
+      </w:r>
+      <w:r>
+        <w:rPr>
+          <w:rFonts w:ascii="Times New Roman" w:hAnsi="Times New Roman" w:eastAsia="Times New Roman" w:cs="Times New Roman"/>
+        </w:rPr>
+        <w:t xml:space="preserve"> Co </w:t>
+      </w:r>
+      <w:r>
+        <w:rPr>
+          <w:rFonts w:hint="eastAsia" w:ascii="Times New Roman" w:hAnsi="Times New Roman" w:eastAsia="FangSong" w:cs="Times New Roman"/>
+        </w:rPr>
+        <w:t>为催化剂</w:t>
+      </w:r>
+      <w:r>
+        <w:rPr>
+          <w:rFonts w:hint="eastAsia" w:ascii="Times New Roman" w:hAnsi="Times New Roman" w:eastAsia="Times New Roman" w:cs="Times New Roman"/>
+        </w:rPr>
+        <w:t>，</w:t>
+      </w:r>
+      <w:r>
+        <w:rPr>
+          <w:rFonts w:hint="eastAsia" w:ascii="Times New Roman" w:hAnsi="Times New Roman" w:eastAsia="FangSong" w:cs="Times New Roman"/>
+        </w:rPr>
+        <w:t>在</w:t>
+      </w:r>
+      <w:r>
+        <w:rPr>
+          <w:rFonts w:ascii="Times New Roman" w:hAnsi="Times New Roman" w:eastAsia="Times New Roman" w:cs="Times New Roman"/>
+        </w:rPr>
+        <w:t xml:space="preserve"> 500 K </w:t>
+      </w:r>
+      <w:r>
+        <w:rPr>
+          <w:rFonts w:hint="eastAsia" w:ascii="Times New Roman" w:hAnsi="Times New Roman" w:eastAsia="FangSong" w:cs="Times New Roman"/>
+        </w:rPr>
+        <w:t>时</w:t>
+      </w:r>
+      <w:r>
+        <w:rPr>
+          <w:rFonts w:hint="eastAsia" w:ascii="Times New Roman" w:hAnsi="Times New Roman" w:eastAsia="Times New Roman" w:cs="Times New Roman"/>
+        </w:rPr>
+        <w:t>，</w:t>
+      </w:r>
+      <w:r>
+        <w:rPr>
+          <w:rFonts w:hint="eastAsia" w:ascii="Times New Roman" w:hAnsi="Times New Roman" w:eastAsia="FangSong" w:cs="Times New Roman"/>
+        </w:rPr>
+        <w:t>反应的平衡常数为</w:t>
+      </w:r>
+      <w:r>
+        <w:rPr>
+          <w:rFonts w:ascii="Times New Roman" w:hAnsi="Times New Roman" w:eastAsia="Times New Roman" w:cs="Times New Roman"/>
+        </w:rPr>
+        <w:t xml:space="preserve"> </w:t>
+      </w:r>
+      <w:r>
+        <w:rPr>
+          <w:rFonts w:hint="eastAsia" w:ascii="Times New Roman" w:hAnsi="Times New Roman" w:eastAsia="Times New Roman" w:cs="Times New Roman"/>
+        </w:rPr>
+        <w:t>1.98×10</w:t>
+      </w:r>
+      <w:r>
+        <w:rPr>
+          <w:rFonts w:hint="eastAsia" w:ascii="Times New Roman" w:hAnsi="Times New Roman" w:eastAsia="Times New Roman" w:cs="Times New Roman"/>
+          <w:vertAlign w:val="superscript"/>
+        </w:rPr>
+        <w:t>10</w:t>
+      </w:r>
+      <w:r>
+        <w:rPr>
+          <w:rFonts w:hint="eastAsia" w:ascii="Times New Roman" w:hAnsi="Times New Roman" w:eastAsia="Times New Roman" w:cs="Times New Roman"/>
+        </w:rPr>
+        <w:t>。</w:t>
+      </w:r>
+      <w:r>
+        <w:rPr>
+          <w:rFonts w:hint="eastAsia" w:ascii="Times New Roman" w:hAnsi="Times New Roman" w:eastAsia="FangSong" w:cs="Times New Roman"/>
+        </w:rPr>
+        <w:t>该反应为吸热还是放热反应</w:t>
+      </w:r>
+      <w:r>
+        <w:rPr>
+          <w:rFonts w:hint="eastAsia" w:ascii="Times New Roman" w:hAnsi="Times New Roman" w:eastAsia="Times New Roman" w:cs="Times New Roman"/>
+        </w:rPr>
+        <w:t>?(3)</w:t>
+      </w:r>
+      <w:r>
+        <w:rPr>
+          <w:rFonts w:ascii="Times New Roman" w:hAnsi="Times New Roman" w:eastAsia="Times New Roman" w:cs="Times New Roman"/>
+        </w:rPr>
+        <w:t xml:space="preserve"> </w:t>
+      </w:r>
+      <w:r>
+        <w:rPr>
+          <w:rFonts w:hint="eastAsia" w:ascii="Times New Roman" w:hAnsi="Times New Roman" w:eastAsia="FangSong" w:cs="Times New Roman"/>
+        </w:rPr>
+        <w:t xml:space="preserve">用纳米</w:t>
+      </w:r>
+      <w:r>
+        <w:rPr>
+          <w:rFonts w:ascii="Times New Roman" w:hAnsi="Times New Roman" w:eastAsia="Times New Roman" w:cs="Times New Roman"/>
+        </w:rPr>
+        <w:t xml:space="preserve"> Co </w:t>
+      </w:r>
+      <w:r>
+        <w:rPr>
+          <w:rFonts w:hint="eastAsia" w:ascii="Times New Roman" w:hAnsi="Times New Roman" w:eastAsia="FangSong" w:cs="Times New Roman"/>
+        </w:rPr>
+        <w:t>为催化剂</w:t>
+      </w:r>
+      <w:r>
+        <w:rPr>
+          <w:rFonts w:hint="eastAsia" w:ascii="Times New Roman" w:hAnsi="Times New Roman" w:eastAsia="Times New Roman" w:cs="Times New Roman"/>
+        </w:rPr>
+        <w:t>，</w:t>
+      </w:r>
+      <w:r>
+        <w:rPr>
+          <w:rFonts w:hint="eastAsia" w:ascii="Times New Roman" w:hAnsi="Times New Roman" w:eastAsia="FangSong" w:cs="Times New Roman"/>
+        </w:rPr>
+        <w:t>可能会发生副反应</w:t>
+      </w:r>
+      <w:r>
+        <w:rPr>
+          <w:rFonts w:hint="eastAsia" w:ascii="Times New Roman" w:hAnsi="Times New Roman" w:eastAsia="Times New Roman" w:cs="Times New Roman"/>
+        </w:rPr>
+        <w:t>:</w:t>
+      </w:r>
+      <w:r>
+        <w:rPr>
+          <w:rFonts w:ascii="Times New Roman" w:hAnsi="Times New Roman" w:eastAsia="Times New Roman" w:cs="Times New Roman"/>
+        </w:rPr>
+        <w:t xml:space="preserve"> Co(s) + H</w:t>
+      </w:r>
+      <w:r>
+        <w:rPr>
+          <w:rFonts w:ascii="Times New Roman" w:hAnsi="Times New Roman" w:eastAsia="Times New Roman" w:cs="Times New Roman"/>
+          <w:vertAlign w:val="subscript"/>
+        </w:rPr>
+        <w:t>2</w:t>
+      </w:r>
+      <w:r>
+        <w:rPr>
+          <w:rFonts w:ascii="Times New Roman" w:hAnsi="Times New Roman" w:eastAsia="Times New Roman" w:cs="Times New Roman"/>
+        </w:rPr>
+        <w:t xml:space="preserve">O(g) ⇌ CoO(s) + </w:t>
+      </w:r>
+      <w:r>
+        <w:rPr>
+          <w:rFonts w:hint="eastAsia" w:ascii="Times New Roman" w:hAnsi="Times New Roman" w:eastAsia="Times New Roman" w:cs="Times New Roman"/>
+        </w:rPr>
+        <w:t>H</w:t>
+      </w:r>
+      <w:r>
+        <w:rPr>
+          <w:rFonts w:hint="eastAsia" w:ascii="Times New Roman" w:hAnsi="Times New Roman" w:eastAsia="Times New Roman" w:cs="Times New Roman"/>
+          <w:vertAlign w:val="subscript"/>
+        </w:rPr>
+        <w:t>2</w:t>
+      </w:r>
+      <w:r>
+        <w:rPr>
+          <w:rFonts w:hint="eastAsia" w:ascii="Times New Roman" w:hAnsi="Times New Roman" w:eastAsia="Times New Roman" w:cs="Times New Roman"/>
+        </w:rPr>
+        <w:t>(g)，500</w:t>
+      </w:r>
+      <w:r>
+        <w:rPr>
+          <w:rFonts w:ascii="Times New Roman" w:hAnsi="Times New Roman" w:eastAsia="Times New Roman" w:cs="Times New Roman"/>
+        </w:rPr>
+        <w:t xml:space="preserve"> K </w:t>
+      </w:r>
+      <w:r>
+        <w:rPr>
+          <w:rFonts w:hint="eastAsia" w:ascii="Times New Roman" w:hAnsi="Times New Roman" w:eastAsia="FangSong" w:cs="Times New Roman"/>
+        </w:rPr>
+        <w:t xml:space="preserve">时该反应的平衡常数为</w:t>
+      </w:r>
+      <w:r>
+        <w:rPr>
+          <w:rFonts w:ascii="Times New Roman" w:hAnsi="Times New Roman" w:eastAsia="Times New Roman" w:cs="Times New Roman"/>
+        </w:rPr>
+        <w:t xml:space="preserve"> </w:t>
+      </w:r>
+      <w:r>
+        <w:rPr>
+          <w:rFonts w:hint="eastAsia" w:ascii="Times New Roman" w:hAnsi="Times New Roman" w:eastAsia="Times New Roman" w:cs="Times New Roman"/>
+        </w:rPr>
+        <w:t>6.8×10</w:t>
+      </w:r>
+      <w:r>
+        <w:rPr>
+          <w:rFonts w:hint="eastAsia" w:ascii="Times New Roman" w:hAnsi="Times New Roman" w:eastAsia="Times New Roman" w:cs="Times New Roman"/>
+          <w:vertAlign w:val="superscript"/>
+        </w:rPr>
+        <w:t>-3</w:t>
+      </w:r>
+      <w:r>
+        <w:rPr>
+          <w:rFonts w:hint="eastAsia" w:ascii="Times New Roman" w:hAnsi="Times New Roman" w:eastAsia="Times New Roman" w:cs="Times New Roman"/>
+        </w:rPr>
+        <w:t>，</w:t>
+      </w:r>
+      <w:r>
+        <w:rPr>
+          <w:rFonts w:hint="eastAsia" w:ascii="Times New Roman" w:hAnsi="Times New Roman" w:eastAsia="FangSong" w:cs="Times New Roman"/>
+        </w:rPr>
+        <w:t>主反应达到平衡时</w:t>
+      </w:r>
+      <w:r>
+        <w:rPr>
+          <w:rFonts w:hint="eastAsia" w:ascii="Times New Roman" w:hAnsi="Times New Roman" w:eastAsia="Times New Roman" w:cs="Times New Roman"/>
+        </w:rPr>
+        <w:t>，</w:t>
+      </w:r>
+      <w:r>
+        <w:rPr>
+          <w:rFonts w:hint="eastAsia" w:ascii="Times New Roman" w:hAnsi="Times New Roman" w:eastAsia="FangSong" w:cs="Times New Roman"/>
+        </w:rPr>
+        <w:t>副反应是否一定会发生</w:t>
+      </w:r>
+      <w:r>
+        <w:rPr>
+          <w:rFonts w:hint="eastAsia" w:ascii="Times New Roman" w:hAnsi="Times New Roman" w:eastAsia="Times New Roman" w:cs="Times New Roman"/>
+        </w:rPr>
+        <w:t>?(4)</w:t>
+      </w:r>
+      <w:r>
+        <w:rPr>
+          <w:rFonts w:ascii="Times New Roman" w:hAnsi="Times New Roman" w:eastAsia="Times New Roman" w:cs="Times New Roman"/>
+        </w:rPr>
+        <w:t xml:space="preserve"> </w:t>
+      </w:r>
+      <w:r>
+        <w:rPr>
+          <w:rFonts w:hint="eastAsia" w:ascii="Times New Roman" w:hAnsi="Times New Roman" w:eastAsia="FangSong" w:cs="Times New Roman"/>
+        </w:rPr>
+        <w:t>计算在总压和投料比不变的条件下</w:t>
+      </w:r>
+      <w:r>
+        <w:rPr>
+          <w:rFonts w:hint="eastAsia" w:ascii="Times New Roman" w:hAnsi="Times New Roman" w:eastAsia="Times New Roman" w:cs="Times New Roman"/>
+        </w:rPr>
+        <w:t>，</w:t>
+      </w:r>
+      <w:r>
+        <w:rPr>
+          <w:rFonts w:hint="eastAsia" w:ascii="Times New Roman" w:hAnsi="Times New Roman" w:eastAsia="FangSong" w:cs="Times New Roman"/>
+        </w:rPr>
+        <w:t>足量</w:t>
+      </w:r>
+      <w:r>
+        <w:rPr>
+          <w:rFonts w:ascii="Times New Roman" w:hAnsi="Times New Roman" w:eastAsia="Times New Roman" w:cs="Times New Roman"/>
+        </w:rPr>
+        <w:t xml:space="preserve"> Co </w:t>
+      </w:r>
+      <w:r>
+        <w:rPr>
+          <w:rFonts w:hint="eastAsia" w:ascii="Times New Roman" w:hAnsi="Times New Roman" w:eastAsia="FangSong" w:cs="Times New Roman"/>
+        </w:rPr>
+        <w:t>催化平衡时</w:t>
+      </w:r>
+      <w:r>
+        <w:rPr>
+          <w:rFonts w:hint="eastAsia" w:ascii="Times New Roman" w:hAnsi="Times New Roman" w:eastAsia="Times New Roman" w:cs="Times New Roman"/>
+        </w:rPr>
+        <w:t>，CO</w:t>
+      </w:r>
+      <w:r>
+        <w:rPr>
+          <w:rFonts w:ascii="Times New Roman" w:hAnsi="Times New Roman" w:eastAsia="Times New Roman" w:cs="Times New Roman"/>
+        </w:rPr>
+        <w:t xml:space="preserve"> </w:t>
+      </w:r>
+      <w:r>
+        <w:rPr>
+          <w:rFonts w:hint="eastAsia" w:ascii="Times New Roman" w:hAnsi="Times New Roman" w:eastAsia="FangSong" w:cs="Times New Roman"/>
+        </w:rPr>
+        <w:t>的分压为多少</w:t>
+      </w:r>
+      <w:r>
+        <w:rPr>
+          <w:rFonts w:hint="eastAsia" w:ascii="Times New Roman" w:hAnsi="Times New Roman" w:eastAsia="Times New Roman" w:cs="Times New Roman"/>
+        </w:rPr>
+        <w:t>?(5)</w:t>
+      </w:r>
+      <w:r>
+        <w:rPr>
+          <w:rFonts w:ascii="Times New Roman" w:hAnsi="Times New Roman" w:eastAsia="Times New Roman" w:cs="Times New Roman"/>
+        </w:rPr>
+        <w:t xml:space="preserve"> </w:t>
+      </w:r>
+      <w:r>
+        <w:rPr>
+          <w:rFonts w:hint="eastAsia" w:ascii="Times New Roman" w:hAnsi="Times New Roman" w:eastAsia="FangSong" w:cs="Times New Roman"/>
+        </w:rPr>
+        <w:t>当粒子半径很小时</w:t>
+      </w:r>
+      <w:r>
+        <w:rPr>
+          <w:rFonts w:hint="eastAsia" w:ascii="Times New Roman" w:hAnsi="Times New Roman" w:eastAsia="Times New Roman" w:cs="Times New Roman"/>
+        </w:rPr>
+        <w:t>，</w:t>
+      </w:r>
+      <w:r>
+        <w:rPr>
+          <w:rFonts w:hint="eastAsia" w:ascii="Times New Roman" w:hAnsi="Times New Roman" w:eastAsia="FangSong" w:cs="Times New Roman"/>
+        </w:rPr>
+        <w:t>纳米</w:t>
+      </w:r>
+      <w:r>
+        <w:rPr>
+          <w:rFonts w:ascii="Times New Roman" w:hAnsi="Times New Roman" w:eastAsia="Times New Roman" w:cs="Times New Roman"/>
+        </w:rPr>
+        <w:t xml:space="preserve"> Co </w:t>
+      </w:r>
+      <w:r>
+        <w:rPr>
+          <w:rFonts w:hint="eastAsia" w:ascii="Times New Roman" w:hAnsi="Times New Roman" w:eastAsia="FangSong" w:cs="Times New Roman"/>
+        </w:rPr>
+        <w:t>颗粒表面有更强的活性</w:t>
+      </w:r>
+      <w:r>
+        <w:rPr>
+          <w:rFonts w:hint="eastAsia" w:ascii="Times New Roman" w:hAnsi="Times New Roman" w:eastAsia="Times New Roman" w:cs="Times New Roman"/>
+        </w:rPr>
+        <w:t>，</w:t>
+      </w:r>
+      <w:r>
+        <w:rPr>
+          <w:rFonts w:hint="eastAsia" w:ascii="Times New Roman" w:hAnsi="Times New Roman" w:eastAsia="FangSong" w:cs="Times New Roman"/>
+        </w:rPr>
+        <w:t>实际使用时在纳米</w:t>
+      </w:r>
+      <w:r>
+        <w:rPr>
+          <w:rFonts w:ascii="Times New Roman" w:hAnsi="Times New Roman" w:eastAsia="Times New Roman" w:cs="Times New Roman"/>
+        </w:rPr>
+        <w:t xml:space="preserve"> Co </w:t>
+      </w:r>
+      <w:r>
+        <w:rPr>
+          <w:rFonts w:hint="eastAsia" w:ascii="Times New Roman" w:hAnsi="Times New Roman" w:eastAsia="FangSong" w:cs="Times New Roman"/>
+        </w:rPr>
+        <w:t xml:space="preserve">颗粒周围形成</w:t>
+      </w:r>
+      <w:r>
+        <w:rPr>
+          <w:rFonts w:ascii="Times New Roman" w:hAnsi="Times New Roman" w:eastAsia="Times New Roman" w:cs="Times New Roman"/>
+        </w:rPr>
+        <w:t xml:space="preserve"> CoO </w:t>
+      </w:r>
+      <w:r>
+        <w:rPr>
+          <w:rFonts w:hint="eastAsia" w:ascii="Times New Roman" w:hAnsi="Times New Roman" w:eastAsia="FangSong" w:cs="Times New Roman"/>
+        </w:rPr>
+        <w:t>覆盖层</w:t>
+      </w:r>
+      <w:r>
+        <w:rPr>
+          <w:rFonts w:hint="eastAsia" w:ascii="Times New Roman" w:hAnsi="Times New Roman" w:eastAsia="Times New Roman" w:cs="Times New Roman"/>
+        </w:rPr>
+        <w:t>，</w:t>
+      </w:r>
+      <w:r>
+        <w:rPr>
+          <w:rFonts w:hint="eastAsia" w:ascii="Times New Roman" w:hAnsi="Times New Roman" w:eastAsia="FangSong" w:cs="Times New Roman"/>
+        </w:rPr>
+        <w:t>这样做的目的是什么</w:t>
+      </w:r>
+      <w:r>
+        <w:rPr>
+          <w:rFonts w:hint="eastAsia" w:ascii="Times New Roman" w:hAnsi="Times New Roman" w:eastAsia="Times New Roman" w:cs="Times New Roman"/>
+        </w:rPr>
+        <w:t>?</w:t>
+      </w:r>
+    </w:p>
+    <w:p>
+      <w:pPr>
+        <w:pStyle w:val="BodyText"/>
+      </w:pPr>
+      <w:r>
+        <w:rPr>
+          <w:rFonts w:ascii="Times New Roman" w:hAnsi="Times New Roman" w:eastAsia="Times New Roman" w:cs="Times New Roman"/>
+        </w:rPr>
+        <w:t xml:space="preserve">📖 </w:t>
+      </w:r>
+      <w:r>
+        <w:rPr>
+          <w:rFonts w:hint="eastAsia" w:ascii="Times New Roman" w:hAnsi="Times New Roman" w:eastAsia="FangSong" w:cs="Times New Roman"/>
+        </w:rPr>
+        <w:t xml:space="preserve">查看答案</w:t>
+      </w:r>
+    </w:p>
+    <w:p>
+      <w:pPr>
+        <w:pStyle w:val="Compact"/>
+        <w:numPr>
+          <w:ilvl w:val="0"/>
+          <w:numId w:val="1005"/>
+        </w:numPr>
+      </w:pPr>
+      <w:r>
+        <w:rPr>
+          <w:rFonts w:ascii="Times New Roman" w:hAnsi="Times New Roman" w:eastAsia="Times New Roman" w:cs="Times New Roman"/>
+        </w:rPr>
+        <w:t xml:space="preserve">K = </w:t>
+      </w:r>
+      <w:r>
+        <w:rPr>
+          <w:rFonts w:hint="eastAsia" w:ascii="Times New Roman" w:hAnsi="Times New Roman" w:eastAsia="Times New Roman" w:cs="Times New Roman"/>
+        </w:rPr>
+        <w:t>0.152，CO</w:t>
+      </w:r>
+      <w:r>
+        <w:rPr>
+          <w:rFonts w:hint="eastAsia" w:ascii="Times New Roman" w:hAnsi="Times New Roman" w:eastAsia="FangSong" w:cs="Times New Roman"/>
+        </w:rPr>
+        <w:t>转化率</w:t>
+      </w:r>
+      <w:r>
+        <w:rPr>
+          <w:rFonts w:ascii="Times New Roman" w:hAnsi="Times New Roman" w:eastAsia="Times New Roman" w:cs="Times New Roman"/>
+        </w:rPr>
+        <w:t xml:space="preserve"> = 61.4% (2) </w:t>
+      </w:r>
+      <w:r>
+        <w:rPr>
+          <w:rFonts w:hint="eastAsia" w:ascii="Times New Roman" w:hAnsi="Times New Roman" w:eastAsia="FangSong" w:cs="Times New Roman"/>
+        </w:rPr>
+        <w:t xml:space="preserve">放热反应</w:t>
+      </w:r>
+      <w:r>
+        <w:rPr>
+          <w:rFonts w:ascii="Times New Roman" w:hAnsi="Times New Roman" w:eastAsia="Times New Roman" w:cs="Times New Roman"/>
+        </w:rPr>
+        <w:t xml:space="preserve"> (3) </w:t>
+      </w:r>
+      <w:r>
+        <w:rPr>
+          <w:rFonts w:hint="eastAsia" w:ascii="Times New Roman" w:hAnsi="Times New Roman" w:eastAsia="FangSong" w:cs="Times New Roman"/>
+        </w:rPr>
+        <w:t>不一定</w:t>
+      </w:r>
+      <w:r>
+        <w:rPr>
+          <w:rFonts w:hint="eastAsia" w:ascii="Times New Roman" w:hAnsi="Times New Roman" w:eastAsia="Times New Roman" w:cs="Times New Roman"/>
+        </w:rPr>
+        <w:t>，</w:t>
+      </w:r>
+      <w:r>
+        <w:rPr>
+          <w:rFonts w:hint="eastAsia" w:ascii="Times New Roman" w:hAnsi="Times New Roman" w:eastAsia="FangSong" w:cs="Times New Roman"/>
+        </w:rPr>
+        <w:t>需比较反应商与平衡常数</w:t>
+      </w:r>
+      <w:r>
+        <w:rPr>
+          <w:rFonts w:ascii="Times New Roman" w:hAnsi="Times New Roman" w:eastAsia="Times New Roman" w:cs="Times New Roman"/>
+        </w:rPr>
+        <w:t xml:space="preserve"> (4) 0.082 atm (5) </w:t>
+      </w:r>
+      <w:r>
+        <w:rPr>
+          <w:rFonts w:hint="eastAsia" w:ascii="Times New Roman" w:hAnsi="Times New Roman" w:eastAsia="FangSong" w:cs="Times New Roman"/>
+        </w:rPr>
+        <w:t>防止</w:t>
+      </w:r>
+      <w:r>
+        <w:rPr>
+          <w:rFonts w:hint="eastAsia" w:ascii="Times New Roman" w:hAnsi="Times New Roman" w:eastAsia="Times New Roman" w:cs="Times New Roman"/>
+        </w:rPr>
+        <w:t>Co</w:t>
+      </w:r>
+      <w:r>
+        <w:rPr>
+          <w:rFonts w:hint="eastAsia" w:ascii="Times New Roman" w:hAnsi="Times New Roman" w:eastAsia="FangSong" w:cs="Times New Roman"/>
+        </w:rPr>
+        <w:t>被氧化失活</w:t>
+      </w:r>
+    </w:p>
+    <w:p>
+      <w:pPr>
+        <w:spacing w:before="160" w:after="80"/>
+      </w:pPr>
+      <w:r>
+        <w:pict>
+          <v:rect style="width:0;height:1.5pt" o:hralign="center" o:hrstd="t" o:hr="t"/>
+        </w:pict>
+      </w:r>
+    </w:p>
+    <w:bookmarkEnd w:id="13"/>
+    <w:bookmarkStart w:id="14" w:name="上海中学-化学平衡-习题4-d4"/>
+    <w:p>
+      <w:pPr>
+        <w:pStyle w:val="Heading2"/>
+        <w:spacing w:before="280" w:after="120"/>
+      </w:pPr>
+      <w:r>
+        <w:rPr>
+          <w:rFonts w:ascii="Times New Roman" w:hAnsi="Times New Roman" w:eastAsia="Times New Roman" w:cs="Times New Roman"/>
+        </w:rPr>
+        <w:t xml:space="preserve">2.6 </w:t>
+      </w:r>
+      <w:r>
+        <w:rPr>
+          <w:rFonts w:hint="eastAsia" w:ascii="Times New Roman" w:hAnsi="Times New Roman" w:eastAsia="SimHei" w:cs="Times New Roman"/>
+        </w:rPr>
+        <w:t>上海中学</w:t>
+      </w:r>
+      <w:r>
+        <w:rPr>
+          <w:rFonts w:hint="eastAsia" w:ascii="Times New Roman" w:hAnsi="Times New Roman" w:eastAsia="Times New Roman" w:cs="Times New Roman"/>
+        </w:rPr>
+        <w:t>-</w:t>
+      </w:r>
+      <w:r>
+        <w:rPr>
+          <w:rFonts w:hint="eastAsia" w:ascii="Times New Roman" w:hAnsi="Times New Roman" w:eastAsia="SimHei" w:cs="Times New Roman"/>
+        </w:rPr>
+        <w:t>化学平衡</w:t>
+      </w:r>
+      <w:r>
+        <w:rPr>
+          <w:rFonts w:hint="eastAsia" w:ascii="Times New Roman" w:hAnsi="Times New Roman" w:eastAsia="Times New Roman" w:cs="Times New Roman"/>
+        </w:rPr>
+        <w:t>-</w:t>
+      </w:r>
+      <w:r>
+        <w:rPr>
+          <w:rFonts w:hint="eastAsia" w:ascii="Times New Roman" w:hAnsi="Times New Roman" w:eastAsia="SimHei" w:cs="Times New Roman"/>
+        </w:rPr>
+        <w:t>习题</w:t>
+      </w:r>
+      <w:r>
+        <w:rPr>
+          <w:rFonts w:hint="eastAsia" w:ascii="Times New Roman" w:hAnsi="Times New Roman" w:eastAsia="Times New Roman" w:cs="Times New Roman"/>
+        </w:rPr>
+        <w:t>4</w:t>
+      </w:r>
+      <w:r>
+        <w:rPr>
+          <w:rFonts w:ascii="Times New Roman" w:hAnsi="Times New Roman" w:eastAsia="Times New Roman" w:cs="Times New Roman"/>
+        </w:rPr>
+        <w:t xml:space="preserve"> 〔🟢 d4〕</w:t>
+      </w:r>
+    </w:p>
+    <w:p>
+      <w:pPr>
+        <w:pStyle w:val="FirstParagraph"/>
+      </w:pPr>
+      <w:r>
+        <w:rPr>
+          <w:rFonts w:ascii="Times New Roman" w:hAnsi="Times New Roman" w:eastAsia="Times New Roman" w:cs="Times New Roman"/>
+          <w:b/>
+          <w:bCs/>
+        </w:rPr>
+        <w:t xml:space="preserve">4.</w:t>
+      </w:r>
+      <w:r>
+        <w:rPr>
+          <w:rFonts w:ascii="Times New Roman" w:hAnsi="Times New Roman" w:eastAsia="Times New Roman" w:cs="Times New Roman"/>
+        </w:rPr>
+        <w:t xml:space="preserve"> </w:t>
+      </w:r>
+      <w:r>
+        <w:rPr>
+          <w:rFonts w:hint="eastAsia" w:ascii="Times New Roman" w:hAnsi="Times New Roman" w:eastAsia="FangSong" w:cs="Times New Roman"/>
+        </w:rPr>
+        <w:t xml:space="preserve">在</w:t>
+      </w:r>
+      <w:r>
+        <w:rPr>
+          <w:rFonts w:ascii="Times New Roman" w:hAnsi="Times New Roman" w:eastAsia="Times New Roman" w:cs="Times New Roman"/>
+        </w:rPr>
+        <w:t xml:space="preserve"> 630 K </w:t>
+      </w:r>
+      <w:r>
+        <w:rPr>
+          <w:rFonts w:hint="eastAsia" w:ascii="Times New Roman" w:hAnsi="Times New Roman" w:eastAsia="FangSong" w:cs="Times New Roman"/>
+        </w:rPr>
+        <w:t>时</w:t>
+      </w:r>
+      <w:r>
+        <w:rPr>
+          <w:rFonts w:hint="eastAsia" w:ascii="Times New Roman" w:hAnsi="Times New Roman" w:eastAsia="Times New Roman" w:cs="Times New Roman"/>
+        </w:rPr>
+        <w:t>,</w:t>
+      </w:r>
+      <w:r>
+        <w:rPr>
+          <w:rFonts w:ascii="Times New Roman" w:hAnsi="Times New Roman" w:eastAsia="Times New Roman" w:cs="Times New Roman"/>
+        </w:rPr>
+        <w:t xml:space="preserve"> </w:t>
+      </w:r>
+      <w:r>
+        <w:rPr>
+          <w:rFonts w:hint="eastAsia" w:ascii="Times New Roman" w:hAnsi="Times New Roman" w:eastAsia="FangSong" w:cs="Times New Roman"/>
+        </w:rPr>
+        <w:t xml:space="preserve">反应</w:t>
+      </w:r>
+      <w:r>
+        <w:rPr>
+          <w:rFonts w:ascii="Times New Roman" w:hAnsi="Times New Roman" w:eastAsia="Times New Roman" w:cs="Times New Roman"/>
+        </w:rPr>
+        <w:t xml:space="preserve"> 2HgO(s) ⇌ 2Hg(g) + O</w:t>
+      </w:r>
+      <w:r>
+        <w:rPr>
+          <w:rFonts w:ascii="Times New Roman" w:hAnsi="Times New Roman" w:eastAsia="Times New Roman" w:cs="Times New Roman"/>
+          <w:vertAlign w:val="subscript"/>
+        </w:rPr>
+        <w:t>2</w:t>
+      </w:r>
+      <w:r>
+        <w:rPr>
+          <w:rFonts w:ascii="Times New Roman" w:hAnsi="Times New Roman" w:eastAsia="Times New Roman" w:cs="Times New Roman"/>
+        </w:rPr>
+        <w:t xml:space="preserve">(g) </w:t>
+      </w:r>
+      <w:r>
+        <w:rPr>
+          <w:rFonts w:hint="eastAsia" w:ascii="Times New Roman" w:hAnsi="Times New Roman" w:eastAsia="FangSong" w:cs="Times New Roman"/>
+        </w:rPr>
+        <w:t xml:space="preserve">的标准自由能变化为</w:t>
+      </w:r>
+      <w:r>
+        <w:rPr>
+          <w:rFonts w:ascii="Times New Roman" w:hAnsi="Times New Roman" w:eastAsia="Times New Roman" w:cs="Times New Roman"/>
+        </w:rPr>
+        <w:t xml:space="preserve"> 44.3 </w:t>
+      </w:r>
+      <w:r>
+        <w:rPr>
+          <w:rFonts w:hint="eastAsia" w:ascii="Times New Roman" w:hAnsi="Times New Roman" w:eastAsia="Times New Roman" w:cs="Times New Roman"/>
+        </w:rPr>
+        <w:t>kJ·mol</w:t>
+      </w:r>
+      <w:r>
+        <w:rPr>
+          <w:rFonts w:hint="eastAsia" w:ascii="Times New Roman" w:hAnsi="Times New Roman" w:eastAsia="Times New Roman" w:cs="Times New Roman"/>
+          <w:vertAlign w:val="superscript"/>
+        </w:rPr>
+        <w:t>-1</w:t>
+      </w:r>
+      <w:r>
+        <w:rPr>
+          <w:rFonts w:hint="eastAsia" w:ascii="Times New Roman" w:hAnsi="Times New Roman" w:eastAsia="Times New Roman" w:cs="Times New Roman"/>
+        </w:rPr>
+        <w:t>。</w:t>
+      </w:r>
+      <w:r>
+        <w:rPr>
+          <w:rFonts w:hint="eastAsia" w:ascii="Times New Roman" w:hAnsi="Times New Roman" w:eastAsia="FangSong" w:cs="Times New Roman"/>
+        </w:rPr>
+        <w:t>试求</w:t>
+      </w:r>
+      <w:r>
+        <w:rPr>
+          <w:rFonts w:hint="eastAsia" w:ascii="Times New Roman" w:hAnsi="Times New Roman" w:eastAsia="Times New Roman" w:cs="Times New Roman"/>
+        </w:rPr>
+        <w:t>:</w:t>
+      </w:r>
+      <w:r>
+        <w:rPr>
+          <w:rFonts w:ascii="Times New Roman" w:hAnsi="Times New Roman" w:eastAsia="Times New Roman" w:cs="Times New Roman"/>
+        </w:rPr>
+        <w:t xml:space="preserve"> </w:t>
+      </w:r>
+      <w:r>
+        <w:rPr>
+          <w:rFonts w:ascii="Times New Roman" w:hAnsi="Times New Roman" w:eastAsia="Times New Roman" w:cs="Times New Roman"/>
+        </w:rPr>
+        <w:t xml:space="preserve">(1) </w:t>
+      </w:r>
+      <w:r>
+        <w:rPr>
+          <w:rFonts w:hint="eastAsia" w:ascii="Times New Roman" w:hAnsi="Times New Roman" w:eastAsia="FangSong" w:cs="Times New Roman"/>
+        </w:rPr>
+        <w:t xml:space="preserve">此反应的</w:t>
+      </w:r>
+      <w:r>
+        <w:rPr>
+          <w:rFonts w:ascii="Times New Roman" w:hAnsi="Times New Roman" w:eastAsia="Times New Roman" w:cs="Times New Roman"/>
+        </w:rPr>
+        <w:t xml:space="preserve"> Kpθ </w:t>
+      </w:r>
+      <w:r>
+        <w:rPr>
+          <w:rFonts w:hint="eastAsia" w:ascii="Times New Roman" w:hAnsi="Times New Roman" w:eastAsia="FangSong" w:cs="Times New Roman"/>
+        </w:rPr>
+        <w:t xml:space="preserve">及</w:t>
+      </w:r>
+      <w:r>
+        <w:rPr>
+          <w:rFonts w:ascii="Times New Roman" w:hAnsi="Times New Roman" w:eastAsia="Times New Roman" w:cs="Times New Roman"/>
+        </w:rPr>
+        <w:t xml:space="preserve"> 630 K </w:t>
+      </w:r>
+      <w:r>
+        <w:rPr>
+          <w:rFonts w:hint="eastAsia" w:ascii="Times New Roman" w:hAnsi="Times New Roman" w:eastAsia="FangSong" w:cs="Times New Roman"/>
+        </w:rPr>
+        <w:t xml:space="preserve">时</w:t>
+      </w:r>
+      <w:r>
+        <w:rPr>
+          <w:rFonts w:ascii="Times New Roman" w:hAnsi="Times New Roman" w:eastAsia="Times New Roman" w:cs="Times New Roman"/>
+        </w:rPr>
+        <w:t xml:space="preserve"> HgO(s) </w:t>
+      </w:r>
+      <w:r>
+        <w:rPr>
+          <w:rFonts w:hint="eastAsia" w:ascii="Times New Roman" w:hAnsi="Times New Roman" w:eastAsia="FangSong" w:cs="Times New Roman"/>
+        </w:rPr>
+        <w:t>的分解压</w:t>
+      </w:r>
+      <w:r>
+        <w:rPr>
+          <w:rFonts w:hint="eastAsia" w:ascii="Times New Roman" w:hAnsi="Times New Roman" w:eastAsia="Times New Roman" w:cs="Times New Roman"/>
+        </w:rPr>
+        <w:t>。(2)</w:t>
+      </w:r>
+      <w:r>
+        <w:rPr>
+          <w:rFonts w:ascii="Times New Roman" w:hAnsi="Times New Roman" w:eastAsia="Times New Roman" w:cs="Times New Roman"/>
+        </w:rPr>
+        <w:t xml:space="preserve"> </w:t>
+      </w:r>
+      <w:r>
+        <w:rPr>
+          <w:rFonts w:hint="eastAsia" w:ascii="Times New Roman" w:hAnsi="Times New Roman" w:eastAsia="FangSong" w:cs="Times New Roman"/>
+        </w:rPr>
+        <w:t xml:space="preserve">如果此反应开始前容器中已有</w:t>
+      </w:r>
+      <w:r>
+        <w:rPr>
+          <w:rFonts w:ascii="Times New Roman" w:hAnsi="Times New Roman" w:eastAsia="Times New Roman" w:cs="Times New Roman"/>
+        </w:rPr>
+        <w:t xml:space="preserve"> 100 kPa </w:t>
+      </w:r>
+      <w:r>
+        <w:rPr>
+          <w:rFonts w:hint="eastAsia" w:ascii="Times New Roman" w:hAnsi="Times New Roman" w:eastAsia="FangSong" w:cs="Times New Roman"/>
+        </w:rPr>
+        <w:t xml:space="preserve">的</w:t>
+      </w:r>
+      <w:r>
+        <w:rPr>
+          <w:rFonts w:ascii="Times New Roman" w:hAnsi="Times New Roman" w:eastAsia="Times New Roman" w:cs="Times New Roman"/>
+        </w:rPr>
+        <w:t xml:space="preserve"> </w:t>
+      </w:r>
+      <w:r>
+        <w:rPr>
+          <w:rFonts w:hint="eastAsia" w:ascii="Times New Roman" w:hAnsi="Times New Roman" w:eastAsia="Times New Roman" w:cs="Times New Roman"/>
+        </w:rPr>
+        <w:t>O</w:t>
+      </w:r>
+      <w:r>
+        <w:rPr>
+          <w:rFonts w:hint="eastAsia" w:ascii="Times New Roman" w:hAnsi="Times New Roman" w:eastAsia="Times New Roman" w:cs="Times New Roman"/>
+          <w:vertAlign w:val="subscript"/>
+        </w:rPr>
+        <w:t>2</w:t>
+      </w:r>
+      <w:r>
+        <w:rPr>
+          <w:rFonts w:hint="eastAsia" w:ascii="Times New Roman" w:hAnsi="Times New Roman" w:eastAsia="Times New Roman" w:cs="Times New Roman"/>
+        </w:rPr>
+        <w:t>，</w:t>
+      </w:r>
+      <w:r>
+        <w:rPr>
+          <w:rFonts w:hint="eastAsia" w:ascii="Times New Roman" w:hAnsi="Times New Roman" w:eastAsia="FangSong" w:cs="Times New Roman"/>
+        </w:rPr>
+        <w:t>求在</w:t>
+      </w:r>
+      <w:r>
+        <w:rPr>
+          <w:rFonts w:ascii="Times New Roman" w:hAnsi="Times New Roman" w:eastAsia="Times New Roman" w:cs="Times New Roman"/>
+        </w:rPr>
+        <w:t xml:space="preserve"> 630 K </w:t>
+      </w:r>
+      <w:r>
+        <w:rPr>
+          <w:rFonts w:hint="eastAsia" w:ascii="Times New Roman" w:hAnsi="Times New Roman" w:eastAsia="FangSong" w:cs="Times New Roman"/>
+        </w:rPr>
+        <w:t xml:space="preserve">达平衡时与</w:t>
+      </w:r>
+      <w:r>
+        <w:rPr>
+          <w:rFonts w:ascii="Times New Roman" w:hAnsi="Times New Roman" w:eastAsia="Times New Roman" w:cs="Times New Roman"/>
+        </w:rPr>
+        <w:t xml:space="preserve"> HgO(s) </w:t>
+      </w:r>
+      <w:r>
+        <w:rPr>
+          <w:rFonts w:hint="eastAsia" w:ascii="Times New Roman" w:hAnsi="Times New Roman" w:eastAsia="FangSong" w:cs="Times New Roman"/>
+        </w:rPr>
+        <w:t xml:space="preserve">共存的气相中</w:t>
+      </w:r>
+      <w:r>
+        <w:rPr>
+          <w:rFonts w:ascii="Times New Roman" w:hAnsi="Times New Roman" w:eastAsia="Times New Roman" w:cs="Times New Roman"/>
+        </w:rPr>
+        <w:t xml:space="preserve"> Hg(g) </w:t>
+      </w:r>
+      <w:r>
+        <w:rPr>
+          <w:rFonts w:hint="eastAsia" w:ascii="Times New Roman" w:hAnsi="Times New Roman" w:eastAsia="FangSong" w:cs="Times New Roman"/>
+        </w:rPr>
+        <w:t>的分压</w:t>
+      </w:r>
+      <w:r>
+        <w:rPr>
+          <w:rFonts w:hint="eastAsia" w:ascii="Times New Roman" w:hAnsi="Times New Roman" w:eastAsia="Times New Roman" w:cs="Times New Roman"/>
+        </w:rPr>
+        <w:t>。</w:t>
+      </w:r>
+    </w:p>
+    <w:p>
+      <w:pPr>
+        <w:pStyle w:val="BodyText"/>
+      </w:pPr>
+      <w:r>
+        <w:rPr>
+          <w:rFonts w:ascii="Times New Roman" w:hAnsi="Times New Roman" w:eastAsia="Times New Roman" w:cs="Times New Roman"/>
+        </w:rPr>
+        <w:t xml:space="preserve">📖 </w:t>
+      </w:r>
+      <w:r>
+        <w:rPr>
+          <w:rFonts w:hint="eastAsia" w:ascii="Times New Roman" w:hAnsi="Times New Roman" w:eastAsia="FangSong" w:cs="Times New Roman"/>
+        </w:rPr>
+        <w:t xml:space="preserve">查看答案</w:t>
+      </w:r>
+    </w:p>
+    <w:p>
+      <w:pPr>
+        <w:pStyle w:val="Compact"/>
+        <w:numPr>
+          <w:ilvl w:val="0"/>
+          <w:numId w:val="1006"/>
+        </w:numPr>
+      </w:pPr>
+      <w:r>
+        <w:rPr>
+          <w:rFonts w:ascii="Times New Roman" w:hAnsi="Times New Roman" w:eastAsia="Times New Roman" w:cs="Times New Roman"/>
+        </w:rPr>
+        <w:t xml:space="preserve">Kpθ = </w:t>
+      </w:r>
+      <w:r>
+        <w:rPr>
+          <w:rFonts w:hint="eastAsia" w:ascii="Times New Roman" w:hAnsi="Times New Roman" w:eastAsia="Times New Roman" w:cs="Times New Roman"/>
+        </w:rPr>
+        <w:t>1.35×10</w:t>
+      </w:r>
+      <w:r>
+        <w:rPr>
+          <w:rFonts w:hint="eastAsia" w:ascii="Times New Roman" w:hAnsi="Times New Roman" w:eastAsia="Times New Roman" w:cs="Times New Roman"/>
+          <w:vertAlign w:val="superscript"/>
+        </w:rPr>
+        <w:t>-8</w:t>
+      </w:r>
+      <w:r>
+        <w:rPr>
+          <w:rFonts w:hint="eastAsia" w:ascii="Times New Roman" w:hAnsi="Times New Roman" w:eastAsia="Times New Roman" w:cs="Times New Roman"/>
+        </w:rPr>
+        <w:t>，</w:t>
+      </w:r>
+      <w:r>
+        <w:rPr>
+          <w:rFonts w:hint="eastAsia" w:ascii="Times New Roman" w:hAnsi="Times New Roman" w:eastAsia="FangSong" w:cs="Times New Roman"/>
+        </w:rPr>
+        <w:t>分解压</w:t>
+      </w:r>
+      <w:r>
+        <w:rPr>
+          <w:rFonts w:ascii="Times New Roman" w:hAnsi="Times New Roman" w:eastAsia="Times New Roman" w:cs="Times New Roman"/>
+        </w:rPr>
+        <w:t xml:space="preserve"> = 2.97×10</w:t>
+      </w:r>
+      <w:r>
+        <w:rPr>
+          <w:rFonts w:ascii="Times New Roman" w:hAnsi="Times New Roman" w:eastAsia="Times New Roman" w:cs="Times New Roman"/>
+          <w:vertAlign w:val="superscript"/>
+        </w:rPr>
+        <w:t>3</w:t>
+      </w:r>
+      <w:r>
+        <w:rPr>
+          <w:rFonts w:ascii="Times New Roman" w:hAnsi="Times New Roman" w:eastAsia="Times New Roman" w:cs="Times New Roman"/>
+        </w:rPr>
+        <w:t xml:space="preserve"> Pa (2) p(Hg) = 1.16×10</w:t>
+      </w:r>
+      <w:r>
+        <w:rPr>
+          <w:rFonts w:ascii="Times New Roman" w:hAnsi="Times New Roman" w:eastAsia="Times New Roman" w:cs="Times New Roman"/>
+          <w:vertAlign w:val="superscript"/>
+        </w:rPr>
+        <w:t>3</w:t>
+      </w:r>
+      <w:r>
+        <w:rPr>
+          <w:rFonts w:ascii="Times New Roman" w:hAnsi="Times New Roman" w:eastAsia="Times New Roman" w:cs="Times New Roman"/>
+        </w:rPr>
+        <w:t xml:space="preserve"> Pa</w:t>
+      </w:r>
+    </w:p>
+    <w:p>
+      <w:pPr>
+        <w:spacing w:before="160" w:after="80"/>
+      </w:pPr>
+      <w:r>
+        <w:pict>
+          <v:rect style="width:0;height:1.5pt" o:hralign="center" o:hrstd="t" o:hr="t"/>
+        </w:pict>
+      </w:r>
+    </w:p>
+    <w:bookmarkEnd w:id="14"/>
+    <w:bookmarkStart w:id="15" w:name="上海中学-化学平衡-习题5-d4"/>
+    <w:p>
+      <w:pPr>
+        <w:pStyle w:val="Heading2"/>
+        <w:spacing w:before="280" w:after="120"/>
+      </w:pPr>
+      <w:r>
+        <w:rPr>
+          <w:rFonts w:ascii="Times New Roman" w:hAnsi="Times New Roman" w:eastAsia="Times New Roman" w:cs="Times New Roman"/>
+        </w:rPr>
+        <w:t xml:space="preserve">2.7 </w:t>
+      </w:r>
+      <w:r>
+        <w:rPr>
+          <w:rFonts w:hint="eastAsia" w:ascii="Times New Roman" w:hAnsi="Times New Roman" w:eastAsia="SimHei" w:cs="Times New Roman"/>
+        </w:rPr>
+        <w:t>上海中学</w:t>
+      </w:r>
+      <w:r>
+        <w:rPr>
+          <w:rFonts w:hint="eastAsia" w:ascii="Times New Roman" w:hAnsi="Times New Roman" w:eastAsia="Times New Roman" w:cs="Times New Roman"/>
+        </w:rPr>
+        <w:t>-</w:t>
+      </w:r>
+      <w:r>
+        <w:rPr>
+          <w:rFonts w:hint="eastAsia" w:ascii="Times New Roman" w:hAnsi="Times New Roman" w:eastAsia="SimHei" w:cs="Times New Roman"/>
+        </w:rPr>
+        <w:t>化学平衡</w:t>
+      </w:r>
+      <w:r>
+        <w:rPr>
+          <w:rFonts w:hint="eastAsia" w:ascii="Times New Roman" w:hAnsi="Times New Roman" w:eastAsia="Times New Roman" w:cs="Times New Roman"/>
+        </w:rPr>
+        <w:t>-</w:t>
+      </w:r>
+      <w:r>
+        <w:rPr>
+          <w:rFonts w:hint="eastAsia" w:ascii="Times New Roman" w:hAnsi="Times New Roman" w:eastAsia="SimHei" w:cs="Times New Roman"/>
+        </w:rPr>
+        <w:t>习题</w:t>
+      </w:r>
+      <w:r>
+        <w:rPr>
+          <w:rFonts w:hint="eastAsia" w:ascii="Times New Roman" w:hAnsi="Times New Roman" w:eastAsia="Times New Roman" w:cs="Times New Roman"/>
+        </w:rPr>
+        <w:t>5</w:t>
+      </w:r>
+      <w:r>
+        <w:rPr>
+          <w:rFonts w:ascii="Times New Roman" w:hAnsi="Times New Roman" w:eastAsia="Times New Roman" w:cs="Times New Roman"/>
+        </w:rPr>
+        <w:t xml:space="preserve"> 〔🟢 d4〕</w:t>
+      </w:r>
+    </w:p>
+    <w:p>
+      <w:pPr>
+        <w:pStyle w:val="FirstParagraph"/>
+      </w:pPr>
+      <w:r>
+        <w:rPr>
+          <w:rFonts w:ascii="Times New Roman" w:hAnsi="Times New Roman" w:eastAsia="Times New Roman" w:cs="Times New Roman"/>
+          <w:b/>
+          <w:bCs/>
+        </w:rPr>
+        <w:t xml:space="preserve">5.</w:t>
+      </w:r>
+      <w:r>
+        <w:rPr>
+          <w:rFonts w:ascii="Times New Roman" w:hAnsi="Times New Roman" w:eastAsia="Times New Roman" w:cs="Times New Roman"/>
+        </w:rPr>
+        <w:t xml:space="preserve"> </w:t>
+      </w:r>
+      <w:r>
+        <w:rPr>
+          <w:rFonts w:hint="eastAsia" w:ascii="Times New Roman" w:hAnsi="Times New Roman" w:eastAsia="FangSong" w:cs="Times New Roman"/>
+        </w:rPr>
+        <w:t xml:space="preserve">已知</w:t>
+      </w:r>
+      <w:r>
+        <w:rPr>
+          <w:rFonts w:ascii="Times New Roman" w:hAnsi="Times New Roman" w:eastAsia="Times New Roman" w:cs="Times New Roman"/>
+        </w:rPr>
+        <w:t xml:space="preserve"> Ag</w:t>
+      </w:r>
+      <w:r>
+        <w:rPr>
+          <w:rFonts w:ascii="Times New Roman" w:hAnsi="Times New Roman" w:eastAsia="Times New Roman" w:cs="Times New Roman"/>
+          <w:vertAlign w:val="subscript"/>
+        </w:rPr>
+        <w:t>2</w:t>
+      </w:r>
+      <w:r>
+        <w:rPr>
+          <w:rFonts w:ascii="Times New Roman" w:hAnsi="Times New Roman" w:eastAsia="Times New Roman" w:cs="Times New Roman"/>
+        </w:rPr>
+        <w:t xml:space="preserve">O(s) </w:t>
+      </w:r>
+      <w:r>
+        <w:rPr>
+          <w:rFonts w:hint="eastAsia" w:ascii="Times New Roman" w:hAnsi="Times New Roman" w:eastAsia="FangSong" w:cs="Times New Roman"/>
+        </w:rPr>
+        <w:t xml:space="preserve">的标准生成自由能</w:t>
+      </w:r>
+      <w:r>
+        <w:rPr>
+          <w:rFonts w:ascii="Times New Roman" w:hAnsi="Times New Roman" w:eastAsia="Times New Roman" w:cs="Times New Roman"/>
+        </w:rPr>
+        <w:t xml:space="preserve"> ΔfG</w:t>
+      </w:r>
+      <w:r>
+        <w:rPr>
+          <w:rFonts w:ascii="Times New Roman" w:hAnsi="Times New Roman" w:eastAsia="Times New Roman" w:cs="Times New Roman"/>
+          <w:vertAlign w:val="subscript"/>
+        </w:rPr>
+        <w:t>m</w:t>
+      </w:r>
+      <w:r>
+        <w:rPr>
+          <w:rFonts w:ascii="Times New Roman" w:hAnsi="Times New Roman" w:eastAsia="Times New Roman" w:cs="Times New Roman"/>
+        </w:rPr>
+        <w:t xml:space="preserve">θ = -11.2 </w:t>
+      </w:r>
+      <w:r>
+        <w:rPr>
+          <w:rFonts w:hint="eastAsia" w:ascii="Times New Roman" w:hAnsi="Times New Roman" w:eastAsia="Times New Roman" w:cs="Times New Roman"/>
+        </w:rPr>
+        <w:t>kJ·mol</w:t>
+      </w:r>
+      <w:r>
+        <w:rPr>
+          <w:rFonts w:hint="eastAsia" w:ascii="Times New Roman" w:hAnsi="Times New Roman" w:eastAsia="Times New Roman" w:cs="Times New Roman"/>
+          <w:vertAlign w:val="superscript"/>
+        </w:rPr>
+        <w:t>-1</w:t>
+      </w:r>
+      <w:r>
+        <w:rPr>
+          <w:rFonts w:hint="eastAsia" w:ascii="Times New Roman" w:hAnsi="Times New Roman" w:eastAsia="Times New Roman" w:cs="Times New Roman"/>
+        </w:rPr>
+        <w:t>，</w:t>
+      </w:r>
+      <w:r>
+        <w:rPr>
+          <w:rFonts w:hint="eastAsia" w:ascii="Times New Roman" w:hAnsi="Times New Roman" w:eastAsia="FangSong" w:cs="Times New Roman"/>
+        </w:rPr>
+        <w:t>标准生成焓</w:t>
+      </w:r>
+      <w:r>
+        <w:rPr>
+          <w:rFonts w:ascii="Times New Roman" w:hAnsi="Times New Roman" w:eastAsia="Times New Roman" w:cs="Times New Roman"/>
+        </w:rPr>
+        <w:t xml:space="preserve"> ΔfH</w:t>
+      </w:r>
+      <w:r>
+        <w:rPr>
+          <w:rFonts w:ascii="Times New Roman" w:hAnsi="Times New Roman" w:eastAsia="Times New Roman" w:cs="Times New Roman"/>
+          <w:vertAlign w:val="subscript"/>
+        </w:rPr>
+        <w:t>m</w:t>
+      </w:r>
+      <w:r>
+        <w:rPr>
+          <w:rFonts w:ascii="Times New Roman" w:hAnsi="Times New Roman" w:eastAsia="Times New Roman" w:cs="Times New Roman"/>
+        </w:rPr>
+        <w:t xml:space="preserve">θ = -31.1 </w:t>
+      </w:r>
+      <w:r>
+        <w:rPr>
+          <w:rFonts w:hint="eastAsia" w:ascii="Times New Roman" w:hAnsi="Times New Roman" w:eastAsia="Times New Roman" w:cs="Times New Roman"/>
+        </w:rPr>
+        <w:t>kJ·mol</w:t>
+      </w:r>
+      <w:r>
+        <w:rPr>
+          <w:rFonts w:hint="eastAsia" w:ascii="Times New Roman" w:hAnsi="Times New Roman" w:eastAsia="Times New Roman" w:cs="Times New Roman"/>
+          <w:vertAlign w:val="superscript"/>
+        </w:rPr>
+        <w:t>-1</w:t>
+      </w:r>
+      <w:r>
+        <w:rPr>
+          <w:rFonts w:hint="eastAsia" w:ascii="Times New Roman" w:hAnsi="Times New Roman" w:eastAsia="Times New Roman" w:cs="Times New Roman"/>
+        </w:rPr>
+        <w:t>。</w:t>
+      </w:r>
+      <w:r>
+        <w:rPr>
+          <w:rFonts w:hint="eastAsia" w:ascii="Times New Roman" w:hAnsi="Times New Roman" w:eastAsia="FangSong" w:cs="Times New Roman"/>
+        </w:rPr>
+        <w:t>问</w:t>
+      </w:r>
+      <w:r>
+        <w:rPr>
+          <w:rFonts w:hint="eastAsia" w:ascii="Times New Roman" w:hAnsi="Times New Roman" w:eastAsia="Times New Roman" w:cs="Times New Roman"/>
+        </w:rPr>
+        <w:t>：</w:t>
+      </w:r>
+      <w:r>
+        <w:rPr>
+          <w:rFonts w:ascii="Times New Roman" w:hAnsi="Times New Roman" w:eastAsia="Times New Roman" w:cs="Times New Roman"/>
+        </w:rPr>
+        <w:t xml:space="preserve"> </w:t>
+      </w:r>
+      <w:r>
+        <w:rPr>
+          <w:rFonts w:ascii="Times New Roman" w:hAnsi="Times New Roman" w:eastAsia="Times New Roman" w:cs="Times New Roman"/>
+        </w:rPr>
+        <w:t xml:space="preserve">(1) </w:t>
+      </w:r>
+      <w:r>
+        <w:rPr>
+          <w:rFonts w:hint="eastAsia" w:ascii="Times New Roman" w:hAnsi="Times New Roman" w:eastAsia="FangSong" w:cs="Times New Roman"/>
+        </w:rPr>
+        <w:t>标准状况下</w:t>
+      </w:r>
+      <w:r>
+        <w:rPr>
+          <w:rFonts w:hint="eastAsia" w:ascii="Times New Roman" w:hAnsi="Times New Roman" w:eastAsia="Times New Roman" w:cs="Times New Roman"/>
+        </w:rPr>
+        <w:t>,</w:t>
+      </w:r>
+      <w:r>
+        <w:rPr>
+          <w:rFonts w:ascii="Times New Roman" w:hAnsi="Times New Roman" w:eastAsia="Times New Roman" w:cs="Times New Roman"/>
+        </w:rPr>
+        <w:t xml:space="preserve"> Ag</w:t>
+      </w:r>
+      <w:r>
+        <w:rPr>
+          <w:rFonts w:ascii="Times New Roman" w:hAnsi="Times New Roman" w:eastAsia="Times New Roman" w:cs="Times New Roman"/>
+          <w:vertAlign w:val="subscript"/>
+        </w:rPr>
+        <w:t>2</w:t>
+      </w:r>
+      <w:r>
+        <w:rPr>
+          <w:rFonts w:ascii="Times New Roman" w:hAnsi="Times New Roman" w:eastAsia="Times New Roman" w:cs="Times New Roman"/>
+        </w:rPr>
+        <w:t xml:space="preserve">O(s) </w:t>
+      </w:r>
+      <w:r>
+        <w:rPr>
+          <w:rFonts w:hint="eastAsia" w:ascii="Times New Roman" w:hAnsi="Times New Roman" w:eastAsia="FangSong" w:cs="Times New Roman"/>
+        </w:rPr>
+        <w:t>的分解温度是多少</w:t>
+      </w:r>
+      <w:r>
+        <w:rPr>
+          <w:rFonts w:hint="eastAsia" w:ascii="Times New Roman" w:hAnsi="Times New Roman" w:eastAsia="Times New Roman" w:cs="Times New Roman"/>
+        </w:rPr>
+        <w:t>?</w:t>
+      </w:r>
+      <w:r>
+        <w:rPr>
+          <w:rFonts w:ascii="Times New Roman" w:hAnsi="Times New Roman" w:eastAsia="Times New Roman" w:cs="Times New Roman"/>
+        </w:rPr>
+        <w:t xml:space="preserve"> (2) </w:t>
+      </w:r>
+      <w:r>
+        <w:rPr>
+          <w:rFonts w:hint="eastAsia" w:ascii="Times New Roman" w:hAnsi="Times New Roman" w:eastAsia="FangSong" w:cs="Times New Roman"/>
+        </w:rPr>
+        <w:t>常温</w:t>
+      </w:r>
+      <w:r>
+        <w:rPr>
+          <w:rFonts w:hint="eastAsia" w:ascii="Times New Roman" w:hAnsi="Times New Roman" w:eastAsia="Times New Roman" w:cs="Times New Roman"/>
+        </w:rPr>
+        <w:t>(298</w:t>
+      </w:r>
+      <w:r>
+        <w:rPr>
+          <w:rFonts w:ascii="Times New Roman" w:hAnsi="Times New Roman" w:eastAsia="Times New Roman" w:cs="Times New Roman"/>
+        </w:rPr>
+        <w:t xml:space="preserve"> </w:t>
+      </w:r>
+      <w:r>
+        <w:rPr>
+          <w:rFonts w:hint="eastAsia" w:ascii="Times New Roman" w:hAnsi="Times New Roman" w:eastAsia="Times New Roman" w:cs="Times New Roman"/>
+        </w:rPr>
+        <w:t>K)</w:t>
+      </w:r>
+      <w:r>
+        <w:rPr>
+          <w:rFonts w:hint="eastAsia" w:ascii="Times New Roman" w:hAnsi="Times New Roman" w:eastAsia="FangSong" w:cs="Times New Roman"/>
+        </w:rPr>
+        <w:t>常压</w:t>
+      </w:r>
+      <w:r>
+        <w:rPr>
+          <w:rFonts w:hint="eastAsia" w:ascii="Times New Roman" w:hAnsi="Times New Roman" w:eastAsia="Times New Roman" w:cs="Times New Roman"/>
+        </w:rPr>
+        <w:t>(101.1</w:t>
+      </w:r>
+      <w:r>
+        <w:rPr>
+          <w:rFonts w:ascii="Times New Roman" w:hAnsi="Times New Roman" w:eastAsia="Times New Roman" w:cs="Times New Roman"/>
+        </w:rPr>
+        <w:t xml:space="preserve"> </w:t>
+      </w:r>
+      <w:r>
+        <w:rPr>
+          <w:rFonts w:hint="eastAsia" w:ascii="Times New Roman" w:hAnsi="Times New Roman" w:eastAsia="Times New Roman" w:cs="Times New Roman"/>
+        </w:rPr>
+        <w:t>kPa)</w:t>
+      </w:r>
+      <w:r>
+        <w:rPr>
+          <w:rFonts w:hint="eastAsia" w:ascii="Times New Roman" w:hAnsi="Times New Roman" w:eastAsia="FangSong" w:cs="Times New Roman"/>
+        </w:rPr>
+        <w:t>下</w:t>
+      </w:r>
+      <w:r>
+        <w:rPr>
+          <w:rFonts w:hint="eastAsia" w:ascii="Times New Roman" w:hAnsi="Times New Roman" w:eastAsia="Times New Roman" w:cs="Times New Roman"/>
+        </w:rPr>
+        <w:t>,</w:t>
+      </w:r>
+      <w:r>
+        <w:rPr>
+          <w:rFonts w:hint="eastAsia" w:ascii="Times New Roman" w:hAnsi="Times New Roman" w:eastAsia="FangSong" w:cs="Times New Roman"/>
+        </w:rPr>
+        <w:t>在空气中</w:t>
+      </w:r>
+      <w:r>
+        <w:rPr>
+          <w:rFonts w:ascii="Times New Roman" w:hAnsi="Times New Roman" w:eastAsia="Times New Roman" w:cs="Times New Roman"/>
+        </w:rPr>
+        <w:t xml:space="preserve"> Ag</w:t>
+      </w:r>
+      <w:r>
+        <w:rPr>
+          <w:rFonts w:ascii="Times New Roman" w:hAnsi="Times New Roman" w:eastAsia="Times New Roman" w:cs="Times New Roman"/>
+          <w:vertAlign w:val="subscript"/>
+        </w:rPr>
+        <w:t>2</w:t>
+      </w:r>
+      <w:r>
+        <w:rPr>
+          <w:rFonts w:ascii="Times New Roman" w:hAnsi="Times New Roman" w:eastAsia="Times New Roman" w:cs="Times New Roman"/>
+        </w:rPr>
+        <w:t xml:space="preserve">O(s) </w:t>
+      </w:r>
+      <w:r>
+        <w:rPr>
+          <w:rFonts w:hint="eastAsia" w:ascii="Times New Roman" w:hAnsi="Times New Roman" w:eastAsia="FangSong" w:cs="Times New Roman"/>
+        </w:rPr>
+        <w:t>能否分解</w:t>
+      </w:r>
+      <w:r>
+        <w:rPr>
+          <w:rFonts w:hint="eastAsia" w:ascii="Times New Roman" w:hAnsi="Times New Roman" w:eastAsia="Times New Roman" w:cs="Times New Roman"/>
+        </w:rPr>
+        <w:t>?</w:t>
+      </w:r>
+      <w:r>
+        <w:rPr>
+          <w:rFonts w:ascii="Times New Roman" w:hAnsi="Times New Roman" w:eastAsia="Times New Roman" w:cs="Times New Roman"/>
+        </w:rPr>
+        <w:t xml:space="preserve"> </w:t>
+      </w:r>
+      <w:r>
+        <w:rPr>
+          <w:rFonts w:hint="eastAsia" w:ascii="Times New Roman" w:hAnsi="Times New Roman" w:eastAsia="Times New Roman" w:cs="Times New Roman"/>
+        </w:rPr>
+        <w:t>(</w:t>
+      </w:r>
+      <w:r>
+        <w:rPr>
+          <w:rFonts w:hint="eastAsia" w:ascii="Times New Roman" w:hAnsi="Times New Roman" w:eastAsia="FangSong" w:cs="Times New Roman"/>
+        </w:rPr>
+        <w:t>设空气中氧气的体积分数为</w:t>
+      </w:r>
+      <w:r>
+        <w:rPr>
+          <w:rFonts w:ascii="Times New Roman" w:hAnsi="Times New Roman" w:eastAsia="Times New Roman" w:cs="Times New Roman"/>
+        </w:rPr>
+        <w:t xml:space="preserve"> 20%)</w:t>
+      </w:r>
+    </w:p>
+    <w:p>
+      <w:pPr>
+        <w:pStyle w:val="BodyText"/>
+      </w:pPr>
+      <w:r>
+        <w:rPr>
+          <w:rFonts w:ascii="Times New Roman" w:hAnsi="Times New Roman" w:eastAsia="Times New Roman" w:cs="Times New Roman"/>
+        </w:rPr>
+        <w:t xml:space="preserve">📖 </w:t>
+      </w:r>
+      <w:r>
+        <w:rPr>
+          <w:rFonts w:hint="eastAsia" w:ascii="Times New Roman" w:hAnsi="Times New Roman" w:eastAsia="FangSong" w:cs="Times New Roman"/>
+        </w:rPr>
+        <w:t xml:space="preserve">查看答案</w:t>
+      </w:r>
+    </w:p>
+    <w:p>
+      <w:pPr>
+        <w:pStyle w:val="Compact"/>
+        <w:numPr>
+          <w:ilvl w:val="0"/>
+          <w:numId w:val="1007"/>
+        </w:numPr>
+      </w:pPr>
+      <w:r>
+        <w:rPr>
+          <w:rFonts w:ascii="Times New Roman" w:hAnsi="Times New Roman" w:eastAsia="Times New Roman" w:cs="Times New Roman"/>
+        </w:rPr>
+        <w:t xml:space="preserve">423 K (2) </w:t>
+      </w:r>
+      <w:r>
+        <w:rPr>
+          <w:rFonts w:hint="eastAsia" w:ascii="Times New Roman" w:hAnsi="Times New Roman" w:eastAsia="FangSong" w:cs="Times New Roman"/>
+        </w:rPr>
+        <w:t xml:space="preserve">不能分解</w:t>
+      </w:r>
+    </w:p>
+    <w:p>
+      <w:pPr>
+        <w:spacing w:before="160" w:after="80"/>
+      </w:pPr>
+      <w:r>
+        <w:pict>
+          <v:rect style="width:0;height:1.5pt" o:hralign="center" o:hrstd="t" o:hr="t"/>
+        </w:pict>
+      </w:r>
+    </w:p>
+    <w:bookmarkEnd w:id="15"/>
+    <w:bookmarkStart w:id="16" w:name="上海中学-化学平衡-习题6-d4"/>
+    <w:p>
+      <w:pPr>
+        <w:pStyle w:val="Heading2"/>
+        <w:spacing w:before="280" w:after="120"/>
+      </w:pPr>
+      <w:r>
+        <w:rPr>
+          <w:rFonts w:ascii="Times New Roman" w:hAnsi="Times New Roman" w:eastAsia="Times New Roman" w:cs="Times New Roman"/>
+        </w:rPr>
+        <w:t xml:space="preserve">2.8 </w:t>
+      </w:r>
+      <w:r>
+        <w:rPr>
+          <w:rFonts w:hint="eastAsia" w:ascii="Times New Roman" w:hAnsi="Times New Roman" w:eastAsia="SimHei" w:cs="Times New Roman"/>
+        </w:rPr>
+        <w:t>上海中学</w:t>
+      </w:r>
+      <w:r>
+        <w:rPr>
+          <w:rFonts w:hint="eastAsia" w:ascii="Times New Roman" w:hAnsi="Times New Roman" w:eastAsia="Times New Roman" w:cs="Times New Roman"/>
+        </w:rPr>
+        <w:t>-</w:t>
+      </w:r>
+      <w:r>
+        <w:rPr>
+          <w:rFonts w:hint="eastAsia" w:ascii="Times New Roman" w:hAnsi="Times New Roman" w:eastAsia="SimHei" w:cs="Times New Roman"/>
+        </w:rPr>
+        <w:t>化学平衡</w:t>
+      </w:r>
+      <w:r>
+        <w:rPr>
+          <w:rFonts w:hint="eastAsia" w:ascii="Times New Roman" w:hAnsi="Times New Roman" w:eastAsia="Times New Roman" w:cs="Times New Roman"/>
+        </w:rPr>
+        <w:t>-</w:t>
+      </w:r>
+      <w:r>
+        <w:rPr>
+          <w:rFonts w:hint="eastAsia" w:ascii="Times New Roman" w:hAnsi="Times New Roman" w:eastAsia="SimHei" w:cs="Times New Roman"/>
+        </w:rPr>
+        <w:t>习题</w:t>
+      </w:r>
+      <w:r>
+        <w:rPr>
+          <w:rFonts w:hint="eastAsia" w:ascii="Times New Roman" w:hAnsi="Times New Roman" w:eastAsia="Times New Roman" w:cs="Times New Roman"/>
+        </w:rPr>
+        <w:t>6</w:t>
+      </w:r>
+      <w:r>
+        <w:rPr>
+          <w:rFonts w:ascii="Times New Roman" w:hAnsi="Times New Roman" w:eastAsia="Times New Roman" w:cs="Times New Roman"/>
+        </w:rPr>
+        <w:t xml:space="preserve"> 〔🟢 d4〕</w:t>
+      </w:r>
+    </w:p>
+    <w:p>
+      <w:pPr>
+        <w:pStyle w:val="FirstParagraph"/>
+      </w:pPr>
+      <w:r>
+        <w:rPr>
+          <w:rFonts w:ascii="Times New Roman" w:hAnsi="Times New Roman" w:eastAsia="Times New Roman" w:cs="Times New Roman"/>
+          <w:b/>
+          <w:bCs/>
+        </w:rPr>
+        <w:t xml:space="preserve">6.</w:t>
+      </w:r>
+      <w:r>
+        <w:rPr>
+          <w:rFonts w:ascii="Times New Roman" w:hAnsi="Times New Roman" w:eastAsia="Times New Roman" w:cs="Times New Roman"/>
+        </w:rPr>
+        <w:t xml:space="preserve"> </w:t>
+      </w:r>
+      <w:r>
+        <w:rPr>
+          <w:rFonts w:hint="eastAsia" w:ascii="Times New Roman" w:hAnsi="Times New Roman" w:eastAsia="FangSong" w:cs="Times New Roman"/>
+        </w:rPr>
+        <w:t xml:space="preserve">合成氨反应为</w:t>
+      </w:r>
+      <w:r>
+        <w:rPr>
+          <w:rFonts w:ascii="Times New Roman" w:hAnsi="Times New Roman" w:eastAsia="Times New Roman" w:cs="Times New Roman"/>
+        </w:rPr>
+        <w:t xml:space="preserve"> 3H</w:t>
+      </w:r>
+      <w:r>
+        <w:rPr>
+          <w:rFonts w:ascii="Times New Roman" w:hAnsi="Times New Roman" w:eastAsia="Times New Roman" w:cs="Times New Roman"/>
+          <w:vertAlign w:val="subscript"/>
+        </w:rPr>
+        <w:t>2</w:t>
+      </w:r>
+      <w:r>
+        <w:rPr>
+          <w:rFonts w:ascii="Times New Roman" w:hAnsi="Times New Roman" w:eastAsia="Times New Roman" w:cs="Times New Roman"/>
+        </w:rPr>
+        <w:t>(g) + N</w:t>
+      </w:r>
+      <w:r>
+        <w:rPr>
+          <w:rFonts w:ascii="Times New Roman" w:hAnsi="Times New Roman" w:eastAsia="Times New Roman" w:cs="Times New Roman"/>
+          <w:vertAlign w:val="subscript"/>
+        </w:rPr>
+        <w:t>2</w:t>
+      </w:r>
+      <w:r>
+        <w:rPr>
+          <w:rFonts w:ascii="Times New Roman" w:hAnsi="Times New Roman" w:eastAsia="Times New Roman" w:cs="Times New Roman"/>
+        </w:rPr>
+        <w:t xml:space="preserve">(g) ⇌ </w:t>
+      </w:r>
+      <w:r>
+        <w:rPr>
+          <w:rFonts w:hint="eastAsia" w:ascii="Times New Roman" w:hAnsi="Times New Roman" w:eastAsia="Times New Roman" w:cs="Times New Roman"/>
+        </w:rPr>
+        <w:t>2NH</w:t>
+      </w:r>
+      <w:r>
+        <w:rPr>
+          <w:rFonts w:hint="eastAsia" w:ascii="Times New Roman" w:hAnsi="Times New Roman" w:eastAsia="Times New Roman" w:cs="Times New Roman"/>
+          <w:vertAlign w:val="subscript"/>
+        </w:rPr>
+        <w:t>3</w:t>
+      </w:r>
+      <w:r>
+        <w:rPr>
+          <w:rFonts w:hint="eastAsia" w:ascii="Times New Roman" w:hAnsi="Times New Roman" w:eastAsia="Times New Roman" w:cs="Times New Roman"/>
+        </w:rPr>
+        <w:t>(g)，</w:t>
+      </w:r>
+      <w:r>
+        <w:rPr>
+          <w:rFonts w:hint="eastAsia" w:ascii="Times New Roman" w:hAnsi="Times New Roman" w:eastAsia="FangSong" w:cs="Times New Roman"/>
+        </w:rPr>
+        <w:t>所用反应物氢气和氮气的摩尔比为</w:t>
+      </w:r>
+      <w:r>
+        <w:rPr>
+          <w:rFonts w:ascii="Times New Roman" w:hAnsi="Times New Roman" w:eastAsia="Times New Roman" w:cs="Times New Roman"/>
+        </w:rPr>
+        <w:t xml:space="preserve"> </w:t>
+      </w:r>
+      <w:r>
+        <w:rPr>
+          <w:rFonts w:hint="eastAsia" w:ascii="Times New Roman" w:hAnsi="Times New Roman" w:eastAsia="Times New Roman" w:cs="Times New Roman"/>
+        </w:rPr>
+        <w:t>3:1，</w:t>
+      </w:r>
+      <w:r>
+        <w:rPr>
+          <w:rFonts w:hint="eastAsia" w:ascii="Times New Roman" w:hAnsi="Times New Roman" w:eastAsia="FangSong" w:cs="Times New Roman"/>
+        </w:rPr>
+        <w:t>在</w:t>
+      </w:r>
+      <w:r>
+        <w:rPr>
+          <w:rFonts w:ascii="Times New Roman" w:hAnsi="Times New Roman" w:eastAsia="Times New Roman" w:cs="Times New Roman"/>
+        </w:rPr>
+        <w:t xml:space="preserve"> 673 K </w:t>
+      </w:r>
+      <w:r>
+        <w:rPr>
+          <w:rFonts w:hint="eastAsia" w:ascii="Times New Roman" w:hAnsi="Times New Roman" w:eastAsia="FangSong" w:cs="Times New Roman"/>
+        </w:rPr>
+        <w:t xml:space="preserve">和</w:t>
+      </w:r>
+      <w:r>
+        <w:rPr>
+          <w:rFonts w:ascii="Times New Roman" w:hAnsi="Times New Roman" w:eastAsia="Times New Roman" w:cs="Times New Roman"/>
+        </w:rPr>
+        <w:t xml:space="preserve"> 1000 kPa </w:t>
+      </w:r>
+      <w:r>
+        <w:rPr>
+          <w:rFonts w:hint="eastAsia" w:ascii="Times New Roman" w:hAnsi="Times New Roman" w:eastAsia="FangSong" w:cs="Times New Roman"/>
+        </w:rPr>
+        <w:t>压力下达成平衡</w:t>
+      </w:r>
+      <w:r>
+        <w:rPr>
+          <w:rFonts w:hint="eastAsia" w:ascii="Times New Roman" w:hAnsi="Times New Roman" w:eastAsia="Times New Roman" w:cs="Times New Roman"/>
+        </w:rPr>
+        <w:t>，</w:t>
+      </w:r>
+      <w:r>
+        <w:rPr>
+          <w:rFonts w:hint="eastAsia" w:ascii="Times New Roman" w:hAnsi="Times New Roman" w:eastAsia="FangSong" w:cs="Times New Roman"/>
+        </w:rPr>
+        <w:t>平衡产物中氨的摩尔分数为</w:t>
+      </w:r>
+      <w:r>
+        <w:rPr>
+          <w:rFonts w:ascii="Times New Roman" w:hAnsi="Times New Roman" w:eastAsia="Times New Roman" w:cs="Times New Roman"/>
+        </w:rPr>
+        <w:t xml:space="preserve"> </w:t>
+      </w:r>
+      <w:r>
+        <w:rPr>
+          <w:rFonts w:hint="eastAsia" w:ascii="Times New Roman" w:hAnsi="Times New Roman" w:eastAsia="Times New Roman" w:cs="Times New Roman"/>
+        </w:rPr>
+        <w:t>0.0385。</w:t>
+      </w:r>
+      <w:r>
+        <w:rPr>
+          <w:rFonts w:hint="eastAsia" w:ascii="Times New Roman" w:hAnsi="Times New Roman" w:eastAsia="FangSong" w:cs="Times New Roman"/>
+        </w:rPr>
+        <w:t>试求</w:t>
+      </w:r>
+      <w:r>
+        <w:rPr>
+          <w:rFonts w:hint="eastAsia" w:ascii="Times New Roman" w:hAnsi="Times New Roman" w:eastAsia="Times New Roman" w:cs="Times New Roman"/>
+        </w:rPr>
+        <w:t>:</w:t>
+      </w:r>
+      <w:r>
+        <w:rPr>
+          <w:rFonts w:ascii="Times New Roman" w:hAnsi="Times New Roman" w:eastAsia="Times New Roman" w:cs="Times New Roman"/>
+        </w:rPr>
+        <w:t xml:space="preserve"> </w:t>
+      </w:r>
+      <w:r>
+        <w:rPr>
+          <w:rFonts w:ascii="Times New Roman" w:hAnsi="Times New Roman" w:eastAsia="Times New Roman" w:cs="Times New Roman"/>
+        </w:rPr>
+        <w:t xml:space="preserve">(1) </w:t>
+      </w:r>
+      <w:r>
+        <w:rPr>
+          <w:rFonts w:hint="eastAsia" w:ascii="Times New Roman" w:hAnsi="Times New Roman" w:eastAsia="FangSong" w:cs="Times New Roman"/>
+        </w:rPr>
+        <w:t xml:space="preserve">该反应在该条件下的标准平衡常数</w:t>
+      </w:r>
+      <w:r>
+        <w:rPr>
+          <w:rFonts w:ascii="Times New Roman" w:hAnsi="Times New Roman" w:eastAsia="Times New Roman" w:cs="Times New Roman"/>
+        </w:rPr>
+        <w:t xml:space="preserve"> Kpθ。(2) </w:t>
+      </w:r>
+      <w:r>
+        <w:rPr>
+          <w:rFonts w:hint="eastAsia" w:ascii="Times New Roman" w:hAnsi="Times New Roman" w:eastAsia="FangSong" w:cs="Times New Roman"/>
+        </w:rPr>
+        <w:t>在该温度下</w:t>
+      </w:r>
+      <w:r>
+        <w:rPr>
+          <w:rFonts w:hint="eastAsia" w:ascii="Times New Roman" w:hAnsi="Times New Roman" w:eastAsia="Times New Roman" w:cs="Times New Roman"/>
+        </w:rPr>
+        <w:t>，</w:t>
+      </w:r>
+      <w:r>
+        <w:rPr>
+          <w:rFonts w:hint="eastAsia" w:ascii="Times New Roman" w:hAnsi="Times New Roman" w:eastAsia="FangSong" w:cs="Times New Roman"/>
+        </w:rPr>
+        <w:t>若要使氨的摩尔分数为</w:t>
+      </w:r>
+      <w:r>
+        <w:rPr>
+          <w:rFonts w:ascii="Times New Roman" w:hAnsi="Times New Roman" w:eastAsia="Times New Roman" w:cs="Times New Roman"/>
+        </w:rPr>
+        <w:t xml:space="preserve"> </w:t>
+      </w:r>
+      <w:r>
+        <w:rPr>
+          <w:rFonts w:hint="eastAsia" w:ascii="Times New Roman" w:hAnsi="Times New Roman" w:eastAsia="Times New Roman" w:cs="Times New Roman"/>
+        </w:rPr>
+        <w:t>0.05，</w:t>
+      </w:r>
+      <w:r>
+        <w:rPr>
+          <w:rFonts w:hint="eastAsia" w:ascii="Times New Roman" w:hAnsi="Times New Roman" w:eastAsia="FangSong" w:cs="Times New Roman"/>
+        </w:rPr>
+        <w:t>应控制总压为多少</w:t>
+      </w:r>
+      <w:r>
+        <w:rPr>
+          <w:rFonts w:hint="eastAsia" w:ascii="Times New Roman" w:hAnsi="Times New Roman" w:eastAsia="Times New Roman" w:cs="Times New Roman"/>
+        </w:rPr>
+        <w:t>?</w:t>
       </w:r>
     </w:p>
     <w:p>
@@ -5153,62 +5250,38 @@
         <w:rPr>
           <w:rFonts w:ascii="Times New Roman" w:hAnsi="Times New Roman" w:eastAsia="Times New Roman" w:cs="Times New Roman"/>
         </w:rPr>
-        <w:t xml:space="preserve">K = 7.0 (2) </w:t>
-      </w:r>
-      <w:r>
-        <w:rPr>
-          <w:rFonts w:hint="eastAsia" w:ascii="Times New Roman" w:hAnsi="Times New Roman" w:eastAsia="FangSong" w:cs="Times New Roman"/>
-        </w:rPr>
-        <w:t xml:space="preserve">新平衡时</w:t>
-      </w:r>
-      <w:r>
-        <w:rPr>
-          <w:rFonts w:ascii="Times New Roman" w:hAnsi="Times New Roman" w:eastAsia="Times New Roman" w:cs="Times New Roman"/>
-        </w:rPr>
-        <w:t xml:space="preserve"> [BrCl] = 0.0153 </w:t>
-      </w:r>
-      <w:r>
-        <w:rPr>
-          <w:rFonts w:hint="eastAsia" w:ascii="Times New Roman" w:hAnsi="Times New Roman" w:eastAsia="Times New Roman" w:cs="Times New Roman"/>
-        </w:rPr>
-        <w:t>mol/L，[Cl</w:t>
-      </w:r>
-      <w:r>
-        <w:rPr>
-          <w:rFonts w:hint="eastAsia" w:ascii="Times New Roman" w:hAnsi="Times New Roman" w:eastAsia="Times New Roman" w:cs="Times New Roman"/>
-          <w:vertAlign w:val="subscript"/>
-        </w:rPr>
-        <w:t>2</w:t>
-      </w:r>
-      <w:r>
-        <w:rPr>
-          <w:rFonts w:hint="eastAsia" w:ascii="Times New Roman" w:hAnsi="Times New Roman" w:eastAsia="Times New Roman" w:cs="Times New Roman"/>
-        </w:rPr>
-        <w:t>]</w:t>
-      </w:r>
-      <w:r>
-        <w:rPr>
-          <w:rFonts w:ascii="Times New Roman" w:hAnsi="Times New Roman" w:eastAsia="Times New Roman" w:cs="Times New Roman"/>
-        </w:rPr>
-        <w:t xml:space="preserve"> = 0.0033 mol/L (3) </w:t>
-      </w:r>
-      <w:r>
-        <w:rPr>
-          <w:rFonts w:hint="eastAsia" w:ascii="Times New Roman" w:hAnsi="Times New Roman" w:eastAsia="FangSong" w:cs="Times New Roman"/>
-        </w:rPr>
-        <w:t>增加反应物浓度</w:t>
-      </w:r>
-      <w:r>
-        <w:rPr>
-          <w:rFonts w:hint="eastAsia" w:ascii="Times New Roman" w:hAnsi="Times New Roman" w:eastAsia="Times New Roman" w:cs="Times New Roman"/>
-        </w:rPr>
-        <w:t>，</w:t>
-      </w:r>
-      <w:r>
-        <w:rPr>
-          <w:rFonts w:hint="eastAsia" w:ascii="Times New Roman" w:hAnsi="Times New Roman" w:eastAsia="FangSong" w:cs="Times New Roman"/>
-        </w:rPr>
-        <w:t>平衡向正反应方向移动</w:t>
+        <w:t>Kpθ = 6.76×10</w:t>
+      </w:r>
+      <w:r>
+        <w:rPr>
+          <w:rFonts w:ascii="Times New Roman" w:hAnsi="Times New Roman" w:eastAsia="Times New Roman" w:cs="Times New Roman"/>
+          <w:vertAlign w:val="superscript"/>
+        </w:rPr>
+        <w:t>-5</w:t>
+      </w:r>
+      <w:r>
+        <w:rPr>
+          <w:rFonts w:ascii="Times New Roman" w:hAnsi="Times New Roman" w:eastAsia="Times New Roman" w:cs="Times New Roman"/>
+        </w:rPr>
+        <w:t xml:space="preserve"> (2) </w:t>
+      </w:r>
+      <w:r>
+        <w:rPr>
+          <w:rFonts w:hint="eastAsia" w:ascii="Times New Roman" w:hAnsi="Times New Roman" w:eastAsia="Times New Roman" w:cs="Times New Roman"/>
+        </w:rPr>
+        <w:t>p_</w:t>
+      </w:r>
+      <w:r>
+        <w:rPr>
+          <w:rFonts w:hint="eastAsia" w:ascii="Times New Roman" w:hAnsi="Times New Roman" w:eastAsia="FangSong" w:cs="Times New Roman"/>
+        </w:rPr>
+        <w:t>总</w:t>
+      </w:r>
+      <w:r>
+        <w:rPr>
+          <w:rFonts w:ascii="Times New Roman" w:hAnsi="Times New Roman" w:eastAsia="Times New Roman" w:cs="Times New Roman"/>
+        </w:rPr>
+        <w:t xml:space="preserve"> = 1450 kPa</w:t>
       </w:r>
     </w:p>
     <w:p>
@@ -5221,8 +5294,8 @@
         </w:pict>
       </w:r>
     </w:p>
-    <w:bookmarkEnd w:id="12"/>
-    <w:bookmarkStart w:id="13" w:name="上海中学-化学平衡-习题2-d4"/>
+    <w:bookmarkEnd w:id="16"/>
+    <w:bookmarkStart w:id="17" w:name="上海中学-化学平衡-习题7-d4"/>
     <w:p>
       <w:pPr>
         <w:pStyle w:val="Heading2"/>
@@ -5232,7 +5305,7 @@
         <w:rPr>
           <w:rFonts w:ascii="Times New Roman" w:hAnsi="Times New Roman" w:eastAsia="Times New Roman" w:cs="Times New Roman"/>
         </w:rPr>
-        <w:t xml:space="preserve">2.5 </w:t>
+        <w:t xml:space="preserve">2.9 </w:t>
       </w:r>
       <w:r>
         <w:rPr>
@@ -5268,7 +5341,7 @@
         <w:rPr>
           <w:rFonts w:hint="eastAsia" w:ascii="Times New Roman" w:hAnsi="Times New Roman" w:eastAsia="Times New Roman" w:cs="Times New Roman"/>
         </w:rPr>
-        <w:t>2</w:t>
+        <w:t>7</w:t>
       </w:r>
       <w:r>
         <w:rPr>
@@ -5287,7 +5360,7 @@
           <w:b/>
           <w:bCs/>
         </w:rPr>
-        <w:t xml:space="preserve">2.</w:t>
+        <w:t xml:space="preserve">7.</w:t>
       </w:r>
       <w:r>
         <w:rPr>
@@ -5299,13 +5372,13 @@
         <w:rPr>
           <w:rFonts w:hint="eastAsia" w:ascii="Times New Roman" w:hAnsi="Times New Roman" w:eastAsia="FangSong" w:cs="Times New Roman"/>
         </w:rPr>
-        <w:t xml:space="preserve">已知反应</w:t>
-      </w:r>
-      <w:r>
-        <w:rPr>
-          <w:rFonts w:ascii="Times New Roman" w:hAnsi="Times New Roman" w:eastAsia="Times New Roman" w:cs="Times New Roman"/>
-        </w:rPr>
-        <w:t xml:space="preserve"> CO(g) + H</w:t>
+        <w:t xml:space="preserve">已知</w:t>
+      </w:r>
+      <w:r>
+        <w:rPr>
+          <w:rFonts w:ascii="Times New Roman" w:hAnsi="Times New Roman" w:eastAsia="Times New Roman" w:cs="Times New Roman"/>
+        </w:rPr>
+        <w:t xml:space="preserve"> Br</w:t>
       </w:r>
       <w:r>
         <w:rPr>
@@ -5318,135 +5391,79 @@
         <w:rPr>
           <w:rFonts w:ascii="Times New Roman" w:hAnsi="Times New Roman" w:eastAsia="Times New Roman" w:cs="Times New Roman"/>
         </w:rPr>
-        <w:t>O(g) ⇌ H</w:t>
+        <w:t xml:space="preserve">(g) </w:t>
+      </w:r>
+      <w:r>
+        <w:rPr>
+          <w:rFonts w:hint="eastAsia" w:ascii="Times New Roman" w:hAnsi="Times New Roman" w:eastAsia="FangSong" w:cs="Times New Roman"/>
+        </w:rPr>
+        <w:t xml:space="preserve">的标准生成热</w:t>
+      </w:r>
+      <w:r>
+        <w:rPr>
+          <w:rFonts w:ascii="Times New Roman" w:hAnsi="Times New Roman" w:eastAsia="Times New Roman" w:cs="Times New Roman"/>
+        </w:rPr>
+        <w:t xml:space="preserve"> ΔfH</w:t>
       </w:r>
       <w:r>
         <w:rPr>
           <w:rFonts w:ascii="Times New Roman" w:hAnsi="Times New Roman" w:eastAsia="Times New Roman" w:cs="Times New Roman"/>
           <w:vertAlign w:val="subscript"/>
         </w:rPr>
-        <w:t>2</w:t>
-      </w:r>
-      <w:r>
-        <w:rPr>
-          <w:rFonts w:ascii="Times New Roman" w:hAnsi="Times New Roman" w:eastAsia="Times New Roman" w:cs="Times New Roman"/>
-        </w:rPr>
-        <w:t>(g) + CO</w:t>
+        <w:t>m</w:t>
+      </w:r>
+      <w:r>
+        <w:rPr>
+          <w:rFonts w:ascii="Times New Roman" w:hAnsi="Times New Roman" w:eastAsia="Times New Roman" w:cs="Times New Roman"/>
+        </w:rPr>
+        <w:t xml:space="preserve">θ(298K) </w:t>
+      </w:r>
+      <w:r>
+        <w:rPr>
+          <w:rFonts w:hint="eastAsia" w:ascii="Times New Roman" w:hAnsi="Times New Roman" w:eastAsia="FangSong" w:cs="Times New Roman"/>
+        </w:rPr>
+        <w:t xml:space="preserve">和标准生成自由能</w:t>
+      </w:r>
+      <w:r>
+        <w:rPr>
+          <w:rFonts w:ascii="Times New Roman" w:hAnsi="Times New Roman" w:eastAsia="Times New Roman" w:cs="Times New Roman"/>
+        </w:rPr>
+        <w:t xml:space="preserve"> ΔfG</w:t>
       </w:r>
       <w:r>
         <w:rPr>
           <w:rFonts w:ascii="Times New Roman" w:hAnsi="Times New Roman" w:eastAsia="Times New Roman" w:cs="Times New Roman"/>
           <w:vertAlign w:val="subscript"/>
         </w:rPr>
-        <w:t>2</w:t>
-      </w:r>
-      <w:r>
-        <w:rPr>
-          <w:rFonts w:ascii="Times New Roman" w:hAnsi="Times New Roman" w:eastAsia="Times New Roman" w:cs="Times New Roman"/>
-        </w:rPr>
-        <w:t xml:space="preserve">(g) </w:t>
-      </w:r>
-      <w:r>
-        <w:rPr>
-          <w:rFonts w:hint="eastAsia" w:ascii="Times New Roman" w:hAnsi="Times New Roman" w:eastAsia="FangSong" w:cs="Times New Roman"/>
-        </w:rPr>
-        <w:t xml:space="preserve">的</w:t>
-      </w:r>
-      <w:r>
-        <w:rPr>
-          <w:rFonts w:ascii="Times New Roman" w:hAnsi="Times New Roman" w:eastAsia="Times New Roman" w:cs="Times New Roman"/>
-        </w:rPr>
-        <w:t xml:space="preserve"> Δ</w:t>
-      </w:r>
-      <w:r>
-        <w:rPr>
-          <w:rFonts w:ascii="Times New Roman" w:hAnsi="Times New Roman" w:eastAsia="Times New Roman" w:cs="Times New Roman"/>
-          <w:vertAlign w:val="subscript"/>
-        </w:rPr>
-        <w:t>r</w:t>
-      </w:r>
-      <w:r>
-        <w:rPr>
-          <w:rFonts w:ascii="Times New Roman" w:hAnsi="Times New Roman" w:eastAsia="Times New Roman" w:cs="Times New Roman"/>
-        </w:rPr>
-        <w:t>H</w:t>
-      </w:r>
-      <w:r>
-        <w:rPr>
-          <w:rFonts w:ascii="Times New Roman" w:hAnsi="Times New Roman" w:eastAsia="Times New Roman" w:cs="Times New Roman"/>
-          <w:vertAlign w:val="subscript"/>
-        </w:rPr>
         <w:t>m</w:t>
       </w:r>
       <w:r>
         <w:rPr>
           <w:rFonts w:ascii="Times New Roman" w:hAnsi="Times New Roman" w:eastAsia="Times New Roman" w:cs="Times New Roman"/>
         </w:rPr>
-        <w:t xml:space="preserve">θ = -41.2 </w:t>
-      </w:r>
-      <w:r>
-        <w:rPr>
-          <w:rFonts w:hint="eastAsia" w:ascii="Times New Roman" w:hAnsi="Times New Roman" w:eastAsia="Times New Roman" w:cs="Times New Roman"/>
-        </w:rPr>
-        <w:t>kJ·mol</w:t>
-      </w:r>
-      <w:r>
-        <w:rPr>
-          <w:rFonts w:hint="eastAsia" w:ascii="Times New Roman" w:hAnsi="Times New Roman" w:eastAsia="Times New Roman" w:cs="Times New Roman"/>
+        <w:t xml:space="preserve">θ(298K) </w:t>
+      </w:r>
+      <w:r>
+        <w:rPr>
+          <w:rFonts w:hint="eastAsia" w:ascii="Times New Roman" w:hAnsi="Times New Roman" w:eastAsia="FangSong" w:cs="Times New Roman"/>
+        </w:rPr>
+        <w:t xml:space="preserve">分别为</w:t>
+      </w:r>
+      <w:r>
+        <w:rPr>
+          <w:rFonts w:ascii="Times New Roman" w:hAnsi="Times New Roman" w:eastAsia="Times New Roman" w:cs="Times New Roman"/>
+        </w:rPr>
+        <w:t xml:space="preserve"> 30.71 kJ·mol</w:t>
+      </w:r>
+      <w:r>
+        <w:rPr>
+          <w:rFonts w:ascii="Times New Roman" w:hAnsi="Times New Roman" w:eastAsia="Times New Roman" w:cs="Times New Roman"/>
           <w:vertAlign w:val="superscript"/>
         </w:rPr>
         <w:t>-1</w:t>
       </w:r>
       <w:r>
         <w:rPr>
-          <w:rFonts w:hint="eastAsia" w:ascii="Times New Roman" w:hAnsi="Times New Roman" w:eastAsia="Times New Roman" w:cs="Times New Roman"/>
-        </w:rPr>
-        <w:t>，</w:t>
-      </w:r>
-      <w:r>
-        <w:rPr>
-          <w:rFonts w:hint="eastAsia" w:ascii="Times New Roman" w:hAnsi="Times New Roman" w:eastAsia="FangSong" w:cs="Times New Roman"/>
-        </w:rPr>
-        <w:t>在总压为</w:t>
-      </w:r>
-      <w:r>
-        <w:rPr>
-          <w:rFonts w:ascii="Times New Roman" w:hAnsi="Times New Roman" w:eastAsia="Times New Roman" w:cs="Times New Roman"/>
-        </w:rPr>
-        <w:t xml:space="preserve"> 100 </w:t>
-      </w:r>
-      <w:r>
-        <w:rPr>
-          <w:rFonts w:hint="eastAsia" w:ascii="Times New Roman" w:hAnsi="Times New Roman" w:eastAsia="Times New Roman" w:cs="Times New Roman"/>
-        </w:rPr>
-        <w:t>kPa、</w:t>
-      </w:r>
-      <w:r>
-        <w:rPr>
-          <w:rFonts w:hint="eastAsia" w:ascii="Times New Roman" w:hAnsi="Times New Roman" w:eastAsia="FangSong" w:cs="Times New Roman"/>
-        </w:rPr>
-        <w:t>温度为</w:t>
-      </w:r>
-      <w:r>
-        <w:rPr>
-          <w:rFonts w:ascii="Times New Roman" w:hAnsi="Times New Roman" w:eastAsia="Times New Roman" w:cs="Times New Roman"/>
-        </w:rPr>
-        <w:t xml:space="preserve"> 373 K </w:t>
-      </w:r>
-      <w:r>
-        <w:rPr>
-          <w:rFonts w:hint="eastAsia" w:ascii="Times New Roman" w:hAnsi="Times New Roman" w:eastAsia="FangSong" w:cs="Times New Roman"/>
-        </w:rPr>
-        <w:t>时</w:t>
-      </w:r>
-      <w:r>
-        <w:rPr>
-          <w:rFonts w:hint="eastAsia" w:ascii="Times New Roman" w:hAnsi="Times New Roman" w:eastAsia="Times New Roman" w:cs="Times New Roman"/>
-        </w:rPr>
-        <w:t>,</w:t>
-      </w:r>
-      <w:r>
-        <w:rPr>
           <w:rFonts w:ascii="Times New Roman" w:hAnsi="Times New Roman" w:eastAsia="Times New Roman" w:cs="Times New Roman"/>
         </w:rPr>
         <w:t xml:space="preserve"> </w:t>
@@ -5455,87 +5472,62 @@
         <w:rPr>
           <w:rFonts w:hint="eastAsia" w:ascii="Times New Roman" w:hAnsi="Times New Roman" w:eastAsia="FangSong" w:cs="Times New Roman"/>
         </w:rPr>
-        <w:t xml:space="preserve">将等物质的量的</w:t>
-      </w:r>
-      <w:r>
-        <w:rPr>
-          <w:rFonts w:ascii="Times New Roman" w:hAnsi="Times New Roman" w:eastAsia="Times New Roman" w:cs="Times New Roman"/>
-        </w:rPr>
-        <w:t xml:space="preserve"> CO </w:t>
-      </w:r>
-      <w:r>
-        <w:rPr>
-          <w:rFonts w:hint="eastAsia" w:ascii="Times New Roman" w:hAnsi="Times New Roman" w:eastAsia="FangSong" w:cs="Times New Roman"/>
-        </w:rPr>
         <w:t xml:space="preserve">和</w:t>
       </w:r>
       <w:r>
         <w:rPr>
           <w:rFonts w:ascii="Times New Roman" w:hAnsi="Times New Roman" w:eastAsia="Times New Roman" w:cs="Times New Roman"/>
         </w:rPr>
-        <w:t xml:space="preserve"> H</w:t>
-      </w:r>
-      <w:r>
-        <w:rPr>
-          <w:rFonts w:ascii="Times New Roman" w:hAnsi="Times New Roman" w:eastAsia="Times New Roman" w:cs="Times New Roman"/>
-          <w:vertAlign w:val="subscript"/>
-        </w:rPr>
-        <w:t>2</w:t>
-      </w:r>
-      <w:r>
-        <w:rPr>
-          <w:rFonts w:ascii="Times New Roman" w:hAnsi="Times New Roman" w:eastAsia="Times New Roman" w:cs="Times New Roman"/>
-        </w:rPr>
-        <w:t xml:space="preserve">O </w:t>
-      </w:r>
-      <w:r>
-        <w:rPr>
-          <w:rFonts w:hint="eastAsia" w:ascii="Times New Roman" w:hAnsi="Times New Roman" w:eastAsia="FangSong" w:cs="Times New Roman"/>
-        </w:rPr>
-        <w:t>反应</w:t>
-      </w:r>
-      <w:r>
-        <w:rPr>
-          <w:rFonts w:hint="eastAsia" w:ascii="Times New Roman" w:hAnsi="Times New Roman" w:eastAsia="Times New Roman" w:cs="Times New Roman"/>
+        <w:t xml:space="preserve"> 3.14 kJ·mol</w:t>
+      </w:r>
+      <w:r>
+        <w:rPr>
+          <w:rFonts w:ascii="Times New Roman" w:hAnsi="Times New Roman" w:eastAsia="Times New Roman" w:cs="Times New Roman"/>
+          <w:vertAlign w:val="superscript"/>
+        </w:rPr>
+        <w:t>-1</w:t>
+      </w:r>
+      <w:r>
+        <w:rPr>
+          <w:rFonts w:ascii="Times New Roman" w:hAnsi="Times New Roman" w:eastAsia="Times New Roman" w:cs="Times New Roman"/>
         </w:rPr>
         <w:t>。</w:t>
       </w:r>
       <w:r>
         <w:rPr>
-          <w:rFonts w:hint="eastAsia" w:ascii="Times New Roman" w:hAnsi="Times New Roman" w:eastAsia="FangSong" w:cs="Times New Roman"/>
-        </w:rPr>
-        <w:t>待反应达平衡后</w:t>
-      </w:r>
-      <w:r>
-        <w:rPr>
-          <w:rFonts w:hint="eastAsia" w:ascii="Times New Roman" w:hAnsi="Times New Roman" w:eastAsia="Times New Roman" w:cs="Times New Roman"/>
-        </w:rPr>
-        <w:t>,</w:t>
-      </w:r>
-      <w:r>
-        <w:rPr>
           <w:rFonts w:ascii="Times New Roman" w:hAnsi="Times New Roman" w:eastAsia="Times New Roman" w:cs="Times New Roman"/>
         </w:rPr>
         <w:t xml:space="preserve"> </w:t>
       </w:r>
       <w:r>
         <w:rPr>
-          <w:rFonts w:hint="eastAsia" w:ascii="Times New Roman" w:hAnsi="Times New Roman" w:eastAsia="FangSong" w:cs="Times New Roman"/>
-        </w:rPr>
-        <w:t xml:space="preserve">测得</w:t>
-      </w:r>
-      <w:r>
-        <w:rPr>
-          <w:rFonts w:ascii="Times New Roman" w:hAnsi="Times New Roman" w:eastAsia="Times New Roman" w:cs="Times New Roman"/>
-        </w:rPr>
-        <w:t xml:space="preserve"> CO</w:t>
-      </w:r>
-      <w:r>
-        <w:rPr>
-          <w:rFonts w:ascii="Times New Roman" w:hAnsi="Times New Roman" w:eastAsia="Times New Roman" w:cs="Times New Roman"/>
-          <w:vertAlign w:val="subscript"/>
-        </w:rPr>
-        <w:t>2</w:t>
+          <w:rFonts w:ascii="Times New Roman" w:hAnsi="Times New Roman" w:eastAsia="Times New Roman" w:cs="Times New Roman"/>
+        </w:rPr>
+        <w:t xml:space="preserve">(1) </w:t>
+      </w:r>
+      <w:r>
+        <w:rPr>
+          <w:rFonts w:hint="eastAsia" w:ascii="Times New Roman" w:hAnsi="Times New Roman" w:eastAsia="FangSong" w:cs="Times New Roman"/>
+        </w:rPr>
+        <w:t xml:space="preserve">计算液态溴在</w:t>
+      </w:r>
+      <w:r>
+        <w:rPr>
+          <w:rFonts w:ascii="Times New Roman" w:hAnsi="Times New Roman" w:eastAsia="Times New Roman" w:cs="Times New Roman"/>
+        </w:rPr>
+        <w:t xml:space="preserve"> 298 K </w:t>
+      </w:r>
+      <w:r>
+        <w:rPr>
+          <w:rFonts w:hint="eastAsia" w:ascii="Times New Roman" w:hAnsi="Times New Roman" w:eastAsia="FangSong" w:cs="Times New Roman"/>
+        </w:rPr>
+        <w:t>时的蒸气压</w:t>
+      </w:r>
+      <w:r>
+        <w:rPr>
+          <w:rFonts w:hint="eastAsia" w:ascii="Times New Roman" w:hAnsi="Times New Roman" w:eastAsia="Times New Roman" w:cs="Times New Roman"/>
+        </w:rPr>
+        <w:t>。(2)</w:t>
       </w:r>
       <w:r>
         <w:rPr>
@@ -5547,828 +5539,43 @@
         <w:rPr>
           <w:rFonts w:hint="eastAsia" w:ascii="Times New Roman" w:hAnsi="Times New Roman" w:eastAsia="FangSong" w:cs="Times New Roman"/>
         </w:rPr>
-        <w:t xml:space="preserve">的分压为</w:t>
-      </w:r>
-      <w:r>
-        <w:rPr>
-          <w:rFonts w:ascii="Times New Roman" w:hAnsi="Times New Roman" w:eastAsia="Times New Roman" w:cs="Times New Roman"/>
-        </w:rPr>
-        <w:t xml:space="preserve"> 49.84 </w:t>
-      </w:r>
-      <w:r>
-        <w:rPr>
-          <w:rFonts w:hint="eastAsia" w:ascii="Times New Roman" w:hAnsi="Times New Roman" w:eastAsia="Times New Roman" w:cs="Times New Roman"/>
-        </w:rPr>
-        <w:t>kPa，</w:t>
-      </w:r>
-      <w:r>
-        <w:rPr>
-          <w:rFonts w:hint="eastAsia" w:ascii="Times New Roman" w:hAnsi="Times New Roman" w:eastAsia="FangSong" w:cs="Times New Roman"/>
-        </w:rPr>
-        <w:t>求该反应的标准摩尔熵变</w:t>
+        <w:t xml:space="preserve">近似计算溴在</w:t>
+      </w:r>
+      <w:r>
+        <w:rPr>
+          <w:rFonts w:ascii="Times New Roman" w:hAnsi="Times New Roman" w:eastAsia="Times New Roman" w:cs="Times New Roman"/>
+        </w:rPr>
+        <w:t xml:space="preserve"> 323 K </w:t>
+      </w:r>
+      <w:r>
+        <w:rPr>
+          <w:rFonts w:hint="eastAsia" w:ascii="Times New Roman" w:hAnsi="Times New Roman" w:eastAsia="FangSong" w:cs="Times New Roman"/>
+        </w:rPr>
+        <w:t>时的蒸气压</w:t>
+      </w:r>
+      <w:r>
+        <w:rPr>
+          <w:rFonts w:hint="eastAsia" w:ascii="Times New Roman" w:hAnsi="Times New Roman" w:eastAsia="Times New Roman" w:cs="Times New Roman"/>
+        </w:rPr>
+        <w:t>。(3)</w:t>
+      </w:r>
+      <w:r>
+        <w:rPr>
+          <w:rFonts w:ascii="Times New Roman" w:hAnsi="Times New Roman" w:eastAsia="Times New Roman" w:cs="Times New Roman"/>
+        </w:rPr>
+        <w:t xml:space="preserve"> </w:t>
+      </w:r>
+      <w:r>
+        <w:rPr>
+          <w:rFonts w:hint="eastAsia" w:ascii="Times New Roman" w:hAnsi="Times New Roman" w:eastAsia="FangSong" w:cs="Times New Roman"/>
+        </w:rPr>
+        <w:t>近似计算标准压力下液态溴的沸点</w:t>
       </w:r>
       <w:r>
         <w:rPr>
           <w:rFonts w:hint="eastAsia" w:ascii="Times New Roman" w:hAnsi="Times New Roman" w:eastAsia="Times New Roman" w:cs="Times New Roman"/>
         </w:rPr>
         <w:t>。</w:t>
-      </w:r>
-    </w:p>
-    <w:p>
-      <w:pPr>
-        <w:pStyle w:val="BodyText"/>
-      </w:pPr>
-      <w:r>
-        <w:rPr>
-          <w:rFonts w:ascii="Times New Roman" w:hAnsi="Times New Roman" w:eastAsia="Times New Roman" w:cs="Times New Roman"/>
-        </w:rPr>
-        <w:t xml:space="preserve">📖 </w:t>
-      </w:r>
-      <w:r>
-        <w:rPr>
-          <w:rFonts w:hint="eastAsia" w:ascii="Times New Roman" w:hAnsi="Times New Roman" w:eastAsia="FangSong" w:cs="Times New Roman"/>
-        </w:rPr>
-        <w:t xml:space="preserve">查看答案</w:t>
-      </w:r>
-    </w:p>
-    <w:p>
-      <w:pPr>
-        <w:pStyle w:val="BodyText"/>
-      </w:pPr>
-      <w:r>
-        <w:rPr>
-          <w:rFonts w:ascii="Times New Roman" w:hAnsi="Times New Roman" w:eastAsia="Times New Roman" w:cs="Times New Roman"/>
-        </w:rPr>
-        <w:t>Δ</w:t>
-      </w:r>
-      <w:r>
-        <w:rPr>
-          <w:rFonts w:ascii="Times New Roman" w:hAnsi="Times New Roman" w:eastAsia="Times New Roman" w:cs="Times New Roman"/>
-          <w:vertAlign w:val="subscript"/>
-        </w:rPr>
-        <w:t>r</w:t>
-      </w:r>
-      <w:r>
-        <w:rPr>
-          <w:rFonts w:ascii="Times New Roman" w:hAnsi="Times New Roman" w:eastAsia="Times New Roman" w:cs="Times New Roman"/>
-        </w:rPr>
-        <w:t>S</w:t>
-      </w:r>
-      <w:r>
-        <w:rPr>
-          <w:rFonts w:ascii="Times New Roman" w:hAnsi="Times New Roman" w:eastAsia="Times New Roman" w:cs="Times New Roman"/>
-          <w:vertAlign w:val="subscript"/>
-        </w:rPr>
-        <w:t>m</w:t>
-      </w:r>
-      <w:r>
-        <w:rPr>
-          <w:rFonts w:ascii="Times New Roman" w:hAnsi="Times New Roman" w:eastAsia="Times New Roman" w:cs="Times New Roman"/>
-        </w:rPr>
-        <w:t>θ = 42.1 J·mol</w:t>
-      </w:r>
-      <w:r>
-        <w:rPr>
-          <w:rFonts w:ascii="Times New Roman" w:hAnsi="Times New Roman" w:eastAsia="Times New Roman" w:cs="Times New Roman"/>
-          <w:vertAlign w:val="superscript"/>
-        </w:rPr>
-        <w:t>-1</w:t>
-      </w:r>
-      <w:r>
-        <w:rPr>
-          <w:rFonts w:ascii="Times New Roman" w:hAnsi="Times New Roman" w:eastAsia="Times New Roman" w:cs="Times New Roman"/>
-        </w:rPr>
-        <w:t>·K</w:t>
-      </w:r>
-      <w:r>
-        <w:rPr>
-          <w:rFonts w:ascii="Times New Roman" w:hAnsi="Times New Roman" w:eastAsia="Times New Roman" w:cs="Times New Roman"/>
-          <w:vertAlign w:val="superscript"/>
-        </w:rPr>
-        <w:t>-1</w:t>
-      </w:r>
-    </w:p>
-    <w:p>
-      <w:pPr>
-        <w:spacing w:before="160" w:after="80"/>
-      </w:pPr>
-      <w:r>
-        <w:pict>
-          <v:rect style="width:0;height:1.5pt" o:hralign="center" o:hrstd="t" o:hr="t"/>
-        </w:pict>
-      </w:r>
-    </w:p>
-    <w:bookmarkEnd w:id="13"/>
-    <w:bookmarkStart w:id="14" w:name="上海中学-化学平衡-习题3-d4"/>
-    <w:p>
-      <w:pPr>
-        <w:pStyle w:val="Heading2"/>
-        <w:spacing w:before="280" w:after="120"/>
-      </w:pPr>
-      <w:r>
-        <w:rPr>
-          <w:rFonts w:ascii="Times New Roman" w:hAnsi="Times New Roman" w:eastAsia="Times New Roman" w:cs="Times New Roman"/>
-        </w:rPr>
-        <w:t xml:space="preserve">2.6 </w:t>
-      </w:r>
-      <w:r>
-        <w:rPr>
-          <w:rFonts w:hint="eastAsia" w:ascii="Times New Roman" w:hAnsi="Times New Roman" w:eastAsia="SimHei" w:cs="Times New Roman"/>
-        </w:rPr>
-        <w:t>上海中学</w:t>
-      </w:r>
-      <w:r>
-        <w:rPr>
-          <w:rFonts w:hint="eastAsia" w:ascii="Times New Roman" w:hAnsi="Times New Roman" w:eastAsia="Times New Roman" w:cs="Times New Roman"/>
-        </w:rPr>
-        <w:t>-</w:t>
-      </w:r>
-      <w:r>
-        <w:rPr>
-          <w:rFonts w:hint="eastAsia" w:ascii="Times New Roman" w:hAnsi="Times New Roman" w:eastAsia="SimHei" w:cs="Times New Roman"/>
-        </w:rPr>
-        <w:t>化学平衡</w:t>
-      </w:r>
-      <w:r>
-        <w:rPr>
-          <w:rFonts w:hint="eastAsia" w:ascii="Times New Roman" w:hAnsi="Times New Roman" w:eastAsia="Times New Roman" w:cs="Times New Roman"/>
-        </w:rPr>
-        <w:t>-</w:t>
-      </w:r>
-      <w:r>
-        <w:rPr>
-          <w:rFonts w:hint="eastAsia" w:ascii="Times New Roman" w:hAnsi="Times New Roman" w:eastAsia="SimHei" w:cs="Times New Roman"/>
-        </w:rPr>
-        <w:t>习题</w:t>
-      </w:r>
-      <w:r>
-        <w:rPr>
-          <w:rFonts w:hint="eastAsia" w:ascii="Times New Roman" w:hAnsi="Times New Roman" w:eastAsia="Times New Roman" w:cs="Times New Roman"/>
-        </w:rPr>
-        <w:t>3</w:t>
-      </w:r>
-      <w:r>
-        <w:rPr>
-          <w:rFonts w:ascii="Times New Roman" w:hAnsi="Times New Roman" w:eastAsia="Times New Roman" w:cs="Times New Roman"/>
-        </w:rPr>
-        <w:t xml:space="preserve"> 〔🟢 d4〕</w:t>
-      </w:r>
-    </w:p>
-    <w:p>
-      <w:pPr>
-        <w:pStyle w:val="FirstParagraph"/>
-      </w:pPr>
-      <w:r>
-        <w:rPr>
-          <w:rFonts w:ascii="Times New Roman" w:hAnsi="Times New Roman" w:eastAsia="Times New Roman" w:cs="Times New Roman"/>
-          <w:b/>
-          <w:bCs/>
-        </w:rPr>
-        <w:t xml:space="preserve">3.</w:t>
-      </w:r>
-      <w:r>
-        <w:rPr>
-          <w:rFonts w:hint="eastAsia" w:ascii="Times New Roman" w:hAnsi="Times New Roman" w:eastAsia="Times New Roman" w:cs="Times New Roman"/>
-        </w:rPr>
-        <w:t>（2008</w:t>
-      </w:r>
-      <w:r>
-        <w:rPr>
-          <w:rFonts w:hint="eastAsia" w:ascii="Times New Roman" w:hAnsi="Times New Roman" w:eastAsia="FangSong" w:cs="Times New Roman"/>
-        </w:rPr>
-        <w:t>年江苏省夏令营选拔</w:t>
-      </w:r>
-      <w:r>
-        <w:rPr>
-          <w:rFonts w:hint="eastAsia" w:ascii="Times New Roman" w:hAnsi="Times New Roman" w:eastAsia="Times New Roman" w:cs="Times New Roman"/>
-        </w:rPr>
-        <w:t>）</w:t>
-      </w:r>
-      <w:r>
-        <w:rPr>
-          <w:rFonts w:hint="eastAsia" w:ascii="Times New Roman" w:hAnsi="Times New Roman" w:eastAsia="FangSong" w:cs="Times New Roman"/>
-        </w:rPr>
-        <w:t>铁系金属常用来作</w:t>
-      </w:r>
-      <w:r>
-        <w:rPr>
-          <w:rFonts w:hint="eastAsia" w:ascii="Times New Roman" w:hAnsi="Times New Roman" w:eastAsia="Times New Roman" w:cs="Times New Roman"/>
-        </w:rPr>
-        <w:t>CO</w:t>
-      </w:r>
-      <w:r>
-        <w:rPr>
-          <w:rFonts w:hint="eastAsia" w:ascii="Times New Roman" w:hAnsi="Times New Roman" w:eastAsia="FangSong" w:cs="Times New Roman"/>
-        </w:rPr>
-        <w:t>加氢反应的催化剂</w:t>
-      </w:r>
-      <w:r>
-        <w:rPr>
-          <w:rFonts w:hint="eastAsia" w:ascii="Times New Roman" w:hAnsi="Times New Roman" w:eastAsia="Times New Roman" w:cs="Times New Roman"/>
-        </w:rPr>
-        <w:t>。</w:t>
-      </w:r>
-      <w:r>
-        <w:rPr>
-          <w:rFonts w:hint="eastAsia" w:ascii="Times New Roman" w:hAnsi="Times New Roman" w:eastAsia="FangSong" w:cs="Times New Roman"/>
-        </w:rPr>
-        <w:t>已知某种催化剂在</w:t>
-      </w:r>
-      <w:r>
-        <w:rPr>
-          <w:rFonts w:hint="eastAsia" w:ascii="Times New Roman" w:hAnsi="Times New Roman" w:eastAsia="Times New Roman" w:cs="Times New Roman"/>
-        </w:rPr>
-        <w:t>1000</w:t>
-      </w:r>
-      <w:r>
-        <w:rPr>
-          <w:rFonts w:ascii="Times New Roman" w:hAnsi="Times New Roman" w:eastAsia="Times New Roman" w:cs="Times New Roman"/>
-        </w:rPr>
-        <w:t xml:space="preserve"> </w:t>
-      </w:r>
-      <w:r>
-        <w:rPr>
-          <w:rFonts w:hint="eastAsia" w:ascii="Times New Roman" w:hAnsi="Times New Roman" w:eastAsia="Times New Roman" w:cs="Times New Roman"/>
-        </w:rPr>
-        <w:t>K</w:t>
-      </w:r>
-      <w:r>
-        <w:rPr>
-          <w:rFonts w:hint="eastAsia" w:ascii="Times New Roman" w:hAnsi="Times New Roman" w:eastAsia="FangSong" w:cs="Times New Roman"/>
-        </w:rPr>
-        <w:t>可用来催化反应</w:t>
-      </w:r>
-      <w:r>
-        <w:rPr>
-          <w:rFonts w:hint="eastAsia" w:ascii="Times New Roman" w:hAnsi="Times New Roman" w:eastAsia="Times New Roman" w:cs="Times New Roman"/>
-        </w:rPr>
-        <w:t>:</w:t>
-      </w:r>
-      <w:r>
-        <w:rPr>
-          <w:rFonts w:ascii="Times New Roman" w:hAnsi="Times New Roman" w:eastAsia="Times New Roman" w:cs="Times New Roman"/>
-        </w:rPr>
-        <w:t xml:space="preserve"> CO(g) + 3H</w:t>
-      </w:r>
-      <w:r>
-        <w:rPr>
-          <w:rFonts w:ascii="Times New Roman" w:hAnsi="Times New Roman" w:eastAsia="Times New Roman" w:cs="Times New Roman"/>
-          <w:vertAlign w:val="subscript"/>
-        </w:rPr>
-        <w:t>2</w:t>
-      </w:r>
-      <w:r>
-        <w:rPr>
-          <w:rFonts w:ascii="Times New Roman" w:hAnsi="Times New Roman" w:eastAsia="Times New Roman" w:cs="Times New Roman"/>
-        </w:rPr>
-        <w:t>(g) ⇌ CH</w:t>
-      </w:r>
-      <w:r>
-        <w:rPr>
-          <w:rFonts w:ascii="Times New Roman" w:hAnsi="Times New Roman" w:eastAsia="Times New Roman" w:cs="Times New Roman"/>
-          <w:vertAlign w:val="subscript"/>
-        </w:rPr>
-        <w:t>4</w:t>
-      </w:r>
-      <w:r>
-        <w:rPr>
-          <w:rFonts w:ascii="Times New Roman" w:hAnsi="Times New Roman" w:eastAsia="Times New Roman" w:cs="Times New Roman"/>
-        </w:rPr>
-        <w:t xml:space="preserve">(g) + </w:t>
-      </w:r>
-      <w:r>
-        <w:rPr>
-          <w:rFonts w:hint="eastAsia" w:ascii="Times New Roman" w:hAnsi="Times New Roman" w:eastAsia="Times New Roman" w:cs="Times New Roman"/>
-        </w:rPr>
-        <w:t>H</w:t>
-      </w:r>
-      <w:r>
-        <w:rPr>
-          <w:rFonts w:hint="eastAsia" w:ascii="Times New Roman" w:hAnsi="Times New Roman" w:eastAsia="Times New Roman" w:cs="Times New Roman"/>
-          <w:vertAlign w:val="subscript"/>
-        </w:rPr>
-        <w:t>2</w:t>
-      </w:r>
-      <w:r>
-        <w:rPr>
-          <w:rFonts w:hint="eastAsia" w:ascii="Times New Roman" w:hAnsi="Times New Roman" w:eastAsia="Times New Roman" w:cs="Times New Roman"/>
-        </w:rPr>
-        <w:t>O(g)，</w:t>
-      </w:r>
-      <w:r>
-        <w:rPr>
-          <w:rFonts w:hint="eastAsia" w:ascii="Times New Roman" w:hAnsi="Times New Roman" w:eastAsia="FangSong" w:cs="Times New Roman"/>
-        </w:rPr>
-        <w:t>在总压为</w:t>
-      </w:r>
-      <w:r>
-        <w:rPr>
-          <w:rFonts w:hint="eastAsia" w:ascii="Times New Roman" w:hAnsi="Times New Roman" w:eastAsia="Times New Roman" w:cs="Times New Roman"/>
-        </w:rPr>
-        <w:t>1</w:t>
-      </w:r>
-      <w:r>
-        <w:rPr>
-          <w:rFonts w:ascii="Times New Roman" w:hAnsi="Times New Roman" w:eastAsia="Times New Roman" w:cs="Times New Roman"/>
-        </w:rPr>
-        <w:t xml:space="preserve"> atm, </w:t>
-      </w:r>
-      <w:r>
-        <w:rPr>
-          <w:rFonts w:hint="eastAsia" w:ascii="Times New Roman" w:hAnsi="Times New Roman" w:eastAsia="Times New Roman" w:cs="Times New Roman"/>
-        </w:rPr>
-        <w:t>CO</w:t>
-      </w:r>
-      <w:r>
-        <w:rPr>
-          <w:rFonts w:hint="eastAsia" w:ascii="Times New Roman" w:hAnsi="Times New Roman" w:eastAsia="FangSong" w:cs="Times New Roman"/>
-        </w:rPr>
-        <w:t>和</w:t>
-      </w:r>
-      <w:r>
-        <w:rPr>
-          <w:rFonts w:hint="eastAsia" w:ascii="Times New Roman" w:hAnsi="Times New Roman" w:eastAsia="Times New Roman" w:cs="Times New Roman"/>
-        </w:rPr>
-        <w:t>H</w:t>
-      </w:r>
-      <w:r>
-        <w:rPr>
-          <w:rFonts w:hint="eastAsia" w:ascii="Times New Roman" w:hAnsi="Times New Roman" w:eastAsia="Times New Roman" w:cs="Times New Roman"/>
-          <w:vertAlign w:val="subscript"/>
-        </w:rPr>
-        <w:t>2</w:t>
-      </w:r>
-      <w:r>
-        <w:rPr>
-          <w:rFonts w:hint="eastAsia" w:ascii="Times New Roman" w:hAnsi="Times New Roman" w:eastAsia="FangSong" w:cs="Times New Roman"/>
-        </w:rPr>
-        <w:t>投料比为</w:t>
-      </w:r>
-      <w:r>
-        <w:rPr>
-          <w:rFonts w:hint="eastAsia" w:ascii="Times New Roman" w:hAnsi="Times New Roman" w:eastAsia="Times New Roman" w:cs="Times New Roman"/>
-        </w:rPr>
-        <w:t>1:3</w:t>
-      </w:r>
-      <w:r>
-        <w:rPr>
-          <w:rFonts w:hint="eastAsia" w:ascii="Times New Roman" w:hAnsi="Times New Roman" w:eastAsia="FangSong" w:cs="Times New Roman"/>
-        </w:rPr>
-        <w:t>的条件下</w:t>
-      </w:r>
-      <w:r>
-        <w:rPr>
-          <w:rFonts w:hint="eastAsia" w:ascii="Times New Roman" w:hAnsi="Times New Roman" w:eastAsia="Times New Roman" w:cs="Times New Roman"/>
-        </w:rPr>
-        <w:t>，</w:t>
-      </w:r>
-      <w:r>
-        <w:rPr>
-          <w:rFonts w:hint="eastAsia" w:ascii="Times New Roman" w:hAnsi="Times New Roman" w:eastAsia="FangSong" w:cs="Times New Roman"/>
-        </w:rPr>
-        <w:t>平衡时</w:t>
-      </w:r>
-      <w:r>
-        <w:rPr>
-          <w:rFonts w:hint="eastAsia" w:ascii="Times New Roman" w:hAnsi="Times New Roman" w:eastAsia="Times New Roman" w:cs="Times New Roman"/>
-        </w:rPr>
-        <w:t>CO</w:t>
-      </w:r>
-      <w:r>
-        <w:rPr>
-          <w:rFonts w:hint="eastAsia" w:ascii="Times New Roman" w:hAnsi="Times New Roman" w:eastAsia="FangSong" w:cs="Times New Roman"/>
-        </w:rPr>
-        <w:t>物质的量分数为</w:t>
-      </w:r>
-      <w:r>
-        <w:rPr>
-          <w:rFonts w:hint="eastAsia" w:ascii="Times New Roman" w:hAnsi="Times New Roman" w:eastAsia="Times New Roman" w:cs="Times New Roman"/>
-        </w:rPr>
-        <w:t>19.3%。</w:t>
-      </w:r>
-      <w:r>
-        <w:rPr>
-          <w:rFonts w:ascii="Times New Roman" w:hAnsi="Times New Roman" w:eastAsia="Times New Roman" w:cs="Times New Roman"/>
-        </w:rPr>
-        <w:t xml:space="preserve"> </w:t>
-      </w:r>
-      <w:r>
-        <w:rPr>
-          <w:rFonts w:ascii="Times New Roman" w:hAnsi="Times New Roman" w:eastAsia="Times New Roman" w:cs="Times New Roman"/>
-        </w:rPr>
-        <w:t xml:space="preserve">(1) </w:t>
-      </w:r>
-      <w:r>
-        <w:rPr>
-          <w:rFonts w:hint="eastAsia" w:ascii="Times New Roman" w:hAnsi="Times New Roman" w:eastAsia="FangSong" w:cs="Times New Roman"/>
-        </w:rPr>
-        <w:t xml:space="preserve">求该条件下的平衡常数及</w:t>
-      </w:r>
-      <w:r>
-        <w:rPr>
-          <w:rFonts w:ascii="Times New Roman" w:hAnsi="Times New Roman" w:eastAsia="Times New Roman" w:cs="Times New Roman"/>
-        </w:rPr>
-        <w:t xml:space="preserve"> CO </w:t>
-      </w:r>
-      <w:r>
-        <w:rPr>
-          <w:rFonts w:hint="eastAsia" w:ascii="Times New Roman" w:hAnsi="Times New Roman" w:eastAsia="FangSong" w:cs="Times New Roman"/>
-        </w:rPr>
-        <w:t>的转化率</w:t>
-      </w:r>
-      <w:r>
-        <w:rPr>
-          <w:rFonts w:hint="eastAsia" w:ascii="Times New Roman" w:hAnsi="Times New Roman" w:eastAsia="Times New Roman" w:cs="Times New Roman"/>
-        </w:rPr>
-        <w:t>。(2)</w:t>
-      </w:r>
-      <w:r>
-        <w:rPr>
-          <w:rFonts w:ascii="Times New Roman" w:hAnsi="Times New Roman" w:eastAsia="Times New Roman" w:cs="Times New Roman"/>
-        </w:rPr>
-        <w:t xml:space="preserve"> </w:t>
-      </w:r>
-      <w:r>
-        <w:rPr>
-          <w:rFonts w:hint="eastAsia" w:ascii="Times New Roman" w:hAnsi="Times New Roman" w:eastAsia="FangSong" w:cs="Times New Roman"/>
-        </w:rPr>
-        <w:t xml:space="preserve">如果用纳米</w:t>
-      </w:r>
-      <w:r>
-        <w:rPr>
-          <w:rFonts w:ascii="Times New Roman" w:hAnsi="Times New Roman" w:eastAsia="Times New Roman" w:cs="Times New Roman"/>
-        </w:rPr>
-        <w:t xml:space="preserve"> Co </w:t>
-      </w:r>
-      <w:r>
-        <w:rPr>
-          <w:rFonts w:hint="eastAsia" w:ascii="Times New Roman" w:hAnsi="Times New Roman" w:eastAsia="FangSong" w:cs="Times New Roman"/>
-        </w:rPr>
-        <w:t>为催化剂</w:t>
-      </w:r>
-      <w:r>
-        <w:rPr>
-          <w:rFonts w:hint="eastAsia" w:ascii="Times New Roman" w:hAnsi="Times New Roman" w:eastAsia="Times New Roman" w:cs="Times New Roman"/>
-        </w:rPr>
-        <w:t>，</w:t>
-      </w:r>
-      <w:r>
-        <w:rPr>
-          <w:rFonts w:hint="eastAsia" w:ascii="Times New Roman" w:hAnsi="Times New Roman" w:eastAsia="FangSong" w:cs="Times New Roman"/>
-        </w:rPr>
-        <w:t>在</w:t>
-      </w:r>
-      <w:r>
-        <w:rPr>
-          <w:rFonts w:ascii="Times New Roman" w:hAnsi="Times New Roman" w:eastAsia="Times New Roman" w:cs="Times New Roman"/>
-        </w:rPr>
-        <w:t xml:space="preserve"> 500 K </w:t>
-      </w:r>
-      <w:r>
-        <w:rPr>
-          <w:rFonts w:hint="eastAsia" w:ascii="Times New Roman" w:hAnsi="Times New Roman" w:eastAsia="FangSong" w:cs="Times New Roman"/>
-        </w:rPr>
-        <w:t>时</w:t>
-      </w:r>
-      <w:r>
-        <w:rPr>
-          <w:rFonts w:hint="eastAsia" w:ascii="Times New Roman" w:hAnsi="Times New Roman" w:eastAsia="Times New Roman" w:cs="Times New Roman"/>
-        </w:rPr>
-        <w:t>，</w:t>
-      </w:r>
-      <w:r>
-        <w:rPr>
-          <w:rFonts w:hint="eastAsia" w:ascii="Times New Roman" w:hAnsi="Times New Roman" w:eastAsia="FangSong" w:cs="Times New Roman"/>
-        </w:rPr>
-        <w:t>反应的平衡常数为</w:t>
-      </w:r>
-      <w:r>
-        <w:rPr>
-          <w:rFonts w:ascii="Times New Roman" w:hAnsi="Times New Roman" w:eastAsia="Times New Roman" w:cs="Times New Roman"/>
-        </w:rPr>
-        <w:t xml:space="preserve"> </w:t>
-      </w:r>
-      <w:r>
-        <w:rPr>
-          <w:rFonts w:hint="eastAsia" w:ascii="Times New Roman" w:hAnsi="Times New Roman" w:eastAsia="Times New Roman" w:cs="Times New Roman"/>
-        </w:rPr>
-        <w:t>1.98×10</w:t>
-      </w:r>
-      <w:r>
-        <w:rPr>
-          <w:rFonts w:hint="eastAsia" w:ascii="Times New Roman" w:hAnsi="Times New Roman" w:eastAsia="Times New Roman" w:cs="Times New Roman"/>
-          <w:vertAlign w:val="superscript"/>
-        </w:rPr>
-        <w:t>10</w:t>
-      </w:r>
-      <w:r>
-        <w:rPr>
-          <w:rFonts w:hint="eastAsia" w:ascii="Times New Roman" w:hAnsi="Times New Roman" w:eastAsia="Times New Roman" w:cs="Times New Roman"/>
-        </w:rPr>
-        <w:t>。</w:t>
-      </w:r>
-      <w:r>
-        <w:rPr>
-          <w:rFonts w:hint="eastAsia" w:ascii="Times New Roman" w:hAnsi="Times New Roman" w:eastAsia="FangSong" w:cs="Times New Roman"/>
-        </w:rPr>
-        <w:t>该反应为吸热还是放热反应</w:t>
-      </w:r>
-      <w:r>
-        <w:rPr>
-          <w:rFonts w:hint="eastAsia" w:ascii="Times New Roman" w:hAnsi="Times New Roman" w:eastAsia="Times New Roman" w:cs="Times New Roman"/>
-        </w:rPr>
-        <w:t>?(3)</w:t>
-      </w:r>
-      <w:r>
-        <w:rPr>
-          <w:rFonts w:ascii="Times New Roman" w:hAnsi="Times New Roman" w:eastAsia="Times New Roman" w:cs="Times New Roman"/>
-        </w:rPr>
-        <w:t xml:space="preserve"> </w:t>
-      </w:r>
-      <w:r>
-        <w:rPr>
-          <w:rFonts w:hint="eastAsia" w:ascii="Times New Roman" w:hAnsi="Times New Roman" w:eastAsia="FangSong" w:cs="Times New Roman"/>
-        </w:rPr>
-        <w:t xml:space="preserve">用纳米</w:t>
-      </w:r>
-      <w:r>
-        <w:rPr>
-          <w:rFonts w:ascii="Times New Roman" w:hAnsi="Times New Roman" w:eastAsia="Times New Roman" w:cs="Times New Roman"/>
-        </w:rPr>
-        <w:t xml:space="preserve"> Co </w:t>
-      </w:r>
-      <w:r>
-        <w:rPr>
-          <w:rFonts w:hint="eastAsia" w:ascii="Times New Roman" w:hAnsi="Times New Roman" w:eastAsia="FangSong" w:cs="Times New Roman"/>
-        </w:rPr>
-        <w:t>为催化剂</w:t>
-      </w:r>
-      <w:r>
-        <w:rPr>
-          <w:rFonts w:hint="eastAsia" w:ascii="Times New Roman" w:hAnsi="Times New Roman" w:eastAsia="Times New Roman" w:cs="Times New Roman"/>
-        </w:rPr>
-        <w:t>，</w:t>
-      </w:r>
-      <w:r>
-        <w:rPr>
-          <w:rFonts w:hint="eastAsia" w:ascii="Times New Roman" w:hAnsi="Times New Roman" w:eastAsia="FangSong" w:cs="Times New Roman"/>
-        </w:rPr>
-        <w:t>可能会发生副反应</w:t>
-      </w:r>
-      <w:r>
-        <w:rPr>
-          <w:rFonts w:hint="eastAsia" w:ascii="Times New Roman" w:hAnsi="Times New Roman" w:eastAsia="Times New Roman" w:cs="Times New Roman"/>
-        </w:rPr>
-        <w:t>:</w:t>
-      </w:r>
-      <w:r>
-        <w:rPr>
-          <w:rFonts w:ascii="Times New Roman" w:hAnsi="Times New Roman" w:eastAsia="Times New Roman" w:cs="Times New Roman"/>
-        </w:rPr>
-        <w:t xml:space="preserve"> Co(s) + H</w:t>
-      </w:r>
-      <w:r>
-        <w:rPr>
-          <w:rFonts w:ascii="Times New Roman" w:hAnsi="Times New Roman" w:eastAsia="Times New Roman" w:cs="Times New Roman"/>
-          <w:vertAlign w:val="subscript"/>
-        </w:rPr>
-        <w:t>2</w:t>
-      </w:r>
-      <w:r>
-        <w:rPr>
-          <w:rFonts w:ascii="Times New Roman" w:hAnsi="Times New Roman" w:eastAsia="Times New Roman" w:cs="Times New Roman"/>
-        </w:rPr>
-        <w:t xml:space="preserve">O(g) ⇌ CoO(s) + </w:t>
-      </w:r>
-      <w:r>
-        <w:rPr>
-          <w:rFonts w:hint="eastAsia" w:ascii="Times New Roman" w:hAnsi="Times New Roman" w:eastAsia="Times New Roman" w:cs="Times New Roman"/>
-        </w:rPr>
-        <w:t>H</w:t>
-      </w:r>
-      <w:r>
-        <w:rPr>
-          <w:rFonts w:hint="eastAsia" w:ascii="Times New Roman" w:hAnsi="Times New Roman" w:eastAsia="Times New Roman" w:cs="Times New Roman"/>
-          <w:vertAlign w:val="subscript"/>
-        </w:rPr>
-        <w:t>2</w:t>
-      </w:r>
-      <w:r>
-        <w:rPr>
-          <w:rFonts w:hint="eastAsia" w:ascii="Times New Roman" w:hAnsi="Times New Roman" w:eastAsia="Times New Roman" w:cs="Times New Roman"/>
-        </w:rPr>
-        <w:t>(g)，500</w:t>
-      </w:r>
-      <w:r>
-        <w:rPr>
-          <w:rFonts w:ascii="Times New Roman" w:hAnsi="Times New Roman" w:eastAsia="Times New Roman" w:cs="Times New Roman"/>
-        </w:rPr>
-        <w:t xml:space="preserve"> K </w:t>
-      </w:r>
-      <w:r>
-        <w:rPr>
-          <w:rFonts w:hint="eastAsia" w:ascii="Times New Roman" w:hAnsi="Times New Roman" w:eastAsia="FangSong" w:cs="Times New Roman"/>
-        </w:rPr>
-        <w:t xml:space="preserve">时该反应的平衡常数为</w:t>
-      </w:r>
-      <w:r>
-        <w:rPr>
-          <w:rFonts w:ascii="Times New Roman" w:hAnsi="Times New Roman" w:eastAsia="Times New Roman" w:cs="Times New Roman"/>
-        </w:rPr>
-        <w:t xml:space="preserve"> </w:t>
-      </w:r>
-      <w:r>
-        <w:rPr>
-          <w:rFonts w:hint="eastAsia" w:ascii="Times New Roman" w:hAnsi="Times New Roman" w:eastAsia="Times New Roman" w:cs="Times New Roman"/>
-        </w:rPr>
-        <w:t>6.8×10</w:t>
-      </w:r>
-      <w:r>
-        <w:rPr>
-          <w:rFonts w:hint="eastAsia" w:ascii="Times New Roman" w:hAnsi="Times New Roman" w:eastAsia="Times New Roman" w:cs="Times New Roman"/>
-          <w:vertAlign w:val="superscript"/>
-        </w:rPr>
-        <w:t>-3</w:t>
-      </w:r>
-      <w:r>
-        <w:rPr>
-          <w:rFonts w:hint="eastAsia" w:ascii="Times New Roman" w:hAnsi="Times New Roman" w:eastAsia="Times New Roman" w:cs="Times New Roman"/>
-        </w:rPr>
-        <w:t>，</w:t>
-      </w:r>
-      <w:r>
-        <w:rPr>
-          <w:rFonts w:hint="eastAsia" w:ascii="Times New Roman" w:hAnsi="Times New Roman" w:eastAsia="FangSong" w:cs="Times New Roman"/>
-        </w:rPr>
-        <w:t>主反应达到平衡时</w:t>
-      </w:r>
-      <w:r>
-        <w:rPr>
-          <w:rFonts w:hint="eastAsia" w:ascii="Times New Roman" w:hAnsi="Times New Roman" w:eastAsia="Times New Roman" w:cs="Times New Roman"/>
-        </w:rPr>
-        <w:t>，</w:t>
-      </w:r>
-      <w:r>
-        <w:rPr>
-          <w:rFonts w:hint="eastAsia" w:ascii="Times New Roman" w:hAnsi="Times New Roman" w:eastAsia="FangSong" w:cs="Times New Roman"/>
-        </w:rPr>
-        <w:t>副反应是否一定会发生</w:t>
-      </w:r>
-      <w:r>
-        <w:rPr>
-          <w:rFonts w:hint="eastAsia" w:ascii="Times New Roman" w:hAnsi="Times New Roman" w:eastAsia="Times New Roman" w:cs="Times New Roman"/>
-        </w:rPr>
-        <w:t>?(4)</w:t>
-      </w:r>
-      <w:r>
-        <w:rPr>
-          <w:rFonts w:ascii="Times New Roman" w:hAnsi="Times New Roman" w:eastAsia="Times New Roman" w:cs="Times New Roman"/>
-        </w:rPr>
-        <w:t xml:space="preserve"> </w:t>
-      </w:r>
-      <w:r>
-        <w:rPr>
-          <w:rFonts w:hint="eastAsia" w:ascii="Times New Roman" w:hAnsi="Times New Roman" w:eastAsia="FangSong" w:cs="Times New Roman"/>
-        </w:rPr>
-        <w:t>计算在总压和投料比不变的条件下</w:t>
-      </w:r>
-      <w:r>
-        <w:rPr>
-          <w:rFonts w:hint="eastAsia" w:ascii="Times New Roman" w:hAnsi="Times New Roman" w:eastAsia="Times New Roman" w:cs="Times New Roman"/>
-        </w:rPr>
-        <w:t>，</w:t>
-      </w:r>
-      <w:r>
-        <w:rPr>
-          <w:rFonts w:hint="eastAsia" w:ascii="Times New Roman" w:hAnsi="Times New Roman" w:eastAsia="FangSong" w:cs="Times New Roman"/>
-        </w:rPr>
-        <w:t>足量</w:t>
-      </w:r>
-      <w:r>
-        <w:rPr>
-          <w:rFonts w:ascii="Times New Roman" w:hAnsi="Times New Roman" w:eastAsia="Times New Roman" w:cs="Times New Roman"/>
-        </w:rPr>
-        <w:t xml:space="preserve"> Co </w:t>
-      </w:r>
-      <w:r>
-        <w:rPr>
-          <w:rFonts w:hint="eastAsia" w:ascii="Times New Roman" w:hAnsi="Times New Roman" w:eastAsia="FangSong" w:cs="Times New Roman"/>
-        </w:rPr>
-        <w:t>催化平衡时</w:t>
-      </w:r>
-      <w:r>
-        <w:rPr>
-          <w:rFonts w:hint="eastAsia" w:ascii="Times New Roman" w:hAnsi="Times New Roman" w:eastAsia="Times New Roman" w:cs="Times New Roman"/>
-        </w:rPr>
-        <w:t>，CO</w:t>
-      </w:r>
-      <w:r>
-        <w:rPr>
-          <w:rFonts w:ascii="Times New Roman" w:hAnsi="Times New Roman" w:eastAsia="Times New Roman" w:cs="Times New Roman"/>
-        </w:rPr>
-        <w:t xml:space="preserve"> </w:t>
-      </w:r>
-      <w:r>
-        <w:rPr>
-          <w:rFonts w:hint="eastAsia" w:ascii="Times New Roman" w:hAnsi="Times New Roman" w:eastAsia="FangSong" w:cs="Times New Roman"/>
-        </w:rPr>
-        <w:t>的分压为多少</w:t>
-      </w:r>
-      <w:r>
-        <w:rPr>
-          <w:rFonts w:hint="eastAsia" w:ascii="Times New Roman" w:hAnsi="Times New Roman" w:eastAsia="Times New Roman" w:cs="Times New Roman"/>
-        </w:rPr>
-        <w:t>?(5)</w:t>
-      </w:r>
-      <w:r>
-        <w:rPr>
-          <w:rFonts w:ascii="Times New Roman" w:hAnsi="Times New Roman" w:eastAsia="Times New Roman" w:cs="Times New Roman"/>
-        </w:rPr>
-        <w:t xml:space="preserve"> </w:t>
-      </w:r>
-      <w:r>
-        <w:rPr>
-          <w:rFonts w:hint="eastAsia" w:ascii="Times New Roman" w:hAnsi="Times New Roman" w:eastAsia="FangSong" w:cs="Times New Roman"/>
-        </w:rPr>
-        <w:t>当粒子半径很小时</w:t>
-      </w:r>
-      <w:r>
-        <w:rPr>
-          <w:rFonts w:hint="eastAsia" w:ascii="Times New Roman" w:hAnsi="Times New Roman" w:eastAsia="Times New Roman" w:cs="Times New Roman"/>
-        </w:rPr>
-        <w:t>，</w:t>
-      </w:r>
-      <w:r>
-        <w:rPr>
-          <w:rFonts w:hint="eastAsia" w:ascii="Times New Roman" w:hAnsi="Times New Roman" w:eastAsia="FangSong" w:cs="Times New Roman"/>
-        </w:rPr>
-        <w:t>纳米</w:t>
-      </w:r>
-      <w:r>
-        <w:rPr>
-          <w:rFonts w:ascii="Times New Roman" w:hAnsi="Times New Roman" w:eastAsia="Times New Roman" w:cs="Times New Roman"/>
-        </w:rPr>
-        <w:t xml:space="preserve"> Co </w:t>
-      </w:r>
-      <w:r>
-        <w:rPr>
-          <w:rFonts w:hint="eastAsia" w:ascii="Times New Roman" w:hAnsi="Times New Roman" w:eastAsia="FangSong" w:cs="Times New Roman"/>
-        </w:rPr>
-        <w:t>颗粒表面有更强的活性</w:t>
-      </w:r>
-      <w:r>
-        <w:rPr>
-          <w:rFonts w:hint="eastAsia" w:ascii="Times New Roman" w:hAnsi="Times New Roman" w:eastAsia="Times New Roman" w:cs="Times New Roman"/>
-        </w:rPr>
-        <w:t>，</w:t>
-      </w:r>
-      <w:r>
-        <w:rPr>
-          <w:rFonts w:hint="eastAsia" w:ascii="Times New Roman" w:hAnsi="Times New Roman" w:eastAsia="FangSong" w:cs="Times New Roman"/>
-        </w:rPr>
-        <w:t>实际使用时在纳米</w:t>
-      </w:r>
-      <w:r>
-        <w:rPr>
-          <w:rFonts w:ascii="Times New Roman" w:hAnsi="Times New Roman" w:eastAsia="Times New Roman" w:cs="Times New Roman"/>
-        </w:rPr>
-        <w:t xml:space="preserve"> Co </w:t>
-      </w:r>
-      <w:r>
-        <w:rPr>
-          <w:rFonts w:hint="eastAsia" w:ascii="Times New Roman" w:hAnsi="Times New Roman" w:eastAsia="FangSong" w:cs="Times New Roman"/>
-        </w:rPr>
-        <w:t xml:space="preserve">颗粒周围形成</w:t>
-      </w:r>
-      <w:r>
-        <w:rPr>
-          <w:rFonts w:ascii="Times New Roman" w:hAnsi="Times New Roman" w:eastAsia="Times New Roman" w:cs="Times New Roman"/>
-        </w:rPr>
-        <w:t xml:space="preserve"> CoO </w:t>
-      </w:r>
-      <w:r>
-        <w:rPr>
-          <w:rFonts w:hint="eastAsia" w:ascii="Times New Roman" w:hAnsi="Times New Roman" w:eastAsia="FangSong" w:cs="Times New Roman"/>
-        </w:rPr>
-        <w:t>覆盖层</w:t>
-      </w:r>
-      <w:r>
-        <w:rPr>
-          <w:rFonts w:hint="eastAsia" w:ascii="Times New Roman" w:hAnsi="Times New Roman" w:eastAsia="Times New Roman" w:cs="Times New Roman"/>
-        </w:rPr>
-        <w:t>，</w:t>
-      </w:r>
-      <w:r>
-        <w:rPr>
-          <w:rFonts w:hint="eastAsia" w:ascii="Times New Roman" w:hAnsi="Times New Roman" w:eastAsia="FangSong" w:cs="Times New Roman"/>
-        </w:rPr>
-        <w:t>这样做的目的是什么</w:t>
-      </w:r>
-      <w:r>
-        <w:rPr>
-          <w:rFonts w:hint="eastAsia" w:ascii="Times New Roman" w:hAnsi="Times New Roman" w:eastAsia="Times New Roman" w:cs="Times New Roman"/>
-        </w:rPr>
-        <w:t>?</w:t>
       </w:r>
     </w:p>
     <w:p>
@@ -6400,79 +5607,7 @@
         <w:rPr>
           <w:rFonts w:ascii="Times New Roman" w:hAnsi="Times New Roman" w:eastAsia="Times New Roman" w:cs="Times New Roman"/>
         </w:rPr>
-        <w:t xml:space="preserve">K = </w:t>
-      </w:r>
-      <w:r>
-        <w:rPr>
-          <w:rFonts w:hint="eastAsia" w:ascii="Times New Roman" w:hAnsi="Times New Roman" w:eastAsia="Times New Roman" w:cs="Times New Roman"/>
-        </w:rPr>
-        <w:t>0.152，CO</w:t>
-      </w:r>
-      <w:r>
-        <w:rPr>
-          <w:rFonts w:hint="eastAsia" w:ascii="Times New Roman" w:hAnsi="Times New Roman" w:eastAsia="FangSong" w:cs="Times New Roman"/>
-        </w:rPr>
-        <w:t>转化率</w:t>
-      </w:r>
-      <w:r>
-        <w:rPr>
-          <w:rFonts w:ascii="Times New Roman" w:hAnsi="Times New Roman" w:eastAsia="Times New Roman" w:cs="Times New Roman"/>
-        </w:rPr>
-        <w:t xml:space="preserve"> = 61.4% (2) </w:t>
-      </w:r>
-      <w:r>
-        <w:rPr>
-          <w:rFonts w:hint="eastAsia" w:ascii="Times New Roman" w:hAnsi="Times New Roman" w:eastAsia="FangSong" w:cs="Times New Roman"/>
-        </w:rPr>
-        <w:t xml:space="preserve">放热反应</w:t>
-      </w:r>
-      <w:r>
-        <w:rPr>
-          <w:rFonts w:ascii="Times New Roman" w:hAnsi="Times New Roman" w:eastAsia="Times New Roman" w:cs="Times New Roman"/>
-        </w:rPr>
-        <w:t xml:space="preserve"> (3) </w:t>
-      </w:r>
-      <w:r>
-        <w:rPr>
-          <w:rFonts w:hint="eastAsia" w:ascii="Times New Roman" w:hAnsi="Times New Roman" w:eastAsia="FangSong" w:cs="Times New Roman"/>
-        </w:rPr>
-        <w:t>不一定</w:t>
-      </w:r>
-      <w:r>
-        <w:rPr>
-          <w:rFonts w:hint="eastAsia" w:ascii="Times New Roman" w:hAnsi="Times New Roman" w:eastAsia="Times New Roman" w:cs="Times New Roman"/>
-        </w:rPr>
-        <w:t>，</w:t>
-      </w:r>
-      <w:r>
-        <w:rPr>
-          <w:rFonts w:hint="eastAsia" w:ascii="Times New Roman" w:hAnsi="Times New Roman" w:eastAsia="FangSong" w:cs="Times New Roman"/>
-        </w:rPr>
-        <w:t>需比较反应商与平衡常数</w:t>
-      </w:r>
-      <w:r>
-        <w:rPr>
-          <w:rFonts w:ascii="Times New Roman" w:hAnsi="Times New Roman" w:eastAsia="Times New Roman" w:cs="Times New Roman"/>
-        </w:rPr>
-        <w:t xml:space="preserve"> (4) 0.082 atm (5) </w:t>
-      </w:r>
-      <w:r>
-        <w:rPr>
-          <w:rFonts w:hint="eastAsia" w:ascii="Times New Roman" w:hAnsi="Times New Roman" w:eastAsia="FangSong" w:cs="Times New Roman"/>
-        </w:rPr>
-        <w:t>防止</w:t>
-      </w:r>
-      <w:r>
-        <w:rPr>
-          <w:rFonts w:hint="eastAsia" w:ascii="Times New Roman" w:hAnsi="Times New Roman" w:eastAsia="Times New Roman" w:cs="Times New Roman"/>
-        </w:rPr>
-        <w:t>Co</w:t>
-      </w:r>
-      <w:r>
-        <w:rPr>
-          <w:rFonts w:hint="eastAsia" w:ascii="Times New Roman" w:hAnsi="Times New Roman" w:eastAsia="FangSong" w:cs="Times New Roman"/>
-        </w:rPr>
-        <w:t>被氧化失活</w:t>
+        <w:t xml:space="preserve">27600 Pa (2) 75600 Pa (3) 331 K</w:t>
       </w:r>
     </w:p>
     <w:p>
@@ -6485,8 +5620,8 @@
         </w:pict>
       </w:r>
     </w:p>
-    <w:bookmarkEnd w:id="14"/>
-    <w:bookmarkStart w:id="15" w:name="上海中学-化学平衡-习题4-d4"/>
+    <w:bookmarkEnd w:id="17"/>
+    <w:bookmarkStart w:id="18" w:name="上海中学-化学平衡-习题8-d4"/>
     <w:p>
       <w:pPr>
         <w:pStyle w:val="Heading2"/>
@@ -6496,7 +5631,7 @@
         <w:rPr>
           <w:rFonts w:ascii="Times New Roman" w:hAnsi="Times New Roman" w:eastAsia="Times New Roman" w:cs="Times New Roman"/>
         </w:rPr>
-        <w:t xml:space="preserve">2.7 </w:t>
+        <w:t xml:space="preserve">2.10 </w:t>
       </w:r>
       <w:r>
         <w:rPr>
@@ -6532,7 +5667,7 @@
         <w:rPr>
           <w:rFonts w:hint="eastAsia" w:ascii="Times New Roman" w:hAnsi="Times New Roman" w:eastAsia="Times New Roman" w:cs="Times New Roman"/>
         </w:rPr>
-        <w:t>4</w:t>
+        <w:t>8</w:t>
       </w:r>
       <w:r>
         <w:rPr>
@@ -6551,7 +5686,37 @@
           <w:b/>
           <w:bCs/>
         </w:rPr>
-        <w:t xml:space="preserve">4.</w:t>
+        <w:t xml:space="preserve">8.</w:t>
+      </w:r>
+      <w:r>
+        <w:rPr>
+          <w:rFonts w:hint="eastAsia" w:ascii="Times New Roman" w:hAnsi="Times New Roman" w:eastAsia="Times New Roman" w:cs="Times New Roman"/>
+        </w:rPr>
+        <w:t>（2006</w:t>
+      </w:r>
+      <w:r>
+        <w:rPr>
+          <w:rFonts w:hint="eastAsia" w:ascii="Times New Roman" w:hAnsi="Times New Roman" w:eastAsia="FangSong" w:cs="Times New Roman"/>
+        </w:rPr>
+        <w:t>年全国决赛</w:t>
+      </w:r>
+      <w:r>
+        <w:rPr>
+          <w:rFonts w:hint="eastAsia" w:ascii="Times New Roman" w:hAnsi="Times New Roman" w:eastAsia="Times New Roman" w:cs="Times New Roman"/>
+        </w:rPr>
+        <w:t>）</w:t>
+      </w:r>
+      <w:r>
+        <w:rPr>
+          <w:rFonts w:hint="eastAsia" w:ascii="Times New Roman" w:hAnsi="Times New Roman" w:eastAsia="FangSong" w:cs="Times New Roman"/>
+        </w:rPr>
+        <w:t>以甲醇为甲基化试剂的甲苯甲基化反应是石油化工中制备对二甲苯的重要方法之一</w:t>
+      </w:r>
+      <w:r>
+        <w:rPr>
+          <w:rFonts w:hint="eastAsia" w:ascii="Times New Roman" w:hAnsi="Times New Roman" w:eastAsia="Times New Roman" w:cs="Times New Roman"/>
+        </w:rPr>
+        <w:t>。</w:t>
       </w:r>
       <w:r>
         <w:rPr>
@@ -6561,27 +5726,21 @@
       </w:r>
       <w:r>
         <w:rPr>
-          <w:rFonts w:hint="eastAsia" w:ascii="Times New Roman" w:hAnsi="Times New Roman" w:eastAsia="FangSong" w:cs="Times New Roman"/>
-        </w:rPr>
-        <w:t xml:space="preserve">在</w:t>
-      </w:r>
-      <w:r>
-        <w:rPr>
-          <w:rFonts w:ascii="Times New Roman" w:hAnsi="Times New Roman" w:eastAsia="Times New Roman" w:cs="Times New Roman"/>
-        </w:rPr>
-        <w:t xml:space="preserve"> 630 K </w:t>
-      </w:r>
-      <w:r>
-        <w:rPr>
-          <w:rFonts w:hint="eastAsia" w:ascii="Times New Roman" w:hAnsi="Times New Roman" w:eastAsia="FangSong" w:cs="Times New Roman"/>
-        </w:rPr>
-        <w:t>时</w:t>
-      </w:r>
-      <w:r>
-        <w:rPr>
-          <w:rFonts w:hint="eastAsia" w:ascii="Times New Roman" w:hAnsi="Times New Roman" w:eastAsia="Times New Roman" w:cs="Times New Roman"/>
-        </w:rPr>
-        <w:t>,</w:t>
+          <w:rFonts w:ascii="Times New Roman" w:hAnsi="Times New Roman" w:eastAsia="Times New Roman" w:cs="Times New Roman"/>
+        </w:rPr>
+        <w:t xml:space="preserve">(1) </w:t>
+      </w:r>
+      <w:r>
+        <w:rPr>
+          <w:rFonts w:hint="eastAsia" w:ascii="Times New Roman" w:hAnsi="Times New Roman" w:eastAsia="FangSong" w:cs="Times New Roman"/>
+        </w:rPr>
+        <w:t>请回答其中有几个热力学上独立的化学反应</w:t>
+      </w:r>
+      <w:r>
+        <w:rPr>
+          <w:rFonts w:hint="eastAsia" w:ascii="Times New Roman" w:hAnsi="Times New Roman" w:eastAsia="Times New Roman" w:cs="Times New Roman"/>
+        </w:rPr>
+        <w:t>。(2)</w:t>
       </w:r>
       <w:r>
         <w:rPr>
@@ -6593,69 +5752,110 @@
         <w:rPr>
           <w:rFonts w:hint="eastAsia" w:ascii="Times New Roman" w:hAnsi="Times New Roman" w:eastAsia="FangSong" w:cs="Times New Roman"/>
         </w:rPr>
-        <w:t xml:space="preserve">反应</w:t>
-      </w:r>
-      <w:r>
-        <w:rPr>
-          <w:rFonts w:ascii="Times New Roman" w:hAnsi="Times New Roman" w:eastAsia="Times New Roman" w:cs="Times New Roman"/>
-        </w:rPr>
-        <w:t xml:space="preserve"> 2HgO(s) ⇌ 2Hg(g) + O</w:t>
+        <w:t xml:space="preserve">若反应起始时体系中只有</w:t>
+      </w:r>
+      <w:r>
+        <w:rPr>
+          <w:rFonts w:ascii="Times New Roman" w:hAnsi="Times New Roman" w:eastAsia="Times New Roman" w:cs="Times New Roman"/>
+        </w:rPr>
+        <w:t xml:space="preserve"> 1 mol </w:t>
+      </w:r>
+      <w:r>
+        <w:rPr>
+          <w:rFonts w:hint="eastAsia" w:ascii="Times New Roman" w:hAnsi="Times New Roman" w:eastAsia="FangSong" w:cs="Times New Roman"/>
+        </w:rPr>
+        <w:t xml:space="preserve">甲醇和</w:t>
+      </w:r>
+      <w:r>
+        <w:rPr>
+          <w:rFonts w:ascii="Times New Roman" w:hAnsi="Times New Roman" w:eastAsia="Times New Roman" w:cs="Times New Roman"/>
+        </w:rPr>
+        <w:t xml:space="preserve"> 1 mol </w:t>
+      </w:r>
+      <w:r>
+        <w:rPr>
+          <w:rFonts w:hint="eastAsia" w:ascii="Times New Roman" w:hAnsi="Times New Roman" w:eastAsia="FangSong" w:cs="Times New Roman"/>
+        </w:rPr>
+        <w:t>甲苯</w:t>
+      </w:r>
+      <w:r>
+        <w:rPr>
+          <w:rFonts w:hint="eastAsia" w:ascii="Times New Roman" w:hAnsi="Times New Roman" w:eastAsia="Times New Roman" w:cs="Times New Roman"/>
+        </w:rPr>
+        <w:t>，</w:t>
+      </w:r>
+      <w:r>
+        <w:rPr>
+          <w:rFonts w:hint="eastAsia" w:ascii="Times New Roman" w:hAnsi="Times New Roman" w:eastAsia="FangSong" w:cs="Times New Roman"/>
+        </w:rPr>
+        <w:t>平衡时体系内对</w:t>
+      </w:r>
+      <w:r>
+        <w:rPr>
+          <w:rFonts w:hint="eastAsia" w:ascii="Times New Roman" w:hAnsi="Times New Roman" w:eastAsia="Times New Roman" w:cs="Times New Roman"/>
+        </w:rPr>
+        <w:t>、</w:t>
+      </w:r>
+      <w:r>
+        <w:rPr>
+          <w:rFonts w:hint="eastAsia" w:ascii="Times New Roman" w:hAnsi="Times New Roman" w:eastAsia="FangSong" w:cs="Times New Roman"/>
+        </w:rPr>
+        <w:t>间</w:t>
+      </w:r>
+      <w:r>
+        <w:rPr>
+          <w:rFonts w:hint="eastAsia" w:ascii="Times New Roman" w:hAnsi="Times New Roman" w:eastAsia="Times New Roman" w:cs="Times New Roman"/>
+        </w:rPr>
+        <w:t>、</w:t>
+      </w:r>
+      <w:r>
+        <w:rPr>
+          <w:rFonts w:hint="eastAsia" w:ascii="Times New Roman" w:hAnsi="Times New Roman" w:eastAsia="FangSong" w:cs="Times New Roman"/>
+        </w:rPr>
+        <w:t>邻二甲苯的含量分别为</w:t>
+      </w:r>
+      <w:r>
+        <w:rPr>
+          <w:rFonts w:ascii="Times New Roman" w:hAnsi="Times New Roman" w:eastAsia="Times New Roman" w:cs="Times New Roman"/>
+        </w:rPr>
+        <w:t xml:space="preserve"> x、y、z </w:t>
+      </w:r>
+      <w:r>
+        <w:rPr>
+          <w:rFonts w:hint="eastAsia" w:ascii="Times New Roman" w:hAnsi="Times New Roman" w:eastAsia="Times New Roman" w:cs="Times New Roman"/>
+        </w:rPr>
+        <w:t>mol，</w:t>
+      </w:r>
+      <w:r>
+        <w:rPr>
+          <w:rFonts w:hint="eastAsia" w:ascii="Times New Roman" w:hAnsi="Times New Roman" w:eastAsia="FangSong" w:cs="Times New Roman"/>
+        </w:rPr>
+        <w:t>请写出反应</w:t>
+      </w:r>
+      <w:r>
+        <w:rPr>
+          <w:rFonts w:ascii="Times New Roman" w:hAnsi="Times New Roman" w:eastAsia="Times New Roman" w:cs="Times New Roman"/>
+        </w:rPr>
+        <w:t xml:space="preserve"> 1 </w:t>
+      </w:r>
+      <w:r>
+        <w:rPr>
+          <w:rFonts w:hint="eastAsia" w:ascii="Times New Roman" w:hAnsi="Times New Roman" w:eastAsia="FangSong" w:cs="Times New Roman"/>
+        </w:rPr>
+        <w:t xml:space="preserve">的平衡常数</w:t>
+      </w:r>
+      <w:r>
+        <w:rPr>
+          <w:rFonts w:ascii="Times New Roman" w:hAnsi="Times New Roman" w:eastAsia="Times New Roman" w:cs="Times New Roman"/>
+        </w:rPr>
+        <w:t xml:space="preserve"> K</w:t>
       </w:r>
       <w:r>
         <w:rPr>
           <w:rFonts w:ascii="Times New Roman" w:hAnsi="Times New Roman" w:eastAsia="Times New Roman" w:cs="Times New Roman"/>
           <w:vertAlign w:val="subscript"/>
         </w:rPr>
-        <w:t>2</w:t>
-      </w:r>
-      <w:r>
-        <w:rPr>
-          <w:rFonts w:ascii="Times New Roman" w:hAnsi="Times New Roman" w:eastAsia="Times New Roman" w:cs="Times New Roman"/>
-        </w:rPr>
-        <w:t xml:space="preserve">(g) </w:t>
-      </w:r>
-      <w:r>
-        <w:rPr>
-          <w:rFonts w:hint="eastAsia" w:ascii="Times New Roman" w:hAnsi="Times New Roman" w:eastAsia="FangSong" w:cs="Times New Roman"/>
-        </w:rPr>
-        <w:t xml:space="preserve">的标准自由能变化为</w:t>
-      </w:r>
-      <w:r>
-        <w:rPr>
-          <w:rFonts w:ascii="Times New Roman" w:hAnsi="Times New Roman" w:eastAsia="Times New Roman" w:cs="Times New Roman"/>
-        </w:rPr>
-        <w:t xml:space="preserve"> 44.3 </w:t>
-      </w:r>
-      <w:r>
-        <w:rPr>
-          <w:rFonts w:hint="eastAsia" w:ascii="Times New Roman" w:hAnsi="Times New Roman" w:eastAsia="Times New Roman" w:cs="Times New Roman"/>
-        </w:rPr>
-        <w:t>kJ·mol</w:t>
-      </w:r>
-      <w:r>
-        <w:rPr>
-          <w:rFonts w:hint="eastAsia" w:ascii="Times New Roman" w:hAnsi="Times New Roman" w:eastAsia="Times New Roman" w:cs="Times New Roman"/>
-          <w:vertAlign w:val="superscript"/>
-        </w:rPr>
-        <w:t>-1</w:t>
-      </w:r>
-      <w:r>
-        <w:rPr>
-          <w:rFonts w:hint="eastAsia" w:ascii="Times New Roman" w:hAnsi="Times New Roman" w:eastAsia="Times New Roman" w:cs="Times New Roman"/>
-        </w:rPr>
-        <w:t>。</w:t>
-      </w:r>
-      <w:r>
-        <w:rPr>
-          <w:rFonts w:hint="eastAsia" w:ascii="Times New Roman" w:hAnsi="Times New Roman" w:eastAsia="FangSong" w:cs="Times New Roman"/>
-        </w:rPr>
-        <w:t>试求</w:t>
-      </w:r>
-      <w:r>
-        <w:rPr>
-          <w:rFonts w:hint="eastAsia" w:ascii="Times New Roman" w:hAnsi="Times New Roman" w:eastAsia="Times New Roman" w:cs="Times New Roman"/>
-        </w:rPr>
-        <w:t>:</w:t>
+        <w:t>1</w:t>
       </w:r>
       <w:r>
         <w:rPr>
@@ -6665,57 +5865,15 @@
       </w:r>
       <w:r>
         <w:rPr>
-          <w:rFonts w:ascii="Times New Roman" w:hAnsi="Times New Roman" w:eastAsia="Times New Roman" w:cs="Times New Roman"/>
-        </w:rPr>
-        <w:t xml:space="preserve">(1) </w:t>
-      </w:r>
-      <w:r>
-        <w:rPr>
-          <w:rFonts w:hint="eastAsia" w:ascii="Times New Roman" w:hAnsi="Times New Roman" w:eastAsia="FangSong" w:cs="Times New Roman"/>
-        </w:rPr>
-        <w:t xml:space="preserve">此反应的</w:t>
-      </w:r>
-      <w:r>
-        <w:rPr>
-          <w:rFonts w:ascii="Times New Roman" w:hAnsi="Times New Roman" w:eastAsia="Times New Roman" w:cs="Times New Roman"/>
-        </w:rPr>
-        <w:t xml:space="preserve"> Kpθ </w:t>
-      </w:r>
-      <w:r>
-        <w:rPr>
-          <w:rFonts w:hint="eastAsia" w:ascii="Times New Roman" w:hAnsi="Times New Roman" w:eastAsia="FangSong" w:cs="Times New Roman"/>
-        </w:rPr>
-        <w:t xml:space="preserve">及</w:t>
-      </w:r>
-      <w:r>
-        <w:rPr>
-          <w:rFonts w:ascii="Times New Roman" w:hAnsi="Times New Roman" w:eastAsia="Times New Roman" w:cs="Times New Roman"/>
-        </w:rPr>
-        <w:t xml:space="preserve"> 630 K </w:t>
-      </w:r>
-      <w:r>
-        <w:rPr>
-          <w:rFonts w:hint="eastAsia" w:ascii="Times New Roman" w:hAnsi="Times New Roman" w:eastAsia="FangSong" w:cs="Times New Roman"/>
-        </w:rPr>
-        <w:t xml:space="preserve">时</w:t>
-      </w:r>
-      <w:r>
-        <w:rPr>
-          <w:rFonts w:ascii="Times New Roman" w:hAnsi="Times New Roman" w:eastAsia="Times New Roman" w:cs="Times New Roman"/>
-        </w:rPr>
-        <w:t xml:space="preserve"> HgO(s) </w:t>
-      </w:r>
-      <w:r>
-        <w:rPr>
-          <w:rFonts w:hint="eastAsia" w:ascii="Times New Roman" w:hAnsi="Times New Roman" w:eastAsia="FangSong" w:cs="Times New Roman"/>
-        </w:rPr>
-        <w:t>的分解压</w:t>
-      </w:r>
-      <w:r>
-        <w:rPr>
-          <w:rFonts w:hint="eastAsia" w:ascii="Times New Roman" w:hAnsi="Times New Roman" w:eastAsia="Times New Roman" w:cs="Times New Roman"/>
-        </w:rPr>
-        <w:t>。(2)</w:t>
+          <w:rFonts w:hint="eastAsia" w:ascii="Times New Roman" w:hAnsi="Times New Roman" w:eastAsia="FangSong" w:cs="Times New Roman"/>
+        </w:rPr>
+        <w:t>的表达式</w:t>
+      </w:r>
+      <w:r>
+        <w:rPr>
+          <w:rFonts w:hint="eastAsia" w:ascii="Times New Roman" w:hAnsi="Times New Roman" w:eastAsia="Times New Roman" w:cs="Times New Roman"/>
+        </w:rPr>
+        <w:t>。(3)</w:t>
       </w:r>
       <w:r>
         <w:rPr>
@@ -6727,38 +5885,7 @@
         <w:rPr>
           <w:rFonts w:hint="eastAsia" w:ascii="Times New Roman" w:hAnsi="Times New Roman" w:eastAsia="FangSong" w:cs="Times New Roman"/>
         </w:rPr>
-        <w:t xml:space="preserve">如果此反应开始前容器中已有</w:t>
-      </w:r>
-      <w:r>
-        <w:rPr>
-          <w:rFonts w:ascii="Times New Roman" w:hAnsi="Times New Roman" w:eastAsia="Times New Roman" w:cs="Times New Roman"/>
-        </w:rPr>
-        <w:t xml:space="preserve"> 100 kPa </w:t>
-      </w:r>
-      <w:r>
-        <w:rPr>
-          <w:rFonts w:hint="eastAsia" w:ascii="Times New Roman" w:hAnsi="Times New Roman" w:eastAsia="FangSong" w:cs="Times New Roman"/>
-        </w:rPr>
-        <w:t xml:space="preserve">的</w:t>
-      </w:r>
-      <w:r>
-        <w:rPr>
-          <w:rFonts w:ascii="Times New Roman" w:hAnsi="Times New Roman" w:eastAsia="Times New Roman" w:cs="Times New Roman"/>
-        </w:rPr>
-        <w:t xml:space="preserve"> </w:t>
-      </w:r>
-      <w:r>
-        <w:rPr>
-          <w:rFonts w:hint="eastAsia" w:ascii="Times New Roman" w:hAnsi="Times New Roman" w:eastAsia="Times New Roman" w:cs="Times New Roman"/>
-        </w:rPr>
-        <w:t>O</w:t>
-      </w:r>
-      <w:r>
-        <w:rPr>
-          <w:rFonts w:hint="eastAsia" w:ascii="Times New Roman" w:hAnsi="Times New Roman" w:eastAsia="Times New Roman" w:cs="Times New Roman"/>
-          <w:vertAlign w:val="subscript"/>
-        </w:rPr>
-        <w:t>2</w:t>
+        <w:t>根据表中的热力学数据</w:t>
       </w:r>
       <w:r>
         <w:rPr>
@@ -6770,43 +5897,31 @@
         <w:rPr>
           <w:rFonts w:hint="eastAsia" w:ascii="Times New Roman" w:hAnsi="Times New Roman" w:eastAsia="FangSong" w:cs="Times New Roman"/>
         </w:rPr>
-        <w:t>求在</w:t>
-      </w:r>
-      <w:r>
-        <w:rPr>
-          <w:rFonts w:ascii="Times New Roman" w:hAnsi="Times New Roman" w:eastAsia="Times New Roman" w:cs="Times New Roman"/>
-        </w:rPr>
-        <w:t xml:space="preserve"> 630 K </w:t>
-      </w:r>
-      <w:r>
-        <w:rPr>
-          <w:rFonts w:hint="eastAsia" w:ascii="Times New Roman" w:hAnsi="Times New Roman" w:eastAsia="FangSong" w:cs="Times New Roman"/>
-        </w:rPr>
-        <w:t xml:space="preserve">达平衡时与</w:t>
-      </w:r>
-      <w:r>
-        <w:rPr>
-          <w:rFonts w:ascii="Times New Roman" w:hAnsi="Times New Roman" w:eastAsia="Times New Roman" w:cs="Times New Roman"/>
-        </w:rPr>
-        <w:t xml:space="preserve"> HgO(s) </w:t>
-      </w:r>
-      <w:r>
-        <w:rPr>
-          <w:rFonts w:hint="eastAsia" w:ascii="Times New Roman" w:hAnsi="Times New Roman" w:eastAsia="FangSong" w:cs="Times New Roman"/>
-        </w:rPr>
-        <w:t xml:space="preserve">共存的气相中</w:t>
-      </w:r>
-      <w:r>
-        <w:rPr>
-          <w:rFonts w:ascii="Times New Roman" w:hAnsi="Times New Roman" w:eastAsia="Times New Roman" w:cs="Times New Roman"/>
-        </w:rPr>
-        <w:t xml:space="preserve"> Hg(g) </w:t>
-      </w:r>
-      <w:r>
-        <w:rPr>
-          <w:rFonts w:hint="eastAsia" w:ascii="Times New Roman" w:hAnsi="Times New Roman" w:eastAsia="FangSong" w:cs="Times New Roman"/>
-        </w:rPr>
-        <w:t>的分压</w:t>
+        <w:t>计算</w:t>
+      </w:r>
+      <w:r>
+        <w:rPr>
+          <w:rFonts w:ascii="Times New Roman" w:hAnsi="Times New Roman" w:eastAsia="Times New Roman" w:cs="Times New Roman"/>
+        </w:rPr>
+        <w:t xml:space="preserve"> 500 K </w:t>
+      </w:r>
+      <w:r>
+        <w:rPr>
+          <w:rFonts w:hint="eastAsia" w:ascii="Times New Roman" w:hAnsi="Times New Roman" w:eastAsia="FangSong" w:cs="Times New Roman"/>
+        </w:rPr>
+        <w:t xml:space="preserve">下反应</w:t>
+      </w:r>
+      <w:r>
+        <w:rPr>
+          <w:rFonts w:ascii="Times New Roman" w:hAnsi="Times New Roman" w:eastAsia="Times New Roman" w:cs="Times New Roman"/>
+        </w:rPr>
+        <w:t xml:space="preserve"> 1 </w:t>
+      </w:r>
+      <w:r>
+        <w:rPr>
+          <w:rFonts w:hint="eastAsia" w:ascii="Times New Roman" w:hAnsi="Times New Roman" w:eastAsia="FangSong" w:cs="Times New Roman"/>
+        </w:rPr>
+        <w:t>的平衡常数</w:t>
       </w:r>
       <w:r>
         <w:rPr>
@@ -6838,1526 +5953,6 @@
         <w:numPr>
           <w:ilvl w:val="0"/>
           <w:numId w:val="1010"/>
-        </w:numPr>
-      </w:pPr>
-      <w:r>
-        <w:rPr>
-          <w:rFonts w:ascii="Times New Roman" w:hAnsi="Times New Roman" w:eastAsia="Times New Roman" w:cs="Times New Roman"/>
-        </w:rPr>
-        <w:t xml:space="preserve">Kpθ = </w:t>
-      </w:r>
-      <w:r>
-        <w:rPr>
-          <w:rFonts w:hint="eastAsia" w:ascii="Times New Roman" w:hAnsi="Times New Roman" w:eastAsia="Times New Roman" w:cs="Times New Roman"/>
-        </w:rPr>
-        <w:t>1.35×10</w:t>
-      </w:r>
-      <w:r>
-        <w:rPr>
-          <w:rFonts w:hint="eastAsia" w:ascii="Times New Roman" w:hAnsi="Times New Roman" w:eastAsia="Times New Roman" w:cs="Times New Roman"/>
-          <w:vertAlign w:val="superscript"/>
-        </w:rPr>
-        <w:t>-8</w:t>
-      </w:r>
-      <w:r>
-        <w:rPr>
-          <w:rFonts w:hint="eastAsia" w:ascii="Times New Roman" w:hAnsi="Times New Roman" w:eastAsia="Times New Roman" w:cs="Times New Roman"/>
-        </w:rPr>
-        <w:t>，</w:t>
-      </w:r>
-      <w:r>
-        <w:rPr>
-          <w:rFonts w:hint="eastAsia" w:ascii="Times New Roman" w:hAnsi="Times New Roman" w:eastAsia="FangSong" w:cs="Times New Roman"/>
-        </w:rPr>
-        <w:t>分解压</w:t>
-      </w:r>
-      <w:r>
-        <w:rPr>
-          <w:rFonts w:ascii="Times New Roman" w:hAnsi="Times New Roman" w:eastAsia="Times New Roman" w:cs="Times New Roman"/>
-        </w:rPr>
-        <w:t xml:space="preserve"> = 2.97×10</w:t>
-      </w:r>
-      <w:r>
-        <w:rPr>
-          <w:rFonts w:ascii="Times New Roman" w:hAnsi="Times New Roman" w:eastAsia="Times New Roman" w:cs="Times New Roman"/>
-          <w:vertAlign w:val="superscript"/>
-        </w:rPr>
-        <w:t>3</w:t>
-      </w:r>
-      <w:r>
-        <w:rPr>
-          <w:rFonts w:ascii="Times New Roman" w:hAnsi="Times New Roman" w:eastAsia="Times New Roman" w:cs="Times New Roman"/>
-        </w:rPr>
-        <w:t xml:space="preserve"> Pa (2) p(Hg) = 1.16×10</w:t>
-      </w:r>
-      <w:r>
-        <w:rPr>
-          <w:rFonts w:ascii="Times New Roman" w:hAnsi="Times New Roman" w:eastAsia="Times New Roman" w:cs="Times New Roman"/>
-          <w:vertAlign w:val="superscript"/>
-        </w:rPr>
-        <w:t>3</w:t>
-      </w:r>
-      <w:r>
-        <w:rPr>
-          <w:rFonts w:ascii="Times New Roman" w:hAnsi="Times New Roman" w:eastAsia="Times New Roman" w:cs="Times New Roman"/>
-        </w:rPr>
-        <w:t xml:space="preserve"> Pa</w:t>
-      </w:r>
-    </w:p>
-    <w:p>
-      <w:pPr>
-        <w:spacing w:before="160" w:after="80"/>
-      </w:pPr>
-      <w:r>
-        <w:pict>
-          <v:rect style="width:0;height:1.5pt" o:hralign="center" o:hrstd="t" o:hr="t"/>
-        </w:pict>
-      </w:r>
-    </w:p>
-    <w:bookmarkEnd w:id="15"/>
-    <w:bookmarkStart w:id="16" w:name="上海中学-化学平衡-习题5-d4"/>
-    <w:p>
-      <w:pPr>
-        <w:pStyle w:val="Heading2"/>
-        <w:spacing w:before="280" w:after="120"/>
-      </w:pPr>
-      <w:r>
-        <w:rPr>
-          <w:rFonts w:ascii="Times New Roman" w:hAnsi="Times New Roman" w:eastAsia="Times New Roman" w:cs="Times New Roman"/>
-        </w:rPr>
-        <w:t xml:space="preserve">2.8 </w:t>
-      </w:r>
-      <w:r>
-        <w:rPr>
-          <w:rFonts w:hint="eastAsia" w:ascii="Times New Roman" w:hAnsi="Times New Roman" w:eastAsia="SimHei" w:cs="Times New Roman"/>
-        </w:rPr>
-        <w:t>上海中学</w:t>
-      </w:r>
-      <w:r>
-        <w:rPr>
-          <w:rFonts w:hint="eastAsia" w:ascii="Times New Roman" w:hAnsi="Times New Roman" w:eastAsia="Times New Roman" w:cs="Times New Roman"/>
-        </w:rPr>
-        <w:t>-</w:t>
-      </w:r>
-      <w:r>
-        <w:rPr>
-          <w:rFonts w:hint="eastAsia" w:ascii="Times New Roman" w:hAnsi="Times New Roman" w:eastAsia="SimHei" w:cs="Times New Roman"/>
-        </w:rPr>
-        <w:t>化学平衡</w:t>
-      </w:r>
-      <w:r>
-        <w:rPr>
-          <w:rFonts w:hint="eastAsia" w:ascii="Times New Roman" w:hAnsi="Times New Roman" w:eastAsia="Times New Roman" w:cs="Times New Roman"/>
-        </w:rPr>
-        <w:t>-</w:t>
-      </w:r>
-      <w:r>
-        <w:rPr>
-          <w:rFonts w:hint="eastAsia" w:ascii="Times New Roman" w:hAnsi="Times New Roman" w:eastAsia="SimHei" w:cs="Times New Roman"/>
-        </w:rPr>
-        <w:t>习题</w:t>
-      </w:r>
-      <w:r>
-        <w:rPr>
-          <w:rFonts w:hint="eastAsia" w:ascii="Times New Roman" w:hAnsi="Times New Roman" w:eastAsia="Times New Roman" w:cs="Times New Roman"/>
-        </w:rPr>
-        <w:t>5</w:t>
-      </w:r>
-      <w:r>
-        <w:rPr>
-          <w:rFonts w:ascii="Times New Roman" w:hAnsi="Times New Roman" w:eastAsia="Times New Roman" w:cs="Times New Roman"/>
-        </w:rPr>
-        <w:t xml:space="preserve"> 〔🟢 d4〕</w:t>
-      </w:r>
-    </w:p>
-    <w:p>
-      <w:pPr>
-        <w:pStyle w:val="FirstParagraph"/>
-      </w:pPr>
-      <w:r>
-        <w:rPr>
-          <w:rFonts w:ascii="Times New Roman" w:hAnsi="Times New Roman" w:eastAsia="Times New Roman" w:cs="Times New Roman"/>
-          <w:b/>
-          <w:bCs/>
-        </w:rPr>
-        <w:t xml:space="preserve">5.</w:t>
-      </w:r>
-      <w:r>
-        <w:rPr>
-          <w:rFonts w:ascii="Times New Roman" w:hAnsi="Times New Roman" w:eastAsia="Times New Roman" w:cs="Times New Roman"/>
-        </w:rPr>
-        <w:t xml:space="preserve"> </w:t>
-      </w:r>
-      <w:r>
-        <w:rPr>
-          <w:rFonts w:hint="eastAsia" w:ascii="Times New Roman" w:hAnsi="Times New Roman" w:eastAsia="FangSong" w:cs="Times New Roman"/>
-        </w:rPr>
-        <w:t xml:space="preserve">已知</w:t>
-      </w:r>
-      <w:r>
-        <w:rPr>
-          <w:rFonts w:ascii="Times New Roman" w:hAnsi="Times New Roman" w:eastAsia="Times New Roman" w:cs="Times New Roman"/>
-        </w:rPr>
-        <w:t xml:space="preserve"> Ag</w:t>
-      </w:r>
-      <w:r>
-        <w:rPr>
-          <w:rFonts w:ascii="Times New Roman" w:hAnsi="Times New Roman" w:eastAsia="Times New Roman" w:cs="Times New Roman"/>
-          <w:vertAlign w:val="subscript"/>
-        </w:rPr>
-        <w:t>2</w:t>
-      </w:r>
-      <w:r>
-        <w:rPr>
-          <w:rFonts w:ascii="Times New Roman" w:hAnsi="Times New Roman" w:eastAsia="Times New Roman" w:cs="Times New Roman"/>
-        </w:rPr>
-        <w:t xml:space="preserve">O(s) </w:t>
-      </w:r>
-      <w:r>
-        <w:rPr>
-          <w:rFonts w:hint="eastAsia" w:ascii="Times New Roman" w:hAnsi="Times New Roman" w:eastAsia="FangSong" w:cs="Times New Roman"/>
-        </w:rPr>
-        <w:t xml:space="preserve">的标准生成自由能</w:t>
-      </w:r>
-      <w:r>
-        <w:rPr>
-          <w:rFonts w:ascii="Times New Roman" w:hAnsi="Times New Roman" w:eastAsia="Times New Roman" w:cs="Times New Roman"/>
-        </w:rPr>
-        <w:t xml:space="preserve"> ΔfG</w:t>
-      </w:r>
-      <w:r>
-        <w:rPr>
-          <w:rFonts w:ascii="Times New Roman" w:hAnsi="Times New Roman" w:eastAsia="Times New Roman" w:cs="Times New Roman"/>
-          <w:vertAlign w:val="subscript"/>
-        </w:rPr>
-        <w:t>m</w:t>
-      </w:r>
-      <w:r>
-        <w:rPr>
-          <w:rFonts w:ascii="Times New Roman" w:hAnsi="Times New Roman" w:eastAsia="Times New Roman" w:cs="Times New Roman"/>
-        </w:rPr>
-        <w:t xml:space="preserve">θ = -11.2 </w:t>
-      </w:r>
-      <w:r>
-        <w:rPr>
-          <w:rFonts w:hint="eastAsia" w:ascii="Times New Roman" w:hAnsi="Times New Roman" w:eastAsia="Times New Roman" w:cs="Times New Roman"/>
-        </w:rPr>
-        <w:t>kJ·mol</w:t>
-      </w:r>
-      <w:r>
-        <w:rPr>
-          <w:rFonts w:hint="eastAsia" w:ascii="Times New Roman" w:hAnsi="Times New Roman" w:eastAsia="Times New Roman" w:cs="Times New Roman"/>
-          <w:vertAlign w:val="superscript"/>
-        </w:rPr>
-        <w:t>-1</w:t>
-      </w:r>
-      <w:r>
-        <w:rPr>
-          <w:rFonts w:hint="eastAsia" w:ascii="Times New Roman" w:hAnsi="Times New Roman" w:eastAsia="Times New Roman" w:cs="Times New Roman"/>
-        </w:rPr>
-        <w:t>，</w:t>
-      </w:r>
-      <w:r>
-        <w:rPr>
-          <w:rFonts w:hint="eastAsia" w:ascii="Times New Roman" w:hAnsi="Times New Roman" w:eastAsia="FangSong" w:cs="Times New Roman"/>
-        </w:rPr>
-        <w:t>标准生成焓</w:t>
-      </w:r>
-      <w:r>
-        <w:rPr>
-          <w:rFonts w:ascii="Times New Roman" w:hAnsi="Times New Roman" w:eastAsia="Times New Roman" w:cs="Times New Roman"/>
-        </w:rPr>
-        <w:t xml:space="preserve"> ΔfH</w:t>
-      </w:r>
-      <w:r>
-        <w:rPr>
-          <w:rFonts w:ascii="Times New Roman" w:hAnsi="Times New Roman" w:eastAsia="Times New Roman" w:cs="Times New Roman"/>
-          <w:vertAlign w:val="subscript"/>
-        </w:rPr>
-        <w:t>m</w:t>
-      </w:r>
-      <w:r>
-        <w:rPr>
-          <w:rFonts w:ascii="Times New Roman" w:hAnsi="Times New Roman" w:eastAsia="Times New Roman" w:cs="Times New Roman"/>
-        </w:rPr>
-        <w:t xml:space="preserve">θ = -31.1 </w:t>
-      </w:r>
-      <w:r>
-        <w:rPr>
-          <w:rFonts w:hint="eastAsia" w:ascii="Times New Roman" w:hAnsi="Times New Roman" w:eastAsia="Times New Roman" w:cs="Times New Roman"/>
-        </w:rPr>
-        <w:t>kJ·mol</w:t>
-      </w:r>
-      <w:r>
-        <w:rPr>
-          <w:rFonts w:hint="eastAsia" w:ascii="Times New Roman" w:hAnsi="Times New Roman" w:eastAsia="Times New Roman" w:cs="Times New Roman"/>
-          <w:vertAlign w:val="superscript"/>
-        </w:rPr>
-        <w:t>-1</w:t>
-      </w:r>
-      <w:r>
-        <w:rPr>
-          <w:rFonts w:hint="eastAsia" w:ascii="Times New Roman" w:hAnsi="Times New Roman" w:eastAsia="Times New Roman" w:cs="Times New Roman"/>
-        </w:rPr>
-        <w:t>。</w:t>
-      </w:r>
-      <w:r>
-        <w:rPr>
-          <w:rFonts w:hint="eastAsia" w:ascii="Times New Roman" w:hAnsi="Times New Roman" w:eastAsia="FangSong" w:cs="Times New Roman"/>
-        </w:rPr>
-        <w:t>问</w:t>
-      </w:r>
-      <w:r>
-        <w:rPr>
-          <w:rFonts w:hint="eastAsia" w:ascii="Times New Roman" w:hAnsi="Times New Roman" w:eastAsia="Times New Roman" w:cs="Times New Roman"/>
-        </w:rPr>
-        <w:t>：</w:t>
-      </w:r>
-      <w:r>
-        <w:rPr>
-          <w:rFonts w:ascii="Times New Roman" w:hAnsi="Times New Roman" w:eastAsia="Times New Roman" w:cs="Times New Roman"/>
-        </w:rPr>
-        <w:t xml:space="preserve"> </w:t>
-      </w:r>
-      <w:r>
-        <w:rPr>
-          <w:rFonts w:ascii="Times New Roman" w:hAnsi="Times New Roman" w:eastAsia="Times New Roman" w:cs="Times New Roman"/>
-        </w:rPr>
-        <w:t xml:space="preserve">(1) </w:t>
-      </w:r>
-      <w:r>
-        <w:rPr>
-          <w:rFonts w:hint="eastAsia" w:ascii="Times New Roman" w:hAnsi="Times New Roman" w:eastAsia="FangSong" w:cs="Times New Roman"/>
-        </w:rPr>
-        <w:t>标准状况下</w:t>
-      </w:r>
-      <w:r>
-        <w:rPr>
-          <w:rFonts w:hint="eastAsia" w:ascii="Times New Roman" w:hAnsi="Times New Roman" w:eastAsia="Times New Roman" w:cs="Times New Roman"/>
-        </w:rPr>
-        <w:t>,</w:t>
-      </w:r>
-      <w:r>
-        <w:rPr>
-          <w:rFonts w:ascii="Times New Roman" w:hAnsi="Times New Roman" w:eastAsia="Times New Roman" w:cs="Times New Roman"/>
-        </w:rPr>
-        <w:t xml:space="preserve"> Ag</w:t>
-      </w:r>
-      <w:r>
-        <w:rPr>
-          <w:rFonts w:ascii="Times New Roman" w:hAnsi="Times New Roman" w:eastAsia="Times New Roman" w:cs="Times New Roman"/>
-          <w:vertAlign w:val="subscript"/>
-        </w:rPr>
-        <w:t>2</w:t>
-      </w:r>
-      <w:r>
-        <w:rPr>
-          <w:rFonts w:ascii="Times New Roman" w:hAnsi="Times New Roman" w:eastAsia="Times New Roman" w:cs="Times New Roman"/>
-        </w:rPr>
-        <w:t xml:space="preserve">O(s) </w:t>
-      </w:r>
-      <w:r>
-        <w:rPr>
-          <w:rFonts w:hint="eastAsia" w:ascii="Times New Roman" w:hAnsi="Times New Roman" w:eastAsia="FangSong" w:cs="Times New Roman"/>
-        </w:rPr>
-        <w:t>的分解温度是多少</w:t>
-      </w:r>
-      <w:r>
-        <w:rPr>
-          <w:rFonts w:hint="eastAsia" w:ascii="Times New Roman" w:hAnsi="Times New Roman" w:eastAsia="Times New Roman" w:cs="Times New Roman"/>
-        </w:rPr>
-        <w:t>?</w:t>
-      </w:r>
-      <w:r>
-        <w:rPr>
-          <w:rFonts w:ascii="Times New Roman" w:hAnsi="Times New Roman" w:eastAsia="Times New Roman" w:cs="Times New Roman"/>
-        </w:rPr>
-        <w:t xml:space="preserve"> (2) </w:t>
-      </w:r>
-      <w:r>
-        <w:rPr>
-          <w:rFonts w:hint="eastAsia" w:ascii="Times New Roman" w:hAnsi="Times New Roman" w:eastAsia="FangSong" w:cs="Times New Roman"/>
-        </w:rPr>
-        <w:t>常温</w:t>
-      </w:r>
-      <w:r>
-        <w:rPr>
-          <w:rFonts w:hint="eastAsia" w:ascii="Times New Roman" w:hAnsi="Times New Roman" w:eastAsia="Times New Roman" w:cs="Times New Roman"/>
-        </w:rPr>
-        <w:t>(298</w:t>
-      </w:r>
-      <w:r>
-        <w:rPr>
-          <w:rFonts w:ascii="Times New Roman" w:hAnsi="Times New Roman" w:eastAsia="Times New Roman" w:cs="Times New Roman"/>
-        </w:rPr>
-        <w:t xml:space="preserve"> </w:t>
-      </w:r>
-      <w:r>
-        <w:rPr>
-          <w:rFonts w:hint="eastAsia" w:ascii="Times New Roman" w:hAnsi="Times New Roman" w:eastAsia="Times New Roman" w:cs="Times New Roman"/>
-        </w:rPr>
-        <w:t>K)</w:t>
-      </w:r>
-      <w:r>
-        <w:rPr>
-          <w:rFonts w:hint="eastAsia" w:ascii="Times New Roman" w:hAnsi="Times New Roman" w:eastAsia="FangSong" w:cs="Times New Roman"/>
-        </w:rPr>
-        <w:t>常压</w:t>
-      </w:r>
-      <w:r>
-        <w:rPr>
-          <w:rFonts w:hint="eastAsia" w:ascii="Times New Roman" w:hAnsi="Times New Roman" w:eastAsia="Times New Roman" w:cs="Times New Roman"/>
-        </w:rPr>
-        <w:t>(101.1</w:t>
-      </w:r>
-      <w:r>
-        <w:rPr>
-          <w:rFonts w:ascii="Times New Roman" w:hAnsi="Times New Roman" w:eastAsia="Times New Roman" w:cs="Times New Roman"/>
-        </w:rPr>
-        <w:t xml:space="preserve"> </w:t>
-      </w:r>
-      <w:r>
-        <w:rPr>
-          <w:rFonts w:hint="eastAsia" w:ascii="Times New Roman" w:hAnsi="Times New Roman" w:eastAsia="Times New Roman" w:cs="Times New Roman"/>
-        </w:rPr>
-        <w:t>kPa)</w:t>
-      </w:r>
-      <w:r>
-        <w:rPr>
-          <w:rFonts w:hint="eastAsia" w:ascii="Times New Roman" w:hAnsi="Times New Roman" w:eastAsia="FangSong" w:cs="Times New Roman"/>
-        </w:rPr>
-        <w:t>下</w:t>
-      </w:r>
-      <w:r>
-        <w:rPr>
-          <w:rFonts w:hint="eastAsia" w:ascii="Times New Roman" w:hAnsi="Times New Roman" w:eastAsia="Times New Roman" w:cs="Times New Roman"/>
-        </w:rPr>
-        <w:t>,</w:t>
-      </w:r>
-      <w:r>
-        <w:rPr>
-          <w:rFonts w:hint="eastAsia" w:ascii="Times New Roman" w:hAnsi="Times New Roman" w:eastAsia="FangSong" w:cs="Times New Roman"/>
-        </w:rPr>
-        <w:t>在空气中</w:t>
-      </w:r>
-      <w:r>
-        <w:rPr>
-          <w:rFonts w:ascii="Times New Roman" w:hAnsi="Times New Roman" w:eastAsia="Times New Roman" w:cs="Times New Roman"/>
-        </w:rPr>
-        <w:t xml:space="preserve"> Ag</w:t>
-      </w:r>
-      <w:r>
-        <w:rPr>
-          <w:rFonts w:ascii="Times New Roman" w:hAnsi="Times New Roman" w:eastAsia="Times New Roman" w:cs="Times New Roman"/>
-          <w:vertAlign w:val="subscript"/>
-        </w:rPr>
-        <w:t>2</w:t>
-      </w:r>
-      <w:r>
-        <w:rPr>
-          <w:rFonts w:ascii="Times New Roman" w:hAnsi="Times New Roman" w:eastAsia="Times New Roman" w:cs="Times New Roman"/>
-        </w:rPr>
-        <w:t xml:space="preserve">O(s) </w:t>
-      </w:r>
-      <w:r>
-        <w:rPr>
-          <w:rFonts w:hint="eastAsia" w:ascii="Times New Roman" w:hAnsi="Times New Roman" w:eastAsia="FangSong" w:cs="Times New Roman"/>
-        </w:rPr>
-        <w:t>能否分解</w:t>
-      </w:r>
-      <w:r>
-        <w:rPr>
-          <w:rFonts w:hint="eastAsia" w:ascii="Times New Roman" w:hAnsi="Times New Roman" w:eastAsia="Times New Roman" w:cs="Times New Roman"/>
-        </w:rPr>
-        <w:t>?</w:t>
-      </w:r>
-      <w:r>
-        <w:rPr>
-          <w:rFonts w:ascii="Times New Roman" w:hAnsi="Times New Roman" w:eastAsia="Times New Roman" w:cs="Times New Roman"/>
-        </w:rPr>
-        <w:t xml:space="preserve"> </w:t>
-      </w:r>
-      <w:r>
-        <w:rPr>
-          <w:rFonts w:hint="eastAsia" w:ascii="Times New Roman" w:hAnsi="Times New Roman" w:eastAsia="Times New Roman" w:cs="Times New Roman"/>
-        </w:rPr>
-        <w:t>(</w:t>
-      </w:r>
-      <w:r>
-        <w:rPr>
-          <w:rFonts w:hint="eastAsia" w:ascii="Times New Roman" w:hAnsi="Times New Roman" w:eastAsia="FangSong" w:cs="Times New Roman"/>
-        </w:rPr>
-        <w:t>设空气中氧气的体积分数为</w:t>
-      </w:r>
-      <w:r>
-        <w:rPr>
-          <w:rFonts w:ascii="Times New Roman" w:hAnsi="Times New Roman" w:eastAsia="Times New Roman" w:cs="Times New Roman"/>
-        </w:rPr>
-        <w:t xml:space="preserve"> 20%)</w:t>
-      </w:r>
-    </w:p>
-    <w:p>
-      <w:pPr>
-        <w:pStyle w:val="BodyText"/>
-      </w:pPr>
-      <w:r>
-        <w:rPr>
-          <w:rFonts w:ascii="Times New Roman" w:hAnsi="Times New Roman" w:eastAsia="Times New Roman" w:cs="Times New Roman"/>
-        </w:rPr>
-        <w:t xml:space="preserve">📖 </w:t>
-      </w:r>
-      <w:r>
-        <w:rPr>
-          <w:rFonts w:hint="eastAsia" w:ascii="Times New Roman" w:hAnsi="Times New Roman" w:eastAsia="FangSong" w:cs="Times New Roman"/>
-        </w:rPr>
-        <w:t xml:space="preserve">查看答案</w:t>
-      </w:r>
-    </w:p>
-    <w:p>
-      <w:pPr>
-        <w:pStyle w:val="Compact"/>
-        <w:numPr>
-          <w:ilvl w:val="0"/>
-          <w:numId w:val="1011"/>
-        </w:numPr>
-      </w:pPr>
-      <w:r>
-        <w:rPr>
-          <w:rFonts w:ascii="Times New Roman" w:hAnsi="Times New Roman" w:eastAsia="Times New Roman" w:cs="Times New Roman"/>
-        </w:rPr>
-        <w:t xml:space="preserve">423 K (2) </w:t>
-      </w:r>
-      <w:r>
-        <w:rPr>
-          <w:rFonts w:hint="eastAsia" w:ascii="Times New Roman" w:hAnsi="Times New Roman" w:eastAsia="FangSong" w:cs="Times New Roman"/>
-        </w:rPr>
-        <w:t xml:space="preserve">不能分解</w:t>
-      </w:r>
-    </w:p>
-    <w:p>
-      <w:pPr>
-        <w:spacing w:before="160" w:after="80"/>
-      </w:pPr>
-      <w:r>
-        <w:pict>
-          <v:rect style="width:0;height:1.5pt" o:hralign="center" o:hrstd="t" o:hr="t"/>
-        </w:pict>
-      </w:r>
-    </w:p>
-    <w:bookmarkEnd w:id="16"/>
-    <w:bookmarkStart w:id="17" w:name="上海中学-化学平衡-习题6-d4"/>
-    <w:p>
-      <w:pPr>
-        <w:pStyle w:val="Heading2"/>
-        <w:spacing w:before="280" w:after="120"/>
-      </w:pPr>
-      <w:r>
-        <w:rPr>
-          <w:rFonts w:ascii="Times New Roman" w:hAnsi="Times New Roman" w:eastAsia="Times New Roman" w:cs="Times New Roman"/>
-        </w:rPr>
-        <w:t xml:space="preserve">2.9 </w:t>
-      </w:r>
-      <w:r>
-        <w:rPr>
-          <w:rFonts w:hint="eastAsia" w:ascii="Times New Roman" w:hAnsi="Times New Roman" w:eastAsia="SimHei" w:cs="Times New Roman"/>
-        </w:rPr>
-        <w:t>上海中学</w:t>
-      </w:r>
-      <w:r>
-        <w:rPr>
-          <w:rFonts w:hint="eastAsia" w:ascii="Times New Roman" w:hAnsi="Times New Roman" w:eastAsia="Times New Roman" w:cs="Times New Roman"/>
-        </w:rPr>
-        <w:t>-</w:t>
-      </w:r>
-      <w:r>
-        <w:rPr>
-          <w:rFonts w:hint="eastAsia" w:ascii="Times New Roman" w:hAnsi="Times New Roman" w:eastAsia="SimHei" w:cs="Times New Roman"/>
-        </w:rPr>
-        <w:t>化学平衡</w:t>
-      </w:r>
-      <w:r>
-        <w:rPr>
-          <w:rFonts w:hint="eastAsia" w:ascii="Times New Roman" w:hAnsi="Times New Roman" w:eastAsia="Times New Roman" w:cs="Times New Roman"/>
-        </w:rPr>
-        <w:t>-</w:t>
-      </w:r>
-      <w:r>
-        <w:rPr>
-          <w:rFonts w:hint="eastAsia" w:ascii="Times New Roman" w:hAnsi="Times New Roman" w:eastAsia="SimHei" w:cs="Times New Roman"/>
-        </w:rPr>
-        <w:t>习题</w:t>
-      </w:r>
-      <w:r>
-        <w:rPr>
-          <w:rFonts w:hint="eastAsia" w:ascii="Times New Roman" w:hAnsi="Times New Roman" w:eastAsia="Times New Roman" w:cs="Times New Roman"/>
-        </w:rPr>
-        <w:t>6</w:t>
-      </w:r>
-      <w:r>
-        <w:rPr>
-          <w:rFonts w:ascii="Times New Roman" w:hAnsi="Times New Roman" w:eastAsia="Times New Roman" w:cs="Times New Roman"/>
-        </w:rPr>
-        <w:t xml:space="preserve"> 〔🟢 d4〕</w:t>
-      </w:r>
-    </w:p>
-    <w:p>
-      <w:pPr>
-        <w:pStyle w:val="FirstParagraph"/>
-      </w:pPr>
-      <w:r>
-        <w:rPr>
-          <w:rFonts w:ascii="Times New Roman" w:hAnsi="Times New Roman" w:eastAsia="Times New Roman" w:cs="Times New Roman"/>
-          <w:b/>
-          <w:bCs/>
-        </w:rPr>
-        <w:t xml:space="preserve">6.</w:t>
-      </w:r>
-      <w:r>
-        <w:rPr>
-          <w:rFonts w:ascii="Times New Roman" w:hAnsi="Times New Roman" w:eastAsia="Times New Roman" w:cs="Times New Roman"/>
-        </w:rPr>
-        <w:t xml:space="preserve"> </w:t>
-      </w:r>
-      <w:r>
-        <w:rPr>
-          <w:rFonts w:hint="eastAsia" w:ascii="Times New Roman" w:hAnsi="Times New Roman" w:eastAsia="FangSong" w:cs="Times New Roman"/>
-        </w:rPr>
-        <w:t xml:space="preserve">合成氨反应为</w:t>
-      </w:r>
-      <w:r>
-        <w:rPr>
-          <w:rFonts w:ascii="Times New Roman" w:hAnsi="Times New Roman" w:eastAsia="Times New Roman" w:cs="Times New Roman"/>
-        </w:rPr>
-        <w:t xml:space="preserve"> 3H</w:t>
-      </w:r>
-      <w:r>
-        <w:rPr>
-          <w:rFonts w:ascii="Times New Roman" w:hAnsi="Times New Roman" w:eastAsia="Times New Roman" w:cs="Times New Roman"/>
-          <w:vertAlign w:val="subscript"/>
-        </w:rPr>
-        <w:t>2</w:t>
-      </w:r>
-      <w:r>
-        <w:rPr>
-          <w:rFonts w:ascii="Times New Roman" w:hAnsi="Times New Roman" w:eastAsia="Times New Roman" w:cs="Times New Roman"/>
-        </w:rPr>
-        <w:t>(g) + N</w:t>
-      </w:r>
-      <w:r>
-        <w:rPr>
-          <w:rFonts w:ascii="Times New Roman" w:hAnsi="Times New Roman" w:eastAsia="Times New Roman" w:cs="Times New Roman"/>
-          <w:vertAlign w:val="subscript"/>
-        </w:rPr>
-        <w:t>2</w:t>
-      </w:r>
-      <w:r>
-        <w:rPr>
-          <w:rFonts w:ascii="Times New Roman" w:hAnsi="Times New Roman" w:eastAsia="Times New Roman" w:cs="Times New Roman"/>
-        </w:rPr>
-        <w:t xml:space="preserve">(g) ⇌ </w:t>
-      </w:r>
-      <w:r>
-        <w:rPr>
-          <w:rFonts w:hint="eastAsia" w:ascii="Times New Roman" w:hAnsi="Times New Roman" w:eastAsia="Times New Roman" w:cs="Times New Roman"/>
-        </w:rPr>
-        <w:t>2NH</w:t>
-      </w:r>
-      <w:r>
-        <w:rPr>
-          <w:rFonts w:hint="eastAsia" w:ascii="Times New Roman" w:hAnsi="Times New Roman" w:eastAsia="Times New Roman" w:cs="Times New Roman"/>
-          <w:vertAlign w:val="subscript"/>
-        </w:rPr>
-        <w:t>3</w:t>
-      </w:r>
-      <w:r>
-        <w:rPr>
-          <w:rFonts w:hint="eastAsia" w:ascii="Times New Roman" w:hAnsi="Times New Roman" w:eastAsia="Times New Roman" w:cs="Times New Roman"/>
-        </w:rPr>
-        <w:t>(g)，</w:t>
-      </w:r>
-      <w:r>
-        <w:rPr>
-          <w:rFonts w:hint="eastAsia" w:ascii="Times New Roman" w:hAnsi="Times New Roman" w:eastAsia="FangSong" w:cs="Times New Roman"/>
-        </w:rPr>
-        <w:t>所用反应物氢气和氮气的摩尔比为</w:t>
-      </w:r>
-      <w:r>
-        <w:rPr>
-          <w:rFonts w:ascii="Times New Roman" w:hAnsi="Times New Roman" w:eastAsia="Times New Roman" w:cs="Times New Roman"/>
-        </w:rPr>
-        <w:t xml:space="preserve"> </w:t>
-      </w:r>
-      <w:r>
-        <w:rPr>
-          <w:rFonts w:hint="eastAsia" w:ascii="Times New Roman" w:hAnsi="Times New Roman" w:eastAsia="Times New Roman" w:cs="Times New Roman"/>
-        </w:rPr>
-        <w:t>3:1，</w:t>
-      </w:r>
-      <w:r>
-        <w:rPr>
-          <w:rFonts w:hint="eastAsia" w:ascii="Times New Roman" w:hAnsi="Times New Roman" w:eastAsia="FangSong" w:cs="Times New Roman"/>
-        </w:rPr>
-        <w:t>在</w:t>
-      </w:r>
-      <w:r>
-        <w:rPr>
-          <w:rFonts w:ascii="Times New Roman" w:hAnsi="Times New Roman" w:eastAsia="Times New Roman" w:cs="Times New Roman"/>
-        </w:rPr>
-        <w:t xml:space="preserve"> 673 K </w:t>
-      </w:r>
-      <w:r>
-        <w:rPr>
-          <w:rFonts w:hint="eastAsia" w:ascii="Times New Roman" w:hAnsi="Times New Roman" w:eastAsia="FangSong" w:cs="Times New Roman"/>
-        </w:rPr>
-        <w:t xml:space="preserve">和</w:t>
-      </w:r>
-      <w:r>
-        <w:rPr>
-          <w:rFonts w:ascii="Times New Roman" w:hAnsi="Times New Roman" w:eastAsia="Times New Roman" w:cs="Times New Roman"/>
-        </w:rPr>
-        <w:t xml:space="preserve"> 1000 kPa </w:t>
-      </w:r>
-      <w:r>
-        <w:rPr>
-          <w:rFonts w:hint="eastAsia" w:ascii="Times New Roman" w:hAnsi="Times New Roman" w:eastAsia="FangSong" w:cs="Times New Roman"/>
-        </w:rPr>
-        <w:t>压力下达成平衡</w:t>
-      </w:r>
-      <w:r>
-        <w:rPr>
-          <w:rFonts w:hint="eastAsia" w:ascii="Times New Roman" w:hAnsi="Times New Roman" w:eastAsia="Times New Roman" w:cs="Times New Roman"/>
-        </w:rPr>
-        <w:t>，</w:t>
-      </w:r>
-      <w:r>
-        <w:rPr>
-          <w:rFonts w:hint="eastAsia" w:ascii="Times New Roman" w:hAnsi="Times New Roman" w:eastAsia="FangSong" w:cs="Times New Roman"/>
-        </w:rPr>
-        <w:t>平衡产物中氨的摩尔分数为</w:t>
-      </w:r>
-      <w:r>
-        <w:rPr>
-          <w:rFonts w:ascii="Times New Roman" w:hAnsi="Times New Roman" w:eastAsia="Times New Roman" w:cs="Times New Roman"/>
-        </w:rPr>
-        <w:t xml:space="preserve"> </w:t>
-      </w:r>
-      <w:r>
-        <w:rPr>
-          <w:rFonts w:hint="eastAsia" w:ascii="Times New Roman" w:hAnsi="Times New Roman" w:eastAsia="Times New Roman" w:cs="Times New Roman"/>
-        </w:rPr>
-        <w:t>0.0385。</w:t>
-      </w:r>
-      <w:r>
-        <w:rPr>
-          <w:rFonts w:hint="eastAsia" w:ascii="Times New Roman" w:hAnsi="Times New Roman" w:eastAsia="FangSong" w:cs="Times New Roman"/>
-        </w:rPr>
-        <w:t>试求</w:t>
-      </w:r>
-      <w:r>
-        <w:rPr>
-          <w:rFonts w:hint="eastAsia" w:ascii="Times New Roman" w:hAnsi="Times New Roman" w:eastAsia="Times New Roman" w:cs="Times New Roman"/>
-        </w:rPr>
-        <w:t>:</w:t>
-      </w:r>
-      <w:r>
-        <w:rPr>
-          <w:rFonts w:ascii="Times New Roman" w:hAnsi="Times New Roman" w:eastAsia="Times New Roman" w:cs="Times New Roman"/>
-        </w:rPr>
-        <w:t xml:space="preserve"> </w:t>
-      </w:r>
-      <w:r>
-        <w:rPr>
-          <w:rFonts w:ascii="Times New Roman" w:hAnsi="Times New Roman" w:eastAsia="Times New Roman" w:cs="Times New Roman"/>
-        </w:rPr>
-        <w:t xml:space="preserve">(1) </w:t>
-      </w:r>
-      <w:r>
-        <w:rPr>
-          <w:rFonts w:hint="eastAsia" w:ascii="Times New Roman" w:hAnsi="Times New Roman" w:eastAsia="FangSong" w:cs="Times New Roman"/>
-        </w:rPr>
-        <w:t xml:space="preserve">该反应在该条件下的标准平衡常数</w:t>
-      </w:r>
-      <w:r>
-        <w:rPr>
-          <w:rFonts w:ascii="Times New Roman" w:hAnsi="Times New Roman" w:eastAsia="Times New Roman" w:cs="Times New Roman"/>
-        </w:rPr>
-        <w:t xml:space="preserve"> Kpθ。(2) </w:t>
-      </w:r>
-      <w:r>
-        <w:rPr>
-          <w:rFonts w:hint="eastAsia" w:ascii="Times New Roman" w:hAnsi="Times New Roman" w:eastAsia="FangSong" w:cs="Times New Roman"/>
-        </w:rPr>
-        <w:t>在该温度下</w:t>
-      </w:r>
-      <w:r>
-        <w:rPr>
-          <w:rFonts w:hint="eastAsia" w:ascii="Times New Roman" w:hAnsi="Times New Roman" w:eastAsia="Times New Roman" w:cs="Times New Roman"/>
-        </w:rPr>
-        <w:t>，</w:t>
-      </w:r>
-      <w:r>
-        <w:rPr>
-          <w:rFonts w:hint="eastAsia" w:ascii="Times New Roman" w:hAnsi="Times New Roman" w:eastAsia="FangSong" w:cs="Times New Roman"/>
-        </w:rPr>
-        <w:t>若要使氨的摩尔分数为</w:t>
-      </w:r>
-      <w:r>
-        <w:rPr>
-          <w:rFonts w:ascii="Times New Roman" w:hAnsi="Times New Roman" w:eastAsia="Times New Roman" w:cs="Times New Roman"/>
-        </w:rPr>
-        <w:t xml:space="preserve"> </w:t>
-      </w:r>
-      <w:r>
-        <w:rPr>
-          <w:rFonts w:hint="eastAsia" w:ascii="Times New Roman" w:hAnsi="Times New Roman" w:eastAsia="Times New Roman" w:cs="Times New Roman"/>
-        </w:rPr>
-        <w:t>0.05，</w:t>
-      </w:r>
-      <w:r>
-        <w:rPr>
-          <w:rFonts w:hint="eastAsia" w:ascii="Times New Roman" w:hAnsi="Times New Roman" w:eastAsia="FangSong" w:cs="Times New Roman"/>
-        </w:rPr>
-        <w:t>应控制总压为多少</w:t>
-      </w:r>
-      <w:r>
-        <w:rPr>
-          <w:rFonts w:hint="eastAsia" w:ascii="Times New Roman" w:hAnsi="Times New Roman" w:eastAsia="Times New Roman" w:cs="Times New Roman"/>
-        </w:rPr>
-        <w:t>?</w:t>
-      </w:r>
-    </w:p>
-    <w:p>
-      <w:pPr>
-        <w:pStyle w:val="BodyText"/>
-      </w:pPr>
-      <w:r>
-        <w:rPr>
-          <w:rFonts w:ascii="Times New Roman" w:hAnsi="Times New Roman" w:eastAsia="Times New Roman" w:cs="Times New Roman"/>
-        </w:rPr>
-        <w:t xml:space="preserve">📖 </w:t>
-      </w:r>
-      <w:r>
-        <w:rPr>
-          <w:rFonts w:hint="eastAsia" w:ascii="Times New Roman" w:hAnsi="Times New Roman" w:eastAsia="FangSong" w:cs="Times New Roman"/>
-        </w:rPr>
-        <w:t xml:space="preserve">查看答案</w:t>
-      </w:r>
-    </w:p>
-    <w:p>
-      <w:pPr>
-        <w:pStyle w:val="Compact"/>
-        <w:numPr>
-          <w:ilvl w:val="0"/>
-          <w:numId w:val="1012"/>
-        </w:numPr>
-      </w:pPr>
-      <w:r>
-        <w:rPr>
-          <w:rFonts w:ascii="Times New Roman" w:hAnsi="Times New Roman" w:eastAsia="Times New Roman" w:cs="Times New Roman"/>
-        </w:rPr>
-        <w:t>Kpθ = 6.76×10</w:t>
-      </w:r>
-      <w:r>
-        <w:rPr>
-          <w:rFonts w:ascii="Times New Roman" w:hAnsi="Times New Roman" w:eastAsia="Times New Roman" w:cs="Times New Roman"/>
-          <w:vertAlign w:val="superscript"/>
-        </w:rPr>
-        <w:t>-5</w:t>
-      </w:r>
-      <w:r>
-        <w:rPr>
-          <w:rFonts w:ascii="Times New Roman" w:hAnsi="Times New Roman" w:eastAsia="Times New Roman" w:cs="Times New Roman"/>
-        </w:rPr>
-        <w:t xml:space="preserve"> (2) </w:t>
-      </w:r>
-      <w:r>
-        <w:rPr>
-          <w:rFonts w:hint="eastAsia" w:ascii="Times New Roman" w:hAnsi="Times New Roman" w:eastAsia="Times New Roman" w:cs="Times New Roman"/>
-        </w:rPr>
-        <w:t>p_</w:t>
-      </w:r>
-      <w:r>
-        <w:rPr>
-          <w:rFonts w:hint="eastAsia" w:ascii="Times New Roman" w:hAnsi="Times New Roman" w:eastAsia="FangSong" w:cs="Times New Roman"/>
-        </w:rPr>
-        <w:t>总</w:t>
-      </w:r>
-      <w:r>
-        <w:rPr>
-          <w:rFonts w:ascii="Times New Roman" w:hAnsi="Times New Roman" w:eastAsia="Times New Roman" w:cs="Times New Roman"/>
-        </w:rPr>
-        <w:t xml:space="preserve"> = 1450 kPa</w:t>
-      </w:r>
-    </w:p>
-    <w:p>
-      <w:pPr>
-        <w:spacing w:before="160" w:after="80"/>
-      </w:pPr>
-      <w:r>
-        <w:pict>
-          <v:rect style="width:0;height:1.5pt" o:hralign="center" o:hrstd="t" o:hr="t"/>
-        </w:pict>
-      </w:r>
-    </w:p>
-    <w:bookmarkEnd w:id="17"/>
-    <w:bookmarkStart w:id="18" w:name="上海中学-化学平衡-习题7-d4"/>
-    <w:p>
-      <w:pPr>
-        <w:pStyle w:val="Heading2"/>
-        <w:spacing w:before="280" w:after="120"/>
-      </w:pPr>
-      <w:r>
-        <w:rPr>
-          <w:rFonts w:ascii="Times New Roman" w:hAnsi="Times New Roman" w:eastAsia="Times New Roman" w:cs="Times New Roman"/>
-        </w:rPr>
-        <w:t xml:space="preserve">2.10 </w:t>
-      </w:r>
-      <w:r>
-        <w:rPr>
-          <w:rFonts w:hint="eastAsia" w:ascii="Times New Roman" w:hAnsi="Times New Roman" w:eastAsia="SimHei" w:cs="Times New Roman"/>
-        </w:rPr>
-        <w:t>上海中学</w:t>
-      </w:r>
-      <w:r>
-        <w:rPr>
-          <w:rFonts w:hint="eastAsia" w:ascii="Times New Roman" w:hAnsi="Times New Roman" w:eastAsia="Times New Roman" w:cs="Times New Roman"/>
-        </w:rPr>
-        <w:t>-</w:t>
-      </w:r>
-      <w:r>
-        <w:rPr>
-          <w:rFonts w:hint="eastAsia" w:ascii="Times New Roman" w:hAnsi="Times New Roman" w:eastAsia="SimHei" w:cs="Times New Roman"/>
-        </w:rPr>
-        <w:t>化学平衡</w:t>
-      </w:r>
-      <w:r>
-        <w:rPr>
-          <w:rFonts w:hint="eastAsia" w:ascii="Times New Roman" w:hAnsi="Times New Roman" w:eastAsia="Times New Roman" w:cs="Times New Roman"/>
-        </w:rPr>
-        <w:t>-</w:t>
-      </w:r>
-      <w:r>
-        <w:rPr>
-          <w:rFonts w:hint="eastAsia" w:ascii="Times New Roman" w:hAnsi="Times New Roman" w:eastAsia="SimHei" w:cs="Times New Roman"/>
-        </w:rPr>
-        <w:t>习题</w:t>
-      </w:r>
-      <w:r>
-        <w:rPr>
-          <w:rFonts w:hint="eastAsia" w:ascii="Times New Roman" w:hAnsi="Times New Roman" w:eastAsia="Times New Roman" w:cs="Times New Roman"/>
-        </w:rPr>
-        <w:t>7</w:t>
-      </w:r>
-      <w:r>
-        <w:rPr>
-          <w:rFonts w:ascii="Times New Roman" w:hAnsi="Times New Roman" w:eastAsia="Times New Roman" w:cs="Times New Roman"/>
-        </w:rPr>
-        <w:t xml:space="preserve"> 〔🟢 d4〕</w:t>
-      </w:r>
-    </w:p>
-    <w:p>
-      <w:pPr>
-        <w:pStyle w:val="FirstParagraph"/>
-      </w:pPr>
-      <w:r>
-        <w:rPr>
-          <w:rFonts w:ascii="Times New Roman" w:hAnsi="Times New Roman" w:eastAsia="Times New Roman" w:cs="Times New Roman"/>
-          <w:b/>
-          <w:bCs/>
-        </w:rPr>
-        <w:t xml:space="preserve">7.</w:t>
-      </w:r>
-      <w:r>
-        <w:rPr>
-          <w:rFonts w:ascii="Times New Roman" w:hAnsi="Times New Roman" w:eastAsia="Times New Roman" w:cs="Times New Roman"/>
-        </w:rPr>
-        <w:t xml:space="preserve"> </w:t>
-      </w:r>
-      <w:r>
-        <w:rPr>
-          <w:rFonts w:hint="eastAsia" w:ascii="Times New Roman" w:hAnsi="Times New Roman" w:eastAsia="FangSong" w:cs="Times New Roman"/>
-        </w:rPr>
-        <w:t xml:space="preserve">已知</w:t>
-      </w:r>
-      <w:r>
-        <w:rPr>
-          <w:rFonts w:ascii="Times New Roman" w:hAnsi="Times New Roman" w:eastAsia="Times New Roman" w:cs="Times New Roman"/>
-        </w:rPr>
-        <w:t xml:space="preserve"> Br</w:t>
-      </w:r>
-      <w:r>
-        <w:rPr>
-          <w:rFonts w:ascii="Times New Roman" w:hAnsi="Times New Roman" w:eastAsia="Times New Roman" w:cs="Times New Roman"/>
-          <w:vertAlign w:val="subscript"/>
-        </w:rPr>
-        <w:t>2</w:t>
-      </w:r>
-      <w:r>
-        <w:rPr>
-          <w:rFonts w:ascii="Times New Roman" w:hAnsi="Times New Roman" w:eastAsia="Times New Roman" w:cs="Times New Roman"/>
-        </w:rPr>
-        <w:t xml:space="preserve">(g) </w:t>
-      </w:r>
-      <w:r>
-        <w:rPr>
-          <w:rFonts w:hint="eastAsia" w:ascii="Times New Roman" w:hAnsi="Times New Roman" w:eastAsia="FangSong" w:cs="Times New Roman"/>
-        </w:rPr>
-        <w:t xml:space="preserve">的标准生成热</w:t>
-      </w:r>
-      <w:r>
-        <w:rPr>
-          <w:rFonts w:ascii="Times New Roman" w:hAnsi="Times New Roman" w:eastAsia="Times New Roman" w:cs="Times New Roman"/>
-        </w:rPr>
-        <w:t xml:space="preserve"> ΔfH</w:t>
-      </w:r>
-      <w:r>
-        <w:rPr>
-          <w:rFonts w:ascii="Times New Roman" w:hAnsi="Times New Roman" w:eastAsia="Times New Roman" w:cs="Times New Roman"/>
-          <w:vertAlign w:val="subscript"/>
-        </w:rPr>
-        <w:t>m</w:t>
-      </w:r>
-      <w:r>
-        <w:rPr>
-          <w:rFonts w:ascii="Times New Roman" w:hAnsi="Times New Roman" w:eastAsia="Times New Roman" w:cs="Times New Roman"/>
-        </w:rPr>
-        <w:t xml:space="preserve">θ(298K) </w:t>
-      </w:r>
-      <w:r>
-        <w:rPr>
-          <w:rFonts w:hint="eastAsia" w:ascii="Times New Roman" w:hAnsi="Times New Roman" w:eastAsia="FangSong" w:cs="Times New Roman"/>
-        </w:rPr>
-        <w:t xml:space="preserve">和标准生成自由能</w:t>
-      </w:r>
-      <w:r>
-        <w:rPr>
-          <w:rFonts w:ascii="Times New Roman" w:hAnsi="Times New Roman" w:eastAsia="Times New Roman" w:cs="Times New Roman"/>
-        </w:rPr>
-        <w:t xml:space="preserve"> ΔfG</w:t>
-      </w:r>
-      <w:r>
-        <w:rPr>
-          <w:rFonts w:ascii="Times New Roman" w:hAnsi="Times New Roman" w:eastAsia="Times New Roman" w:cs="Times New Roman"/>
-          <w:vertAlign w:val="subscript"/>
-        </w:rPr>
-        <w:t>m</w:t>
-      </w:r>
-      <w:r>
-        <w:rPr>
-          <w:rFonts w:ascii="Times New Roman" w:hAnsi="Times New Roman" w:eastAsia="Times New Roman" w:cs="Times New Roman"/>
-        </w:rPr>
-        <w:t xml:space="preserve">θ(298K) </w:t>
-      </w:r>
-      <w:r>
-        <w:rPr>
-          <w:rFonts w:hint="eastAsia" w:ascii="Times New Roman" w:hAnsi="Times New Roman" w:eastAsia="FangSong" w:cs="Times New Roman"/>
-        </w:rPr>
-        <w:t xml:space="preserve">分别为</w:t>
-      </w:r>
-      <w:r>
-        <w:rPr>
-          <w:rFonts w:ascii="Times New Roman" w:hAnsi="Times New Roman" w:eastAsia="Times New Roman" w:cs="Times New Roman"/>
-        </w:rPr>
-        <w:t xml:space="preserve"> 30.71 kJ·mol</w:t>
-      </w:r>
-      <w:r>
-        <w:rPr>
-          <w:rFonts w:ascii="Times New Roman" w:hAnsi="Times New Roman" w:eastAsia="Times New Roman" w:cs="Times New Roman"/>
-          <w:vertAlign w:val="superscript"/>
-        </w:rPr>
-        <w:t>-1</w:t>
-      </w:r>
-      <w:r>
-        <w:rPr>
-          <w:rFonts w:ascii="Times New Roman" w:hAnsi="Times New Roman" w:eastAsia="Times New Roman" w:cs="Times New Roman"/>
-        </w:rPr>
-        <w:t xml:space="preserve"> </w:t>
-      </w:r>
-      <w:r>
-        <w:rPr>
-          <w:rFonts w:hint="eastAsia" w:ascii="Times New Roman" w:hAnsi="Times New Roman" w:eastAsia="FangSong" w:cs="Times New Roman"/>
-        </w:rPr>
-        <w:t xml:space="preserve">和</w:t>
-      </w:r>
-      <w:r>
-        <w:rPr>
-          <w:rFonts w:ascii="Times New Roman" w:hAnsi="Times New Roman" w:eastAsia="Times New Roman" w:cs="Times New Roman"/>
-        </w:rPr>
-        <w:t xml:space="preserve"> 3.14 kJ·mol</w:t>
-      </w:r>
-      <w:r>
-        <w:rPr>
-          <w:rFonts w:ascii="Times New Roman" w:hAnsi="Times New Roman" w:eastAsia="Times New Roman" w:cs="Times New Roman"/>
-          <w:vertAlign w:val="superscript"/>
-        </w:rPr>
-        <w:t>-1</w:t>
-      </w:r>
-      <w:r>
-        <w:rPr>
-          <w:rFonts w:ascii="Times New Roman" w:hAnsi="Times New Roman" w:eastAsia="Times New Roman" w:cs="Times New Roman"/>
-        </w:rPr>
-        <w:t>。</w:t>
-      </w:r>
-      <w:r>
-        <w:rPr>
-          <w:rFonts w:ascii="Times New Roman" w:hAnsi="Times New Roman" w:eastAsia="Times New Roman" w:cs="Times New Roman"/>
-        </w:rPr>
-        <w:t xml:space="preserve"> </w:t>
-      </w:r>
-      <w:r>
-        <w:rPr>
-          <w:rFonts w:ascii="Times New Roman" w:hAnsi="Times New Roman" w:eastAsia="Times New Roman" w:cs="Times New Roman"/>
-        </w:rPr>
-        <w:t xml:space="preserve">(1) </w:t>
-      </w:r>
-      <w:r>
-        <w:rPr>
-          <w:rFonts w:hint="eastAsia" w:ascii="Times New Roman" w:hAnsi="Times New Roman" w:eastAsia="FangSong" w:cs="Times New Roman"/>
-        </w:rPr>
-        <w:t xml:space="preserve">计算液态溴在</w:t>
-      </w:r>
-      <w:r>
-        <w:rPr>
-          <w:rFonts w:ascii="Times New Roman" w:hAnsi="Times New Roman" w:eastAsia="Times New Roman" w:cs="Times New Roman"/>
-        </w:rPr>
-        <w:t xml:space="preserve"> 298 K </w:t>
-      </w:r>
-      <w:r>
-        <w:rPr>
-          <w:rFonts w:hint="eastAsia" w:ascii="Times New Roman" w:hAnsi="Times New Roman" w:eastAsia="FangSong" w:cs="Times New Roman"/>
-        </w:rPr>
-        <w:t>时的蒸气压</w:t>
-      </w:r>
-      <w:r>
-        <w:rPr>
-          <w:rFonts w:hint="eastAsia" w:ascii="Times New Roman" w:hAnsi="Times New Roman" w:eastAsia="Times New Roman" w:cs="Times New Roman"/>
-        </w:rPr>
-        <w:t>。(2)</w:t>
-      </w:r>
-      <w:r>
-        <w:rPr>
-          <w:rFonts w:ascii="Times New Roman" w:hAnsi="Times New Roman" w:eastAsia="Times New Roman" w:cs="Times New Roman"/>
-        </w:rPr>
-        <w:t xml:space="preserve"> </w:t>
-      </w:r>
-      <w:r>
-        <w:rPr>
-          <w:rFonts w:hint="eastAsia" w:ascii="Times New Roman" w:hAnsi="Times New Roman" w:eastAsia="FangSong" w:cs="Times New Roman"/>
-        </w:rPr>
-        <w:t xml:space="preserve">近似计算溴在</w:t>
-      </w:r>
-      <w:r>
-        <w:rPr>
-          <w:rFonts w:ascii="Times New Roman" w:hAnsi="Times New Roman" w:eastAsia="Times New Roman" w:cs="Times New Roman"/>
-        </w:rPr>
-        <w:t xml:space="preserve"> 323 K </w:t>
-      </w:r>
-      <w:r>
-        <w:rPr>
-          <w:rFonts w:hint="eastAsia" w:ascii="Times New Roman" w:hAnsi="Times New Roman" w:eastAsia="FangSong" w:cs="Times New Roman"/>
-        </w:rPr>
-        <w:t>时的蒸气压</w:t>
-      </w:r>
-      <w:r>
-        <w:rPr>
-          <w:rFonts w:hint="eastAsia" w:ascii="Times New Roman" w:hAnsi="Times New Roman" w:eastAsia="Times New Roman" w:cs="Times New Roman"/>
-        </w:rPr>
-        <w:t>。(3)</w:t>
-      </w:r>
-      <w:r>
-        <w:rPr>
-          <w:rFonts w:ascii="Times New Roman" w:hAnsi="Times New Roman" w:eastAsia="Times New Roman" w:cs="Times New Roman"/>
-        </w:rPr>
-        <w:t xml:space="preserve"> </w:t>
-      </w:r>
-      <w:r>
-        <w:rPr>
-          <w:rFonts w:hint="eastAsia" w:ascii="Times New Roman" w:hAnsi="Times New Roman" w:eastAsia="FangSong" w:cs="Times New Roman"/>
-        </w:rPr>
-        <w:t>近似计算标准压力下液态溴的沸点</w:t>
-      </w:r>
-      <w:r>
-        <w:rPr>
-          <w:rFonts w:hint="eastAsia" w:ascii="Times New Roman" w:hAnsi="Times New Roman" w:eastAsia="Times New Roman" w:cs="Times New Roman"/>
-        </w:rPr>
-        <w:t>。</w:t>
-      </w:r>
-    </w:p>
-    <w:p>
-      <w:pPr>
-        <w:pStyle w:val="BodyText"/>
-      </w:pPr>
-      <w:r>
-        <w:rPr>
-          <w:rFonts w:ascii="Times New Roman" w:hAnsi="Times New Roman" w:eastAsia="Times New Roman" w:cs="Times New Roman"/>
-        </w:rPr>
-        <w:t xml:space="preserve">📖 </w:t>
-      </w:r>
-      <w:r>
-        <w:rPr>
-          <w:rFonts w:hint="eastAsia" w:ascii="Times New Roman" w:hAnsi="Times New Roman" w:eastAsia="FangSong" w:cs="Times New Roman"/>
-        </w:rPr>
-        <w:t xml:space="preserve">查看答案</w:t>
-      </w:r>
-    </w:p>
-    <w:p>
-      <w:pPr>
-        <w:pStyle w:val="Compact"/>
-        <w:numPr>
-          <w:ilvl w:val="0"/>
-          <w:numId w:val="1013"/>
-        </w:numPr>
-      </w:pPr>
-      <w:r>
-        <w:rPr>
-          <w:rFonts w:ascii="Times New Roman" w:hAnsi="Times New Roman" w:eastAsia="Times New Roman" w:cs="Times New Roman"/>
-        </w:rPr>
-        <w:t xml:space="preserve">27600 Pa (2) 75600 Pa (3) 331 K</w:t>
-      </w:r>
-    </w:p>
-    <w:p>
-      <w:pPr>
-        <w:spacing w:before="160" w:after="80"/>
-      </w:pPr>
-      <w:r>
-        <w:pict>
-          <v:rect style="width:0;height:1.5pt" o:hralign="center" o:hrstd="t" o:hr="t"/>
-        </w:pict>
-      </w:r>
-    </w:p>
-    <w:bookmarkEnd w:id="18"/>
-    <w:bookmarkStart w:id="19" w:name="上海中学-化学平衡-习题8-d4"/>
-    <w:p>
-      <w:pPr>
-        <w:pStyle w:val="Heading2"/>
-        <w:spacing w:before="280" w:after="120"/>
-      </w:pPr>
-      <w:r>
-        <w:rPr>
-          <w:rFonts w:ascii="Times New Roman" w:hAnsi="Times New Roman" w:eastAsia="Times New Roman" w:cs="Times New Roman"/>
-        </w:rPr>
-        <w:t xml:space="preserve">2.11 </w:t>
-      </w:r>
-      <w:r>
-        <w:rPr>
-          <w:rFonts w:hint="eastAsia" w:ascii="Times New Roman" w:hAnsi="Times New Roman" w:eastAsia="SimHei" w:cs="Times New Roman"/>
-        </w:rPr>
-        <w:t>上海中学</w:t>
-      </w:r>
-      <w:r>
-        <w:rPr>
-          <w:rFonts w:hint="eastAsia" w:ascii="Times New Roman" w:hAnsi="Times New Roman" w:eastAsia="Times New Roman" w:cs="Times New Roman"/>
-        </w:rPr>
-        <w:t>-</w:t>
-      </w:r>
-      <w:r>
-        <w:rPr>
-          <w:rFonts w:hint="eastAsia" w:ascii="Times New Roman" w:hAnsi="Times New Roman" w:eastAsia="SimHei" w:cs="Times New Roman"/>
-        </w:rPr>
-        <w:t>化学平衡</w:t>
-      </w:r>
-      <w:r>
-        <w:rPr>
-          <w:rFonts w:hint="eastAsia" w:ascii="Times New Roman" w:hAnsi="Times New Roman" w:eastAsia="Times New Roman" w:cs="Times New Roman"/>
-        </w:rPr>
-        <w:t>-</w:t>
-      </w:r>
-      <w:r>
-        <w:rPr>
-          <w:rFonts w:hint="eastAsia" w:ascii="Times New Roman" w:hAnsi="Times New Roman" w:eastAsia="SimHei" w:cs="Times New Roman"/>
-        </w:rPr>
-        <w:t>习题</w:t>
-      </w:r>
-      <w:r>
-        <w:rPr>
-          <w:rFonts w:hint="eastAsia" w:ascii="Times New Roman" w:hAnsi="Times New Roman" w:eastAsia="Times New Roman" w:cs="Times New Roman"/>
-        </w:rPr>
-        <w:t>8</w:t>
-      </w:r>
-      <w:r>
-        <w:rPr>
-          <w:rFonts w:ascii="Times New Roman" w:hAnsi="Times New Roman" w:eastAsia="Times New Roman" w:cs="Times New Roman"/>
-        </w:rPr>
-        <w:t xml:space="preserve"> 〔🟢 d4〕</w:t>
-      </w:r>
-    </w:p>
-    <w:p>
-      <w:pPr>
-        <w:pStyle w:val="FirstParagraph"/>
-      </w:pPr>
-      <w:r>
-        <w:rPr>
-          <w:rFonts w:ascii="Times New Roman" w:hAnsi="Times New Roman" w:eastAsia="Times New Roman" w:cs="Times New Roman"/>
-          <w:b/>
-          <w:bCs/>
-        </w:rPr>
-        <w:t xml:space="preserve">8.</w:t>
-      </w:r>
-      <w:r>
-        <w:rPr>
-          <w:rFonts w:hint="eastAsia" w:ascii="Times New Roman" w:hAnsi="Times New Roman" w:eastAsia="Times New Roman" w:cs="Times New Roman"/>
-        </w:rPr>
-        <w:t>（2006</w:t>
-      </w:r>
-      <w:r>
-        <w:rPr>
-          <w:rFonts w:hint="eastAsia" w:ascii="Times New Roman" w:hAnsi="Times New Roman" w:eastAsia="FangSong" w:cs="Times New Roman"/>
-        </w:rPr>
-        <w:t>年全国决赛</w:t>
-      </w:r>
-      <w:r>
-        <w:rPr>
-          <w:rFonts w:hint="eastAsia" w:ascii="Times New Roman" w:hAnsi="Times New Roman" w:eastAsia="Times New Roman" w:cs="Times New Roman"/>
-        </w:rPr>
-        <w:t>）</w:t>
-      </w:r>
-      <w:r>
-        <w:rPr>
-          <w:rFonts w:hint="eastAsia" w:ascii="Times New Roman" w:hAnsi="Times New Roman" w:eastAsia="FangSong" w:cs="Times New Roman"/>
-        </w:rPr>
-        <w:t>以甲醇为甲基化试剂的甲苯甲基化反应是石油化工中制备对二甲苯的重要方法之一</w:t>
-      </w:r>
-      <w:r>
-        <w:rPr>
-          <w:rFonts w:hint="eastAsia" w:ascii="Times New Roman" w:hAnsi="Times New Roman" w:eastAsia="Times New Roman" w:cs="Times New Roman"/>
-        </w:rPr>
-        <w:t>。</w:t>
-      </w:r>
-      <w:r>
-        <w:rPr>
-          <w:rFonts w:ascii="Times New Roman" w:hAnsi="Times New Roman" w:eastAsia="Times New Roman" w:cs="Times New Roman"/>
-        </w:rPr>
-        <w:t xml:space="preserve"> </w:t>
-      </w:r>
-      <w:r>
-        <w:rPr>
-          <w:rFonts w:ascii="Times New Roman" w:hAnsi="Times New Roman" w:eastAsia="Times New Roman" w:cs="Times New Roman"/>
-        </w:rPr>
-        <w:t xml:space="preserve">(1) </w:t>
-      </w:r>
-      <w:r>
-        <w:rPr>
-          <w:rFonts w:hint="eastAsia" w:ascii="Times New Roman" w:hAnsi="Times New Roman" w:eastAsia="FangSong" w:cs="Times New Roman"/>
-        </w:rPr>
-        <w:t>请回答其中有几个热力学上独立的化学反应</w:t>
-      </w:r>
-      <w:r>
-        <w:rPr>
-          <w:rFonts w:hint="eastAsia" w:ascii="Times New Roman" w:hAnsi="Times New Roman" w:eastAsia="Times New Roman" w:cs="Times New Roman"/>
-        </w:rPr>
-        <w:t>。(2)</w:t>
-      </w:r>
-      <w:r>
-        <w:rPr>
-          <w:rFonts w:ascii="Times New Roman" w:hAnsi="Times New Roman" w:eastAsia="Times New Roman" w:cs="Times New Roman"/>
-        </w:rPr>
-        <w:t xml:space="preserve"> </w:t>
-      </w:r>
-      <w:r>
-        <w:rPr>
-          <w:rFonts w:hint="eastAsia" w:ascii="Times New Roman" w:hAnsi="Times New Roman" w:eastAsia="FangSong" w:cs="Times New Roman"/>
-        </w:rPr>
-        <w:t xml:space="preserve">若反应起始时体系中只有</w:t>
-      </w:r>
-      <w:r>
-        <w:rPr>
-          <w:rFonts w:ascii="Times New Roman" w:hAnsi="Times New Roman" w:eastAsia="Times New Roman" w:cs="Times New Roman"/>
-        </w:rPr>
-        <w:t xml:space="preserve"> 1 mol </w:t>
-      </w:r>
-      <w:r>
-        <w:rPr>
-          <w:rFonts w:hint="eastAsia" w:ascii="Times New Roman" w:hAnsi="Times New Roman" w:eastAsia="FangSong" w:cs="Times New Roman"/>
-        </w:rPr>
-        <w:t xml:space="preserve">甲醇和</w:t>
-      </w:r>
-      <w:r>
-        <w:rPr>
-          <w:rFonts w:ascii="Times New Roman" w:hAnsi="Times New Roman" w:eastAsia="Times New Roman" w:cs="Times New Roman"/>
-        </w:rPr>
-        <w:t xml:space="preserve"> 1 mol </w:t>
-      </w:r>
-      <w:r>
-        <w:rPr>
-          <w:rFonts w:hint="eastAsia" w:ascii="Times New Roman" w:hAnsi="Times New Roman" w:eastAsia="FangSong" w:cs="Times New Roman"/>
-        </w:rPr>
-        <w:t>甲苯</w:t>
-      </w:r>
-      <w:r>
-        <w:rPr>
-          <w:rFonts w:hint="eastAsia" w:ascii="Times New Roman" w:hAnsi="Times New Roman" w:eastAsia="Times New Roman" w:cs="Times New Roman"/>
-        </w:rPr>
-        <w:t>，</w:t>
-      </w:r>
-      <w:r>
-        <w:rPr>
-          <w:rFonts w:hint="eastAsia" w:ascii="Times New Roman" w:hAnsi="Times New Roman" w:eastAsia="FangSong" w:cs="Times New Roman"/>
-        </w:rPr>
-        <w:t>平衡时体系内对</w:t>
-      </w:r>
-      <w:r>
-        <w:rPr>
-          <w:rFonts w:hint="eastAsia" w:ascii="Times New Roman" w:hAnsi="Times New Roman" w:eastAsia="Times New Roman" w:cs="Times New Roman"/>
-        </w:rPr>
-        <w:t>、</w:t>
-      </w:r>
-      <w:r>
-        <w:rPr>
-          <w:rFonts w:hint="eastAsia" w:ascii="Times New Roman" w:hAnsi="Times New Roman" w:eastAsia="FangSong" w:cs="Times New Roman"/>
-        </w:rPr>
-        <w:t>间</w:t>
-      </w:r>
-      <w:r>
-        <w:rPr>
-          <w:rFonts w:hint="eastAsia" w:ascii="Times New Roman" w:hAnsi="Times New Roman" w:eastAsia="Times New Roman" w:cs="Times New Roman"/>
-        </w:rPr>
-        <w:t>、</w:t>
-      </w:r>
-      <w:r>
-        <w:rPr>
-          <w:rFonts w:hint="eastAsia" w:ascii="Times New Roman" w:hAnsi="Times New Roman" w:eastAsia="FangSong" w:cs="Times New Roman"/>
-        </w:rPr>
-        <w:t>邻二甲苯的含量分别为</w:t>
-      </w:r>
-      <w:r>
-        <w:rPr>
-          <w:rFonts w:ascii="Times New Roman" w:hAnsi="Times New Roman" w:eastAsia="Times New Roman" w:cs="Times New Roman"/>
-        </w:rPr>
-        <w:t xml:space="preserve"> x、y、z </w:t>
-      </w:r>
-      <w:r>
-        <w:rPr>
-          <w:rFonts w:hint="eastAsia" w:ascii="Times New Roman" w:hAnsi="Times New Roman" w:eastAsia="Times New Roman" w:cs="Times New Roman"/>
-        </w:rPr>
-        <w:t>mol，</w:t>
-      </w:r>
-      <w:r>
-        <w:rPr>
-          <w:rFonts w:hint="eastAsia" w:ascii="Times New Roman" w:hAnsi="Times New Roman" w:eastAsia="FangSong" w:cs="Times New Roman"/>
-        </w:rPr>
-        <w:t>请写出反应</w:t>
-      </w:r>
-      <w:r>
-        <w:rPr>
-          <w:rFonts w:ascii="Times New Roman" w:hAnsi="Times New Roman" w:eastAsia="Times New Roman" w:cs="Times New Roman"/>
-        </w:rPr>
-        <w:t xml:space="preserve"> 1 </w:t>
-      </w:r>
-      <w:r>
-        <w:rPr>
-          <w:rFonts w:hint="eastAsia" w:ascii="Times New Roman" w:hAnsi="Times New Roman" w:eastAsia="FangSong" w:cs="Times New Roman"/>
-        </w:rPr>
-        <w:t xml:space="preserve">的平衡常数</w:t>
-      </w:r>
-      <w:r>
-        <w:rPr>
-          <w:rFonts w:ascii="Times New Roman" w:hAnsi="Times New Roman" w:eastAsia="Times New Roman" w:cs="Times New Roman"/>
-        </w:rPr>
-        <w:t xml:space="preserve"> K</w:t>
-      </w:r>
-      <w:r>
-        <w:rPr>
-          <w:rFonts w:ascii="Times New Roman" w:hAnsi="Times New Roman" w:eastAsia="Times New Roman" w:cs="Times New Roman"/>
-          <w:vertAlign w:val="subscript"/>
-        </w:rPr>
-        <w:t>1</w:t>
-      </w:r>
-      <w:r>
-        <w:rPr>
-          <w:rFonts w:ascii="Times New Roman" w:hAnsi="Times New Roman" w:eastAsia="Times New Roman" w:cs="Times New Roman"/>
-        </w:rPr>
-        <w:t xml:space="preserve"> </w:t>
-      </w:r>
-      <w:r>
-        <w:rPr>
-          <w:rFonts w:hint="eastAsia" w:ascii="Times New Roman" w:hAnsi="Times New Roman" w:eastAsia="FangSong" w:cs="Times New Roman"/>
-        </w:rPr>
-        <w:t>的表达式</w:t>
-      </w:r>
-      <w:r>
-        <w:rPr>
-          <w:rFonts w:hint="eastAsia" w:ascii="Times New Roman" w:hAnsi="Times New Roman" w:eastAsia="Times New Roman" w:cs="Times New Roman"/>
-        </w:rPr>
-        <w:t>。(3)</w:t>
-      </w:r>
-      <w:r>
-        <w:rPr>
-          <w:rFonts w:ascii="Times New Roman" w:hAnsi="Times New Roman" w:eastAsia="Times New Roman" w:cs="Times New Roman"/>
-        </w:rPr>
-        <w:t xml:space="preserve"> </w:t>
-      </w:r>
-      <w:r>
-        <w:rPr>
-          <w:rFonts w:hint="eastAsia" w:ascii="Times New Roman" w:hAnsi="Times New Roman" w:eastAsia="FangSong" w:cs="Times New Roman"/>
-        </w:rPr>
-        <w:t>根据表中的热力学数据</w:t>
-      </w:r>
-      <w:r>
-        <w:rPr>
-          <w:rFonts w:hint="eastAsia" w:ascii="Times New Roman" w:hAnsi="Times New Roman" w:eastAsia="Times New Roman" w:cs="Times New Roman"/>
-        </w:rPr>
-        <w:t>，</w:t>
-      </w:r>
-      <w:r>
-        <w:rPr>
-          <w:rFonts w:hint="eastAsia" w:ascii="Times New Roman" w:hAnsi="Times New Roman" w:eastAsia="FangSong" w:cs="Times New Roman"/>
-        </w:rPr>
-        <w:t>计算</w:t>
-      </w:r>
-      <w:r>
-        <w:rPr>
-          <w:rFonts w:ascii="Times New Roman" w:hAnsi="Times New Roman" w:eastAsia="Times New Roman" w:cs="Times New Roman"/>
-        </w:rPr>
-        <w:t xml:space="preserve"> 500 K </w:t>
-      </w:r>
-      <w:r>
-        <w:rPr>
-          <w:rFonts w:hint="eastAsia" w:ascii="Times New Roman" w:hAnsi="Times New Roman" w:eastAsia="FangSong" w:cs="Times New Roman"/>
-        </w:rPr>
-        <w:t xml:space="preserve">下反应</w:t>
-      </w:r>
-      <w:r>
-        <w:rPr>
-          <w:rFonts w:ascii="Times New Roman" w:hAnsi="Times New Roman" w:eastAsia="Times New Roman" w:cs="Times New Roman"/>
-        </w:rPr>
-        <w:t xml:space="preserve"> 1 </w:t>
-      </w:r>
-      <w:r>
-        <w:rPr>
-          <w:rFonts w:hint="eastAsia" w:ascii="Times New Roman" w:hAnsi="Times New Roman" w:eastAsia="FangSong" w:cs="Times New Roman"/>
-        </w:rPr>
-        <w:t>的平衡常数</w:t>
-      </w:r>
-      <w:r>
-        <w:rPr>
-          <w:rFonts w:hint="eastAsia" w:ascii="Times New Roman" w:hAnsi="Times New Roman" w:eastAsia="Times New Roman" w:cs="Times New Roman"/>
-        </w:rPr>
-        <w:t>。</w:t>
-      </w:r>
-    </w:p>
-    <w:p>
-      <w:pPr>
-        <w:pStyle w:val="BodyText"/>
-      </w:pPr>
-      <w:r>
-        <w:rPr>
-          <w:rFonts w:ascii="Times New Roman" w:hAnsi="Times New Roman" w:eastAsia="Times New Roman" w:cs="Times New Roman"/>
-        </w:rPr>
-        <w:t xml:space="preserve">📖 </w:t>
-      </w:r>
-      <w:r>
-        <w:rPr>
-          <w:rFonts w:hint="eastAsia" w:ascii="Times New Roman" w:hAnsi="Times New Roman" w:eastAsia="FangSong" w:cs="Times New Roman"/>
-        </w:rPr>
-        <w:t xml:space="preserve">查看答案</w:t>
-      </w:r>
-    </w:p>
-    <w:p>
-      <w:pPr>
-        <w:pStyle w:val="Compact"/>
-        <w:numPr>
-          <w:ilvl w:val="0"/>
-          <w:numId w:val="1014"/>
         </w:numPr>
       </w:pPr>
       <w:r>
@@ -8509,8 +6104,8 @@
         </w:pict>
       </w:r>
     </w:p>
-    <w:bookmarkEnd w:id="19"/>
-    <w:bookmarkStart w:id="20" w:name="上海中学-化学平衡-习题9-d4"/>
+    <w:bookmarkEnd w:id="18"/>
+    <w:bookmarkStart w:id="19" w:name="上海中学-化学平衡-习题9-d4"/>
     <w:p>
       <w:pPr>
         <w:pStyle w:val="Heading2"/>
@@ -8520,7 +6115,7 @@
         <w:rPr>
           <w:rFonts w:ascii="Times New Roman" w:hAnsi="Times New Roman" w:eastAsia="Times New Roman" w:cs="Times New Roman"/>
         </w:rPr>
-        <w:t xml:space="preserve">2.12 </w:t>
+        <w:t xml:space="preserve">2.11 </w:t>
       </w:r>
       <w:r>
         <w:rPr>
@@ -9010,7 +6605,7 @@
         <w:pStyle w:val="Compact"/>
         <w:numPr>
           <w:ilvl w:val="0"/>
-          <w:numId w:val="1015"/>
+          <w:numId w:val="1011"/>
         </w:numPr>
       </w:pPr>
       <w:r>
@@ -9072,8 +6667,8 @@
         </w:pict>
       </w:r>
     </w:p>
-    <w:bookmarkEnd w:id="20"/>
-    <w:bookmarkStart w:id="23" w:name="no2浓度变化计算-d4第25届初赛"/>
+    <w:bookmarkEnd w:id="19"/>
+    <w:bookmarkStart w:id="22" w:name="no2浓度变化计算-d4第25届初赛"/>
     <w:p>
       <w:pPr>
         <w:pStyle w:val="Heading2"/>
@@ -9083,7 +6678,7 @@
         <w:rPr>
           <w:rFonts w:ascii="Times New Roman" w:hAnsi="Times New Roman" w:eastAsia="Times New Roman" w:cs="Times New Roman"/>
         </w:rPr>
-        <w:t xml:space="preserve">2.13 </w:t>
+        <w:t xml:space="preserve">2.12 </w:t>
       </w:r>
       <w:r>
         <w:rPr>
@@ -9134,7 +6729,7 @@
         <w:t>）</w:t>
       </w:r>
     </w:p>
-    <w:bookmarkStart w:id="21" w:name="section"/>
+    <w:bookmarkStart w:id="20" w:name="section"/>
     <w:p>
       <w:pPr>
         <w:pStyle w:val="Heading3"/>
@@ -9577,8 +7172,8 @@
         <w:t>。</w:t>
       </w:r>
     </w:p>
-    <w:bookmarkEnd w:id="21"/>
-    <w:bookmarkStart w:id="22" w:name="section-1"/>
+    <w:bookmarkEnd w:id="20"/>
+    <w:bookmarkStart w:id="21" w:name="section-1"/>
     <w:p>
       <w:pPr>
         <w:pStyle w:val="Heading3"/>
@@ -10784,9 +8379,9 @@
         </w:pict>
       </w:r>
     </w:p>
+    <w:bookmarkEnd w:id="21"/>
     <w:bookmarkEnd w:id="22"/>
-    <w:bookmarkEnd w:id="23"/>
-    <w:bookmarkStart w:id="28" w:name="k下n2o4no2分压计算-d5第30届初赛"/>
+    <w:bookmarkStart w:id="27" w:name="k下n2o4no2分压计算-d5第30届初赛"/>
     <w:p>
       <w:pPr>
         <w:pStyle w:val="Heading2"/>
@@ -10796,7 +8391,7 @@
         <w:rPr>
           <w:rFonts w:ascii="Times New Roman" w:hAnsi="Times New Roman" w:eastAsia="Times New Roman" w:cs="Times New Roman"/>
         </w:rPr>
-        <w:t xml:space="preserve">2.14 </w:t>
+        <w:t xml:space="preserve">2.13 </w:t>
       </w:r>
       <w:r>
         <w:rPr>
@@ -10859,7 +8454,7 @@
         <w:t>）</w:t>
       </w:r>
     </w:p>
-    <w:bookmarkStart w:id="24" w:name="section-2"/>
+    <w:bookmarkStart w:id="23" w:name="section-2"/>
     <w:p>
       <w:pPr>
         <w:pStyle w:val="Heading3"/>
@@ -11335,8 +8930,8 @@
         <w:t>。</w:t>
       </w:r>
     </w:p>
-    <w:bookmarkEnd w:id="24"/>
-    <w:bookmarkStart w:id="25" w:name="section-3"/>
+    <w:bookmarkEnd w:id="23"/>
+    <w:bookmarkStart w:id="24" w:name="section-3"/>
     <w:p>
       <w:pPr>
         <w:pStyle w:val="Heading3"/>
@@ -11492,8 +9087,8 @@
         <w:t>。</w:t>
       </w:r>
     </w:p>
-    <w:bookmarkEnd w:id="25"/>
-    <w:bookmarkStart w:id="26" w:name="section-4"/>
+    <w:bookmarkEnd w:id="24"/>
+    <w:bookmarkStart w:id="25" w:name="section-4"/>
     <w:p>
       <w:pPr>
         <w:pStyle w:val="Heading3"/>
@@ -11612,8 +9207,8 @@
         <w:t>。</w:t>
       </w:r>
     </w:p>
-    <w:bookmarkEnd w:id="26"/>
-    <w:bookmarkStart w:id="27" w:name="section-5"/>
+    <w:bookmarkEnd w:id="25"/>
+    <w:bookmarkStart w:id="26" w:name="section-5"/>
     <w:p>
       <w:pPr>
         <w:pStyle w:val="Heading3"/>
@@ -11689,7 +9284,7 @@
       <w:pPr>
         <w:numPr>
           <w:ilvl w:val="0"/>
-          <w:numId w:val="1016"/>
+          <w:numId w:val="1012"/>
         </w:numPr>
       </w:pPr>
       <w:r>
@@ -11703,7 +9298,7 @@
       <w:pPr>
         <w:numPr>
           <w:ilvl w:val="0"/>
-          <w:numId w:val="1016"/>
+          <w:numId w:val="1012"/>
         </w:numPr>
       </w:pPr>
       <w:r>
@@ -11717,7 +9312,7 @@
       <w:pPr>
         <w:numPr>
           <w:ilvl w:val="0"/>
-          <w:numId w:val="1016"/>
+          <w:numId w:val="1012"/>
         </w:numPr>
       </w:pPr>
       <w:r>
@@ -11731,7 +9326,7 @@
       <w:pPr>
         <w:numPr>
           <w:ilvl w:val="0"/>
-          <w:numId w:val="1016"/>
+          <w:numId w:val="1012"/>
         </w:numPr>
       </w:pPr>
       <w:r>
@@ -17095,9 +14690,9 @@
         </w:pict>
       </w:r>
     </w:p>
+    <w:bookmarkEnd w:id="26"/>
     <w:bookmarkEnd w:id="27"/>
     <w:bookmarkEnd w:id="28"/>
-    <w:bookmarkEnd w:id="29"/>
     <w:sectPr>
       <w:footerReference w:type="default" r:id="rId9"/>
       <w:footnotePr>
@@ -17513,91 +15108,6 @@
       <w:start w:val="3"/>
       <w:numFmt w:val="lowerLetter"/>
       <w:lvlText w:val="(%9)"/>
-      <w:lvlJc w:val="left"/>
-      <w:pPr>
-        <w:ind w:left="6480" w:hanging="360"/>
-      </w:pPr>
-    </w:lvl>
-  </w:abstractNum>
-  <w:abstractNum w:abstractNumId="99411">
-    <w:nsid w:val="00A99411"/>
-    <w:multiLevelType w:val="multilevel"/>
-    <w:lvl w:ilvl="0">
-      <w:start w:val="1"/>
-      <w:numFmt w:val="decimal"/>
-      <w:lvlText w:val="%1."/>
-      <w:lvlJc w:val="left"/>
-      <w:pPr>
-        <w:ind w:left="720" w:hanging="360"/>
-      </w:pPr>
-    </w:lvl>
-    <w:lvl w:ilvl="1">
-      <w:start w:val="1"/>
-      <w:numFmt w:val="decimal"/>
-      <w:lvlText w:val="%2."/>
-      <w:lvlJc w:val="left"/>
-      <w:pPr>
-        <w:ind w:left="1440" w:hanging="360"/>
-      </w:pPr>
-    </w:lvl>
-    <w:lvl w:ilvl="2">
-      <w:start w:val="1"/>
-      <w:numFmt w:val="decimal"/>
-      <w:lvlText w:val="%3."/>
-      <w:lvlJc w:val="left"/>
-      <w:pPr>
-        <w:ind w:left="2160" w:hanging="360"/>
-      </w:pPr>
-    </w:lvl>
-    <w:lvl w:ilvl="3">
-      <w:start w:val="1"/>
-      <w:numFmt w:val="decimal"/>
-      <w:lvlText w:val="%4."/>
-      <w:lvlJc w:val="left"/>
-      <w:pPr>
-        <w:ind w:left="2880" w:hanging="360"/>
-      </w:pPr>
-    </w:lvl>
-    <w:lvl w:ilvl="4">
-      <w:start w:val="1"/>
-      <w:numFmt w:val="decimal"/>
-      <w:lvlText w:val="%5."/>
-      <w:lvlJc w:val="left"/>
-      <w:pPr>
-        <w:ind w:left="3600" w:hanging="360"/>
-      </w:pPr>
-    </w:lvl>
-    <w:lvl w:ilvl="5">
-      <w:start w:val="1"/>
-      <w:numFmt w:val="decimal"/>
-      <w:lvlText w:val="%6."/>
-      <w:lvlJc w:val="left"/>
-      <w:pPr>
-        <w:ind w:left="4320" w:hanging="360"/>
-      </w:pPr>
-    </w:lvl>
-    <w:lvl w:ilvl="6">
-      <w:start w:val="1"/>
-      <w:numFmt w:val="decimal"/>
-      <w:lvlText w:val="%7."/>
-      <w:lvlJc w:val="left"/>
-      <w:pPr>
-        <w:ind w:left="5040" w:hanging="360"/>
-      </w:pPr>
-    </w:lvl>
-    <w:lvl w:ilvl="7">
-      <w:start w:val="1"/>
-      <w:numFmt w:val="decimal"/>
-      <w:lvlText w:val="%8."/>
-      <w:lvlJc w:val="left"/>
-      <w:pPr>
-        <w:ind w:left="5760" w:hanging="360"/>
-      </w:pPr>
-    </w:lvl>
-    <w:lvl w:ilvl="8">
-      <w:start w:val="1"/>
-      <w:numFmt w:val="decimal"/>
-      <w:lvlText w:val="%9."/>
       <w:lvlJc w:val="left"/>
       <w:pPr>
         <w:ind w:left="6480" w:hanging="360"/>
@@ -17756,10 +15266,37 @@
     </w:lvlOverride>
   </w:num>
   <w:num w:numId="1004">
-    <w:abstractNumId w:val="991"/>
+    <w:abstractNumId w:val="99431"/>
+    <w:lvlOverride w:ilvl="0">
+      <w:startOverride w:val="1"/>
+    </w:lvlOverride>
+    <w:lvlOverride w:ilvl="1">
+      <w:startOverride w:val="1"/>
+    </w:lvlOverride>
+    <w:lvlOverride w:ilvl="2">
+      <w:startOverride w:val="1"/>
+    </w:lvlOverride>
+    <w:lvlOverride w:ilvl="3">
+      <w:startOverride w:val="1"/>
+    </w:lvlOverride>
+    <w:lvlOverride w:ilvl="4">
+      <w:startOverride w:val="1"/>
+    </w:lvlOverride>
+    <w:lvlOverride w:ilvl="5">
+      <w:startOverride w:val="1"/>
+    </w:lvlOverride>
+    <w:lvlOverride w:ilvl="6">
+      <w:startOverride w:val="1"/>
+    </w:lvlOverride>
+    <w:lvlOverride w:ilvl="7">
+      <w:startOverride w:val="1"/>
+    </w:lvlOverride>
+    <w:lvlOverride w:ilvl="8">
+      <w:startOverride w:val="1"/>
+    </w:lvlOverride>
   </w:num>
   <w:num w:numId="1005">
-    <w:abstractNumId w:val="99731"/>
+    <w:abstractNumId w:val="99431"/>
     <w:lvlOverride w:ilvl="0">
       <w:startOverride w:val="1"/>
     </w:lvlOverride>
@@ -17789,7 +15326,7 @@
     </w:lvlOverride>
   </w:num>
   <w:num w:numId="1006">
-    <w:abstractNumId w:val="99411"/>
+    <w:abstractNumId w:val="99431"/>
     <w:lvlOverride w:ilvl="0">
       <w:startOverride w:val="1"/>
     </w:lvlOverride>
@@ -17819,7 +15356,34 @@
     </w:lvlOverride>
   </w:num>
   <w:num w:numId="1007">
-    <w:abstractNumId w:val="991"/>
+    <w:abstractNumId w:val="99431"/>
+    <w:lvlOverride w:ilvl="0">
+      <w:startOverride w:val="1"/>
+    </w:lvlOverride>
+    <w:lvlOverride w:ilvl="1">
+      <w:startOverride w:val="1"/>
+    </w:lvlOverride>
+    <w:lvlOverride w:ilvl="2">
+      <w:startOverride w:val="1"/>
+    </w:lvlOverride>
+    <w:lvlOverride w:ilvl="3">
+      <w:startOverride w:val="1"/>
+    </w:lvlOverride>
+    <w:lvlOverride w:ilvl="4">
+      <w:startOverride w:val="1"/>
+    </w:lvlOverride>
+    <w:lvlOverride w:ilvl="5">
+      <w:startOverride w:val="1"/>
+    </w:lvlOverride>
+    <w:lvlOverride w:ilvl="6">
+      <w:startOverride w:val="1"/>
+    </w:lvlOverride>
+    <w:lvlOverride w:ilvl="7">
+      <w:startOverride w:val="1"/>
+    </w:lvlOverride>
+    <w:lvlOverride w:ilvl="8">
+      <w:startOverride w:val="1"/>
+    </w:lvlOverride>
   </w:num>
   <w:num w:numId="1008">
     <w:abstractNumId w:val="99431"/>
@@ -17942,126 +15506,6 @@
     </w:lvlOverride>
   </w:num>
   <w:num w:numId="1012">
-    <w:abstractNumId w:val="99431"/>
-    <w:lvlOverride w:ilvl="0">
-      <w:startOverride w:val="1"/>
-    </w:lvlOverride>
-    <w:lvlOverride w:ilvl="1">
-      <w:startOverride w:val="1"/>
-    </w:lvlOverride>
-    <w:lvlOverride w:ilvl="2">
-      <w:startOverride w:val="1"/>
-    </w:lvlOverride>
-    <w:lvlOverride w:ilvl="3">
-      <w:startOverride w:val="1"/>
-    </w:lvlOverride>
-    <w:lvlOverride w:ilvl="4">
-      <w:startOverride w:val="1"/>
-    </w:lvlOverride>
-    <w:lvlOverride w:ilvl="5">
-      <w:startOverride w:val="1"/>
-    </w:lvlOverride>
-    <w:lvlOverride w:ilvl="6">
-      <w:startOverride w:val="1"/>
-    </w:lvlOverride>
-    <w:lvlOverride w:ilvl="7">
-      <w:startOverride w:val="1"/>
-    </w:lvlOverride>
-    <w:lvlOverride w:ilvl="8">
-      <w:startOverride w:val="1"/>
-    </w:lvlOverride>
-  </w:num>
-  <w:num w:numId="1013">
-    <w:abstractNumId w:val="99431"/>
-    <w:lvlOverride w:ilvl="0">
-      <w:startOverride w:val="1"/>
-    </w:lvlOverride>
-    <w:lvlOverride w:ilvl="1">
-      <w:startOverride w:val="1"/>
-    </w:lvlOverride>
-    <w:lvlOverride w:ilvl="2">
-      <w:startOverride w:val="1"/>
-    </w:lvlOverride>
-    <w:lvlOverride w:ilvl="3">
-      <w:startOverride w:val="1"/>
-    </w:lvlOverride>
-    <w:lvlOverride w:ilvl="4">
-      <w:startOverride w:val="1"/>
-    </w:lvlOverride>
-    <w:lvlOverride w:ilvl="5">
-      <w:startOverride w:val="1"/>
-    </w:lvlOverride>
-    <w:lvlOverride w:ilvl="6">
-      <w:startOverride w:val="1"/>
-    </w:lvlOverride>
-    <w:lvlOverride w:ilvl="7">
-      <w:startOverride w:val="1"/>
-    </w:lvlOverride>
-    <w:lvlOverride w:ilvl="8">
-      <w:startOverride w:val="1"/>
-    </w:lvlOverride>
-  </w:num>
-  <w:num w:numId="1014">
-    <w:abstractNumId w:val="99431"/>
-    <w:lvlOverride w:ilvl="0">
-      <w:startOverride w:val="1"/>
-    </w:lvlOverride>
-    <w:lvlOverride w:ilvl="1">
-      <w:startOverride w:val="1"/>
-    </w:lvlOverride>
-    <w:lvlOverride w:ilvl="2">
-      <w:startOverride w:val="1"/>
-    </w:lvlOverride>
-    <w:lvlOverride w:ilvl="3">
-      <w:startOverride w:val="1"/>
-    </w:lvlOverride>
-    <w:lvlOverride w:ilvl="4">
-      <w:startOverride w:val="1"/>
-    </w:lvlOverride>
-    <w:lvlOverride w:ilvl="5">
-      <w:startOverride w:val="1"/>
-    </w:lvlOverride>
-    <w:lvlOverride w:ilvl="6">
-      <w:startOverride w:val="1"/>
-    </w:lvlOverride>
-    <w:lvlOverride w:ilvl="7">
-      <w:startOverride w:val="1"/>
-    </w:lvlOverride>
-    <w:lvlOverride w:ilvl="8">
-      <w:startOverride w:val="1"/>
-    </w:lvlOverride>
-  </w:num>
-  <w:num w:numId="1015">
-    <w:abstractNumId w:val="99431"/>
-    <w:lvlOverride w:ilvl="0">
-      <w:startOverride w:val="1"/>
-    </w:lvlOverride>
-    <w:lvlOverride w:ilvl="1">
-      <w:startOverride w:val="1"/>
-    </w:lvlOverride>
-    <w:lvlOverride w:ilvl="2">
-      <w:startOverride w:val="1"/>
-    </w:lvlOverride>
-    <w:lvlOverride w:ilvl="3">
-      <w:startOverride w:val="1"/>
-    </w:lvlOverride>
-    <w:lvlOverride w:ilvl="4">
-      <w:startOverride w:val="1"/>
-    </w:lvlOverride>
-    <w:lvlOverride w:ilvl="5">
-      <w:startOverride w:val="1"/>
-    </w:lvlOverride>
-    <w:lvlOverride w:ilvl="6">
-      <w:startOverride w:val="1"/>
-    </w:lvlOverride>
-    <w:lvlOverride w:ilvl="7">
-      <w:startOverride w:val="1"/>
-    </w:lvlOverride>
-    <w:lvlOverride w:ilvl="8">
-      <w:startOverride w:val="1"/>
-    </w:lvlOverride>
-  </w:num>
-  <w:num w:numId="1016">
     <w:abstractNumId w:val="99731"/>
     <w:lvlOverride w:ilvl="0">
       <w:startOverride w:val="1"/>
